--- a/Starwrought_Foundry_Features.docx
+++ b/Starwrought_Foundry_Features.docx
@@ -48,7 +48,7 @@
           <w:b/>
           <w:i w:val="0"/>
         </w:rPr>
-        <w:t>0.5.1</w:t>
+        <w:t>0.5.2</w:t>
       </w:r>
       <w:r>
         <w:rPr>
@@ -6800,7 +6800,7 @@
           <w:b w:val="0"/>
           <w:i w:val="0"/>
         </w:rPr>
-        <w:t>A Bind is drawn between the two bound tokens for everyone who can see both (Mike, 2026-10-01): two gold rails with rungs for a neutral Bind, labelled at the midpoint with both implements ("Spear / Shortsword"); a Controlled Bind runs from the Controller with an arrowhead at the Controlled end and a small Control pill. It follows a drag clone, is dashed while either token is hidden (GM only), and goes when the Bind ends. The Bound, Controlling and Controlled effects now say what they are ("Bound: Neutral Bind with Evader"), carry the partner as their origin and the implements in their description, and there is exactly one of them per Bind: condition effects are created under the static ids the token palette uses, so a rules-set Bound shows lit in the palette and a click there toggles it rather than laying a twin beside it. A Bind formed from a card by a player whose partner they do not own is picked up by the partner's owning client (the GM when connected), so both sides are written.</w:t>
+        <w:t>A Bind is drawn between the two bound tokens for everyone who can see both (Mike, 2026-10-01): two gold rails with rungs for a neutral Bind, labelled at the midpoint with both implements ("Spear / Shortsword"); a Controlled Bind runs from the Controller with an arrowhead at the Controlled end and a small Control pill. It follows a drag clone, is dashed while either token is hidden (GM only), and goes when the Bind ends. The chain is drawn light and beneath the targeting arrows (0.5.2; Mike: the line was overpowering the distance arrow): thin rails, dim rungs, a small label that stands off the midpoint far enough to clear the arrow's distance pill at any zoom, so a Bind and a target between the same two tokens read as an arrow with a chain under it, not the other way round. The Bound, Controlling and Controlled effects now say what they are ("Bound: Neutral Bind with Evader"), carry the partner as their origin and the implements in their description, and there is exactly one of them per Bind: condition effects are created under the static ids the token palette uses, so a rules-set Bound shows lit in the palette and a click there toggles it rather than laying a twin beside it. A Bind formed from a card by a player whose partner they do not own is picked up by the partner's owning client (the GM when connected), so both sides are written.</w:t>
       </w:r>
     </w:p>
     <w:p>
@@ -7483,7 +7483,45 @@
           <w:b w:val="0"/>
           <w:i w:val="0"/>
         </w:rPr>
-        <w:t xml:space="preserve"> (Mike, 2026-10-01). The sheet is the character's record, and some of it is the GM's to write. For a player, Ancestry, Bloodline, Culture, Background, Calling, Ancestry Vigor, Calling Vigor and Ancestry Speed are text, not fields; Level is a badge with three star pips beneath it for the Milestones reached (the fourth is the level); Hero Points show a count and a </w:t>
+        <w:t xml:space="preserve"> (Mike, 2026-10-01). The sheet is the character's record, and some of it is the GM's to write. For a player, Ancestry, Bloodline, Culture, Background, Calling, Ancestry Vigor, Calling Vigor and Ancestry Speed are text, not fields, and each explains itself on hover (0.5.2): a name shows the chassis's description followed by its effect, with its Root Talent's description and effect in place of the summary when the character owns that Talent (Human: the ancestry's line, then Humanity; Soldier: the story, then what it trains), and a number says where it comes from and what it feeds. The sheet reads the chassis from the compendium, and behind it from </w:t>
+      </w:r>
+      <w:r>
+        <w:rPr>
+          <w:rFonts w:ascii="Consolas" w:hAnsi="Consolas" w:cs="Consolas" w:eastAsia="Consolas"/>
+          <w:b w:val="0"/>
+          <w:i w:val="0"/>
+          <w:color w:val="1F2A4A"/>
+          <w:sz w:val="19"/>
+          <w:shd w:val="clear" w:color="auto" w:fill="EEF0F5"/>
+        </w:rPr>
+        <w:t>content/chassis.json</w:t>
+      </w:r>
+      <w:r>
+        <w:rPr>
+          <w:rFonts w:ascii="Calibri" w:hAnsi="Calibri" w:cs="Calibri" w:eastAsia="Calibri"/>
+          <w:b w:val="0"/>
+          <w:i w:val="0"/>
+        </w:rPr>
+        <w:t xml:space="preserve">, which </w:t>
+      </w:r>
+      <w:r>
+        <w:rPr>
+          <w:rFonts w:ascii="Consolas" w:hAnsi="Consolas" w:cs="Consolas" w:eastAsia="Consolas"/>
+          <w:b w:val="0"/>
+          <w:i w:val="0"/>
+          <w:color w:val="1F2A4A"/>
+          <w:sz w:val="19"/>
+          <w:shd w:val="clear" w:color="auto" w:fill="EEF0F5"/>
+        </w:rPr>
+        <w:t>build_foundry.mjs</w:t>
+      </w:r>
+      <w:r>
+        <w:rPr>
+          <w:rFonts w:ascii="Calibri" w:hAnsi="Calibri" w:cs="Calibri" w:eastAsia="Calibri"/>
+          <w:b w:val="0"/>
+          <w:i w:val="0"/>
+        </w:rPr>
+        <w:t xml:space="preserve"> writes for every authored chassis whether or not Enabled? let it into the pack, so a Background or Calling switched off after a character chose it still has its text. Level is a badge with three star pips beneath it for the Milestones reached (the fourth is the level); Hero Points show a count and a </w:t>
       </w:r>
       <w:r>
         <w:rPr>

--- a/Starwrought_Foundry_Features.docx
+++ b/Starwrought_Foundry_Features.docx
@@ -48,7 +48,7 @@
           <w:b/>
           <w:i w:val="0"/>
         </w:rPr>
-        <w:t>0.5.2</w:t>
+        <w:t>0.5.3</w:t>
       </w:r>
       <w:r>
         <w:rPr>
@@ -3653,7 +3653,7 @@
           <w:b w:val="0"/>
           <w:i w:val="0"/>
         </w:rPr>
-        <w:t xml:space="preserve"> moves play on after a Maneuver without Passing. The tracker header counts the pass streak ("2 of 5"); only an explicit Pass counts, or a combatant who cannot act at all (Defeated, Unconscious, Dying) and so Passes by necessity. A GM who clicks Next Turn for a monster that swung has not Passed for it, and any Maneuver paid at your own Opportunity resets the streak. A lone combatant's Pass is a whole circuit and ends the round; its Next Turn or End Opportunity after a Maneuver is simply its next Opportunity in the same round, so its six actions and any Prepared Maneuver survive. With no GM connected the streak is kept in memory by one elected client. Under each tracker row: actions left as a glyph, the reserved count, and an hourglass while Preparing.</w:t>
+        <w:t xml:space="preserve"> moves play on after a Maneuver without Passing. The tracker header counts the pass streak ("2 of 5"); only an explicit Pass counts, or a combatant who cannot act at all (Defeated, Unconscious, Dying) and so Passes by necessity. A GM who clicks Next Turn for a monster that swung has not Passed for it, and any Maneuver paid at your own Opportunity resets the streak. A lone combatant's Pass is a whole circuit and ends the round; its Next Turn or End Opportunity after a Maneuver is simply its next Opportunity in the same round, so its six actions and any Prepared Maneuver survive. With no GM connected the streak is kept in memory by one elected client. Under each tracker row: the actions left as a large gold number over the round's count ("5/6", red at zero) with a pip per action lit while unspent, the same pips the sheet shows (0.5.3; it was one small circled glyph), then the reserved count and an hourglass while Preparing.</w:t>
       </w:r>
     </w:p>
     <w:p>
@@ -3960,7 +3960,23 @@
           <w:b w:val="0"/>
           <w:i w:val="0"/>
         </w:rPr>
-        <w:t xml:space="preserve"> per Speed's worth of feet, rounded up. Two Moves is two Opportunities' worth, and the card says so; a bent path a straight Rush would have paid three for gets a hint;</w:t>
+        <w:t xml:space="preserve"> per Speed's worth of feet, rounded up. Two Moves is two Opportunities' worth, so a drag that would take a second Move is refused before the token lands (0.5.3; Mike: "we should not be able to Move more than our Speed at one time, in combat"), with a notice saying how far one Move carries you and that a straight Rush is the way to go further. The same holds for a second Crawl. The world setting </w:t>
+      </w:r>
+      <w:r>
+        <w:rPr>
+          <w:rFonts w:ascii="Calibri" w:hAnsi="Calibri" w:cs="Calibri" w:eastAsia="Calibri"/>
+          <w:b/>
+          <w:i w:val="0"/>
+        </w:rPr>
+        <w:t>One Maneuver per Opportunity on the map</w:t>
+      </w:r>
+      <w:r>
+        <w:rPr>
+          <w:rFonts w:ascii="Calibri" w:hAnsi="Calibri" w:cs="Calibri" w:eastAsia="Calibri"/>
+          <w:b w:val="0"/>
+          <w:i w:val="0"/>
+        </w:rPr>
+        <w:t xml:space="preserve"> switches the refusal off, and the move's card then counts the Moves for the table, as 0.5.2 did. A bent path a straight Rush would have paid three for gets a hint;</w:t>
       </w:r>
     </w:p>
     <w:p>
@@ -4881,7 +4897,7 @@
           <w:b w:val="0"/>
           <w:i w:val="0"/>
         </w:rPr>
-        <w:t xml:space="preserve"> From the token doing the targeting to whatever it targets, in the targeting player's colour, drawn for everyone who can see both tokens. They start at the edge of one space and end at the edge of the other with an arrowhead, over a dark underlay so they read on a light map as well as a dark one. </w:t>
+        <w:t xml:space="preserve"> From the token doing the targeting to whatever it targets, in the targeting player's colour. The GM sees every arrow; a player sees only the arrows their own user set (0.5.3; Mike: "players should not be able to see any targeting arrows other than their own"), so who the adversaries are going for stays the GM's to reveal. They start at the edge of one space and end at the edge of the other with an arrowhead, over a dark underlay so they read on a light map as well as a dark one. At short range, where the distance pill would cover the shaft it describes, the pill steps off the line to the upper side and the arrow stays in view (0.5.3; Mike: "short distances have non-ideal targeting and bind arrows"); the Bind chain's label keeps the lower side, so the two never trade places. </w:t>
       </w:r>
       <w:r>
         <w:rPr>
@@ -6301,7 +6317,7 @@
           <w:b w:val="0"/>
           <w:i w:val="0"/>
         </w:rPr>
-        <w:t xml:space="preserve"> when a straight Rush would have been cheaper than the Moves.</w:t>
+        <w:t xml:space="preserve"> when a straight Rush would have been cheaper than the Moves. The trail of an earlier Opportunity's Moves (core's movement history, drawn behind a new drag) is cleared as a combatant's Opportunity begins, by the client responsible for it (0.5.3; Mike: "My past Move trails should disappear when it is my opportunity to go again"), which covers the two cases core leaves: a table with no GM connected, and a lone combatant whose next Opportunity writes no Combat update.</w:t>
       </w:r>
     </w:p>
     <w:p>
@@ -6337,7 +6353,24 @@
           <w:b w:val="0"/>
           <w:i w:val="0"/>
         </w:rPr>
-        <w:t xml:space="preserve">Nothing is prevented, in keeping with the rest of the system. The red squares are a warning, the drop still lands, and the overspend is announced in chat. Client setting </w:t>
+        <w:t>One thing is prevented (0.5.3): at your own Opportunity, a drag that would take a second Move or a second Crawl is refused when the token is dropped, since an Opportunity holds one Maneuver; those squares are red on the way and the label reads "</w:t>
+      </w:r>
+      <w:r>
+        <w:rPr>
+          <w:rFonts w:ascii="Segoe UI Symbol" w:hAnsi="Segoe UI Symbol" w:cs="Segoe UI Symbol" w:eastAsia="Segoe UI Symbol"/>
+          <w:b w:val="0"/>
+          <w:i w:val="0"/>
+          <w:color w:val="8A6A12"/>
+        </w:rPr>
+        <w:t>❶</w:t>
+      </w:r>
+      <w:r>
+        <w:rPr>
+          <w:rFonts w:ascii="Calibri" w:hAnsi="Calibri" w:cs="Calibri" w:eastAsia="Calibri"/>
+          <w:b w:val="0"/>
+          <w:i w:val="0"/>
+        </w:rPr>
+        <w:t xml:space="preserve">×2 · past one Move", so the refusal is never a surprise. Everything else stays a warning: the red squares past your remaining actions, the drop still lands, and the overspend is announced in chat. Client setting </w:t>
       </w:r>
       <w:r>
         <w:rPr>
@@ -7694,7 +7727,7 @@
           <w:b w:val="0"/>
           <w:i w:val="0"/>
         </w:rPr>
-        <w:t>: Expose the attacker or the defender (a Zone picker), Form Bind or Take Control, the riposte, Give ground 3 ft or Step, and the Counter's Quick Strike back, each shown only to the side it belongs to.</w:t>
+        <w:t>: Expose the attacker or the defender (a Zone picker), Form Bind or Take Control, the riposte, Give ground 3 ft or Step, and the Counter's Quick Strike back, each shown only to the side it belongs to. A Strike at a target the weapon cannot reach says so on the card and is never refused; since 0.5.3 the cards the attack flow resolves say it too (they had the note switched off, so a partner Striking from outside his own reach went unremarked).</w:t>
       </w:r>
     </w:p>
     <w:p>
@@ -7704,6 +7737,24 @@
           <w:b/>
           <w:i w:val="0"/>
         </w:rPr>
+        <w:t>Reroll</w:t>
+      </w:r>
+      <w:r>
+        <w:rPr>
+          <w:rFonts w:ascii="Calibri" w:hAnsi="Calibri" w:cs="Calibri" w:eastAsia="Calibri"/>
+          <w:b w:val="0"/>
+          <w:i w:val="0"/>
+        </w:rPr>
+        <w:t xml:space="preserve"> (0.5.3; Mike: "Players (and the GM) should have a 'reroll' option on the Attack, for special cases", "and for Defense rolls, too"). Every Attack and Defense card offers Reroll to the roller's owner and to the GM. A small dialog takes the reason, for the record, and offers to spend a Hero Point when the roller is a character holding one. The d20 is thrown again with the first die's formula; everything else stays as it was (the weapon or attack row, the Strike, the defender's Defense, Reaction and Posture, the Proficiency rolled, the modifiers, the Threshold where it was shown), and nothing is paid again: the Reaction was charged when the first die landed and the Strike's actions were spent before it. The new card says it is a reroll and why; the old card stays in the record, dimmed, with its total struck through and every control disabled. When the card hid its Threshold (an adversary's, inside the attack flow) the die is thrown on the roller's client and read on the active GM's client over the socket, which checks that the die is a Roll of the first card's own formula and that the asker owns the roller, reads the Threshold again from actor data, and answers with the outcome; with no GM connected the player is told so. The attack card that carried the pairing's outcome follows the new card, with a line in its log. Rerolling a card that was itself rerolled rerolls the newest; a superseded card refuses.</w:t>
+      </w:r>
+    </w:p>
+    <w:p>
+      <w:r>
+        <w:rPr>
+          <w:rFonts w:ascii="Calibri" w:hAnsi="Calibri" w:cs="Calibri" w:eastAsia="Calibri"/>
+          <w:b/>
+          <w:i w:val="0"/>
+        </w:rPr>
         <w:t>Damage cards</w:t>
       </w:r>
       <w:r>
@@ -7712,7 +7763,7 @@
           <w:b w:val="0"/>
           <w:i w:val="0"/>
         </w:rPr>
-        <w:t xml:space="preserve"> show the formula broken into its parts, the Deadly die, a Zone selector (locked to the Torso for a Quick Strike, offering the Exposed Zones for a Deliberate or Committed Hit, open for a Graze or a Critical Hit) with a note saying whose choice it is, and Apply / half / heal.</w:t>
+        <w:t xml:space="preserve"> show the formula broken into its parts, the Deadly die, a Zone selector (locked to the Torso for a Quick Strike, offering the Exposed Zones for a Deliberate or Committed Hit, open for a Graze or a Critical Hit) with a note saying whose choice it is, and Apply / half / heal. Apply lands on the creature the card was rolled against (0.5.3). Your own client spends it when you may write that actor; otherwise the active GM's client does, asked over the system socket with the card's id, the Zone and the multiplier. It reads who was hit and how hard from the card itself and who is asking from the server's stamp on the event, allows only the card's author or the attacker's owner, holds a Quick Strike to the Torso, and answers you with "Applied to {name}" or the reason it refused; the applied card still goes to the GM alone for an adversary, and with no GM connected you are told so. Shift-click spends the card on your selected tokens instead (the GM's redirect, or a player taking an adversary's blow on themselves), and a card rolled with no target falls back to the selection, then your targets. Until 0.5.3 the selection came first, so a player's own Strike landed on their own selected token.</w:t>
       </w:r>
     </w:p>
     <w:p>
@@ -7910,7 +7961,7 @@
         </w:trPr>
         <w:tc>
           <w:tcPr>
-            <w:tcW w:type="dxa" w:w="1495"/>
+            <w:tcW w:type="dxa" w:w="1503"/>
             <w:shd w:val="clear" w:color="auto" w:fill="1F2A4A"/>
           </w:tcPr>
           <w:p>
@@ -7962,7 +8013,7 @@
         </w:tc>
         <w:tc>
           <w:tcPr>
-            <w:tcW w:type="dxa" w:w="6431"/>
+            <w:tcW w:type="dxa" w:w="6423"/>
             <w:shd w:val="clear" w:color="auto" w:fill="1F2A4A"/>
           </w:tcPr>
           <w:p>
@@ -7990,7 +8041,7 @@
       <w:tr>
         <w:tc>
           <w:tcPr>
-            <w:tcW w:type="dxa" w:w="1495"/>
+            <w:tcW w:type="dxa" w:w="1503"/>
           </w:tcPr>
           <w:p>
             <w:pPr>
@@ -8030,7 +8081,7 @@
         </w:tc>
         <w:tc>
           <w:tcPr>
-            <w:tcW w:type="dxa" w:w="6431"/>
+            <w:tcW w:type="dxa" w:w="6423"/>
           </w:tcPr>
           <w:p>
             <w:pPr>
@@ -8052,7 +8103,7 @@
       <w:tr>
         <w:tc>
           <w:tcPr>
-            <w:tcW w:type="dxa" w:w="1495"/>
+            <w:tcW w:type="dxa" w:w="1503"/>
             <w:shd w:val="clear" w:color="auto" w:fill="F5F6FA"/>
           </w:tcPr>
           <w:p>
@@ -8094,7 +8145,7 @@
         </w:tc>
         <w:tc>
           <w:tcPr>
-            <w:tcW w:type="dxa" w:w="6431"/>
+            <w:tcW w:type="dxa" w:w="6423"/>
             <w:shd w:val="clear" w:color="auto" w:fill="F5F6FA"/>
           </w:tcPr>
           <w:p>
@@ -8117,7 +8168,7 @@
       <w:tr>
         <w:tc>
           <w:tcPr>
-            <w:tcW w:type="dxa" w:w="1495"/>
+            <w:tcW w:type="dxa" w:w="1503"/>
           </w:tcPr>
           <w:p>
             <w:pPr>
@@ -8131,7 +8182,7 @@
                 <w:i w:val="0"/>
                 <w:sz w:val="19"/>
               </w:rPr>
-              <w:t>Track the six-action round</w:t>
+              <w:t>One Maneuver per Opportunity on the map</w:t>
             </w:r>
           </w:p>
         </w:tc>
@@ -8157,7 +8208,7 @@
         </w:tc>
         <w:tc>
           <w:tcPr>
-            <w:tcW w:type="dxa" w:w="6431"/>
+            <w:tcW w:type="dxa" w:w="6423"/>
           </w:tcPr>
           <w:p>
             <w:pPr>
@@ -8171,7 +8222,7 @@
                 <w:i w:val="0"/>
                 <w:sz w:val="19"/>
               </w:rPr>
-              <w:t>Spend actions automatically for Strikes, Reactions, Raise a Shield, Recenter, drawing or stowing a weapon, and movement (a Step, one action per Move, or a Rush). Encounters only; the pips can always be corrected by hand</w:t>
+              <w:t>At a combatant's own Opportunity a drag may be one Step, one Move, one Crawl or one straight Rush; a second Move's worth is refused before the token lands. Off, the move lands and its card counts the Moves</w:t>
             </w:r>
           </w:p>
         </w:tc>
@@ -8179,7 +8230,7 @@
       <w:tr>
         <w:tc>
           <w:tcPr>
-            <w:tcW w:type="dxa" w:w="1495"/>
+            <w:tcW w:type="dxa" w:w="1503"/>
             <w:shd w:val="clear" w:color="auto" w:fill="F5F6FA"/>
           </w:tcPr>
           <w:p>
@@ -8194,7 +8245,7 @@
                 <w:i w:val="0"/>
                 <w:sz w:val="19"/>
               </w:rPr>
-              <w:t>Remind about Recovery checks</w:t>
+              <w:t>Track the six-action round</w:t>
             </w:r>
           </w:p>
         </w:tc>
@@ -8221,7 +8272,7 @@
         </w:tc>
         <w:tc>
           <w:tcPr>
-            <w:tcW w:type="dxa" w:w="6431"/>
+            <w:tcW w:type="dxa" w:w="6423"/>
             <w:shd w:val="clear" w:color="auto" w:fill="F5F6FA"/>
           </w:tcPr>
           <w:p>
@@ -8236,7 +8287,7 @@
                 <w:i w:val="0"/>
                 <w:sz w:val="19"/>
               </w:rPr>
-              <w:t>Post a Recovery card to the owner at the start of each round while a character is Dying, which is when the check is made</w:t>
+              <w:t>Spend actions automatically for Strikes, Reactions, Raise a Shield, Recenter, drawing or stowing a weapon, and movement (a Step, one action per Move, or a Rush). Encounters only; the pips can always be corrected by hand</w:t>
             </w:r>
           </w:p>
         </w:tc>
@@ -8244,7 +8295,7 @@
       <w:tr>
         <w:tc>
           <w:tcPr>
-            <w:tcW w:type="dxa" w:w="1495"/>
+            <w:tcW w:type="dxa" w:w="1503"/>
           </w:tcPr>
           <w:p>
             <w:pPr>
@@ -8258,7 +8309,7 @@
                 <w:i w:val="0"/>
                 <w:sz w:val="19"/>
               </w:rPr>
-              <w:t>Show Total Reach on the map</w:t>
+              <w:t>Remind about Recovery checks</w:t>
             </w:r>
           </w:p>
         </w:tc>
@@ -8284,7 +8335,7 @@
         </w:tc>
         <w:tc>
           <w:tcPr>
-            <w:tcW w:type="dxa" w:w="6431"/>
+            <w:tcW w:type="dxa" w:w="6423"/>
           </w:tcPr>
           <w:p>
             <w:pPr>
@@ -8298,7 +8349,7 @@
                 <w:i w:val="0"/>
                 <w:sz w:val="19"/>
               </w:rPr>
-              <w:t>Draw the reach bands around the token you control or hover over. Per client</w:t>
+              <w:t>Post a Recovery card to the owner at the start of each round while a character is Dying, which is when the check is made</w:t>
             </w:r>
           </w:p>
         </w:tc>
@@ -8306,7 +8357,7 @@
       <w:tr>
         <w:tc>
           <w:tcPr>
-            <w:tcW w:type="dxa" w:w="1495"/>
+            <w:tcW w:type="dxa" w:w="1503"/>
             <w:shd w:val="clear" w:color="auto" w:fill="F5F6FA"/>
           </w:tcPr>
           <w:p>
@@ -8321,7 +8372,7 @@
                 <w:i w:val="0"/>
                 <w:sz w:val="19"/>
               </w:rPr>
-              <w:t>Colour the drag ruler by Moves</w:t>
+              <w:t>Show Total Reach on the map</w:t>
             </w:r>
           </w:p>
         </w:tc>
@@ -8348,7 +8399,7 @@
         </w:tc>
         <w:tc>
           <w:tcPr>
-            <w:tcW w:type="dxa" w:w="6431"/>
+            <w:tcW w:type="dxa" w:w="6423"/>
             <w:shd w:val="clear" w:color="auto" w:fill="F5F6FA"/>
           </w:tcPr>
           <w:p>
@@ -8363,7 +8414,7 @@
                 <w:i w:val="0"/>
                 <w:sz w:val="19"/>
               </w:rPr>
-              <w:t>Colour the squares a drag crosses by which action pays for them: a Step, each Move, a Rush, or past what you have left. Per client</w:t>
+              <w:t>Draw the reach bands around the token you control or hover over. Per client</w:t>
             </w:r>
           </w:p>
         </w:tc>
@@ -8371,7 +8422,7 @@
       <w:tr>
         <w:tc>
           <w:tcPr>
-            <w:tcW w:type="dxa" w:w="1495"/>
+            <w:tcW w:type="dxa" w:w="1503"/>
           </w:tcPr>
           <w:p>
             <w:pPr>
@@ -8385,7 +8436,7 @@
                 <w:i w:val="0"/>
                 <w:sz w:val="19"/>
               </w:rPr>
-              <w:t>Draw targeting arrows on the map</w:t>
+              <w:t>Colour the drag ruler by Moves</w:t>
             </w:r>
           </w:p>
         </w:tc>
@@ -8411,7 +8462,7 @@
         </w:tc>
         <w:tc>
           <w:tcPr>
-            <w:tcW w:type="dxa" w:w="6431"/>
+            <w:tcW w:type="dxa" w:w="6423"/>
           </w:tcPr>
           <w:p>
             <w:pPr>
@@ -8425,7 +8476,7 @@
                 <w:i w:val="0"/>
                 <w:sz w:val="19"/>
               </w:rPr>
-              <w:t>An arrow from each token to what it targets, in the targeting player's colour. Per client</w:t>
+              <w:t>Colour the squares a drag crosses by which action pays for them: a Step, each Move, a Rush, or past what you have left. Per client</w:t>
             </w:r>
           </w:p>
         </w:tc>
@@ -8433,7 +8484,7 @@
       <w:tr>
         <w:tc>
           <w:tcPr>
-            <w:tcW w:type="dxa" w:w="1495"/>
+            <w:tcW w:type="dxa" w:w="1503"/>
             <w:shd w:val="clear" w:color="auto" w:fill="F5F6FA"/>
           </w:tcPr>
           <w:p>
@@ -8448,7 +8499,7 @@
                 <w:i w:val="0"/>
                 <w:sz w:val="19"/>
               </w:rPr>
-              <w:t>The attack flow</w:t>
+              <w:t>Draw targeting arrows on the map</w:t>
             </w:r>
           </w:p>
         </w:tc>
@@ -8475,8 +8526,70 @@
         </w:tc>
         <w:tc>
           <w:tcPr>
-            <w:tcW w:type="dxa" w:w="6431"/>
+            <w:tcW w:type="dxa" w:w="6423"/>
             <w:shd w:val="clear" w:color="auto" w:fill="F5F6FA"/>
+          </w:tcPr>
+          <w:p>
+            <w:pPr>
+              <w:spacing w:after="40"/>
+            </w:pPr>
+            <w:r/>
+            <w:r>
+              <w:rPr>
+                <w:rFonts w:ascii="Calibri" w:hAnsi="Calibri" w:cs="Calibri" w:eastAsia="Calibri"/>
+                <w:b w:val="0"/>
+                <w:i w:val="0"/>
+                <w:sz w:val="19"/>
+              </w:rPr>
+              <w:t>An arrow from each token to what it targets, in the targeting player's colour: every arrow for the GM, only their own for a player. Per client</w:t>
+            </w:r>
+          </w:p>
+        </w:tc>
+      </w:tr>
+      <w:tr>
+        <w:tc>
+          <w:tcPr>
+            <w:tcW w:type="dxa" w:w="1503"/>
+          </w:tcPr>
+          <w:p>
+            <w:pPr>
+              <w:spacing w:after="40"/>
+            </w:pPr>
+            <w:r/>
+            <w:r>
+              <w:rPr>
+                <w:rFonts w:ascii="Calibri" w:hAnsi="Calibri" w:cs="Calibri" w:eastAsia="Calibri"/>
+                <w:b w:val="0"/>
+                <w:i w:val="0"/>
+                <w:sz w:val="19"/>
+              </w:rPr>
+              <w:t>The attack flow</w:t>
+            </w:r>
+          </w:p>
+        </w:tc>
+        <w:tc>
+          <w:tcPr>
+            <w:tcW w:type="dxa" w:w="1434"/>
+          </w:tcPr>
+          <w:p>
+            <w:pPr>
+              <w:spacing w:after="40"/>
+            </w:pPr>
+            <w:r/>
+            <w:r>
+              <w:rPr>
+                <w:rFonts w:ascii="Calibri" w:hAnsi="Calibri" w:cs="Calibri" w:eastAsia="Calibri"/>
+                <w:b w:val="0"/>
+                <w:i w:val="0"/>
+                <w:sz w:val="19"/>
+              </w:rPr>
+              <w:t>on</w:t>
+            </w:r>
+          </w:p>
+        </w:tc>
+        <w:tc>
+          <w:tcPr>
+            <w:tcW w:type="dxa" w:w="6423"/>
           </w:tcPr>
           <w:p>
             <w:pPr>
@@ -8498,7 +8611,8 @@
       <w:tr>
         <w:tc>
           <w:tcPr>
-            <w:tcW w:type="dxa" w:w="1495"/>
+            <w:tcW w:type="dxa" w:w="1503"/>
+            <w:shd w:val="clear" w:color="auto" w:fill="F5F6FA"/>
           </w:tcPr>
           <w:p>
             <w:pPr>
@@ -8519,6 +8633,7 @@
         <w:tc>
           <w:tcPr>
             <w:tcW w:type="dxa" w:w="1434"/>
+            <w:shd w:val="clear" w:color="auto" w:fill="F5F6FA"/>
           </w:tcPr>
           <w:p>
             <w:pPr>
@@ -8538,7 +8653,8 @@
         </w:tc>
         <w:tc>
           <w:tcPr>
-            <w:tcW w:type="dxa" w:w="6431"/>
+            <w:tcW w:type="dxa" w:w="6423"/>
+            <w:shd w:val="clear" w:color="auto" w:fill="F5F6FA"/>
           </w:tcPr>
           <w:p>
             <w:pPr>
@@ -8560,8 +8676,7 @@
       <w:tr>
         <w:tc>
           <w:tcPr>
-            <w:tcW w:type="dxa" w:w="1495"/>
-            <w:shd w:val="clear" w:color="auto" w:fill="F5F6FA"/>
+            <w:tcW w:type="dxa" w:w="1503"/>
           </w:tcPr>
           <w:p>
             <w:pPr>
@@ -8582,7 +8697,6 @@
         <w:tc>
           <w:tcPr>
             <w:tcW w:type="dxa" w:w="1434"/>
-            <w:shd w:val="clear" w:color="auto" w:fill="F5F6FA"/>
           </w:tcPr>
           <w:p>
             <w:pPr>
@@ -8602,7 +8716,29 @@
         </w:tc>
         <w:tc>
           <w:tcPr>
-            <w:tcW w:type="dxa" w:w="6431"/>
+            <w:tcW w:type="dxa" w:w="6423"/>
+          </w:tcPr>
+          <w:p>
+            <w:pPr>
+              <w:spacing w:after="40"/>
+            </w:pPr>
+            <w:r/>
+            <w:r>
+              <w:rPr>
+                <w:rFonts w:ascii="Calibri" w:hAnsi="Calibri" w:cs="Calibri" w:eastAsia="Calibri"/>
+                <w:b w:val="0"/>
+                <w:i w:val="0"/>
+                <w:sz w:val="19"/>
+              </w:rPr>
+              <w:t>Draw every combatant's Visible ranges on the map while an encounter runs. Off, only the hover preview draws. Per client</w:t>
+            </w:r>
+          </w:p>
+        </w:tc>
+      </w:tr>
+      <w:tr>
+        <w:tc>
+          <w:tcPr>
+            <w:tcW w:type="dxa" w:w="1503"/>
             <w:shd w:val="clear" w:color="auto" w:fill="F5F6FA"/>
           </w:tcPr>
           <w:p>
@@ -8617,7 +8753,49 @@
                 <w:i w:val="0"/>
                 <w:sz w:val="19"/>
               </w:rPr>
-              <w:t>Draw every combatant's Visible ranges on the map while an encounter runs. Off, only the hover preview draws. Per client</w:t>
+              <w:t>Range ring contrast</w:t>
+            </w:r>
+          </w:p>
+        </w:tc>
+        <w:tc>
+          <w:tcPr>
+            <w:tcW w:type="dxa" w:w="1434"/>
+            <w:shd w:val="clear" w:color="auto" w:fill="F5F6FA"/>
+          </w:tcPr>
+          <w:p>
+            <w:pPr>
+              <w:spacing w:after="40"/>
+            </w:pPr>
+            <w:r/>
+            <w:r>
+              <w:rPr>
+                <w:rFonts w:ascii="Calibri" w:hAnsi="Calibri" w:cs="Calibri" w:eastAsia="Calibri"/>
+                <w:b w:val="0"/>
+                <w:i w:val="0"/>
+                <w:sz w:val="19"/>
+              </w:rPr>
+              <w:t>Normal</w:t>
+            </w:r>
+          </w:p>
+        </w:tc>
+        <w:tc>
+          <w:tcPr>
+            <w:tcW w:type="dxa" w:w="6423"/>
+            <w:shd w:val="clear" w:color="auto" w:fill="F5F6FA"/>
+          </w:tcPr>
+          <w:p>
+            <w:pPr>
+              <w:spacing w:after="40"/>
+            </w:pPr>
+            <w:r/>
+            <w:r>
+              <w:rPr>
+                <w:rFonts w:ascii="Calibri" w:hAnsi="Calibri" w:cs="Calibri" w:eastAsia="Calibri"/>
+                <w:b w:val="0"/>
+                <w:i w:val="0"/>
+                <w:sz w:val="19"/>
+              </w:rPr>
+              <w:t>How boldly the reach and aura rings are drawn. Every ring has a dark halo under its outline so it reads on a pale floor; Strong thickens the lines and deepens the fills. Per client</w:t>
             </w:r>
           </w:p>
         </w:tc>

--- a/Starwrought_Foundry_Features.docx
+++ b/Starwrought_Foundry_Features.docx
@@ -32,7 +32,7 @@
           <w:b/>
           <w:i w:val="0"/>
         </w:rPr>
-        <w:t>Player's Handbook v4.10</w:t>
+        <w:t>Player's Handbook v4.11</w:t>
       </w:r>
       <w:r>
         <w:rPr>
@@ -48,7 +48,7 @@
           <w:b/>
           <w:i w:val="0"/>
         </w:rPr>
-        <w:t>0.5.3</w:t>
+        <w:t>0.6.0</w:t>
       </w:r>
       <w:r>
         <w:rPr>
@@ -597,7 +597,7 @@
                 <w:i w:val="0"/>
                 <w:sz w:val="19"/>
               </w:rPr>
-              <w:t>Sets Vigor per level; one Calling point buys the signature technique, one free Training goes to the Calling's Skill</w:t>
+              <w:t>Sets your Opening Vigor, paid once at 1st level if it is your first Calling (Berserker 12, Ambusher 8, Hunter, Bravo and Weaponmaster 10); one Calling point buys the signature technique, one free Training goes to the Calling's Skill</w:t>
             </w:r>
           </w:p>
         </w:tc>
@@ -1590,7 +1590,23 @@
           <w:b w:val="0"/>
           <w:i w:val="0"/>
         </w:rPr>
-        <w:t xml:space="preserve"> = 10 + (Ancestry Vigor + Calling Vigor) × level. Only the first Calling counts.</w:t>
+        <w:t xml:space="preserve"> = 10 + your first Calling's Opening Vigor + (Ancestry Vigor + Endure Bonus) × level (PHB v4.11; sync report ruling 67). The Opening Vigor is paid once, at 1st level, and only by the first Calling. The Ancestry's number is paid again at every level, and so is the </w:t>
+      </w:r>
+      <w:r>
+        <w:rPr>
+          <w:rFonts w:ascii="Calibri" w:hAnsi="Calibri" w:cs="Calibri" w:eastAsia="Calibri"/>
+          <w:b/>
+          <w:i w:val="0"/>
+        </w:rPr>
+        <w:t>Endure Bonus</w:t>
+      </w:r>
+      <w:r>
+        <w:rPr>
+          <w:rFonts w:ascii="Calibri" w:hAnsi="Calibri" w:cs="Calibri" w:eastAsia="Calibri"/>
+          <w:b w:val="0"/>
+          <w:i w:val="0"/>
+        </w:rPr>
+        <w:t>: the conditioning clause of Endure Training, read live from your Endure rank, 0 at Untrained and Trained, 1 at Expert, 2 at Master, 3 at Legendary. It is always 0 at 1st level, since Expert needs 5th, and because it is read rather than recorded, reaching Expert lifts every level's share at once, the levels already behind you included. A 1st-level Human Weaponmaster has 28 (10 + 10 + 8 × 1); the same character at 5th with Expert Endure has 65 (10 + 10 + (8 + 1) × 5). The sheet carries the per-level figure and the Opening figure separately, each tooltip says where its number comes from, and the Adjustments field still adds on top.</w:t>
       </w:r>
     </w:p>
     <w:p>
@@ -1699,7 +1715,7 @@
           <w:b w:val="0"/>
           <w:i w:val="0"/>
         </w:rPr>
-        <w:t>Off-Guard (−2 Situation to Evade and Guard), Frightened N (Condition), Fatigued (−1 Condition to Evade and Guard), and Load Strain on Evade (untyped);</w:t>
+        <w:t>Off-Guard (−2 Situation to Evade and Guard), Frightened N and Fatigued N (each a −N Condition penalty to Evade and Guard, so the worse of the two stands; Fatigued N reaches attack rolls as well). Load Strain is not in the list: since PHB v4.11 armor never makes you easier to hit, and Strain comes off nothing on the Defense grid;</w:t>
       </w:r>
     </w:p>
     <w:p>
@@ -3421,7 +3437,7 @@
           <w:b w:val="0"/>
           <w:i w:val="0"/>
         </w:rPr>
-        <w:t xml:space="preserve"> token status marks that a Wound exists; the counts are on the sheet.</w:t>
+        <w:t xml:space="preserve"> token status marks that a Wound exists; the counts are on the sheet, each Zone with a plus and a minus that a player or the GM may press (0.5.3; Mike: "player and GM should be able to change Wounds, and log to chat"): plus takes the Wound through the same path a blow does, so its card says it was marked by hand and everything a Wound does still happens; minus is bookkeeping with no check behind it, said in its own card, and leaves Dying or Prone from that Wound for the table to tidy.</w:t>
       </w:r>
     </w:p>
     <w:p>
@@ -4183,7 +4199,7 @@
           <w:b w:val="0"/>
           <w:i w:val="0"/>
         </w:rPr>
-        <w:t xml:space="preserve"> value on the actor or in its flags) gets a reminder card with a roll button; and from the end of the third round on, every actor with Load Strain 1 or more who is not already Fatigued, unconscious or Dying gets a </w:t>
+        <w:t xml:space="preserve"> value on the actor or in its flags) gets a reminder card with a roll button; and from the end of the third round on, every actor with Load Strain 1 or more who is not yet Fatigued 3, unconscious or Dying gets a </w:t>
       </w:r>
       <w:r>
         <w:rPr>
@@ -4199,7 +4215,7 @@
           <w:b w:val="0"/>
           <w:i w:val="0"/>
         </w:rPr>
-        <w:t xml:space="preserve"> card: Endure against 10 + Load Strain, or Fatigued (−1 Evade and Guard) until after the fight. </w:t>
+        <w:t xml:space="preserve"> card: Endure against 10 + Load Strain. A failure makes them Fatigued 1, or raises their Fatigued by 1, to a maximum of 3, and the card names the new value; Fatigued N is −N Condition to Evade, Guard and attack rolls. The system clears Fatigued when the encounter ends (the Combat is deleted), which is the nearest thing it can see to the book's "ten minutes of rest once the fight is over". </w:t>
       </w:r>
       <w:r>
         <w:rPr>
@@ -4323,7 +4339,41 @@
           <w:b w:val="0"/>
           <w:i w:val="0"/>
         </w:rPr>
-        <w:t>Matched harness (+1 Torso Protection, −1 Load Strain), Clatter, and Load Strain relieved by your Endure rank from Expert (1 at Expert, 2 at Master, 3 at Legendary). Load Strain comes off Evade, off Might and Agility Skill checks, and off your Rush and Leap distances in feet. From the end of the third round a fighter with Load Strain 1 or more makes the Wind check above. A Closed helm is −2 Situation to Awareness checks, the Awareness Threshold and Initiative; an Open helm −1.</w:t>
+        <w:t>Load Strain is the Load of every piece worn and a shield carried, less 1 for a matched harness (which also gives +1 Torso Protection), less your Endure relief, to a minimum of 0. Endure relieves it from Trained (1 at Trained, 2 at Expert, 3 at Master, 4 at Legendary; Untrained relieves nothing), so a fighter Trained in Endure in full plate with a closed helm carries Strain 6 and a Master carries 4, as the book's own worked example has it. Clatter is as before.</w:t>
+      </w:r>
+    </w:p>
+    <w:p>
+      <w:r>
+        <w:rPr>
+          <w:rFonts w:ascii="Calibri" w:hAnsi="Calibri" w:cs="Calibri" w:eastAsia="Calibri"/>
+          <w:b/>
+          <w:i w:val="0"/>
+        </w:rPr>
+        <w:t>Load Strain never touches Evade</w:t>
+      </w:r>
+      <w:r>
+        <w:rPr>
+          <w:rFonts w:ascii="Calibri" w:hAnsi="Calibri" w:cs="Calibri" w:eastAsia="Calibri"/>
+          <w:b w:val="0"/>
+          <w:i w:val="0"/>
+        </w:rPr>
+        <w:t xml:space="preserve"> (PHB v4.11: "Armor does not make you easier to hit"), and it is no blanket penalty on Might or Agility. What it costs is breath, senses and the margins of movement: it comes off your Rush and Leap distances in feet; a Stealth check takes it as an untyped penalty automatically, labelled Load Strain on the card; and because the system cannot tell a Climb or a Swim from a grapple, the roll dialog for an Athletics check offers an unticked </w:t>
+      </w:r>
+      <w:r>
+        <w:rPr>
+          <w:rFonts w:ascii="Calibri" w:hAnsi="Calibri" w:cs="Calibri" w:eastAsia="Calibri"/>
+          <w:b/>
+          <w:i w:val="0"/>
+        </w:rPr>
+        <w:t>Load Strain (Climb or Swim)</w:t>
+      </w:r>
+      <w:r>
+        <w:rPr>
+          <w:rFonts w:ascii="Calibri" w:hAnsi="Calibri" w:cs="Calibri" w:eastAsia="Calibri"/>
+          <w:b w:val="0"/>
+          <w:i w:val="0"/>
+        </w:rPr>
+        <w:t xml:space="preserve"> modifier whenever your Strain is 1 or more, for the player to tick when the check is one of those. No other check takes it: a tumble and a single Move at full Speed are yours at full strength. From the end of the third round a fighter with Load Strain 1 or more makes the Wind check above, each failure deepening Fatigued by one, to Fatigued 3. A Closed helm is −2 Situation to Awareness checks, the Awareness Threshold and Initiative; an Open helm −1.</w:t>
       </w:r>
     </w:p>
     <w:p>
@@ -5115,7 +5165,7 @@
           <w:b w:val="0"/>
           <w:i w:val="0"/>
         </w:rPr>
-        <w:t xml:space="preserve">: how the next physical Attack is met. There are five: </w:t>
+        <w:t xml:space="preserve">: the basic Defense the next physical Attack is met with, </w:t>
       </w:r>
       <w:r>
         <w:rPr>
@@ -5131,6 +5181,54 @@
           <w:b w:val="0"/>
           <w:i w:val="0"/>
         </w:rPr>
+        <w:t xml:space="preserve"> or </w:t>
+      </w:r>
+      <w:r>
+        <w:rPr>
+          <w:rFonts w:ascii="Calibri" w:hAnsi="Calibri" w:cs="Calibri" w:eastAsia="Calibri"/>
+          <w:b/>
+          <w:i w:val="0"/>
+        </w:rPr>
+        <w:t>Guard</w:t>
+      </w:r>
+      <w:r>
+        <w:rPr>
+          <w:rFonts w:ascii="Calibri" w:hAnsi="Calibri" w:cs="Calibri" w:eastAsia="Calibri"/>
+          <w:b w:val="0"/>
+          <w:i w:val="0"/>
+        </w:rPr>
+        <w:t xml:space="preserve"> (0.5.3; Mike: "Standing Stance should only include Evade or Guard"). The Reactions built on them, </w:t>
+      </w:r>
+      <w:r>
+        <w:rPr>
+          <w:rFonts w:ascii="Calibri" w:hAnsi="Calibri" w:cs="Calibri" w:eastAsia="Calibri"/>
+          <w:b/>
+          <w:i w:val="0"/>
+        </w:rPr>
+        <w:t>Void</w:t>
+      </w:r>
+      <w:r>
+        <w:rPr>
+          <w:rFonts w:ascii="Calibri" w:hAnsi="Calibri" w:cs="Calibri" w:eastAsia="Calibri"/>
+          <w:b w:val="0"/>
+          <w:i w:val="0"/>
+        </w:rPr>
+        <w:t xml:space="preserve">, </w:t>
+      </w:r>
+      <w:r>
+        <w:rPr>
+          <w:rFonts w:ascii="Calibri" w:hAnsi="Calibri" w:cs="Calibri" w:eastAsia="Calibri"/>
+          <w:b/>
+          <w:i w:val="0"/>
+        </w:rPr>
+        <w:t>Parry</w:t>
+      </w:r>
+      <w:r>
+        <w:rPr>
+          <w:rFonts w:ascii="Calibri" w:hAnsi="Calibri" w:cs="Calibri" w:eastAsia="Calibri"/>
+          <w:b w:val="0"/>
+          <w:i w:val="0"/>
+        </w:rPr>
         <w:t xml:space="preserve"> and </w:t>
       </w:r>
       <w:r>
@@ -5139,54 +5237,6 @@
           <w:b/>
           <w:i w:val="0"/>
         </w:rPr>
-        <w:t>Guard</w:t>
-      </w:r>
-      <w:r>
-        <w:rPr>
-          <w:rFonts w:ascii="Calibri" w:hAnsi="Calibri" w:cs="Calibri" w:eastAsia="Calibri"/>
-          <w:b w:val="0"/>
-          <w:i w:val="0"/>
-        </w:rPr>
-        <w:t xml:space="preserve">, the two basic Defenses, which cost nothing; and </w:t>
-      </w:r>
-      <w:r>
-        <w:rPr>
-          <w:rFonts w:ascii="Calibri" w:hAnsi="Calibri" w:cs="Calibri" w:eastAsia="Calibri"/>
-          <w:b/>
-          <w:i w:val="0"/>
-        </w:rPr>
-        <w:t>Void</w:t>
-      </w:r>
-      <w:r>
-        <w:rPr>
-          <w:rFonts w:ascii="Calibri" w:hAnsi="Calibri" w:cs="Calibri" w:eastAsia="Calibri"/>
-          <w:b w:val="0"/>
-          <w:i w:val="0"/>
-        </w:rPr>
-        <w:t xml:space="preserve">, </w:t>
-      </w:r>
-      <w:r>
-        <w:rPr>
-          <w:rFonts w:ascii="Calibri" w:hAnsi="Calibri" w:cs="Calibri" w:eastAsia="Calibri"/>
-          <w:b/>
-          <w:i w:val="0"/>
-        </w:rPr>
-        <w:t>Parry</w:t>
-      </w:r>
-      <w:r>
-        <w:rPr>
-          <w:rFonts w:ascii="Calibri" w:hAnsi="Calibri" w:cs="Calibri" w:eastAsia="Calibri"/>
-          <w:b w:val="0"/>
-          <w:i w:val="0"/>
-        </w:rPr>
-        <w:t xml:space="preserve"> and </w:t>
-      </w:r>
-      <w:r>
-        <w:rPr>
-          <w:rFonts w:ascii="Calibri" w:hAnsi="Calibri" w:cs="Calibri" w:eastAsia="Calibri"/>
-          <w:b/>
-          <w:i w:val="0"/>
-        </w:rPr>
         <w:t>Counter</w:t>
       </w:r>
       <w:r>
@@ -5195,7 +5245,7 @@
           <w:b w:val="0"/>
           <w:i w:val="0"/>
         </w:rPr>
-        <w:t xml:space="preserve">, the Reactions built on them, which cost </w:t>
+        <w:t xml:space="preserve">, cost </w:t>
       </w:r>
       <w:r>
         <w:rPr>
@@ -5212,7 +5262,26 @@
           <w:b w:val="0"/>
           <w:i w:val="0"/>
         </w:rPr>
-        <w:t xml:space="preserve"> from the six when an attack lands on you and are only yours to hold when the Talent or rank that grants them is there (Evade Training, Guard Training with a rigid implement in hand, Expert rank in Melee for Counter). Awareness and Endure are not stances; the handbook calls for them by name.</w:t>
+        <w:t xml:space="preserve"> from the six when an attack lands on you, are only yours when the Talent or rank that grants them is there (Evade Training, Guard Training with a rigid implement in hand, Expert rank in Melee for Counter), and are chosen blow by blow in the Combat Prompt rather than held as a stance; as Maneuvers they appear on the sheet's Maneuvers tab once their rows are enabled in </w:t>
+      </w:r>
+      <w:r>
+        <w:rPr>
+          <w:rFonts w:ascii="Consolas" w:hAnsi="Consolas" w:cs="Consolas" w:eastAsia="Consolas"/>
+          <w:b w:val="0"/>
+          <w:i w:val="0"/>
+          <w:color w:val="1F2A4A"/>
+          <w:sz w:val="19"/>
+          <w:shd w:val="clear" w:color="auto" w:fill="EEF0F5"/>
+        </w:rPr>
+        <w:t>data/maneuvers.xlsx</w:t>
+      </w:r>
+      <w:r>
+        <w:rPr>
+          <w:rFonts w:ascii="Calibri" w:hAnsi="Calibri" w:cs="Calibri" w:eastAsia="Calibri"/>
+          <w:b w:val="0"/>
+          <w:i w:val="0"/>
+        </w:rPr>
+        <w:t>. A stance a character set to a Reaction before 0.5.3 reads as the Defense it stood on. Awareness and Endure are not stances; the handbook calls for them by name.</w:t>
       </w:r>
     </w:p>
     <w:p>
@@ -5233,7 +5302,7 @@
           <w:b w:val="0"/>
           <w:i w:val="0"/>
         </w:rPr>
-        <w:t>, five chips in the header, each showing the Threshold an attacker would meet (the Reaction's +2 included), one click to switch, and the chosen Defense marked in the grid. A Reaction chip the actor has not earned is drawn disabled, so the sheet still teaches what the Talent would buy. Adversaries have the same chips, all five live, since their Reactions are the GM's to declare.</w:t>
+        <w:t>, two chips in the header, each showing the Threshold an attacker would meet, one click to switch, and the chosen Defense marked in the grid. Adversaries have the same chips.</w:t>
       </w:r>
     </w:p>
     <w:p>
@@ -5254,7 +5323,7 @@
           <w:b w:val="0"/>
           <w:i w:val="0"/>
         </w:rPr>
-        <w:t>, one button showing the current answer, cycling to the next stance this actor can actually take: the fastest way to change your mind when an arrow has just been pointed at you.</w:t>
+        <w:t>, one button showing the current answer, flipping to the other Defense: the fastest way to change your mind when an arrow has just been pointed at you.</w:t>
       </w:r>
     </w:p>
     <w:p>
@@ -5416,7 +5485,7 @@
           <w:b w:val="0"/>
           <w:i w:val="0"/>
         </w:rPr>
-        <w:t xml:space="preserve">; since 0.5.0 the attack flow below asks you to confirm it, blow by blow, in a prompt that arrives with the attack. The stance is the prompt's pre-selection, so a present player commits with one click, and the GM can answer for an absent player with their standing stance in one click too, which is what kept the 0.4.0 design from prompting at all. With the attack flow switched off the stance is read at the die exactly as before. Postures, the Talent-granted </w:t>
+        <w:t xml:space="preserve">; since 0.5.0 the attack flow below asks you to confirm it, blow by blow, in a prompt that arrives with the attack. The stance is the prompt's pre-selection, so a present player commits with one click, and the GM can answer for an absent player with their standing stance in one click too, which is what kept the 0.4.0 design from prompting at all. With the attack flow switched off the stance is read at the die exactly as before. Postures, the </w:t>
       </w:r>
       <w:r>
         <w:rPr>
@@ -5433,7 +5502,91 @@
           <w:b w:val="0"/>
           <w:i w:val="0"/>
         </w:rPr>
-        <w:t xml:space="preserve"> Reactions that Expose a Zone until the end of the round, are an answer the prompt offers when you own one in the Defense's Constellation; the Exposed toggle on the sheet marks a Posture's Zone so Recenter leaves it alone and the round's end clears it. Since 0.5.1 the chips are labelled </w:t>
+        <w:t xml:space="preserve"> answers that Expose a Zone until the end of the round, are offered by the prompt in two forms: the Posture each Defense's Training root grants in its own text, </w:t>
+      </w:r>
+      <w:r>
+        <w:rPr>
+          <w:rFonts w:ascii="Calibri" w:hAnsi="Calibri" w:cs="Calibri" w:eastAsia="Calibri"/>
+          <w:b/>
+          <w:i w:val="0"/>
+        </w:rPr>
+        <w:t xml:space="preserve">Give Ground </w:t>
+      </w:r>
+      <w:r>
+        <w:rPr>
+          <w:rFonts w:ascii="Segoe UI Symbol" w:hAnsi="Segoe UI Symbol" w:cs="Segoe UI Symbol" w:eastAsia="Segoe UI Symbol"/>
+          <w:b w:val="0"/>
+          <w:i w:val="0"/>
+          <w:color w:val="8A6A12"/>
+        </w:rPr>
+        <w:t>⓿↺</w:t>
+      </w:r>
+      <w:r>
+        <w:rPr>
+          <w:rFonts w:ascii="Calibri" w:hAnsi="Calibri" w:cs="Calibri" w:eastAsia="Calibri"/>
+          <w:b w:val="0"/>
+          <w:i w:val="0"/>
+        </w:rPr>
+        <w:t xml:space="preserve"> with Evade Training and </w:t>
+      </w:r>
+      <w:r>
+        <w:rPr>
+          <w:rFonts w:ascii="Calibri" w:hAnsi="Calibri" w:cs="Calibri" w:eastAsia="Calibri"/>
+          <w:b/>
+          <w:i w:val="0"/>
+        </w:rPr>
+        <w:t xml:space="preserve">Set Your Feet </w:t>
+      </w:r>
+      <w:r>
+        <w:rPr>
+          <w:rFonts w:ascii="Segoe UI Symbol" w:hAnsi="Segoe UI Symbol" w:cs="Segoe UI Symbol" w:eastAsia="Segoe UI Symbol"/>
+          <w:b w:val="0"/>
+          <w:i w:val="0"/>
+          <w:color w:val="8A6A12"/>
+        </w:rPr>
+        <w:t>⓿↺</w:t>
+      </w:r>
+      <w:r>
+        <w:rPr>
+          <w:rFonts w:ascii="Calibri" w:hAnsi="Calibri" w:cs="Calibri" w:eastAsia="Calibri"/>
+          <w:b w:val="0"/>
+          <w:i w:val="0"/>
+        </w:rPr>
+        <w:t xml:space="preserve"> with Guard Training (0.5.3; Mike: "Where can I choose my Posture, like Give Ground or Set Your Feet?"; they ride on the root Talent, since they are no Talent of their own, and the card names them as the Reaction table does), and any Posture Talent you own in the Defense's Constellation (Slip the Line </w:t>
+      </w:r>
+      <w:r>
+        <w:rPr>
+          <w:rFonts w:ascii="Segoe UI Symbol" w:hAnsi="Segoe UI Symbol" w:cs="Segoe UI Symbol" w:eastAsia="Segoe UI Symbol"/>
+          <w:b w:val="0"/>
+          <w:i w:val="0"/>
+          <w:color w:val="8A6A12"/>
+        </w:rPr>
+        <w:t>⓿↺</w:t>
+      </w:r>
+      <w:r>
+        <w:rPr>
+          <w:rFonts w:ascii="Calibri" w:hAnsi="Calibri" w:cs="Calibri" w:eastAsia="Calibri"/>
+          <w:b w:val="0"/>
+          <w:i w:val="0"/>
+        </w:rPr>
+        <w:t xml:space="preserve">, Catch the Blade </w:t>
+      </w:r>
+      <w:r>
+        <w:rPr>
+          <w:rFonts w:ascii="Segoe UI Symbol" w:hAnsi="Segoe UI Symbol" w:cs="Segoe UI Symbol" w:eastAsia="Segoe UI Symbol"/>
+          <w:b w:val="0"/>
+          <w:i w:val="0"/>
+          <w:color w:val="8A6A12"/>
+        </w:rPr>
+        <w:t>⓿↺</w:t>
+      </w:r>
+      <w:r>
+        <w:rPr>
+          <w:rFonts w:ascii="Calibri" w:hAnsi="Calibri" w:cs="Calibri" w:eastAsia="Calibri"/>
+          <w:b w:val="0"/>
+          <w:i w:val="0"/>
+        </w:rPr>
+        <w:t xml:space="preserve">, once enabled). The Exposed toggle on the sheet marks a Posture's Zone so Recenter leaves it alone and the round's end clears it. Since 0.5.1 the chips are labelled </w:t>
       </w:r>
       <w:r>
         <w:rPr>
@@ -5617,7 +5770,39 @@
           <w:b w:val="0"/>
           <w:i w:val="0"/>
         </w:rPr>
-        <w:t xml:space="preserve"> appears in chat. A Committed Strike in an encounter still Prepares first and declares when it is Finished. Counter, Intercept and the riposte are already answers to a declared Blow and roll at once, as before. With no target the Strike rolls at once too.</w:t>
+        <w:t xml:space="preserve"> appears in chat. A Committed Strike in an encounter still Prepares first and declares when it is Finished. Counter, Intercept and the riposte are already answers to a declared Blow and roll at once, as before. With no target the Strike rolls at once too. </w:t>
+      </w:r>
+      <w:r>
+        <w:rPr>
+          <w:rFonts w:ascii="Calibri" w:hAnsi="Calibri" w:cs="Calibri" w:eastAsia="Calibri"/>
+          <w:b/>
+          <w:i w:val="0"/>
+        </w:rPr>
+        <w:t>The declaration is the Maneuver</w:t>
+      </w:r>
+      <w:r>
+        <w:rPr>
+          <w:rFonts w:ascii="Calibri" w:hAnsi="Calibri" w:cs="Calibri" w:eastAsia="Calibri"/>
+          <w:b w:val="0"/>
+          <w:i w:val="0"/>
+        </w:rPr>
+        <w:t xml:space="preserve"> (0.5.3; Mike: "I used a deliberate strike, but I don't think it reduced my actions by 2"): a character's Strike pays its actions when it declares, as an adversary's always did, and the roll step pays nothing; a Blow the GM cancels before any die was thrown returns them, with a card. </w:t>
+      </w:r>
+      <w:r>
+        <w:rPr>
+          <w:rFonts w:ascii="Calibri" w:hAnsi="Calibri" w:cs="Calibri" w:eastAsia="Calibri"/>
+          <w:b/>
+          <w:i w:val="0"/>
+        </w:rPr>
+        <w:t>One Blow at a time</w:t>
+      </w:r>
+      <w:r>
+        <w:rPr>
+          <w:rFonts w:ascii="Calibri" w:hAnsi="Calibri" w:cs="Calibri" w:eastAsia="Calibri"/>
+          <w:b w:val="0"/>
+          <w:i w:val="0"/>
+        </w:rPr>
+        <w:t xml:space="preserve"> (Mike: "my partner clicked attack twice, and it popped up two defense boxes"): a second declaration by the same attacker replaces a Blow nobody has answered yet, so a double click is one attack and one prompt, and is refused once a defender has committed or a die is in flight, with a notice naming the Blow in play.</w:t>
       </w:r>
     </w:p>
     <w:p>
@@ -7018,7 +7203,7 @@
           <w:b w:val="0"/>
           <w:i w:val="0"/>
         </w:rPr>
-        <w:t xml:space="preserve"> shows Melee and Ranged with rank and Proficiency, your weapon dice, your specialization in each, and the three Strike kinds with their glyphs. The body block has Ancestry and Calling Vigor per level, Speed with Step, Rush and Leap beside it, Natural and Total Reach, Space, Load Strain, Initiative and Familiarity. A row of table buttons: Recovery check, Refuse Death, a night's rest (showing what it would restore). Constellations groups your skies by category, shows rank, Proficiency, points and what the next rank is waiting on, and folds open to the Talents you own with a Flare toggle on each Constellation; a parent shows its pool and how much is inherited, and a Combat Style says which parent it is a child of. Equipment lays armor out by Zone with the Zone's Wounds beside its Protection. Also Maneuvers, Effects and Biography.</w:t>
+        <w:t xml:space="preserve"> shows Melee and Ranged with rank and Proficiency, your weapon dice, your specialization in each, and the three Strike kinds with their glyphs. The body block has the Ancestry's Vigor per level and the Calling's Opening Vigor, Speed with Step, Rush and Leap beside it, Natural and Total Reach, Space, Load Strain, Initiative and Familiarity. A row of table buttons: Recovery check, Refuse Death, a night's rest (showing what it would restore). Constellations groups your skies by category, shows rank, Proficiency, points and what the next rank is waiting on, and folds open to the Talents you own with a Flare toggle on each Constellation; a parent shows its pool and how much is inherited, and a Combat Style says which parent it is a child of. Equipment lays armor out by Zone with the Zone's Wounds beside its Protection. Also Maneuvers, Effects and Biography.</w:t>
       </w:r>
     </w:p>
     <w:p>
@@ -7254,7 +7439,7 @@
           <w:b w:val="0"/>
           <w:i w:val="0"/>
         </w:rPr>
-        <w:t xml:space="preserve"> Written Threshold-first, because the players roll everything. The header has Vigor (current, maximum and Temporary, typed directly), Spent, actions per round, Speed in feet per Move, the Initiative Threshold, the five stance chips, the pips in an encounter, Wounds and Dying, and the Bind line. The stat block has the four Defense Thresholds, </w:t>
+        <w:t xml:space="preserve"> Written Threshold-first, because the players roll everything. The header has Vigor (current, maximum and Temporary, typed directly), Spent, actions per round, Speed in feet per Move, the Initiative Threshold, the two stance chips, the pips in an encounter, Wounds and Dying, and the Bind line. The stat block has the four Defense Thresholds, </w:t>
       </w:r>
       <w:r>
         <w:rPr>
@@ -7482,7 +7667,7 @@
           <w:b w:val="0"/>
           <w:i w:val="0"/>
         </w:rPr>
-        <w:t xml:space="preserve"> Maneuver whose Reaction half is free; no shipped Maneuver carries one yet. A Constellation names its parent (Melee or Ranged; anything but itself is allowed, so a third parent needs no code change). A chassis carries Vigor per level, Size and Speed in feet per Move. A weapon carries its Style, which is load-bearing for the Strike Attribute, and the sheet calls out the traits that decide what it can do in a Bind. A Talent or Maneuver carries its </w:t>
+        <w:t xml:space="preserve"> Maneuver whose Reaction half is free; no shipped Maneuver carries one yet. A Constellation names its parent (Melee or Ranged; anything but itself is allowed, so a third parent needs no code change). A chassis carries its Vigor (per level for an Ancestry, Opening Vigor for a Calling, and the sheet labels it so), Size and Speed in feet per Move. A weapon carries its Style, which is load-bearing for the Strike Attribute, and the sheet calls out the traits that decide what it can do in a Bind. A Talent or Maneuver carries its </w:t>
       </w:r>
       <w:r>
         <w:rPr>
@@ -7516,7 +7701,7 @@
           <w:b w:val="0"/>
           <w:i w:val="0"/>
         </w:rPr>
-        <w:t xml:space="preserve"> (Mike, 2026-10-01). The sheet is the character's record, and some of it is the GM's to write. For a player, Ancestry, Bloodline, Culture, Background, Calling, Ancestry Vigor, Calling Vigor and Ancestry Speed are text, not fields, and each explains itself on hover (0.5.2): a name shows the chassis's description followed by its effect, with its Root Talent's description and effect in place of the summary when the character owns that Talent (Human: the ancestry's line, then Humanity; Soldier: the story, then what it trains), and a number says where it comes from and what it feeds. The sheet reads the chassis from the compendium, and behind it from </w:t>
+        <w:t xml:space="preserve"> (Mike, 2026-10-01). The sheet is the character's record, and some of it is the GM's to write. For a player, Ancestry, Bloodline, Culture, Background, Calling, Ancestry Vigor, the Calling's Opening Vigor and Ancestry Speed are text, not fields, and each explains itself on hover (0.5.2): a name shows the chassis's description followed by its effect, with its Root Talent's description and effect in place of the summary when the character owns that Talent (Human: the ancestry's line, then Humanity; Soldier: the story, then what it trains), and a number says where it comes from and what it feeds. The sheet reads the chassis from the compendium, and behind it from </w:t>
       </w:r>
       <w:r>
         <w:rPr>
@@ -7727,7 +7912,7 @@
           <w:b w:val="0"/>
           <w:i w:val="0"/>
         </w:rPr>
-        <w:t>: Expose the attacker or the defender (a Zone picker), Form Bind or Take Control, the riposte, Give ground 3 ft or Step, and the Counter's Quick Strike back, each shown only to the side it belongs to. A Strike at a target the weapon cannot reach says so on the card and is never refused; since 0.5.3 the cards the attack flow resolves say it too (they had the note switched off, so a partner Striking from outside his own reach went unremarked).</w:t>
+        <w:t>: Expose the attacker or the defender (a Zone picker), Form Bind or Take Control, the riposte, Give ground 3 ft or Step, and the Counter's Quick Strike back, each shown only to the side it belongs to. An Expose is one side's choice on the other side's body, so when the chooser cannot write that actor (a player's Committed Hit on another player, or on an adversary) the GM's client marks the Zone, asked over the system socket with the card's id, the Zone and the two sides; it checks that the asker owns the choosing side and that both sides are the card's, and answers with the Zone (0.5.3; Mike: "he could not expose my zone because my character is not owned by him"). The Zone a Controller opens on a Bound partner goes the same way. A Strike at a target the weapon cannot reach says so on the card and is never refused; since 0.5.3 the cards the attack flow resolves say it too (they had the note switched off, so a partner Striking from outside his own reach went unremarked).</w:t>
       </w:r>
     </w:p>
     <w:p>
@@ -7745,7 +7930,7 @@
           <w:b w:val="0"/>
           <w:i w:val="0"/>
         </w:rPr>
-        <w:t xml:space="preserve"> (0.5.3; Mike: "Players (and the GM) should have a 'reroll' option on the Attack, for special cases", "and for Defense rolls, too"). Every Attack and Defense card offers Reroll to the roller's owner and to the GM. A small dialog takes the reason, for the record, and offers to spend a Hero Point when the roller is a character holding one. The d20 is thrown again with the first die's formula; everything else stays as it was (the weapon or attack row, the Strike, the defender's Defense, Reaction and Posture, the Proficiency rolled, the modifiers, the Threshold where it was shown), and nothing is paid again: the Reaction was charged when the first die landed and the Strike's actions were spent before it. The new card says it is a reroll and why; the old card stays in the record, dimmed, with its total struck through and every control disabled. When the card hid its Threshold (an adversary's, inside the attack flow) the die is thrown on the roller's client and read on the active GM's client over the socket, which checks that the die is a Roll of the first card's own formula and that the asker owns the roller, reads the Threshold again from actor data, and answers with the outcome; with no GM connected the player is told so. The attack card that carried the pairing's outcome follows the new card, with a line in its log. Rerolling a card that was itself rerolled rerolls the newest; a superseded card refuses.</w:t>
+        <w:t xml:space="preserve"> (0.5.3; Mike: "Players (and the GM) should have a 'reroll' option on the Attack, for special cases", "and for Defense rolls, too"). Every Attack and Defense card offers Reroll to the roller's owner and to the GM. A small dialog takes the reason, for the record, and offers to spend a Hero Point when the roller is a character holding one. The d20 is thrown again with the first die's formula; everything else stays as it was (the weapon or attack row, the Strike, the defender's Defense, Reaction and Posture, the Proficiency rolled, the modifiers, the Threshold where it was shown), and nothing is paid again: the Reaction was charged when the first die landed and the Strike's actions were spent before it. The new card says it is a reroll and why; the old card stays in the record, dimmed, with its total struck through and every control disabled. When the card hid its Threshold (an adversary's, inside the attack flow) the die is thrown on the roller's client and read on the active GM's client over the socket, which checks that the die is a Roll of the first card's own formula and that the asker owns the roller, reads the Threshold again from actor data, and answers with the outcome; with no GM connected the player is told so. Inside the flow a player attacker's one die resolved against every defender, so rerolling any of those cards rerolls them all with the one new die, each against its own Threshold. The attack card that carried the pairings' outcomes follows the new cards, with a line in its log. Rerolling a card that was itself rerolled rerolls the newest; a superseded card refuses. The reroll is of the die, not of what the table did with it: damage already applied, a Zone Exposed, a Bind formed or a Constellation Flared from the first result all stand, and the GM unwinds them by hand; the new card offers its Position again. An adversary's Threshold is read from its sheet as it stands when the die is read again, and a Reaction the first card never charged is charged now. The Hero Point is spent only once the reroll has gone through, so a refused or stale request costs nothing.</w:t>
       </w:r>
     </w:p>
     <w:p>
@@ -7835,7 +8020,7 @@
           <w:b w:val="0"/>
           <w:i w:val="0"/>
         </w:rPr>
-        <w:t>, whispered to the actor's owners and the GM: the Recovery check at the start of a round while Dying, with a roll button; the Wind check at the end of the third round and after, with an Endure button and a Fatigued card on a failure; and Persistent Damage at the end of every round, with a roll button, and after the roll an Endure button to end it (except the Torso bleed, which only treating the Wound closes) and a note that the amount is applied on the sheet.</w:t>
+        <w:t>, whispered to the actor's owners and the GM: the Recovery check at the start of a round while Dying, with a roll button; the Wind check at the end of the third round and after, with an Endure button and, on a failure, a card naming the new Fatigued value (1 the first time, one more each time after, to 3); and Persistent Damage at the end of every round, with a roll button, and after the roll an Endure button to end it (except the Torso bleed, which only treating the Wound closes) and a note that the amount is applied on the sheet.</w:t>
       </w:r>
     </w:p>
     <w:p>
@@ -7909,7 +8094,7 @@
           <w:b w:val="0"/>
           <w:i w:val="0"/>
         </w:rPr>
-        <w:t>All 28 registered as toggleable token statuses: Off-Guard, Wrong-Footed, Frightened N, Prone, Grabbed, Restrained, Heedless, Stunned N, Slowed N, Fatigued, Blinded, Deafened, Concealed, Hidden, Undetected, Unconscious, Dying N, Wounded, Spent, Bound, Controlled, Controlling, Preparing, Dead, and Exposed: Head, Torso, Arms and Legs.</w:t>
+        <w:t>All 28 registered as toggleable token statuses: Off-Guard, Wrong-Footed, Frightened N, Prone, Grabbed, Restrained, Heedless, Stunned N, Slowed N, Fatigued N, Blinded, Deafened, Concealed, Hidden, Undetected, Unconscious, Dying N, Wounded, Spent, Bound, Controlled, Controlling, Preparing, Dead, and Exposed: Head, Torso, Arms and Legs.</w:t>
       </w:r>
     </w:p>
     <w:p>
@@ -7919,7 +8104,7 @@
           <w:b w:val="0"/>
           <w:i w:val="0"/>
         </w:rPr>
-        <w:t>Off-Guard, Frightened N and Fatigued feed straight into the derived numbers; Grabbed and Restrained make Evade unavailable; Slowed N takes its actions at the start of the round. The system keeps Dying, Wounded, Spent, Bound, Controlled, Controlling, Preparing and the four Exposed in step between the sheet and the token, sets Prone from a final Legs Wound, Unconscious from Dying and Dead at Dying 5, and clears Spent when Vigor returns. Every condition effect sits under a static id, the one the token palette looks for, so a status the rules set shows lit there and a click toggles it instead of laying a twin beside it (0.5.1, with a migration that brought old worlds' effects under those ids). Persistent Damage is an end-of-round card rather than a status. The rest are markers for the table.</w:t>
+        <w:t>Off-Guard, Frightened N and Fatigued N feed straight into the derived numbers (Fatigued N into attack rolls as well as Evade and Guard; the Wind check sets it and raises it one step at a time to 3, and the end of the encounter clears it); Grabbed and Restrained make Evade unavailable; Slowed N takes its actions at the start of the round. The system keeps Dying, Wounded, Spent, Bound, Controlled, Controlling, Preparing and the four Exposed in step between the sheet and the token, sets Prone from a final Legs Wound, Unconscious from Dying and Dead at Dying 5, and clears Spent when Vigor returns. Every condition effect sits under a static id, the one the token palette looks for, so a status the rules set shows lit there and a click toggles it instead of laying a twin beside it (0.5.1, with a migration that brought old worlds' effects under those ids). Persistent Damage is an end-of-round card rather than a status. The rest are markers for the table.</w:t>
       </w:r>
     </w:p>
     <w:p>
@@ -9018,6 +9203,69 @@
           <w:i w:val="0"/>
         </w:rPr>
         <w:t xml:space="preserve"> The book keeps a bound Wound on the count for a week; the system takes it off the Zone on a successful Treat and says so on the card.</w:t>
+      </w:r>
+    </w:p>
+    <w:p>
+      <w:pPr>
+        <w:pStyle w:val="ListBullet"/>
+      </w:pPr>
+      <w:r>
+        <w:rPr>
+          <w:rFonts w:ascii="Calibri" w:hAnsi="Calibri" w:cs="Calibri" w:eastAsia="Calibri"/>
+          <w:b/>
+          <w:i w:val="0"/>
+        </w:rPr>
+        <w:t>Fatigued ends with the Combat, not with ten minutes of rest.</w:t>
+      </w:r>
+      <w:r>
+        <w:rPr>
+          <w:rFonts w:ascii="Calibri" w:hAnsi="Calibri" w:cs="Calibri" w:eastAsia="Calibri"/>
+          <w:b w:val="0"/>
+          <w:i w:val="0"/>
+        </w:rPr>
+        <w:t xml:space="preserve"> The system has no clock for the rest the book names, so deleting the Combat document is what clears it; a GM who wants it to linger into the next scene sets it again from the palette.</w:t>
+      </w:r>
+    </w:p>
+    <w:p>
+      <w:pPr>
+        <w:pStyle w:val="ListBullet"/>
+      </w:pPr>
+      <w:r>
+        <w:rPr>
+          <w:rFonts w:ascii="Calibri" w:hAnsi="Calibri" w:cs="Calibri" w:eastAsia="Calibri"/>
+          <w:b/>
+          <w:i w:val="0"/>
+        </w:rPr>
+        <w:t>Sleeping in armor without Comfort does not set Fatigued 1.</w:t>
+      </w:r>
+      <w:r>
+        <w:rPr>
+          <w:rFonts w:ascii="Calibri" w:hAnsi="Calibri" w:cs="Calibri" w:eastAsia="Calibri"/>
+          <w:b w:val="0"/>
+          <w:i w:val="0"/>
+        </w:rPr>
+        <w:t xml:space="preserve"> The rest card restores Vigor and nothing else; that rule is the table's to apply.</w:t>
+      </w:r>
+    </w:p>
+    <w:p>
+      <w:pPr>
+        <w:pStyle w:val="ListBullet"/>
+      </w:pPr>
+      <w:r>
+        <w:rPr>
+          <w:rFonts w:ascii="Calibri" w:hAnsi="Calibri" w:cs="Calibri" w:eastAsia="Calibri"/>
+          <w:b/>
+          <w:i w:val="0"/>
+        </w:rPr>
+        <w:t>"Climb or Swim" is asked, not detected.</w:t>
+      </w:r>
+      <w:r>
+        <w:rPr>
+          <w:rFonts w:ascii="Calibri" w:hAnsi="Calibri" w:cs="Calibri" w:eastAsia="Calibri"/>
+          <w:b w:val="0"/>
+          <w:i w:val="0"/>
+        </w:rPr>
+        <w:t xml:space="preserve"> Load Strain lands on an Athletics check only when the player ticks the dialog's toggle, because the system cannot tell a Climb from a grapple.</w:t>
       </w:r>
     </w:p>
     <w:p>

--- a/Starwrought_Foundry_Features.docx
+++ b/Starwrought_Foundry_Features.docx
@@ -32,7 +32,7 @@
           <w:b/>
           <w:i w:val="0"/>
         </w:rPr>
-        <w:t>Player's Handbook v4.11</w:t>
+        <w:t>Player's Handbook v4.12</w:t>
       </w:r>
       <w:r>
         <w:rPr>
@@ -48,7 +48,7 @@
           <w:b/>
           <w:i w:val="0"/>
         </w:rPr>
-        <w:t>0.6.0</w:t>
+        <w:t>0.6.1</w:t>
       </w:r>
       <w:r>
         <w:rPr>
@@ -1347,7 +1347,42 @@
           <w:b w:val="0"/>
           <w:i w:val="0"/>
         </w:rPr>
-        <w:t xml:space="preserve">, is not enabled, and because the sheet is authoritative for any action it names, the roster's Aid row stays retired as well; nothing ships for Aid until the row is enabled. Weapons, armor and shields follow the same rule from </w:t>
+        <w:t xml:space="preserve">, is not enabled, and because the sheet is authoritative for any action it names, the roster's Aid row stays retired as well; nothing ships for Aid until the row is enabled. Since 0.6.1 the </w:t>
+      </w:r>
+      <w:r>
+        <w:rPr>
+          <w:rFonts w:ascii="Calibri" w:hAnsi="Calibri" w:cs="Calibri" w:eastAsia="Calibri"/>
+          <w:b/>
+          <w:i w:val="0"/>
+        </w:rPr>
+        <w:t>Endure Constellation ships with its Root alone</w:t>
+      </w:r>
+      <w:r>
+        <w:rPr>
+          <w:rFonts w:ascii="Calibri" w:hAnsi="Calibri" w:cs="Calibri" w:eastAsia="Calibri"/>
+          <w:b w:val="0"/>
+          <w:i w:val="0"/>
+        </w:rPr>
+        <w:t xml:space="preserve"> (Mike enabled Endure Training on the Endure sheet of </w:t>
+      </w:r>
+      <w:r>
+        <w:rPr>
+          <w:rFonts w:ascii="Consolas" w:hAnsi="Consolas" w:cs="Consolas" w:eastAsia="Consolas"/>
+          <w:b w:val="0"/>
+          <w:i w:val="0"/>
+          <w:color w:val="1F2A4A"/>
+          <w:sz w:val="19"/>
+          <w:shd w:val="clear" w:color="auto" w:fill="EEF0F5"/>
+        </w:rPr>
+        <w:t>data/defenses.xlsx</w:t>
+      </w:r>
+      <w:r>
+        <w:rPr>
+          <w:rFonts w:ascii="Calibri" w:hAnsi="Calibri" w:cs="Calibri" w:eastAsia="Calibri"/>
+          <w:b w:val="0"/>
+          <w:i w:val="0"/>
+        </w:rPr>
+        <w:t xml:space="preserve">; the other four Endure Talents stay blank; sync report ruling 77), so Endure joins Evade and Guard as a Defense the wizard can Train (Awareness still waits on its Root), and Endure relief and the Endure Bonus to Vigor are reachable in play; the enabled counts are 12 of 31 Constellations and 38 of 177 Talents. Weapons, armor and shields follow the same rule from </w:t>
       </w:r>
       <w:r>
         <w:rPr>
@@ -4199,7 +4234,7 @@
           <w:b w:val="0"/>
           <w:i w:val="0"/>
         </w:rPr>
-        <w:t xml:space="preserve"> value on the actor or in its flags) gets a reminder card with a roll button; and from the end of the third round on, every actor with Load Strain 1 or more who is not yet Fatigued 3, unconscious or Dying gets a </w:t>
+        <w:t xml:space="preserve"> value on the actor or in its flags) gets a reminder card with a roll button; and from the end of the third round on, every actor whose Endure Threshold is below the </w:t>
       </w:r>
       <w:r>
         <w:rPr>
@@ -4207,6 +4242,22 @@
           <w:b/>
           <w:i w:val="0"/>
         </w:rPr>
+        <w:t>Wind Threshold</w:t>
+      </w:r>
+      <w:r>
+        <w:rPr>
+          <w:rFonts w:ascii="Calibri" w:hAnsi="Calibri" w:cs="Calibri" w:eastAsia="Calibri"/>
+          <w:b w:val="0"/>
+          <w:i w:val="0"/>
+        </w:rPr>
+        <w:t xml:space="preserve"> (10 + Load Strain) and who is not yet Fatigued 3, unconscious or Dying gets a </w:t>
+      </w:r>
+      <w:r>
+        <w:rPr>
+          <w:rFonts w:ascii="Calibri" w:hAnsi="Calibri" w:cs="Calibri" w:eastAsia="Calibri"/>
+          <w:b/>
+          <w:i w:val="0"/>
+        </w:rPr>
         <w:t>Wind</w:t>
       </w:r>
       <w:r>
@@ -4215,7 +4266,7 @@
           <w:b w:val="0"/>
           <w:i w:val="0"/>
         </w:rPr>
-        <w:t xml:space="preserve"> card: Endure against 10 + Load Strain. A failure makes them Fatigued 1, or raises their Fatigued by 1, to a maximum of 3, and the card names the new value; Fatigued N is −N Condition to Evade, Guard and attack rolls. The system clears Fatigued when the encounter ends (the Combat is deleted), which is the nearest thing it can see to the book's "ten minutes of rest once the fight is over". </w:t>
+        <w:t xml:space="preserve"> card: Endure against that Threshold. A fighter whose Endure Threshold meets it is exempt and gets no card (PHB v4.12, Wind; sync report ruling 74), which at Load Strain 0 is everyone, since no Endure Threshold is below 10. The exemption is read live from the Threshold the Defense grid shows, so Frightened can take it away for a round; the Load Strain field's tooltip gives both numbers. A failure raises Fatigued by 1 (Fatigued 1 the first time), to a maximum of 3, and the card names the new value; Fatigued N is −N Condition to Evade, Guard and attack rolls. The book ends Fatigued "after ten minutes of rest"; the system has no clock for that rest, so it clears Fatigued when the encounter ends (the Combat is deleted), an approximation. </w:t>
       </w:r>
       <w:r>
         <w:rPr>
@@ -4357,7 +4408,7 @@
           <w:b w:val="0"/>
           <w:i w:val="0"/>
         </w:rPr>
-        <w:t xml:space="preserve"> (PHB v4.11: "Armor does not make you easier to hit"), and it is no blanket penalty on Might or Agility. What it costs is breath, senses and the margins of movement: it comes off your Rush and Leap distances in feet; a Stealth check takes it as an untyped penalty automatically, labelled Load Strain on the card; and because the system cannot tell a Climb or a Swim from a grapple, the roll dialog for an Athletics check offers an unticked </w:t>
+        <w:t xml:space="preserve"> (PHB v4.12: "Heavy armor does not make you easier to hit"), and it is no blanket penalty on Might or Agility. What it costs is breath, senses and the margins of movement: it comes off your Rush and Leap distances in feet; a Stealth check takes it as an untyped penalty automatically, labelled Load Strain on the card; and because the system cannot tell a Climb or a Swim from a grapple, the roll dialog for an Athletics check offers an unticked </w:t>
       </w:r>
       <w:r>
         <w:rPr>
@@ -4373,7 +4424,7 @@
           <w:b w:val="0"/>
           <w:i w:val="0"/>
         </w:rPr>
-        <w:t xml:space="preserve"> modifier whenever your Strain is 1 or more, for the player to tick when the check is one of those. No other check takes it: a tumble and a single Move at full Speed are yours at full strength. From the end of the third round a fighter with Load Strain 1 or more makes the Wind check above, each failure deepening Fatigued by one, to Fatigued 3. A Closed helm is −2 Situation to Awareness checks, the Awareness Threshold and Initiative; an Open helm −1.</w:t>
+        <w:t xml:space="preserve"> modifier whenever your Strain is 1 or more, for the player to tick when the check is one of those. No other check takes it. The Wind check above is the clock: from the end of the third round a fighter whose Endure Threshold is below 10 + Load Strain rolls Endure against that number each round, each failure deepening Fatigued by one, to Fatigued 3; a fighter whose Endure Threshold meets it never rolls (PHB v4.12), and the Load Strain field's tooltip gives both numbers and says which side of the line you stand on, to the GM and the player alike. Endure Training ships since 0.6.1, so the relief and the exemption are both reachable. A Closed helm is −2 Situation to Awareness checks, the Awareness Threshold and Initiative; an Open helm −1.</w:t>
       </w:r>
     </w:p>
     <w:p>
@@ -7203,7 +7254,7 @@
           <w:b w:val="0"/>
           <w:i w:val="0"/>
         </w:rPr>
-        <w:t xml:space="preserve"> shows Melee and Ranged with rank and Proficiency, your weapon dice, your specialization in each, and the three Strike kinds with their glyphs. The body block has the Ancestry's Vigor per level and the Calling's Opening Vigor, Speed with Step, Rush and Leap beside it, Natural and Total Reach, Space, Load Strain, Initiative and Familiarity. A row of table buttons: Recovery check, Refuse Death, a night's rest (showing what it would restore). Constellations groups your skies by category, shows rank, Proficiency, points and what the next rank is waiting on, and folds open to the Talents you own with a Flare toggle on each Constellation; a parent shows its pool and how much is inherited, and a Combat Style says which parent it is a child of. Equipment lays armor out by Zone with the Zone's Wounds beside its Protection. Also Maneuvers, Effects and Biography.</w:t>
+        <w:t xml:space="preserve"> shows Melee and Ranged with rank and Proficiency, your weapon dice, your specialization in each, and the three Strike kinds with their glyphs. The body block has the Ancestry's Vigor per level and the Calling's Opening Vigor, Speed with Step, Rush and Leap beside it, Natural and Total Reach, Space, Load Strain (its tooltip, for the GM and the player alike, gives the Wind Threshold and says whether your Endure Threshold meets it), Initiative and Familiarity. A row of table buttons: Recovery check, Refuse Death, a night's rest (showing what it would restore). Constellations groups your skies by category, shows rank, Proficiency, points and what the next rank is waiting on, and folds open to the Talents you own with a Flare toggle on each Constellation; a parent shows its pool and how much is inherited, and a Combat Style says which parent it is a child of. Equipment lays armor out by Zone with the Zone's Wounds beside its Protection. Also Maneuvers, Effects and Biography.</w:t>
       </w:r>
     </w:p>
     <w:p>
@@ -8020,7 +8071,7 @@
           <w:b w:val="0"/>
           <w:i w:val="0"/>
         </w:rPr>
-        <w:t>, whispered to the actor's owners and the GM: the Recovery check at the start of a round while Dying, with a roll button; the Wind check at the end of the third round and after, with an Endure button and, on a failure, a card naming the new Fatigued value (1 the first time, one more each time after, to 3); and Persistent Damage at the end of every round, with a roll button, and after the roll an Endure button to end it (except the Torso bleed, which only treating the Wound closes) and a note that the amount is applied on the sheet.</w:t>
+        <w:t>, whispered to the actor's owners and the GM: the Recovery check at the start of a round while Dying, with a roll button; the Wind check at the end of the third round and after, for a fighter whose Endure Threshold is below 10 + Load Strain (one whose Threshold meets it is exempt and gets no card), with an Endure button and, on a failure, a card naming the new Fatigued value (1 the first time, one more each time after, to 3); and Persistent Damage at the end of every round, with a roll button, and after the roll an Endure button to end it (except the Torso bleed, which only treating the Wound closes) and a note that the amount is applied on the sheet.</w:t>
       </w:r>
     </w:p>
     <w:p>
@@ -8104,7 +8155,7 @@
           <w:b w:val="0"/>
           <w:i w:val="0"/>
         </w:rPr>
-        <w:t>Off-Guard, Frightened N and Fatigued N feed straight into the derived numbers (Fatigued N into attack rolls as well as Evade and Guard; the Wind check sets it and raises it one step at a time to 3, and the end of the encounter clears it); Grabbed and Restrained make Evade unavailable; Slowed N takes its actions at the start of the round. The system keeps Dying, Wounded, Spent, Bound, Controlled, Controlling, Preparing and the four Exposed in step between the sheet and the token, sets Prone from a final Legs Wound, Unconscious from Dying and Dead at Dying 5, and clears Spent when Vigor returns. Every condition effect sits under a static id, the one the token palette looks for, so a status the rules set shows lit there and a click toggles it instead of laying a twin beside it (0.5.1, with a migration that brought old worlds' effects under those ids). Persistent Damage is an end-of-round card rather than a status. The rest are markers for the table.</w:t>
+        <w:t>Off-Guard, Frightened N and Fatigued N feed straight into the derived numbers (Fatigued N into attack rolls as well as Evade and Guard; a failed Wind check raises it one step at a time to its maximum of 3; the book ends it "after ten minutes of rest", which the system approximates by clearing it when the encounter ends); Grabbed and Restrained make Evade unavailable; Slowed N takes its actions at the start of the round. The system keeps Dying, Wounded, Spent, Bound, Controlled, Controlling, Preparing and the four Exposed in step between the sheet and the token, sets Prone from a final Legs Wound, Unconscious from Dying and Dead at Dying 5, and clears Spent when Vigor returns. Every condition effect sits under a static id, the one the token palette looks for, so a status the rules set shows lit there and a click toggles it instead of laying a twin beside it (0.5.1, with a migration that brought old worlds' effects under those ids). Persistent Damage is an end-of-round card rather than a status. The rest are markers for the table.</w:t>
       </w:r>
     </w:p>
     <w:p>
@@ -9215,15 +9266,15 @@
           <w:b/>
           <w:i w:val="0"/>
         </w:rPr>
-        <w:t>Fatigued ends with the Combat, not with ten minutes of rest.</w:t>
-      </w:r>
-      <w:r>
-        <w:rPr>
-          <w:rFonts w:ascii="Calibri" w:hAnsi="Calibri" w:cs="Calibri" w:eastAsia="Calibri"/>
-          <w:b w:val="0"/>
-          <w:i w:val="0"/>
-        </w:rPr>
-        <w:t xml:space="preserve"> The system has no clock for the rest the book names, so deleting the Combat document is what clears it; a GM who wants it to linger into the next scene sets it again from the palette.</w:t>
+        <w:t>Fatigued ends with the Combat, not after ten minutes of rest.</w:t>
+      </w:r>
+      <w:r>
+        <w:rPr>
+          <w:rFonts w:ascii="Calibri" w:hAnsi="Calibri" w:cs="Calibri" w:eastAsia="Calibri"/>
+          <w:b w:val="0"/>
+          <w:i w:val="0"/>
+        </w:rPr>
+        <w:t xml:space="preserve"> The book's Fatigued N "ends after ten minutes of rest", and since v4.12 says nothing about the fight being over. The system has no clock for the rest, so deleting the Combat document is what clears it, an approximation; a GM who wants it to linger into the next scene sets it again from the palette.</w:t>
       </w:r>
     </w:p>
     <w:p>

--- a/Starwrought_Foundry_Features.docx
+++ b/Starwrought_Foundry_Features.docx
@@ -32,7 +32,7 @@
           <w:b/>
           <w:i w:val="0"/>
         </w:rPr>
-        <w:t>Player's Handbook v4.12</w:t>
+        <w:t>Player's Handbook v4.13</w:t>
       </w:r>
       <w:r>
         <w:rPr>
@@ -48,7 +48,7 @@
           <w:b/>
           <w:i w:val="0"/>
         </w:rPr>
-        <w:t>0.6.1</w:t>
+        <w:t>0.6.2</w:t>
       </w:r>
       <w:r>
         <w:rPr>
@@ -1382,7 +1382,23 @@
           <w:b w:val="0"/>
           <w:i w:val="0"/>
         </w:rPr>
-        <w:t xml:space="preserve">; the other four Endure Talents stay blank; sync report ruling 77), so Endure joins Evade and Guard as a Defense the wizard can Train (Awareness still waits on its Root), and Endure relief and the Endure Bonus to Vigor are reachable in play; the enabled counts are 12 of 31 Constellations and 38 of 177 Talents. Weapons, armor and shields follow the same rule from </w:t>
+        <w:t xml:space="preserve">; the other four Endure Talents stay blank; sync report ruling 77), so Endure relief and the Endure Bonus to Vigor are reachable in play, and since 0.6.2 </w:t>
+      </w:r>
+      <w:r>
+        <w:rPr>
+          <w:rFonts w:ascii="Calibri" w:hAnsi="Calibri" w:cs="Calibri" w:eastAsia="Calibri"/>
+          <w:b/>
+          <w:i w:val="0"/>
+        </w:rPr>
+        <w:t>Awareness ships the same way</w:t>
+      </w:r>
+      <w:r>
+        <w:rPr>
+          <w:rFonts w:ascii="Calibri" w:hAnsi="Calibri" w:cs="Calibri" w:eastAsia="Calibri"/>
+          <w:b w:val="0"/>
+          <w:i w:val="0"/>
+        </w:rPr>
+        <w:t xml:space="preserve"> (Mike enabled Awareness Training on the Awareness sheet; its other four rows stay blank; ruling 83), so every one of the four Defenses is one the wizard's Defenses step can Train; the enabled counts are 13 of 31 Constellations and 39 of 177 Talents. Weapons, armor and shields follow the same rule from </w:t>
       </w:r>
       <w:r>
         <w:rPr>
@@ -1662,7 +1678,7 @@
           <w:b w:val="0"/>
           <w:i w:val="0"/>
         </w:rPr>
-        <w:t xml:space="preserve"> restores level × Presence Vigor, or level if Presence is 1 or less. It clears Temporary Vigor, gives no Hero Point (the GM awards those), and touches no Wound.</w:t>
+        <w:t xml:space="preserve"> restores level × Presence Vigor, or level if Presence is 1 or less. It clears Temporary Vigor and, since 0.6.2, Fatigued (ten minutes of rest is less than a night; the Rest card says so when it did; PHB v4.13, sync report ruling 81), gives no Hero Point (the GM awards those), and touches no Wound.</w:t>
       </w:r>
     </w:p>
     <w:p>
@@ -4234,7 +4250,7 @@
           <w:b w:val="0"/>
           <w:i w:val="0"/>
         </w:rPr>
-        <w:t xml:space="preserve"> value on the actor or in its flags) gets a reminder card with a roll button; and from the end of the third round on, every actor whose Endure Threshold is below the </w:t>
+        <w:t xml:space="preserve"> value on the actor or in its flags) gets a reminder card with a roll button; and every actor with Load Strain 1 or more whose Endure Threshold is below the </w:t>
       </w:r>
       <w:r>
         <w:rPr>
@@ -4250,7 +4266,7 @@
           <w:b w:val="0"/>
           <w:i w:val="0"/>
         </w:rPr>
-        <w:t xml:space="preserve"> (10 + Load Strain) and who is not yet Fatigued 3, unconscious or Dying gets a </w:t>
+        <w:t xml:space="preserve"> (10 + Load Strain), and who is not yet Fatigued 3, unconscious or Dying, gets a </w:t>
       </w:r>
       <w:r>
         <w:rPr>
@@ -4266,7 +4282,23 @@
           <w:b w:val="0"/>
           <w:i w:val="0"/>
         </w:rPr>
-        <w:t xml:space="preserve"> card: Endure against that Threshold. A fighter whose Endure Threshold meets it is exempt and gets no card (PHB v4.12, Wind; sync report ruling 74), which at Load Strain 0 is everyone, since no Endure Threshold is below 10. The exemption is read live from the Threshold the Defense grid shows, so Frightened can take it away for a round; the Load Strain field's tooltip gives both numbers. A failure raises Fatigued by 1 (Fatigued 1 the first time), to a maximum of 3, and the card names the new value; Fatigued N is −N Condition to Evade, Guard and attack rolls. The book ends Fatigued "after ten minutes of rest"; the system has no clock for that rest, so it clears Fatigued when the encounter ends (the Combat is deleted), an approximation. </w:t>
+        <w:t xml:space="preserve"> card: Endure against that Threshold, at the end of round 1 and of every round after (PHB v4.13, Wind: "If your Load Strain is at least 1 and your Endure Threshold is less than 10 + your Load Strain, then at the end of every round while in an encounter, you must roll Endure against 10 + Load Strain"; sync report rulings 79 and 80; through v4.12 and system 0.6.1 the first check came at the end of the third round). A fighter whose Endure Threshold meets the Wind Threshold is exempt and gets no card (ruling 74), and so is anyone carrying no Load Strain, whatever Frightened has done to their Endure Threshold; both halves of the gate are the book's sentence now. The exemption is read live from the Threshold the Defense grid shows, so Frightened can take it away for a round; the Load Strain field's tooltip gives both numbers. A failure raises Fatigued by 1 (Fatigued 1 the first time), to a maximum of 3, and the card names the new value; Fatigued N is −N Condition to Evade, Guard and attack rolls. The book ends Fatigued "after ten minutes of rest", and the system has no clock for that rest, so the Fatigued card carries a </w:t>
+      </w:r>
+      <w:r>
+        <w:rPr>
+          <w:rFonts w:ascii="Calibri" w:hAnsi="Calibri" w:cs="Calibri" w:eastAsia="Calibri"/>
+          <w:b/>
+          <w:i w:val="0"/>
+        </w:rPr>
+        <w:t>Ten minutes' rest</w:t>
+      </w:r>
+      <w:r>
+        <w:rPr>
+          <w:rFonts w:ascii="Calibri" w:hAnsi="Calibri" w:cs="Calibri" w:eastAsia="Calibri"/>
+          <w:b w:val="0"/>
+          <w:i w:val="0"/>
+        </w:rPr>
+        <w:t xml:space="preserve"> button for the actor's owner or the GM: it sets Fatigued off and posts a one-line card saying the fighter has caught their breath (clicked once Fatigued is already gone, it says so quietly and does nothing else). A night's rest clears it too. Nothing clears it at the Combat's end: a fighter who leaves one fight Fatigued carries it into the next scene until someone rests (ruling 81; through 0.6.1 the Combat's deletion cleared it). </w:t>
       </w:r>
       <w:r>
         <w:rPr>
@@ -4365,7 +4397,23 @@
           <w:b w:val="0"/>
           <w:i w:val="0"/>
         </w:rPr>
-        <w:t>The Equipment tab is laid out that way rather than by item type: what is in hand, then armor by Zone (with each Zone's Wounds beside its Protection), then everything else together. A Zone with nothing on it offers whatever you have packed for it, so putting a helm back on is one click. Drawing or stowing costs an Interact, and armor names its own donning time, which is a minute for each point of Protection. Putting away an implement that is in a Bind ends the Bind.</w:t>
+        <w:t xml:space="preserve">The Equipment tab is laid out that way rather than by item type: what is in hand, then armor by Zone (with each Zone's Wounds beside its Protection), then everything else together. A Zone with nothing on it offers whatever you have packed for it, so putting a helm back on is one click. Drawing or stowing costs an Interact, and armor names its own donning time, which is a minute for each point of Protection; an </w:t>
+      </w:r>
+      <w:r>
+        <w:rPr>
+          <w:rFonts w:ascii="Calibri" w:hAnsi="Calibri" w:cs="Calibri" w:eastAsia="Calibri"/>
+          <w:b/>
+          <w:i w:val="0"/>
+        </w:rPr>
+        <w:t>Attended</w:t>
+      </w:r>
+      <w:r>
+        <w:rPr>
+          <w:rFonts w:ascii="Calibri" w:hAnsi="Calibri" w:cs="Calibri" w:eastAsia="Calibri"/>
+          <w:b w:val="0"/>
+          <w:i w:val="0"/>
+        </w:rPr>
+        <w:t xml:space="preserve"> piece (the Breastplate, since 0.6.2) names two, "4 min, 8 alone", because it fastens behind the shoulder and alone takes twice as long to put on, though it comes off in the usual time (see Armor and load). Putting away an implement that is in a Bind ends the Bind.</w:t>
       </w:r>
     </w:p>
     <w:p>
@@ -4408,7 +4456,7 @@
           <w:b w:val="0"/>
           <w:i w:val="0"/>
         </w:rPr>
-        <w:t xml:space="preserve"> (PHB v4.12: "Heavy armor does not make you easier to hit"), and it is no blanket penalty on Might or Agility. What it costs is breath, senses and the margins of movement: it comes off your Rush and Leap distances in feet; a Stealth check takes it as an untyped penalty automatically, labelled Load Strain on the card; and because the system cannot tell a Climb or a Swim from a grapple, the roll dialog for an Athletics check offers an unticked </w:t>
+        <w:t xml:space="preserve"> (PHB v4.13, as v4.12: "Heavy armor does not make you easier to hit"), and it is no blanket penalty on Might or Agility. What it costs is breath, senses and the margins of movement: it comes off your Rush and Leap distances in feet; a Stealth check takes it as an untyped penalty automatically, labelled Load Strain on the card; and because the system cannot tell a Climb or a Swim from a grapple, the roll dialog for an Athletics check offers an unticked </w:t>
       </w:r>
       <w:r>
         <w:rPr>
@@ -4424,7 +4472,63 @@
           <w:b w:val="0"/>
           <w:i w:val="0"/>
         </w:rPr>
-        <w:t xml:space="preserve"> modifier whenever your Strain is 1 or more, for the player to tick when the check is one of those. No other check takes it. The Wind check above is the clock: from the end of the third round a fighter whose Endure Threshold is below 10 + Load Strain rolls Endure against that number each round, each failure deepening Fatigued by one, to Fatigued 3; a fighter whose Endure Threshold meets it never rolls (PHB v4.12), and the Load Strain field's tooltip gives both numbers and says which side of the line you stand on, to the GM and the player alike. Endure Training ships since 0.6.1, so the relief and the exemption are both reachable. A Closed helm is −2 Situation to Awareness checks, the Awareness Threshold and Initiative; an Open helm −1.</w:t>
+        <w:t xml:space="preserve"> modifier whenever your Strain is 1 or more, for the player to tick when the check is one of those. No other check takes it. The Wind check above is the clock: at the end of every round, from the first, a fighter with Load Strain 1 or more whose Endure Threshold is below 10 + Load Strain rolls Endure against that number, each failure deepening Fatigued by one, to Fatigued 3; a fighter whose Endure Threshold meets it never rolls, and neither does one carrying no Strain (PHB v4.13: "If your Load Strain is at least 1 and your Endure Threshold is less than 10 + your Load Strain, then at the end of every round while in an encounter, you must roll Endure against 10 + Load Strain"; the third-round delay of v4.11 and v4.12 is gone from the book and the system follows it). The Load Strain field's tooltip gives both numbers and says which side of the line you stand on, to the GM and the player alike. Endure Training ships since 0.6.1, so the relief and the exemption are both reachable. Fatigued, once it has set in, outlasts the fight: ten minutes' rest ends it, by the button on the Fatigued card or by a night's rest, never by the Combat's end. A Closed helm is −2 Situation to Awareness checks, the Awareness Threshold and Initiative; an Open helm −1.</w:t>
+      </w:r>
+    </w:p>
+    <w:p>
+      <w:r>
+        <w:rPr>
+          <w:rFonts w:ascii="Calibri" w:hAnsi="Calibri" w:cs="Calibri" w:eastAsia="Calibri"/>
+          <w:b/>
+          <w:i w:val="0"/>
+        </w:rPr>
+        <w:t>Attended</w:t>
+      </w:r>
+      <w:r>
+        <w:rPr>
+          <w:rFonts w:ascii="Calibri" w:hAnsi="Calibri" w:cs="Calibri" w:eastAsia="Calibri"/>
+          <w:b w:val="0"/>
+          <w:i w:val="0"/>
+        </w:rPr>
+        <w:t xml:space="preserve"> (0.6.2; sync report ruling 82; Mike: "Yes to all") is an armor trait on the Breastplate alone, and it is display only: "It fastens behind the shoulder, beyond your own reach: alone, putting it on takes twice as long. Taking it off does not." The armor Item derives </w:t>
+      </w:r>
+      <w:r>
+        <w:rPr>
+          <w:rFonts w:ascii="Consolas" w:hAnsi="Consolas" w:cs="Consolas" w:eastAsia="Consolas"/>
+          <w:b w:val="0"/>
+          <w:i w:val="0"/>
+          <w:color w:val="1F2A4A"/>
+          <w:sz w:val="19"/>
+          <w:shd w:val="clear" w:color="auto" w:fill="EEF0F5"/>
+        </w:rPr>
+        <w:t>attended</w:t>
+      </w:r>
+      <w:r>
+        <w:rPr>
+          <w:rFonts w:ascii="Calibri" w:hAnsi="Calibri" w:cs="Calibri" w:eastAsia="Calibri"/>
+          <w:b w:val="0"/>
+          <w:i w:val="0"/>
+        </w:rPr>
+        <w:t xml:space="preserve"> from its traits and </w:t>
+      </w:r>
+      <w:r>
+        <w:rPr>
+          <w:rFonts w:ascii="Consolas" w:hAnsi="Consolas" w:cs="Consolas" w:eastAsia="Consolas"/>
+          <w:b w:val="0"/>
+          <w:i w:val="0"/>
+          <w:color w:val="1F2A4A"/>
+          <w:sz w:val="19"/>
+          <w:shd w:val="clear" w:color="auto" w:fill="EEF0F5"/>
+        </w:rPr>
+        <w:t>donTimeAlone</w:t>
+      </w:r>
+      <w:r>
+        <w:rPr>
+          <w:rFonts w:ascii="Calibri" w:hAnsi="Calibri" w:cs="Calibri" w:eastAsia="Calibri"/>
+          <w:b w:val="0"/>
+          <w:i w:val="0"/>
+        </w:rPr>
+        <w:t xml:space="preserve"> (twice the donning time when Attended, else the same), the Equipment tab's time tag reads "4 min, 8 alone" on the piece and its hint says why, and the Rules Reference journal's armor traits table defines it. No Load, Protection, Strain or check reads it. The trait is in the data and the system a step ahead of the book, at Mike's word: its wording stands in the handbook as tracked changes for him to accept, while the Constellation Compendium and the web app already print it.</w:t>
       </w:r>
     </w:p>
     <w:p>
@@ -8071,7 +8175,23 @@
           <w:b w:val="0"/>
           <w:i w:val="0"/>
         </w:rPr>
-        <w:t>, whispered to the actor's owners and the GM: the Recovery check at the start of a round while Dying, with a roll button; the Wind check at the end of the third round and after, for a fighter whose Endure Threshold is below 10 + Load Strain (one whose Threshold meets it is exempt and gets no card), with an Endure button and, on a failure, a card naming the new Fatigued value (1 the first time, one more each time after, to 3); and Persistent Damage at the end of every round, with a roll button, and after the roll an Endure button to end it (except the Torso bleed, which only treating the Wound closes) and a note that the amount is applied on the sheet.</w:t>
+        <w:t xml:space="preserve">, whispered to the actor's owners and the GM: the Recovery check at the start of a round while Dying, with a roll button; the Wind check at the end of every round, for a fighter with Load Strain 1 or more whose Endure Threshold is below 10 + Load Strain (one whose Threshold meets it is exempt and gets no card), with an Endure button and, on a failure, a card naming the new Fatigued value (1 the first time, one more each time after, to 3) and carrying the </w:t>
+      </w:r>
+      <w:r>
+        <w:rPr>
+          <w:rFonts w:ascii="Calibri" w:hAnsi="Calibri" w:cs="Calibri" w:eastAsia="Calibri"/>
+          <w:b/>
+          <w:i w:val="0"/>
+        </w:rPr>
+        <w:t>Ten minutes' rest</w:t>
+      </w:r>
+      <w:r>
+        <w:rPr>
+          <w:rFonts w:ascii="Calibri" w:hAnsi="Calibri" w:cs="Calibri" w:eastAsia="Calibri"/>
+          <w:b w:val="0"/>
+          <w:i w:val="0"/>
+        </w:rPr>
+        <w:t xml:space="preserve"> button that ends the condition, for the owner or the GM, with a one-line card when it does; and Persistent Damage at the end of every round, with a roll button, and after the roll an Endure button to end it (except the Torso bleed, which only treating the Wound closes) and a note that the amount is applied on the sheet.</w:t>
       </w:r>
     </w:p>
     <w:p>
@@ -8155,7 +8275,7 @@
           <w:b w:val="0"/>
           <w:i w:val="0"/>
         </w:rPr>
-        <w:t>Off-Guard, Frightened N and Fatigued N feed straight into the derived numbers (Fatigued N into attack rolls as well as Evade and Guard; a failed Wind check raises it one step at a time to its maximum of 3; the book ends it "after ten minutes of rest", which the system approximates by clearing it when the encounter ends); Grabbed and Restrained make Evade unavailable; Slowed N takes its actions at the start of the round. The system keeps Dying, Wounded, Spent, Bound, Controlled, Controlling, Preparing and the four Exposed in step between the sheet and the token, sets Prone from a final Legs Wound, Unconscious from Dying and Dead at Dying 5, and clears Spent when Vigor returns. Every condition effect sits under a static id, the one the token palette looks for, so a status the rules set shows lit there and a click toggles it instead of laying a twin beside it (0.5.1, with a migration that brought old worlds' effects under those ids). Persistent Damage is an end-of-round card rather than a status. The rest are markers for the table.</w:t>
+        <w:t>Off-Guard, Frightened N and Fatigued N feed straight into the derived numbers (Fatigued N into attack rolls as well as Evade and Guard; a failed Wind check raises it one step at a time to its maximum of 3; the book ends it "after ten minutes of rest", and the table says when those have passed: the Fatigued card's Ten minutes' rest button or a night's rest clears it, and the Combat's end does not); Grabbed and Restrained make Evade unavailable; Slowed N takes its actions at the start of the round. The system keeps Dying, Wounded, Spent, Bound, Controlled, Controlling, Preparing and the four Exposed in step between the sheet and the token, sets Prone from a final Legs Wound, Unconscious from Dying and Dead at Dying 5, and clears Spent when Vigor returns. Every condition effect sits under a static id, the one the token palette looks for, so a status the rules set shows lit there and a click toggles it instead of laying a twin beside it (0.5.1, with a migration that brought old worlds' effects under those ids). Persistent Damage is an end-of-round card rather than a status. The rest are markers for the table.</w:t>
       </w:r>
     </w:p>
     <w:p>
@@ -9266,15 +9386,15 @@
           <w:b/>
           <w:i w:val="0"/>
         </w:rPr>
-        <w:t>Fatigued ends with the Combat, not after ten minutes of rest.</w:t>
-      </w:r>
-      <w:r>
-        <w:rPr>
-          <w:rFonts w:ascii="Calibri" w:hAnsi="Calibri" w:cs="Calibri" w:eastAsia="Calibri"/>
-          <w:b w:val="0"/>
-          <w:i w:val="0"/>
-        </w:rPr>
-        <w:t xml:space="preserve"> The book's Fatigued N "ends after ten minutes of rest", and since v4.12 says nothing about the fight being over. The system has no clock for the rest, so deleting the Combat document is what clears it, an approximation; a GM who wants it to linger into the next scene sets it again from the palette.</w:t>
+        <w:t>Ten minutes of rest is a button, not a clock.</w:t>
+      </w:r>
+      <w:r>
+        <w:rPr>
+          <w:rFonts w:ascii="Calibri" w:hAnsi="Calibri" w:cs="Calibri" w:eastAsia="Calibri"/>
+          <w:b w:val="0"/>
+          <w:i w:val="0"/>
+        </w:rPr>
+        <w:t xml:space="preserve"> The book's Fatigued N "ends after ten minutes of rest". The system has no clock for the rest and no longer guesses at one (through 0.6.1 it cleared Fatigued when the Combat was deleted), so the Fatigued card offers the owner or the GM a Ten minutes' rest button, a night's rest clears it, and whether ten minutes passed between one scene and the next is the table's to say.</w:t>
       </w:r>
     </w:p>
     <w:p>

--- a/Starwrought_Foundry_Features.docx
+++ b/Starwrought_Foundry_Features.docx
@@ -32,7 +32,7 @@
           <w:b/>
           <w:i w:val="0"/>
         </w:rPr>
-        <w:t>Player's Handbook v4.13</w:t>
+        <w:t>Player's Handbook v4.14</w:t>
       </w:r>
       <w:r>
         <w:rPr>
@@ -48,7 +48,7 @@
           <w:b/>
           <w:i w:val="0"/>
         </w:rPr>
-        <w:t>0.6.2</w:t>
+        <w:t>0.6.3</w:t>
       </w:r>
       <w:r>
         <w:rPr>
@@ -1996,7 +1996,39 @@
           <w:b w:val="0"/>
           <w:i w:val="0"/>
         </w:rPr>
-        <w:t xml:space="preserve"> is the higher of the weapon's natural Attribute (Might; Agility for Finesse, and for a ranged weapon that is not thrown) and the Key Attribute of a Combat Style whose Root you own and in whose Style you are wielding the weapon (the weapon's Style field). The weapon row shows the glyph of the one that won and says why.</w:t>
+        <w:t xml:space="preserve"> is the higher of the weapon's natural Attribute and the Key Attribute of a Combat Style whose Root you own and in whose Style you are wielding the weapon (PHB v4.14, The Attack: "Your Strike Attribute is the higher of two numbers: the weapon's natural Attribute (Might; or Agility for a weapon with the Finesse trait, and for any ranged weapon other than a composite bow or a thrown weapon), or the Key Attribute of a Combat Style whose root you have and whose weapons you are wielding. Work it out once per weapon and write it on your sheet. Damage still adds Might where the Strike allows it."; sync report rulings 87 and 88). The natural Attribute is Might, or Agility for a Finesse weapon and for a ranged weapon that does not carry the </w:t>
+      </w:r>
+      <w:r>
+        <w:rPr>
+          <w:rFonts w:ascii="Calibri" w:hAnsi="Calibri" w:cs="Calibri" w:eastAsia="Calibri"/>
+          <w:b/>
+          <w:i w:val="0"/>
+        </w:rPr>
+        <w:t>Composite</w:t>
+      </w:r>
+      <w:r>
+        <w:rPr>
+          <w:rFonts w:ascii="Calibri" w:hAnsi="Calibri" w:cs="Calibri" w:eastAsia="Calibri"/>
+          <w:b w:val="0"/>
+          <w:i w:val="0"/>
+        </w:rPr>
+        <w:t xml:space="preserve"> trait; a thrown weapon is Might, since a weapon thrown from the hand is not a ranged weapon in its own right (0.6.3; through 0.6.2 every ranged weapon read Agility, and no weapon in the data carries Composite yet). "Write it on your sheet" is the weapon's </w:t>
+      </w:r>
+      <w:r>
+        <w:rPr>
+          <w:rFonts w:ascii="Calibri" w:hAnsi="Calibri" w:cs="Calibri" w:eastAsia="Calibri"/>
+          <w:b/>
+          <w:i w:val="0"/>
+        </w:rPr>
+        <w:t>Combat Style</w:t>
+      </w:r>
+      <w:r>
+        <w:rPr>
+          <w:rFonts w:ascii="Calibri" w:hAnsi="Calibri" w:cs="Calibri" w:eastAsia="Calibri"/>
+          <w:b w:val="0"/>
+          <w:i w:val="0"/>
+        </w:rPr>
+        <w:t xml:space="preserve"> field: name the Style you wield it in and the sheet makes the comparison. The weapon row shows the glyph of the Attribute that won and its tooltip says whether it came from the weapon or the Style. Damage still adds Might where the Strike allows it.</w:t>
       </w:r>
     </w:p>
     <w:p>
@@ -4528,7 +4560,26 @@
           <w:b w:val="0"/>
           <w:i w:val="0"/>
         </w:rPr>
-        <w:t xml:space="preserve"> (twice the donning time when Attended, else the same), the Equipment tab's time tag reads "4 min, 8 alone" on the piece and its hint says why, and the Rules Reference journal's armor traits table defines it. No Load, Protection, Strain or check reads it. The trait is in the data and the system a step ahead of the book, at Mike's word: its wording stands in the handbook as tracked changes for him to accept, while the Constellation Compendium and the web app already print it.</w:t>
+        <w:t xml:space="preserve"> (twice the donning time when Attended, else the same), the Equipment tab's time tag reads "4 min, 8 alone" on the piece and its hint says why, and the Rules Reference journal's armor traits table defines it. No Load, Protection, Strain or check reads it. Mike accepted the wording into PHB v4.14 (the trait row, the Breastplate's "Plate, Noisy, Attended" cell and the donning sentence), so the book, the data and the system agree, and the Constellation Compendium and the web app print the same row. The Comfort row beside it reads, since v4.14, "You can sleep in it without increasing your Fatigued value by 1."; the roster's hand-kept </w:t>
+      </w:r>
+      <w:r>
+        <w:rPr>
+          <w:rFonts w:ascii="Consolas" w:hAnsi="Consolas" w:cs="Consolas" w:eastAsia="Consolas"/>
+          <w:b w:val="0"/>
+          <w:i w:val="0"/>
+          <w:color w:val="1F2A4A"/>
+          <w:sz w:val="19"/>
+          <w:shd w:val="clear" w:color="auto" w:fill="EEF0F5"/>
+        </w:rPr>
+        <w:t>armorTraits</w:t>
+      </w:r>
+      <w:r>
+        <w:rPr>
+          <w:rFonts w:ascii="Calibri" w:hAnsi="Calibri" w:cs="Calibri" w:eastAsia="Calibri"/>
+          <w:b w:val="0"/>
+          <w:i w:val="0"/>
+        </w:rPr>
+        <w:t xml:space="preserve"> block carries that sentence, and nothing in the system acts on it (see section 7).</w:t>
       </w:r>
     </w:p>
     <w:p>
@@ -4588,7 +4639,147 @@
           <w:b w:val="0"/>
           <w:i w:val="0"/>
         </w:rPr>
-        <w:t>Any critical, in either direction, puts a Flare button on the chat card. It asks which Constellation the roll belonged to, because the die knows it was a critical and only the table knows what it was related to. A Quick Strike's natural 20 that was denied its Critical Hit was still a critical on the die, so it offers the button too. A Constellation you have never opened can be Flared, and it then shows on the sheet at 0 points so the Milestone point has somewhere to go.</w:t>
+        <w:t>Any critical, in either direction, puts a Flare button on the chat card. It asks which Constellation the roll belonged to, because the die knows it was a critical and only the table knows what it was related to. A Quick Strike's natural 20 that was denied its Critical Hit was still a critical on the die, so it offers the button too.</w:t>
+      </w:r>
+    </w:p>
+    <w:p>
+      <w:r>
+        <w:rPr>
+          <w:rFonts w:ascii="Calibri" w:hAnsi="Calibri" w:cs="Calibri" w:eastAsia="Calibri"/>
+          <w:b/>
+          <w:i w:val="0"/>
+        </w:rPr>
+        <w:t>The list shows what you have Opened</w:t>
+      </w:r>
+      <w:r>
+        <w:rPr>
+          <w:rFonts w:ascii="Calibri" w:hAnsi="Calibri" w:cs="Calibri" w:eastAsia="Calibri"/>
+          <w:b w:val="0"/>
+          <w:i w:val="0"/>
+        </w:rPr>
+        <w:t xml:space="preserve"> (0.6.3; Mike: "the drop-down list should only show Opened Constellations. There should be a toggle, though, to instead show non-Opened Constellations to Flare"; sync report ruling 85). A Constellation is Opened for a character when they hold its Constellation Item or any Talent in it; one drawn only because it is already Flared is listed too. The dialog lists those alone, with the Constellation that was rolled preselected, and a checkbox, </w:t>
+      </w:r>
+      <w:r>
+        <w:rPr>
+          <w:rFonts w:ascii="Calibri" w:hAnsi="Calibri" w:cs="Calibri" w:eastAsia="Calibri"/>
+          <w:b/>
+          <w:i w:val="0"/>
+        </w:rPr>
+        <w:t>Show Constellations you have not opened</w:t>
+      </w:r>
+      <w:r>
+        <w:rPr>
+          <w:rFonts w:ascii="Calibri" w:hAnsi="Calibri" w:cs="Calibri" w:eastAsia="Calibri"/>
+          <w:b w:val="0"/>
+          <w:i w:val="0"/>
+        </w:rPr>
+        <w:t>, rebuilds the list with every shipping Constellation added and each unopened one marked "(not opened)"; when the rolled Constellation is one you have not opened, the checkbox starts ticked so the preselection is in view. A Constellation you have never opened can still be Flared, then, and it shows on the sheet at 0 points so the Milestone point has somewhere to go.</w:t>
+      </w:r>
+    </w:p>
+    <w:p>
+      <w:r>
+        <w:rPr>
+          <w:rFonts w:ascii="Calibri" w:hAnsi="Calibri" w:cs="Calibri" w:eastAsia="Calibri"/>
+          <w:b/>
+          <w:i w:val="0"/>
+        </w:rPr>
+        <w:t>The sheet's Constellations tab</w:t>
+      </w:r>
+      <w:r>
+        <w:rPr>
+          <w:rFonts w:ascii="Calibri" w:hAnsi="Calibri" w:cs="Calibri" w:eastAsia="Calibri"/>
+          <w:b w:val="0"/>
+          <w:i w:val="0"/>
+        </w:rPr>
+        <w:t xml:space="preserve"> lists your Opened and Flared Constellations as before, and its toolbar carries </w:t>
+      </w:r>
+      <w:r>
+        <w:rPr>
+          <w:rFonts w:ascii="Calibri" w:hAnsi="Calibri" w:cs="Calibri" w:eastAsia="Calibri"/>
+          <w:b/>
+          <w:i w:val="0"/>
+        </w:rPr>
+        <w:t>Show every Constellation</w:t>
+      </w:r>
+      <w:r>
+        <w:rPr>
+          <w:rFonts w:ascii="Calibri" w:hAnsi="Calibri" w:cs="Calibri" w:eastAsia="Calibri"/>
+          <w:b w:val="0"/>
+          <w:i w:val="0"/>
+        </w:rPr>
+        <w:t xml:space="preserve">, a toggle that adds every shipping Constellation you have not opened as a slim, dimmed row in its own category, trailing the opened ones: name, Key Attribute glyph, Untrained, a "not opened" mark, the Flare control and the roll link, with no Talent list and no caret (the Lore template is left out, since a Lore you open is always Lore (X)). So an unopened Constellation can be rolled or Flared from the sheet as well as from a card; the button reads </w:t>
+      </w:r>
+      <w:r>
+        <w:rPr>
+          <w:rFonts w:ascii="Calibri" w:hAnsi="Calibri" w:cs="Calibri" w:eastAsia="Calibri"/>
+          <w:b/>
+          <w:i w:val="0"/>
+        </w:rPr>
+        <w:t>Opened only</w:t>
+      </w:r>
+      <w:r>
+        <w:rPr>
+          <w:rFonts w:ascii="Calibri" w:hAnsi="Calibri" w:cs="Calibri" w:eastAsia="Calibri"/>
+          <w:b w:val="0"/>
+          <w:i w:val="0"/>
+        </w:rPr>
+        <w:t xml:space="preserve"> while the rows are shown. The toggle is a client setting (</w:t>
+      </w:r>
+      <w:r>
+        <w:rPr>
+          <w:rFonts w:ascii="Consolas" w:hAnsi="Consolas" w:cs="Consolas" w:eastAsia="Consolas"/>
+          <w:b w:val="0"/>
+          <w:i w:val="0"/>
+          <w:color w:val="1F2A4A"/>
+          <w:sz w:val="19"/>
+          <w:shd w:val="clear" w:color="auto" w:fill="EEF0F5"/>
+        </w:rPr>
+        <w:t>showUnopenedConstellations</w:t>
+      </w:r>
+      <w:r>
+        <w:rPr>
+          <w:rFonts w:ascii="Calibri" w:hAnsi="Calibri" w:cs="Calibri" w:eastAsia="Calibri"/>
+          <w:b w:val="0"/>
+          <w:i w:val="0"/>
+        </w:rPr>
+        <w:t>, off by default, with no entry in Configure Settings; the button is the switch), so it holds across sheets and sessions for that user, and every character sheet the client has open redraws when it changes.</w:t>
+      </w:r>
+    </w:p>
+    <w:p>
+      <w:r>
+        <w:rPr>
+          <w:rFonts w:ascii="Calibri" w:hAnsi="Calibri" w:cs="Calibri" w:eastAsia="Calibri"/>
+          <w:b/>
+          <w:i w:val="0"/>
+        </w:rPr>
+        <w:t>A Flare is said in chat from every entry point</w:t>
+      </w:r>
+      <w:r>
+        <w:rPr>
+          <w:rFonts w:ascii="Calibri" w:hAnsi="Calibri" w:cs="Calibri" w:eastAsia="Calibri"/>
+          <w:b w:val="0"/>
+          <w:i w:val="0"/>
+        </w:rPr>
+        <w:t xml:space="preserve"> (0.6.3; Mike: "Flaring a Constellation by clicking on the Flare button on the charsheet in Foundry doesn't send that to chat, like changing other things does"; ruling 86). Lighting a Constellation, from a card or from the sheet, posts the Flare card ("{name} is Flared. A Milestone Talent Point may be spent there, and it stays Flared until you do."), spoken by the actor and public; putting one out posts a one-line card saying it is no longer Flared. </w:t>
+      </w:r>
+      <w:r>
+        <w:rPr>
+          <w:rFonts w:ascii="Consolas" w:hAnsi="Consolas" w:cs="Consolas" w:eastAsia="Consolas"/>
+          <w:b w:val="0"/>
+          <w:i w:val="0"/>
+          <w:color w:val="1F2A4A"/>
+          <w:sz w:val="19"/>
+          <w:shd w:val="clear" w:color="auto" w:fill="EEF0F5"/>
+        </w:rPr>
+        <w:t>toggleFlare</w:t>
+      </w:r>
+      <w:r>
+        <w:rPr>
+          <w:rFonts w:ascii="Calibri" w:hAnsi="Calibri" w:cs="Calibri" w:eastAsia="Calibri"/>
+          <w:b w:val="0"/>
+          <w:i w:val="0"/>
+        </w:rPr>
+        <w:t xml:space="preserve"> posts the card itself, so a Flare from a card is said once and no entry point is left silent; putting out a Flare that was never lit writes nothing and says nothing. The Adjusted card for hand edits has never covered Flares, and the Flare card is the announcement.</w:t>
       </w:r>
     </w:p>
     <w:p>
@@ -7358,7 +7549,23 @@
           <w:b w:val="0"/>
           <w:i w:val="0"/>
         </w:rPr>
-        <w:t xml:space="preserve"> shows Melee and Ranged with rank and Proficiency, your weapon dice, your specialization in each, and the three Strike kinds with their glyphs. The body block has the Ancestry's Vigor per level and the Calling's Opening Vigor, Speed with Step, Rush and Leap beside it, Natural and Total Reach, Space, Load Strain (its tooltip, for the GM and the player alike, gives the Wind Threshold and says whether your Endure Threshold meets it), Initiative and Familiarity. A row of table buttons: Recovery check, Refuse Death, a night's rest (showing what it would restore). Constellations groups your skies by category, shows rank, Proficiency, points and what the next rank is waiting on, and folds open to the Talents you own with a Flare toggle on each Constellation; a parent shows its pool and how much is inherited, and a Combat Style says which parent it is a child of. Equipment lays armor out by Zone with the Zone's Wounds beside its Protection. Also Maneuvers, Effects and Biography.</w:t>
+        <w:t xml:space="preserve"> shows Melee and Ranged with rank and Proficiency, your weapon dice, your specialization in each, and the three Strike kinds with their glyphs. The body block has the Ancestry's Vigor per level and the Calling's Opening Vigor, Speed with Step, Rush and Leap beside it, Natural and Total Reach, Space, Load Strain (its tooltip, for the GM and the player alike, gives the Wind Threshold and says whether your Endure Threshold meets it), Initiative and Familiarity. A row of table buttons: Recovery check, Refuse Death, a night's rest (showing what it would restore). Constellations groups your skies by category, shows rank, Proficiency, points and what the next rank is waiting on, and folds open to the Talents you own with a Flare toggle on each Constellation; a parent shows its pool and how much is inherited, and a Combat Style says which parent it is a child of. Its toolbar's </w:t>
+      </w:r>
+      <w:r>
+        <w:rPr>
+          <w:rFonts w:ascii="Calibri" w:hAnsi="Calibri" w:cs="Calibri" w:eastAsia="Calibri"/>
+          <w:b/>
+          <w:i w:val="0"/>
+        </w:rPr>
+        <w:t>Show every Constellation</w:t>
+      </w:r>
+      <w:r>
+        <w:rPr>
+          <w:rFonts w:ascii="Calibri" w:hAnsi="Calibri" w:cs="Calibri" w:eastAsia="Calibri"/>
+          <w:b w:val="0"/>
+          <w:i w:val="0"/>
+        </w:rPr>
+        <w:t xml:space="preserve"> toggle (0.6.3) adds the shipping Constellations you have not opened as dimmed rows with a Flare control and nothing else, and remembers the choice per client (see Flares). Equipment lays armor out by Zone with the Zone's Wounds beside its Protection. Also Maneuvers, Effects and Biography.</w:t>
       </w:r>
     </w:p>
     <w:p>
@@ -7376,7 +7583,7 @@
           <w:b w:val="0"/>
           <w:i w:val="0"/>
         </w:rPr>
-        <w:t xml:space="preserve"> Each held weapon shows the Strike Attribute that won (glyph and attack modifier, with the standing attack modifiers such as an Arms Wound's −2 folded in so it agrees with the roll dialog, and a tooltip saying whether it came from the weapon or a Combat Style), Melee or Ranged and the rank that applies after Handling, its damage (the Quick Strike's in the tooltip) and its reach, and three Strike buttons: </w:t>
+        <w:t xml:space="preserve"> Each held weapon shows the Strike Attribute that won (glyph and attack modifier, with the standing attack modifiers such as an Arms Wound's −2 folded in so it agrees with the roll dialog, and a tooltip saying whether it came from the weapon or a Combat Style; the weapon's Combat Style field is where the book's "write it on your sheet" lives), Melee or Ranged and the rank that applies after Handling, its damage (the Quick Strike's in the tooltip) and its reach, and three Strike buttons: </w:t>
       </w:r>
       <w:r>
         <w:rPr>
@@ -7822,7 +8029,7 @@
           <w:b w:val="0"/>
           <w:i w:val="0"/>
         </w:rPr>
-        <w:t xml:space="preserve"> Maneuver whose Reaction half is free; no shipped Maneuver carries one yet. A Constellation names its parent (Melee or Ranged; anything but itself is allowed, so a third parent needs no code change). A chassis carries its Vigor (per level for an Ancestry, Opening Vigor for a Calling, and the sheet labels it so), Size and Speed in feet per Move. A weapon carries its Style, which is load-bearing for the Strike Attribute, and the sheet calls out the traits that decide what it can do in a Bind. A Talent or Maneuver carries its </w:t>
+        <w:t xml:space="preserve"> Maneuver whose Reaction half is free; no shipped Maneuver carries one yet. A Constellation names its parent (Melee or Ranged; anything but itself is allowed, so a third parent needs no code change). A chassis carries its Vigor (per level for an Ancestry, Opening Vigor for a Calling, and the sheet labels it so), Size and Speed in feet per Move. A weapon carries its Style, which is load-bearing for the Strike Attribute (the field's hint states the rule, the composite bow included), and the sheet calls out the traits that decide what it can do in a Bind. A Talent or Maneuver carries its </w:t>
       </w:r>
       <w:r>
         <w:rPr>
@@ -8220,6 +8427,22 @@
           <w:i w:val="0"/>
         </w:rPr>
         <w:t xml:space="preserve">Also: Move, Step and Rush cards saying what a drag cost and why; the Pass card; Bind formed, Control taken and Bind ended; Exposed; Give ground; Step; Recenter; Treat Wound; a night's rest; Refuse Death; a Hero Point spent; the </w:t>
+      </w:r>
+      <w:r>
+        <w:rPr>
+          <w:rFonts w:ascii="Calibri" w:hAnsi="Calibri" w:cs="Calibri" w:eastAsia="Calibri"/>
+          <w:b/>
+          <w:i w:val="0"/>
+        </w:rPr>
+        <w:t>Flare</w:t>
+      </w:r>
+      <w:r>
+        <w:rPr>
+          <w:rFonts w:ascii="Calibri" w:hAnsi="Calibri" w:cs="Calibri" w:eastAsia="Calibri"/>
+          <w:b w:val="0"/>
+          <w:i w:val="0"/>
+        </w:rPr>
+        <w:t xml:space="preserve"> card, lit or put out, from a critical's card or from the sheet (0.6.3); the </w:t>
       </w:r>
       <w:r>
         <w:rPr>
@@ -8317,7 +8540,7 @@
         </w:trPr>
         <w:tc>
           <w:tcPr>
-            <w:tcW w:type="dxa" w:w="1503"/>
+            <w:tcW w:type="dxa" w:w="1489"/>
             <w:shd w:val="clear" w:color="auto" w:fill="1F2A4A"/>
           </w:tcPr>
           <w:p>
@@ -8369,7 +8592,7 @@
         </w:tc>
         <w:tc>
           <w:tcPr>
-            <w:tcW w:type="dxa" w:w="6423"/>
+            <w:tcW w:type="dxa" w:w="6437"/>
             <w:shd w:val="clear" w:color="auto" w:fill="1F2A4A"/>
           </w:tcPr>
           <w:p>
@@ -8397,7 +8620,7 @@
       <w:tr>
         <w:tc>
           <w:tcPr>
-            <w:tcW w:type="dxa" w:w="1503"/>
+            <w:tcW w:type="dxa" w:w="1489"/>
           </w:tcPr>
           <w:p>
             <w:pPr>
@@ -8437,7 +8660,7 @@
         </w:tc>
         <w:tc>
           <w:tcPr>
-            <w:tcW w:type="dxa" w:w="6423"/>
+            <w:tcW w:type="dxa" w:w="6437"/>
           </w:tcPr>
           <w:p>
             <w:pPr>
@@ -8459,7 +8682,7 @@
       <w:tr>
         <w:tc>
           <w:tcPr>
-            <w:tcW w:type="dxa" w:w="1503"/>
+            <w:tcW w:type="dxa" w:w="1489"/>
             <w:shd w:val="clear" w:color="auto" w:fill="F5F6FA"/>
           </w:tcPr>
           <w:p>
@@ -8501,7 +8724,7 @@
         </w:tc>
         <w:tc>
           <w:tcPr>
-            <w:tcW w:type="dxa" w:w="6423"/>
+            <w:tcW w:type="dxa" w:w="6437"/>
             <w:shd w:val="clear" w:color="auto" w:fill="F5F6FA"/>
           </w:tcPr>
           <w:p>
@@ -8524,7 +8747,7 @@
       <w:tr>
         <w:tc>
           <w:tcPr>
-            <w:tcW w:type="dxa" w:w="1503"/>
+            <w:tcW w:type="dxa" w:w="1489"/>
           </w:tcPr>
           <w:p>
             <w:pPr>
@@ -8564,7 +8787,7 @@
         </w:tc>
         <w:tc>
           <w:tcPr>
-            <w:tcW w:type="dxa" w:w="6423"/>
+            <w:tcW w:type="dxa" w:w="6437"/>
           </w:tcPr>
           <w:p>
             <w:pPr>
@@ -8586,7 +8809,7 @@
       <w:tr>
         <w:tc>
           <w:tcPr>
-            <w:tcW w:type="dxa" w:w="1503"/>
+            <w:tcW w:type="dxa" w:w="1489"/>
             <w:shd w:val="clear" w:color="auto" w:fill="F5F6FA"/>
           </w:tcPr>
           <w:p>
@@ -8628,7 +8851,7 @@
         </w:tc>
         <w:tc>
           <w:tcPr>
-            <w:tcW w:type="dxa" w:w="6423"/>
+            <w:tcW w:type="dxa" w:w="6437"/>
             <w:shd w:val="clear" w:color="auto" w:fill="F5F6FA"/>
           </w:tcPr>
           <w:p>
@@ -8651,7 +8874,7 @@
       <w:tr>
         <w:tc>
           <w:tcPr>
-            <w:tcW w:type="dxa" w:w="1503"/>
+            <w:tcW w:type="dxa" w:w="1489"/>
           </w:tcPr>
           <w:p>
             <w:pPr>
@@ -8691,7 +8914,7 @@
         </w:tc>
         <w:tc>
           <w:tcPr>
-            <w:tcW w:type="dxa" w:w="6423"/>
+            <w:tcW w:type="dxa" w:w="6437"/>
           </w:tcPr>
           <w:p>
             <w:pPr>
@@ -8713,7 +8936,7 @@
       <w:tr>
         <w:tc>
           <w:tcPr>
-            <w:tcW w:type="dxa" w:w="1503"/>
+            <w:tcW w:type="dxa" w:w="1489"/>
             <w:shd w:val="clear" w:color="auto" w:fill="F5F6FA"/>
           </w:tcPr>
           <w:p>
@@ -8755,7 +8978,7 @@
         </w:tc>
         <w:tc>
           <w:tcPr>
-            <w:tcW w:type="dxa" w:w="6423"/>
+            <w:tcW w:type="dxa" w:w="6437"/>
             <w:shd w:val="clear" w:color="auto" w:fill="F5F6FA"/>
           </w:tcPr>
           <w:p>
@@ -8778,7 +9001,7 @@
       <w:tr>
         <w:tc>
           <w:tcPr>
-            <w:tcW w:type="dxa" w:w="1503"/>
+            <w:tcW w:type="dxa" w:w="1489"/>
           </w:tcPr>
           <w:p>
             <w:pPr>
@@ -8818,7 +9041,7 @@
         </w:tc>
         <w:tc>
           <w:tcPr>
-            <w:tcW w:type="dxa" w:w="6423"/>
+            <w:tcW w:type="dxa" w:w="6437"/>
           </w:tcPr>
           <w:p>
             <w:pPr>
@@ -8840,7 +9063,7 @@
       <w:tr>
         <w:tc>
           <w:tcPr>
-            <w:tcW w:type="dxa" w:w="1503"/>
+            <w:tcW w:type="dxa" w:w="1489"/>
             <w:shd w:val="clear" w:color="auto" w:fill="F5F6FA"/>
           </w:tcPr>
           <w:p>
@@ -8882,7 +9105,7 @@
         </w:tc>
         <w:tc>
           <w:tcPr>
-            <w:tcW w:type="dxa" w:w="6423"/>
+            <w:tcW w:type="dxa" w:w="6437"/>
             <w:shd w:val="clear" w:color="auto" w:fill="F5F6FA"/>
           </w:tcPr>
           <w:p>
@@ -8905,7 +9128,7 @@
       <w:tr>
         <w:tc>
           <w:tcPr>
-            <w:tcW w:type="dxa" w:w="1503"/>
+            <w:tcW w:type="dxa" w:w="1489"/>
           </w:tcPr>
           <w:p>
             <w:pPr>
@@ -8945,7 +9168,7 @@
         </w:tc>
         <w:tc>
           <w:tcPr>
-            <w:tcW w:type="dxa" w:w="6423"/>
+            <w:tcW w:type="dxa" w:w="6437"/>
           </w:tcPr>
           <w:p>
             <w:pPr>
@@ -8967,7 +9190,7 @@
       <w:tr>
         <w:tc>
           <w:tcPr>
-            <w:tcW w:type="dxa" w:w="1503"/>
+            <w:tcW w:type="dxa" w:w="1489"/>
             <w:shd w:val="clear" w:color="auto" w:fill="F5F6FA"/>
           </w:tcPr>
           <w:p>
@@ -9009,7 +9232,7 @@
         </w:tc>
         <w:tc>
           <w:tcPr>
-            <w:tcW w:type="dxa" w:w="6423"/>
+            <w:tcW w:type="dxa" w:w="6437"/>
             <w:shd w:val="clear" w:color="auto" w:fill="F5F6FA"/>
           </w:tcPr>
           <w:p>
@@ -9032,7 +9255,7 @@
       <w:tr>
         <w:tc>
           <w:tcPr>
-            <w:tcW w:type="dxa" w:w="1503"/>
+            <w:tcW w:type="dxa" w:w="1489"/>
           </w:tcPr>
           <w:p>
             <w:pPr>
@@ -9072,7 +9295,7 @@
         </w:tc>
         <w:tc>
           <w:tcPr>
-            <w:tcW w:type="dxa" w:w="6423"/>
+            <w:tcW w:type="dxa" w:w="6437"/>
           </w:tcPr>
           <w:p>
             <w:pPr>
@@ -9094,7 +9317,7 @@
       <w:tr>
         <w:tc>
           <w:tcPr>
-            <w:tcW w:type="dxa" w:w="1503"/>
+            <w:tcW w:type="dxa" w:w="1489"/>
             <w:shd w:val="clear" w:color="auto" w:fill="F5F6FA"/>
           </w:tcPr>
           <w:p>
@@ -9136,7 +9359,7 @@
         </w:tc>
         <w:tc>
           <w:tcPr>
-            <w:tcW w:type="dxa" w:w="6423"/>
+            <w:tcW w:type="dxa" w:w="6437"/>
             <w:shd w:val="clear" w:color="auto" w:fill="F5F6FA"/>
           </w:tcPr>
           <w:p>
@@ -9156,6 +9379,68 @@
           </w:p>
         </w:tc>
       </w:tr>
+      <w:tr>
+        <w:tc>
+          <w:tcPr>
+            <w:tcW w:type="dxa" w:w="1489"/>
+          </w:tcPr>
+          <w:p>
+            <w:pPr>
+              <w:spacing w:after="40"/>
+            </w:pPr>
+            <w:r/>
+            <w:r>
+              <w:rPr>
+                <w:rFonts w:ascii="Calibri" w:hAnsi="Calibri" w:cs="Calibri" w:eastAsia="Calibri"/>
+                <w:b w:val="0"/>
+                <w:i w:val="0"/>
+                <w:sz w:val="19"/>
+              </w:rPr>
+              <w:t>Show every Constellation</w:t>
+            </w:r>
+          </w:p>
+        </w:tc>
+        <w:tc>
+          <w:tcPr>
+            <w:tcW w:type="dxa" w:w="1434"/>
+          </w:tcPr>
+          <w:p>
+            <w:pPr>
+              <w:spacing w:after="40"/>
+            </w:pPr>
+            <w:r/>
+            <w:r>
+              <w:rPr>
+                <w:rFonts w:ascii="Calibri" w:hAnsi="Calibri" w:cs="Calibri" w:eastAsia="Calibri"/>
+                <w:b w:val="0"/>
+                <w:i w:val="0"/>
+                <w:sz w:val="19"/>
+              </w:rPr>
+              <w:t>off</w:t>
+            </w:r>
+          </w:p>
+        </w:tc>
+        <w:tc>
+          <w:tcPr>
+            <w:tcW w:type="dxa" w:w="6437"/>
+          </w:tcPr>
+          <w:p>
+            <w:pPr>
+              <w:spacing w:after="40"/>
+            </w:pPr>
+            <w:r/>
+            <w:r>
+              <w:rPr>
+                <w:rFonts w:ascii="Calibri" w:hAnsi="Calibri" w:cs="Calibri" w:eastAsia="Calibri"/>
+                <w:b w:val="0"/>
+                <w:i w:val="0"/>
+                <w:sz w:val="19"/>
+              </w:rPr>
+              <w:t>On the sheet's Constellations tab, list every shipping Constellation the character has not opened as a dimmed row with a Flare control, so one can be Flared from the sheet. Per client; the tab's toolbar button is the switch, and the setting has no entry in Configure Settings</w:t>
+            </w:r>
+          </w:p>
+        </w:tc>
+      </w:tr>
     </w:tbl>
     <w:p>
       <w:pPr>
@@ -9415,7 +9700,7 @@
           <w:b w:val="0"/>
           <w:i w:val="0"/>
         </w:rPr>
-        <w:t xml:space="preserve"> The rest card restores Vigor and nothing else; that rule is the table's to apply.</w:t>
+        <w:t xml:space="preserve"> The book's Comfort row (PHB v4.14): "You can sleep in it without increasing your Fatigued value by 1." The rest card restores Vigor, clears Fatigued and does nothing else; that rule is the table's to apply.</w:t>
       </w:r>
     </w:p>
     <w:p>

--- a/Starwrought_Foundry_Features.docx
+++ b/Starwrought_Foundry_Features.docx
@@ -32,15 +32,15 @@
           <w:b/>
           <w:i w:val="0"/>
         </w:rPr>
-        <w:t>Player's Handbook v4.14</w:t>
-      </w:r>
-      <w:r>
-        <w:rPr>
-          <w:rFonts w:ascii="Calibri" w:hAnsi="Calibri" w:cs="Calibri" w:eastAsia="Calibri"/>
-          <w:b w:val="0"/>
-          <w:i w:val="0"/>
-        </w:rPr>
-        <w:t xml:space="preserve">. System version </w:t>
+        <w:t>Player's Handbook v4.15</w:t>
+      </w:r>
+      <w:r>
+        <w:rPr>
+          <w:rFonts w:ascii="Calibri" w:hAnsi="Calibri" w:cs="Calibri" w:eastAsia="Calibri"/>
+          <w:b w:val="0"/>
+          <w:i w:val="0"/>
+        </w:rPr>
+        <w:t xml:space="preserve"> (v4.14's text under a formatting pass; no rule differs). System version </w:t>
       </w:r>
       <w:r>
         <w:rPr>

--- a/Starwrought_Foundry_Features.docx
+++ b/Starwrought_Foundry_Features.docx
@@ -48,7 +48,7 @@
           <w:b/>
           <w:i w:val="0"/>
         </w:rPr>
-        <w:t>0.6.3</w:t>
+        <w:t>0.7.0</w:t>
       </w:r>
       <w:r>
         <w:rPr>
@@ -4783,6 +4783,119 @@
       </w:r>
     </w:p>
     <w:p>
+      <w:r>
+        <w:rPr>
+          <w:rFonts w:ascii="Calibri" w:hAnsi="Calibri" w:cs="Calibri" w:eastAsia="Calibri"/>
+          <w:b/>
+          <w:i w:val="0"/>
+        </w:rPr>
+        <w:t>The picker is shared, and the GM can award a Flare with a reason</w:t>
+      </w:r>
+      <w:r>
+        <w:rPr>
+          <w:rFonts w:ascii="Calibri" w:hAnsi="Calibri" w:cs="Calibri" w:eastAsia="Calibri"/>
+          <w:b w:val="0"/>
+          <w:i w:val="0"/>
+        </w:rPr>
+        <w:t xml:space="preserve"> (0.7.0). The dialog the critical's card opens lives in </w:t>
+      </w:r>
+      <w:r>
+        <w:rPr>
+          <w:rFonts w:ascii="Consolas" w:hAnsi="Consolas" w:cs="Consolas" w:eastAsia="Consolas"/>
+          <w:b w:val="0"/>
+          <w:i w:val="0"/>
+          <w:color w:val="1F2A4A"/>
+          <w:sz w:val="19"/>
+          <w:shd w:val="clear" w:color="auto" w:fill="EEF0F5"/>
+        </w:rPr>
+        <w:t>module/apps/flare-picker.mjs</w:t>
+      </w:r>
+      <w:r>
+        <w:rPr>
+          <w:rFonts w:ascii="Calibri" w:hAnsi="Calibri" w:cs="Calibri" w:eastAsia="Calibri"/>
+          <w:b w:val="0"/>
+          <w:i w:val="0"/>
+        </w:rPr>
+        <w:t xml:space="preserve"> as </w:t>
+      </w:r>
+      <w:r>
+        <w:rPr>
+          <w:rFonts w:ascii="Consolas" w:hAnsi="Consolas" w:cs="Consolas" w:eastAsia="Consolas"/>
+          <w:b w:val="0"/>
+          <w:i w:val="0"/>
+          <w:color w:val="1F2A4A"/>
+          <w:sz w:val="19"/>
+          <w:shd w:val="clear" w:color="auto" w:fill="EEF0F5"/>
+        </w:rPr>
+        <w:t>pickFlare</w:t>
+      </w:r>
+      <w:r>
+        <w:rPr>
+          <w:rFonts w:ascii="Calibri" w:hAnsi="Calibri" w:cs="Calibri" w:eastAsia="Calibri"/>
+          <w:b w:val="0"/>
+          <w:i w:val="0"/>
+        </w:rPr>
+        <w:t xml:space="preserve"> (the Opened list, the "Show Constellations you have not opened" checkbox, the preselection), and </w:t>
+      </w:r>
+      <w:r>
+        <w:rPr>
+          <w:rFonts w:ascii="Consolas" w:hAnsi="Consolas" w:cs="Consolas" w:eastAsia="Consolas"/>
+          <w:b w:val="0"/>
+          <w:i w:val="0"/>
+          <w:color w:val="1F2A4A"/>
+          <w:sz w:val="19"/>
+          <w:shd w:val="clear" w:color="auto" w:fill="EEF0F5"/>
+        </w:rPr>
+        <w:t>flareFromCard</w:t>
+      </w:r>
+      <w:r>
+        <w:rPr>
+          <w:rFonts w:ascii="Calibri" w:hAnsi="Calibri" w:cs="Calibri" w:eastAsia="Calibri"/>
+          <w:b w:val="0"/>
+          <w:i w:val="0"/>
+        </w:rPr>
+        <w:t xml:space="preserve"> calls it and then </w:t>
+      </w:r>
+      <w:r>
+        <w:rPr>
+          <w:rFonts w:ascii="Consolas" w:hAnsi="Consolas" w:cs="Consolas" w:eastAsia="Consolas"/>
+          <w:b w:val="0"/>
+          <w:i w:val="0"/>
+          <w:color w:val="1F2A4A"/>
+          <w:sz w:val="19"/>
+          <w:shd w:val="clear" w:color="auto" w:fill="EEF0F5"/>
+        </w:rPr>
+        <w:t>toggleFlare</w:t>
+      </w:r>
+      <w:r>
+        <w:rPr>
+          <w:rFonts w:ascii="Calibri" w:hAnsi="Calibri" w:cs="Calibri" w:eastAsia="Calibri"/>
+          <w:b w:val="0"/>
+          <w:i w:val="0"/>
+        </w:rPr>
+        <w:t xml:space="preserve"> as before, so nothing on the chat path changed. The party sheet's roster opens the same picker from its GM-only Flare plus, with an optional one-line reason, and </w:t>
+      </w:r>
+      <w:r>
+        <w:rPr>
+          <w:rFonts w:ascii="Consolas" w:hAnsi="Consolas" w:cs="Consolas" w:eastAsia="Consolas"/>
+          <w:b w:val="0"/>
+          <w:i w:val="0"/>
+          <w:color w:val="1F2A4A"/>
+          <w:sz w:val="19"/>
+          <w:shd w:val="clear" w:color="auto" w:fill="EEF0F5"/>
+        </w:rPr>
+        <w:t>toggleFlare(slug, state, { reason })</w:t>
+      </w:r>
+      <w:r>
+        <w:rPr>
+          <w:rFonts w:ascii="Calibri" w:hAnsi="Calibri" w:cs="Calibri" w:eastAsia="Calibri"/>
+          <w:b w:val="0"/>
+          <w:i w:val="0"/>
+        </w:rPr>
+        <w:t xml:space="preserve"> prints the reason on the lit card as its own line ("awarded by the GM: &lt;reason&gt;"), so a Flare the GM grants for something the dice never saw is said with its cause. While the character holds a Deferred Talent Point the lit card also carries "You hold a Deferred Talent Point: spend it here now." (ruling 94; see The party, under Sheets). The put-out card, and the silence on a Flare that was never lit, are unchanged.</w:t>
+      </w:r>
+    </w:p>
+    <w:p>
       <w:pPr>
         <w:pStyle w:val="Heading3"/>
       </w:pPr>
@@ -8101,7 +8214,7 @@
           <w:b w:val="0"/>
           <w:i w:val="0"/>
         </w:rPr>
-        <w:t xml:space="preserve"> writes for every authored chassis whether or not Enabled? let it into the pack, so a Background or Calling switched off after a character chose it still has its text. Level is a badge with three star pips beneath it for the Milestones reached (the fourth is the level); Hero Points show a count and a </w:t>
+        <w:t xml:space="preserve"> writes for every authored chassis whether or not Enabled? let it into the pack, so a Background or Calling switched off after a character chose it still has its text. Level is a badge with three star pips beneath it for the Milestones reached (the fourth is the level) and, since 0.7.0, a </w:t>
       </w:r>
       <w:r>
         <w:rPr>
@@ -8109,6 +8222,38 @@
           <w:b/>
           <w:i w:val="0"/>
         </w:rPr>
+        <w:t>Deferred</w:t>
+      </w:r>
+      <w:r>
+        <w:rPr>
+          <w:rFonts w:ascii="Calibri" w:hAnsi="Calibri" w:cs="Calibri" w:eastAsia="Calibri"/>
+          <w:b w:val="0"/>
+          <w:i w:val="0"/>
+        </w:rPr>
+        <w:t xml:space="preserve"> badge beside them while the character holds a Deferred Talent Point, with a </w:t>
+      </w:r>
+      <w:r>
+        <w:rPr>
+          <w:rFonts w:ascii="Calibri" w:hAnsi="Calibri" w:cs="Calibri" w:eastAsia="Calibri"/>
+          <w:b/>
+          <w:i w:val="0"/>
+        </w:rPr>
+        <w:t>Spent</w:t>
+      </w:r>
+      <w:r>
+        <w:rPr>
+          <w:rFonts w:ascii="Calibri" w:hAnsi="Calibri" w:cs="Calibri" w:eastAsia="Calibri"/>
+          <w:b w:val="0"/>
+          <w:i w:val="0"/>
+        </w:rPr>
+        <w:t xml:space="preserve"> control for the owner or the GM that lowers the count by one and posts a one-line card (ruling 94; see The party, below); Hero Points show a count and a </w:t>
+      </w:r>
+      <w:r>
+        <w:rPr>
+          <w:rFonts w:ascii="Calibri" w:hAnsi="Calibri" w:cs="Calibri" w:eastAsia="Calibri"/>
+          <w:b/>
+          <w:i w:val="0"/>
+        </w:rPr>
         <w:t>Spend</w:t>
       </w:r>
       <w:r>
@@ -8117,7 +8262,7 @@
           <w:b w:val="0"/>
           <w:i w:val="0"/>
         </w:rPr>
-        <w:t xml:space="preserve"> button that posts "Hrolda spends a Hero Point (2 left)" to everyone, with no way to add one; Refuse Death is disabled unless the character is Dying and holds a Hero Point; and a Talent, Constellation or Chassis opens read-only (a lock badge in the header, the plain name, no Effect controls), while a weapon or a piece of gear stays theirs to rename. The GM keeps every field. A night's rest no longer hands out a Hero Point. Names print plain beside their one gold cost glyph (the data keeps "Bull Rush </w:t>
+        <w:t xml:space="preserve"> button that posts "Hrolda spends a Hero Point (2 left)" to everyone, with no way to add one (the GM awards them from the party sheet); Refuse Death is disabled unless the character is Dying and holds a Hero Point; and a Talent, Constellation or Chassis opens read-only (a lock badge in the header, the plain name, no Effect controls), while a weapon or a piece of gear stays theirs to rename. The GM keeps every field. A night's rest no longer hands out a Hero Point. Names print plain beside their one gold cost glyph (the data keeps "Bull Rush </w:t>
       </w:r>
       <w:r>
         <w:rPr>
@@ -8186,6 +8331,554 @@
           <w:i w:val="0"/>
         </w:rPr>
         <w:t xml:space="preserve"> Whatever a player changes by hand on their character goes to everyone's chat as one "Adjusted" card per edit: actions left, Temporary Vigor, Dying, Hero Points, Size, Senses, Languages, Familiarity, every Adjustments field, Resistances, Weaknesses and Immunities, coin, a Zone Exposed or closed by hand, and gear added, dropped, drawn or stowed. What the system does for them (a Strike's spend, a Reaction charged, Recenter, damage applied, a Recovery roll, the round's reset) already posts its own card and is not said twice; the GM's edits are silent.</w:t>
+      </w:r>
+    </w:p>
+    <w:p>
+      <w:pPr>
+        <w:pStyle w:val="Heading3"/>
+      </w:pPr>
+      <w:r>
+        <w:rPr>
+          <w:rFonts w:ascii="Georgia" w:hAnsi="Georgia" w:cs="Georgia" w:eastAsia="Georgia"/>
+          <w:b/>
+          <w:i w:val="0"/>
+          <w:color w:val="1F2A4A"/>
+          <w:sz w:val="25"/>
+        </w:rPr>
+        <w:t>The party</w:t>
+      </w:r>
+    </w:p>
+    <w:p>
+      <w:r>
+        <w:rPr>
+          <w:rFonts w:ascii="Calibri" w:hAnsi="Calibri" w:cs="Calibri" w:eastAsia="Calibri"/>
+          <w:b/>
+          <w:i w:val="0"/>
+        </w:rPr>
+        <w:t>A `party` Actor type with one sheet</w:t>
+      </w:r>
+      <w:r>
+        <w:rPr>
+          <w:rFonts w:ascii="Calibri" w:hAnsi="Calibri" w:cs="Calibri" w:eastAsia="Calibri"/>
+          <w:b w:val="0"/>
+          <w:i w:val="0"/>
+        </w:rPr>
+        <w:t xml:space="preserve"> (0.7.0; </w:t>
+      </w:r>
+      <w:r>
+        <w:rPr>
+          <w:rFonts w:ascii="Consolas" w:hAnsi="Consolas" w:cs="Consolas" w:eastAsia="Consolas"/>
+          <w:b w:val="0"/>
+          <w:i w:val="0"/>
+          <w:color w:val="1F2A4A"/>
+          <w:sz w:val="19"/>
+          <w:shd w:val="clear" w:color="auto" w:fill="EEF0F5"/>
+        </w:rPr>
+        <w:t>party-sheet-plan.md</w:t>
+      </w:r>
+      <w:r>
+        <w:rPr>
+          <w:rFonts w:ascii="Calibri" w:hAnsi="Calibri" w:cs="Calibri" w:eastAsia="Calibri"/>
+          <w:b w:val="0"/>
+          <w:i w:val="0"/>
+        </w:rPr>
+        <w:t xml:space="preserve">, phase 1; rulings 91 to 95), GM-owned and Observer by default so every player can open it. The sheet is the GM's console and the players' window at once: one template set that branches on who is looking and on which members they own, as the character sheet's header does. The party stores only its own bookkeeping (the members, the session, the last Milestone award for Take back, the GM's notes) and reads everything about its members live at render, never copying a number off a character. It never does a member's arithmetic: every rule effect it offers (a Flare, a Hero Point, a rest, a Milestone, a check, an Initiative) runs on the member's own Actor through a method that already exists and already posts its card, so the party adds buttons and a handful of cards, not a second rules engine. Its data model extends </w:t>
+      </w:r>
+      <w:r>
+        <w:rPr>
+          <w:rFonts w:ascii="Consolas" w:hAnsi="Consolas" w:cs="Consolas" w:eastAsia="Consolas"/>
+          <w:b w:val="0"/>
+          <w:i w:val="0"/>
+          <w:color w:val="1F2A4A"/>
+          <w:sz w:val="19"/>
+          <w:shd w:val="clear" w:color="auto" w:fill="EEF0F5"/>
+        </w:rPr>
+        <w:t>TypeDataModel</w:t>
+      </w:r>
+      <w:r>
+        <w:rPr>
+          <w:rFonts w:ascii="Calibri" w:hAnsi="Calibri" w:cs="Calibri" w:eastAsia="Calibri"/>
+          <w:b w:val="0"/>
+          <w:i w:val="0"/>
+        </w:rPr>
+        <w:t xml:space="preserve"> directly, never </w:t>
+      </w:r>
+      <w:r>
+        <w:rPr>
+          <w:rFonts w:ascii="Consolas" w:hAnsi="Consolas" w:cs="Consolas" w:eastAsia="Consolas"/>
+          <w:b w:val="0"/>
+          <w:i w:val="0"/>
+          <w:color w:val="1F2A4A"/>
+          <w:sz w:val="19"/>
+          <w:shd w:val="clear" w:color="auto" w:fill="EEF0F5"/>
+        </w:rPr>
+        <w:t>SwActorData</w:t>
+      </w:r>
+      <w:r>
+        <w:rPr>
+          <w:rFonts w:ascii="Calibri" w:hAnsi="Calibri" w:cs="Calibri" w:eastAsia="Calibri"/>
+          <w:b w:val="0"/>
+          <w:i w:val="0"/>
+        </w:rPr>
+        <w:t>, so it has no Zones, Wounds, Vigor, stance or actions; a party is never a combatant, and nothing draws or counts its token (section 7). Phase 1 is the party, the session, the awards and the Skills grid; loot and the purse, the road and Downtime are the plan's later phases and are not built.</w:t>
+      </w:r>
+    </w:p>
+    <w:p>
+      <w:r>
+        <w:rPr>
+          <w:rFonts w:ascii="Calibri" w:hAnsi="Calibri" w:cs="Calibri" w:eastAsia="Calibri"/>
+          <w:b/>
+          <w:i w:val="0"/>
+        </w:rPr>
+        <w:t>The roster and status board.</w:t>
+      </w:r>
+      <w:r>
+        <w:rPr>
+          <w:rFonts w:ascii="Calibri" w:hAnsi="Calibri" w:cs="Calibri" w:eastAsia="Calibri"/>
+          <w:b w:val="0"/>
+          <w:i w:val="0"/>
+        </w:rPr>
+        <w:t xml:space="preserve"> Always open above the tabs, one row per member, every number on it the member's own derived data, read and never recomputed: portrait (click opens the sheet), name, the level badge with the three Milestone pips and the Deferred badge while the character holds a Deferred Talent Point, Hero Points with the GM's award controls, the Vigor bar with Temporary Vigor and the Spent badge, Wounds with the Zones on hover, Dying N, Fatigued N, Load Strain with the Wind tooltip the character sheet builds, Speed, the owning players' colour dots (dim when not connected), the Flared Constellations as chips, a GM-only Flare plus, and Remove with a confirm. Members join by drag (a linked token resolves to its Actor; an unlinked token, an adversary, a party or a compendium Actor is refused with a notice) or by the toolbar button that adds every player's assigned character once, in insertion order, which is the order. A member whose Actor has been deleted prints as a missing row with Remove alone, and the roster is the GM's list rather than the user list, so a character reassigned to another player stays until removed. Membership posts nothing: the roster is the record.</w:t>
+      </w:r>
+    </w:p>
+    <w:p>
+      <w:r>
+        <w:rPr>
+          <w:rFonts w:ascii="Calibri" w:hAnsi="Calibri" w:cs="Calibri" w:eastAsia="Calibri"/>
+          <w:b/>
+          <w:i w:val="0"/>
+        </w:rPr>
+        <w:t>Session start and Hero Points.</w:t>
+      </w:r>
+      <w:r>
+        <w:rPr>
+          <w:rFonts w:ascii="Calibri" w:hAnsi="Calibri" w:cs="Calibri" w:eastAsia="Calibri"/>
+          <w:b w:val="0"/>
+          <w:i w:val="0"/>
+        </w:rPr>
+        <w:t xml:space="preserve"> Begin session, after a confirm, raises the session number and sets every member's Hero Points to exactly 1 (ruling 93): PHB P73 and P434 say each session starts with 1 and the GM awards more, and Refusing Death's "until the next session" reads the same way, so a GM who wants a player to keep a point adds it back in public. On each row the GM has a plus that asks for an optional one-line reason and writes +1, refused with a notice at the maximum of 3 before anything is written, and a minus as a correction. </w:t>
+      </w:r>
+      <w:r>
+        <w:rPr>
+          <w:rFonts w:ascii="Calibri" w:hAnsi="Calibri" w:cs="Calibri" w:eastAsia="Calibri"/>
+          <w:b/>
+          <w:i w:val="0"/>
+        </w:rPr>
+        <w:t>The party rests</w:t>
+      </w:r>
+      <w:r>
+        <w:rPr>
+          <w:rFonts w:ascii="Calibri" w:hAnsi="Calibri" w:cs="Calibri" w:eastAsia="Calibri"/>
+          <w:b w:val="0"/>
+          <w:i w:val="0"/>
+        </w:rPr>
+        <w:t xml:space="preserve"> runs </w:t>
+      </w:r>
+      <w:r>
+        <w:rPr>
+          <w:rFonts w:ascii="Consolas" w:hAnsi="Consolas" w:cs="Consolas" w:eastAsia="Consolas"/>
+          <w:b w:val="0"/>
+          <w:i w:val="0"/>
+          <w:color w:val="1F2A4A"/>
+          <w:sz w:val="19"/>
+          <w:shd w:val="clear" w:color="auto" w:fill="EEF0F5"/>
+        </w:rPr>
+        <w:t>restForTheNight()</w:t>
+      </w:r>
+      <w:r>
+        <w:rPr>
+          <w:rFonts w:ascii="Calibri" w:hAnsi="Calibri" w:cs="Calibri" w:eastAsia="Calibri"/>
+          <w:b w:val="0"/>
+          <w:i w:val="0"/>
+        </w:rPr>
+        <w:t xml:space="preserve"> on every member in turn, each posting its own rest card exactly as the sheet's Rest button does, then one party line; the confirm names the members whose worn Torso piece lacks Comfort, and the armor rule itself stays the table's (section 7).</w:t>
+      </w:r>
+    </w:p>
+    <w:p>
+      <w:r>
+        <w:rPr>
+          <w:rFonts w:ascii="Calibri" w:hAnsi="Calibri" w:cs="Calibri" w:eastAsia="Calibri"/>
+          <w:b/>
+          <w:i w:val="0"/>
+        </w:rPr>
+        <w:t>The Milestone award, the Deferred point and Take back.</w:t>
+      </w:r>
+      <w:r>
+        <w:rPr>
+          <w:rFonts w:ascii="Calibri" w:hAnsi="Calibri" w:cs="Calibri" w:eastAsia="Calibri"/>
+          <w:b w:val="0"/>
+          <w:i w:val="0"/>
+        </w:rPr>
+        <w:t xml:space="preserve"> Award a Milestone opens a dialog listing every member ticked, with a preview line each: who reaches Milestone 2 of 3 and may spend a Milestone Talent Point now in a Flared Constellation (named); who reaches it with no Constellation Flared, so the point is Deferred; who reaches the 4th and so the level, with Vigor before and after and a Comet. A Milestone belongs to the table (ruling 91): untick a character who has left or sat the arc out. Confirm disables the button while it runs and writes each ticked member: </w:t>
+      </w:r>
+      <w:r>
+        <w:rPr>
+          <w:rFonts w:ascii="Consolas" w:hAnsi="Consolas" w:cs="Consolas" w:eastAsia="Consolas"/>
+          <w:b w:val="0"/>
+          <w:i w:val="0"/>
+          <w:color w:val="1F2A4A"/>
+          <w:sz w:val="19"/>
+          <w:shd w:val="clear" w:color="auto" w:fill="EEF0F5"/>
+        </w:rPr>
+        <w:t>milestone + 1</w:t>
+      </w:r>
+      <w:r>
+        <w:rPr>
+          <w:rFonts w:ascii="Calibri" w:hAnsi="Calibri" w:cs="Calibri" w:eastAsia="Calibri"/>
+          <w:b w:val="0"/>
+          <w:i w:val="0"/>
+        </w:rPr>
+        <w:t xml:space="preserve">, or for a member at 3 </w:t>
+      </w:r>
+      <w:r>
+        <w:rPr>
+          <w:rFonts w:ascii="Consolas" w:hAnsi="Consolas" w:cs="Consolas" w:eastAsia="Consolas"/>
+          <w:b w:val="0"/>
+          <w:i w:val="0"/>
+          <w:color w:val="1F2A4A"/>
+          <w:sz w:val="19"/>
+          <w:shd w:val="clear" w:color="auto" w:fill="EEF0F5"/>
+        </w:rPr>
+        <w:t>level + 1</w:t>
+      </w:r>
+      <w:r>
+        <w:rPr>
+          <w:rFonts w:ascii="Calibri" w:hAnsi="Calibri" w:cs="Calibri" w:eastAsia="Calibri"/>
+          <w:b w:val="0"/>
+          <w:i w:val="0"/>
+        </w:rPr>
+        <w:t xml:space="preserve"> and </w:t>
+      </w:r>
+      <w:r>
+        <w:rPr>
+          <w:rFonts w:ascii="Consolas" w:hAnsi="Consolas" w:cs="Consolas" w:eastAsia="Consolas"/>
+          <w:b w:val="0"/>
+          <w:i w:val="0"/>
+          <w:color w:val="1F2A4A"/>
+          <w:sz w:val="19"/>
+          <w:shd w:val="clear" w:color="auto" w:fill="EEF0F5"/>
+        </w:rPr>
+        <w:t>milestone 0</w:t>
+      </w:r>
+      <w:r>
+        <w:rPr>
+          <w:rFonts w:ascii="Calibri" w:hAnsi="Calibri" w:cs="Calibri" w:eastAsia="Calibri"/>
+          <w:b w:val="0"/>
+          <w:i w:val="0"/>
+        </w:rPr>
+        <w:t xml:space="preserve">, then reads the recomputed maximum and raises current Vigor by the same rise (ruling 92; P62 says "Vigor rises", and a character would otherwise come out of a level at 20 of 36), and </w:t>
+      </w:r>
+      <w:r>
+        <w:rPr>
+          <w:rFonts w:ascii="Consolas" w:hAnsi="Consolas" w:cs="Consolas" w:eastAsia="Consolas"/>
+          <w:b w:val="0"/>
+          <w:i w:val="0"/>
+          <w:color w:val="1F2A4A"/>
+          <w:sz w:val="19"/>
+          <w:shd w:val="clear" w:color="auto" w:fill="EEF0F5"/>
+        </w:rPr>
+        <w:t>deferred + 1</w:t>
+      </w:r>
+      <w:r>
+        <w:rPr>
+          <w:rFonts w:ascii="Calibri" w:hAnsi="Calibri" w:cs="Calibri" w:eastAsia="Calibri"/>
+          <w:b w:val="0"/>
+          <w:i w:val="0"/>
+        </w:rPr>
+        <w:t xml:space="preserve"> for a member with no Flare receiving a point (ruling 94). The before-state of every member written is kept on the party; </w:t>
+      </w:r>
+      <w:r>
+        <w:rPr>
+          <w:rFonts w:ascii="Calibri" w:hAnsi="Calibri" w:cs="Calibri" w:eastAsia="Calibri"/>
+          <w:b/>
+          <w:i w:val="0"/>
+        </w:rPr>
+        <w:t>Take back</w:t>
+      </w:r>
+      <w:r>
+        <w:rPr>
+          <w:rFonts w:ascii="Calibri" w:hAnsi="Calibri" w:cs="Calibri" w:eastAsia="Calibri"/>
+          <w:b w:val="0"/>
+          <w:i w:val="0"/>
+        </w:rPr>
+        <w:t xml:space="preserve"> reverses exactly those numbers on exactly those members, refuses with a notice when any of them has since been edited by hand, posts a card and forgets the award. No other undo: a Talent already spent is the player's to move. Rank unlocks need no write; the card says when 5th, 10th or 15th opens one. The system still does not police the spend: this part announces and remembers.</w:t>
+      </w:r>
+    </w:p>
+    <w:p>
+      <w:r>
+        <w:rPr>
+          <w:rFonts w:ascii="Calibri" w:hAnsi="Calibri" w:cs="Calibri" w:eastAsia="Calibri"/>
+          <w:b/>
+          <w:i w:val="0"/>
+        </w:rPr>
+        <w:t>Deferred Talent Points</w:t>
+      </w:r>
+      <w:r>
+        <w:rPr>
+          <w:rFonts w:ascii="Calibri" w:hAnsi="Calibri" w:cs="Calibri" w:eastAsia="Calibri"/>
+          <w:b w:val="0"/>
+          <w:i w:val="0"/>
+        </w:rPr>
+        <w:t xml:space="preserve"> (ruling 94) are the book's own exception to "never banked": Table 4 says a Milestone Talent Point with no Flared Constellation to receive it "becomes a Deferred Talent Point", spent "the instant a Constellation is Flared". The character carries a count, </w:t>
+      </w:r>
+      <w:r>
+        <w:rPr>
+          <w:rFonts w:ascii="Consolas" w:hAnsi="Consolas" w:cs="Consolas" w:eastAsia="Consolas"/>
+          <w:b w:val="0"/>
+          <w:i w:val="0"/>
+          <w:color w:val="1F2A4A"/>
+          <w:sz w:val="19"/>
+          <w:shd w:val="clear" w:color="auto" w:fill="EEF0F5"/>
+        </w:rPr>
+        <w:t>system.deferred</w:t>
+      </w:r>
+      <w:r>
+        <w:rPr>
+          <w:rFonts w:ascii="Calibri" w:hAnsi="Calibri" w:cs="Calibri" w:eastAsia="Calibri"/>
+          <w:b w:val="0"/>
+          <w:i w:val="0"/>
+        </w:rPr>
+        <w:t xml:space="preserve">, raised by an award that finds no Flare and lowered by </w:t>
+      </w:r>
+      <w:r>
+        <w:rPr>
+          <w:rFonts w:ascii="Calibri" w:hAnsi="Calibri" w:cs="Calibri" w:eastAsia="Calibri"/>
+          <w:b/>
+          <w:i w:val="0"/>
+        </w:rPr>
+        <w:t>Spent</w:t>
+      </w:r>
+      <w:r>
+        <w:rPr>
+          <w:rFonts w:ascii="Calibri" w:hAnsi="Calibri" w:cs="Calibri" w:eastAsia="Calibri"/>
+          <w:b w:val="0"/>
+          <w:i w:val="0"/>
+        </w:rPr>
+        <w:t>, a control on the Deferred badge (beside the Milestone pips on the character sheet, and on the roster) for the owner or the GM, which posts a one-line card spoken by the character ("{name} spends a Deferred Talent Point."). The lit Flare card carries a reminder line while the count is above 0. It is a reminder with a number on it, not a budget: nothing stops a Talent drag, and the count is not decremented when one lands.</w:t>
+      </w:r>
+    </w:p>
+    <w:p>
+      <w:r>
+        <w:rPr>
+          <w:rFonts w:ascii="Calibri" w:hAnsi="Calibri" w:cs="Calibri" w:eastAsia="Calibri"/>
+          <w:b/>
+          <w:i w:val="0"/>
+        </w:rPr>
+        <w:t>The Skills grid.</w:t>
+      </w:r>
+      <w:r>
+        <w:rPr>
+          <w:rFonts w:ascii="Calibri" w:hAnsi="Calibri" w:cs="Calibri" w:eastAsia="Calibri"/>
+          <w:b w:val="0"/>
+          <w:i w:val="0"/>
+        </w:rPr>
+        <w:t xml:space="preserve"> A tab with Constellations as rows and members as columns, because the question at the table is "who has Stealth". The four Defenses first, each cell showing the Threshold (what a Sneak, a Feint or a Lie is measured against) with the modifier and rank on hover; then Initiative, live only while a Combat holds the member; the seven Skill Constellations; Melee and Ranged, rank and Proficiency with the inherited pool on hover; and one row per Lore any member has opened, blank for the rest. A Skill cell shows the rank letter and the signed modifier from the same preview the roll dialog uses (</w:t>
+      </w:r>
+      <w:r>
+        <w:rPr>
+          <w:rFonts w:ascii="Consolas" w:hAnsi="Consolas" w:cs="Consolas" w:eastAsia="Consolas"/>
+          <w:b w:val="0"/>
+          <w:i w:val="0"/>
+          <w:color w:val="1F2A4A"/>
+          <w:sz w:val="19"/>
+          <w:shd w:val="clear" w:color="auto" w:fill="EEF0F5"/>
+        </w:rPr>
+        <w:t>SwCheck.previewTotal</w:t>
+      </w:r>
+      <w:r>
+        <w:rPr>
+          <w:rFonts w:ascii="Calibri" w:hAnsi="Calibri" w:cs="Calibri" w:eastAsia="Calibri"/>
+          <w:b w:val="0"/>
+          <w:i w:val="0"/>
+        </w:rPr>
+        <w:t xml:space="preserve">), so Stealth carries Load Strain, a closed helm reaches Awareness and Initiative, and a Frightened member's whole column moves within the debounce; Untrained is dimmed at +0, the Threshold is in the tooltip, and the best in each row is marked gold, ties all marked. Clicking a cell rolls that check as that member, through the member's own </w:t>
+      </w:r>
+      <w:r>
+        <w:rPr>
+          <w:rFonts w:ascii="Consolas" w:hAnsi="Consolas" w:cs="Consolas" w:eastAsia="Consolas"/>
+          <w:b w:val="0"/>
+          <w:i w:val="0"/>
+          <w:color w:val="1F2A4A"/>
+          <w:sz w:val="19"/>
+          <w:shd w:val="clear" w:color="auto" w:fill="EEF0F5"/>
+        </w:rPr>
+        <w:t>rollCheck</w:t>
+      </w:r>
+      <w:r>
+        <w:rPr>
+          <w:rFonts w:ascii="Calibri" w:hAnsi="Calibri" w:cs="Calibri" w:eastAsia="Calibri"/>
+          <w:b w:val="0"/>
+          <w:i w:val="0"/>
+        </w:rPr>
+        <w:t xml:space="preserve">, </w:t>
+      </w:r>
+      <w:r>
+        <w:rPr>
+          <w:rFonts w:ascii="Consolas" w:hAnsi="Consolas" w:cs="Consolas" w:eastAsia="Consolas"/>
+          <w:b w:val="0"/>
+          <w:i w:val="0"/>
+          <w:color w:val="1F2A4A"/>
+          <w:sz w:val="19"/>
+          <w:shd w:val="clear" w:color="auto" w:fill="EEF0F5"/>
+        </w:rPr>
+        <w:t>rollDefense</w:t>
+      </w:r>
+      <w:r>
+        <w:rPr>
+          <w:rFonts w:ascii="Calibri" w:hAnsi="Calibri" w:cs="Calibri" w:eastAsia="Calibri"/>
+          <w:b w:val="0"/>
+          <w:i w:val="0"/>
+        </w:rPr>
+        <w:t xml:space="preserve"> or the Combat's Initiative roll, so the card speaks as the member and can Flare; Shift-click skips the dialog as the sheet does.</w:t>
+      </w:r>
+    </w:p>
+    <w:p>
+      <w:r>
+        <w:rPr>
+          <w:rFonts w:ascii="Calibri" w:hAnsi="Calibri" w:cs="Calibri" w:eastAsia="Calibri"/>
+          <w:b/>
+          <w:i w:val="0"/>
+        </w:rPr>
+        <w:t>What the player sees, and what the GM sees.</w:t>
+      </w:r>
+      <w:r>
+        <w:rPr>
+          <w:rFonts w:ascii="Calibri" w:hAnsi="Calibri" w:cs="Calibri" w:eastAsia="Calibri"/>
+          <w:b w:val="0"/>
+          <w:i w:val="0"/>
+        </w:rPr>
+        <w:t xml:space="preserve"> The GM sees everything and holds every party write: membership, Begin session, the awards and corrections, the night, the Milestone and Take back, the Flare plus, Remove, the Notes tab. A player sees the same roster and the same grid, Thresholds included (ruling 95; a world setting is one line if the table objects, and adversaries' Thresholds never appear on the party sheet), read-only but for three live things: portrait clicks on any member, the Flare chips on a character they own (a click puts one out through </w:t>
+      </w:r>
+      <w:r>
+        <w:rPr>
+          <w:rFonts w:ascii="Consolas" w:hAnsi="Consolas" w:cs="Consolas" w:eastAsia="Consolas"/>
+          <w:b w:val="0"/>
+          <w:i w:val="0"/>
+          <w:color w:val="1F2A4A"/>
+          <w:sz w:val="19"/>
+          <w:shd w:val="clear" w:color="auto" w:fill="EEF0F5"/>
+        </w:rPr>
+        <w:t>toggleFlare</w:t>
+      </w:r>
+      <w:r>
+        <w:rPr>
+          <w:rFonts w:ascii="Calibri" w:hAnsi="Calibri" w:cs="Calibri" w:eastAsia="Calibri"/>
+          <w:b w:val="0"/>
+          <w:i w:val="0"/>
+        </w:rPr>
+        <w:t xml:space="preserve">, which posts its card), and the Spent control on their own Deferred badge; grid cells roll only for members they own, and a click on another member's cell does nothing. A player who owns no member sees the board and an empty-state line. Every action handler re-checks permission before writing (the GM for party writes; the actor's owner for a put-out Flare or a Spent), since ApplicationV2 actions fire regardless of editability, and every write to a character goes through the same </w:t>
+      </w:r>
+      <w:r>
+        <w:rPr>
+          <w:rFonts w:ascii="Consolas" w:hAnsi="Consolas" w:cs="Consolas" w:eastAsia="Consolas"/>
+          <w:b w:val="0"/>
+          <w:i w:val="0"/>
+          <w:color w:val="1F2A4A"/>
+          <w:sz w:val="19"/>
+          <w:shd w:val="clear" w:color="auto" w:fill="EEF0F5"/>
+        </w:rPr>
+        <w:t>swAnnounced</w:t>
+      </w:r>
+      <w:r>
+        <w:rPr>
+          <w:rFonts w:ascii="Calibri" w:hAnsi="Calibri" w:cs="Calibri" w:eastAsia="Calibri"/>
+          <w:b w:val="0"/>
+          <w:i w:val="0"/>
+        </w:rPr>
+        <w:t xml:space="preserve"> path the rest card uses, so the Adjusted card never doubles a party card. Observer ownership means every player can read the document, the Notes tab included, from the console: it is a convenience, not a vault, and nothing secret belongs on the party.</w:t>
+      </w:r>
+    </w:p>
+    <w:p>
+      <w:r>
+        <w:rPr>
+          <w:rFonts w:ascii="Calibri" w:hAnsi="Calibri" w:cs="Calibri" w:eastAsia="Calibri"/>
+          <w:b/>
+          <w:i w:val="0"/>
+        </w:rPr>
+        <w:t>The cards.</w:t>
+      </w:r>
+      <w:r>
+        <w:rPr>
+          <w:rFonts w:ascii="Calibri" w:hAnsi="Calibri" w:cs="Calibri" w:eastAsia="Calibri"/>
+          <w:b w:val="0"/>
+          <w:i w:val="0"/>
+        </w:rPr>
+        <w:t xml:space="preserve"> Spoken by the party: Begin session ("Session 12 begins. Every character starts with 1 Hero Point.", with a line per member whose count changed, "Wren: 3 to 1"); the Milestone award, one line per member ("Hrolda reaches Milestone 2 of 3: a Milestone Talent Point, to be spent now in a Flared Constellation: Melee, Athletics."; "Wren reaches Milestone 3 of 3: no Constellation is Flared, so the point is Deferred: spend it the instant one Flares (Deferred held: 1)."; "Kessa reaches the 4th Milestone: level 3. Vigor 36 to 45. A Comet: a Talent Point for any Constellation, Flared or not."); Take back; and the party's line after the night. Spoken by the member: a Hero Point awarded ("The GM awards Hrolda a Hero Point: carrying Toric out of the fire (2 of 3).") or corrected ("Hrolda's Hero Points corrected to 1."); a Deferred point Spent; each member's own rest card; and the Flare card </w:t>
+      </w:r>
+      <w:r>
+        <w:rPr>
+          <w:rFonts w:ascii="Consolas" w:hAnsi="Consolas" w:cs="Consolas" w:eastAsia="Consolas"/>
+          <w:b w:val="0"/>
+          <w:i w:val="0"/>
+          <w:color w:val="1F2A4A"/>
+          <w:sz w:val="19"/>
+          <w:shd w:val="clear" w:color="auto" w:fill="EEF0F5"/>
+        </w:rPr>
+        <w:t>toggleFlare</w:t>
+      </w:r>
+      <w:r>
+        <w:rPr>
+          <w:rFonts w:ascii="Calibri" w:hAnsi="Calibri" w:cs="Calibri" w:eastAsia="Calibri"/>
+          <w:b w:val="0"/>
+          <w:i w:val="0"/>
+        </w:rPr>
+        <w:t xml:space="preserve"> already posts, with "awarded by the GM" and the reason when the GM lit it from the roster. Membership, a Remove and the GM's notes post nothing.</w:t>
+      </w:r>
+    </w:p>
+    <w:p>
+      <w:r>
+        <w:rPr>
+          <w:rFonts w:ascii="Calibri" w:hAnsi="Calibri" w:cs="Calibri" w:eastAsia="Calibri"/>
+          <w:b/>
+          <w:i w:val="0"/>
+        </w:rPr>
+        <w:t>What re-renders it.</w:t>
+      </w:r>
+      <w:r>
+        <w:rPr>
+          <w:rFonts w:ascii="Calibri" w:hAnsi="Calibri" w:cs="Calibri" w:eastAsia="Calibri"/>
+          <w:b w:val="0"/>
+          <w:i w:val="0"/>
+        </w:rPr>
+        <w:t xml:space="preserve"> The sheet registers the member hooks once when it opens and lets them go when it closes: </w:t>
+      </w:r>
+      <w:r>
+        <w:rPr>
+          <w:rFonts w:ascii="Consolas" w:hAnsi="Consolas" w:cs="Consolas" w:eastAsia="Consolas"/>
+          <w:b w:val="0"/>
+          <w:i w:val="0"/>
+          <w:color w:val="1F2A4A"/>
+          <w:sz w:val="19"/>
+          <w:shd w:val="clear" w:color="auto" w:fill="EEF0F5"/>
+        </w:rPr>
+        <w:t>updateActor</w:t>
+      </w:r>
+      <w:r>
+        <w:rPr>
+          <w:rFonts w:ascii="Calibri" w:hAnsi="Calibri" w:cs="Calibri" w:eastAsia="Calibri"/>
+          <w:b w:val="0"/>
+          <w:i w:val="0"/>
+        </w:rPr>
+        <w:t xml:space="preserve">; an Item created, changed or deleted on a member (a Talent, a Constellation, a helm donned); an Active Effect created, changed or deleted on a member (Fatigued and Frightened are effects). It re-renders on a timer of about 150 ms, never a requestAnimationFrame latch, and only when the changed document is a member or belongs to one, so six members and the attack flow running do not redraw the board on every pip. Nothing member-dependent is computed in the party's own </w:t>
+      </w:r>
+      <w:r>
+        <w:rPr>
+          <w:rFonts w:ascii="Consolas" w:hAnsi="Consolas" w:cs="Consolas" w:eastAsia="Consolas"/>
+          <w:b w:val="0"/>
+          <w:i w:val="0"/>
+          <w:color w:val="1F2A4A"/>
+          <w:sz w:val="19"/>
+          <w:shd w:val="clear" w:color="auto" w:fill="EEF0F5"/>
+        </w:rPr>
+        <w:t>prepareDerivedData</w:t>
+      </w:r>
+      <w:r>
+        <w:rPr>
+          <w:rFonts w:ascii="Calibri" w:hAnsi="Calibri" w:cs="Calibri" w:eastAsia="Calibri"/>
+          <w:b w:val="0"/>
+          <w:i w:val="0"/>
+        </w:rPr>
+        <w:t>; it is all computed at render from the resolved members, because one Actor's derived data must not depend on another's prepare order.</w:t>
       </w:r>
     </w:p>
     <w:p>
@@ -8442,7 +9135,23 @@
           <w:b w:val="0"/>
           <w:i w:val="0"/>
         </w:rPr>
-        <w:t xml:space="preserve"> card, lit or put out, from a critical's card or from the sheet (0.6.3); the </w:t>
+        <w:t xml:space="preserve"> card, lit or put out, from a critical's card or from the sheet (0.6.3), with the GM's reason when it was awarded from the party sheet (0.7.0); the </w:t>
+      </w:r>
+      <w:r>
+        <w:rPr>
+          <w:rFonts w:ascii="Calibri" w:hAnsi="Calibri" w:cs="Calibri" w:eastAsia="Calibri"/>
+          <w:b/>
+          <w:i w:val="0"/>
+        </w:rPr>
+        <w:t>party's cards</w:t>
+      </w:r>
+      <w:r>
+        <w:rPr>
+          <w:rFonts w:ascii="Calibri" w:hAnsi="Calibri" w:cs="Calibri" w:eastAsia="Calibri"/>
+          <w:b w:val="0"/>
+          <w:i w:val="0"/>
+        </w:rPr>
+        <w:t xml:space="preserve"> (0.7.0: Begin session, a Hero Point awarded or corrected, the Milestone award and Take back, the party's night, a Deferred Talent Point Spent; see The party, under Sheets); the </w:t>
       </w:r>
       <w:r>
         <w:rPr>
@@ -9553,7 +10262,106 @@
           <w:b w:val="0"/>
           <w:i w:val="0"/>
         </w:rPr>
-        <w:t xml:space="preserve"> Milestone, Comet, Deferred and the rest are documented in the Rules compendium, and the no-banking rule is not policed.</w:t>
+        <w:t xml:space="preserve"> Milestone, Comet, Deferred and the rest are documented in the Rules compendium, and the no-banking rule is not policed. Since 0.7.0 the Milestone award writes the Milestone and says where the point may go, and that is all it does.</w:t>
+      </w:r>
+    </w:p>
+    <w:p>
+      <w:pPr>
+        <w:pStyle w:val="ListBullet"/>
+      </w:pPr>
+      <w:r>
+        <w:rPr>
+          <w:rFonts w:ascii="Calibri" w:hAnsi="Calibri" w:cs="Calibri" w:eastAsia="Calibri"/>
+          <w:b/>
+          <w:i w:val="0"/>
+        </w:rPr>
+        <w:t>Deferred Talent Points are counted, not enforced</w:t>
+      </w:r>
+      <w:r>
+        <w:rPr>
+          <w:rFonts w:ascii="Calibri" w:hAnsi="Calibri" w:cs="Calibri" w:eastAsia="Calibri"/>
+          <w:b w:val="0"/>
+          <w:i w:val="0"/>
+        </w:rPr>
+        <w:t xml:space="preserve"> (0.7.0; ruling 94). </w:t>
+      </w:r>
+      <w:r>
+        <w:rPr>
+          <w:rFonts w:ascii="Consolas" w:hAnsi="Consolas" w:cs="Consolas" w:eastAsia="Consolas"/>
+          <w:b w:val="0"/>
+          <w:i w:val="0"/>
+          <w:color w:val="1F2A4A"/>
+          <w:sz w:val="19"/>
+          <w:shd w:val="clear" w:color="auto" w:fill="EEF0F5"/>
+        </w:rPr>
+        <w:t>system.deferred</w:t>
+      </w:r>
+      <w:r>
+        <w:rPr>
+          <w:rFonts w:ascii="Calibri" w:hAnsi="Calibri" w:cs="Calibri" w:eastAsia="Calibri"/>
+          <w:b w:val="0"/>
+          <w:i w:val="0"/>
+        </w:rPr>
+        <w:t xml:space="preserve"> on the character is a reminder with a number on it: a Milestone award that finds no Flared Constellation raises it, the Spent control on the badge lowers it, and the Flare card reminds you while it is above 0. Nothing stops a Talent drag, the count does not fall when one lands, and whether the point was spent where the book says is the table's to see.</w:t>
+      </w:r>
+    </w:p>
+    <w:p>
+      <w:pPr>
+        <w:pStyle w:val="ListBullet"/>
+      </w:pPr>
+      <w:r>
+        <w:rPr>
+          <w:rFonts w:ascii="Calibri" w:hAnsi="Calibri" w:cs="Calibri" w:eastAsia="Calibri"/>
+          <w:b/>
+          <w:i w:val="0"/>
+        </w:rPr>
+        <w:t>A party is never a combatant</w:t>
+      </w:r>
+      <w:r>
+        <w:rPr>
+          <w:rFonts w:ascii="Calibri" w:hAnsi="Calibri" w:cs="Calibri" w:eastAsia="Calibri"/>
+          <w:b w:val="0"/>
+          <w:i w:val="0"/>
+        </w:rPr>
+        <w:t xml:space="preserve"> (0.7.0; the plan's risk 1). The </w:t>
+      </w:r>
+      <w:r>
+        <w:rPr>
+          <w:rFonts w:ascii="Consolas" w:hAnsi="Consolas" w:cs="Consolas" w:eastAsia="Consolas"/>
+          <w:b w:val="0"/>
+          <w:i w:val="0"/>
+          <w:color w:val="1F2A4A"/>
+          <w:sz w:val="19"/>
+          <w:shd w:val="clear" w:color="auto" w:fill="EEF0F5"/>
+        </w:rPr>
+        <w:t>party</w:t>
+      </w:r>
+      <w:r>
+        <w:rPr>
+          <w:rFonts w:ascii="Calibri" w:hAnsi="Calibri" w:cs="Calibri" w:eastAsia="Calibri"/>
+          <w:b w:val="0"/>
+          <w:i w:val="0"/>
+        </w:rPr>
+        <w:t xml:space="preserve"> Actor has no Zones, Wounds, Vigor, stance or actions, and Support's ally count, </w:t>
+      </w:r>
+      <w:r>
+        <w:rPr>
+          <w:rFonts w:ascii="Consolas" w:hAnsi="Consolas" w:cs="Consolas" w:eastAsia="Consolas"/>
+          <w:b w:val="0"/>
+          <w:i w:val="0"/>
+          <w:color w:val="1F2A4A"/>
+          <w:sz w:val="19"/>
+          <w:shd w:val="clear" w:color="auto" w:fill="EEF0F5"/>
+        </w:rPr>
+        <w:t>actorsIn</w:t>
+      </w:r>
+      <w:r>
+        <w:rPr>
+          <w:rFonts w:ascii="Calibri" w:hAnsi="Calibri" w:cs="Calibri" w:eastAsia="Calibri"/>
+          <w:b w:val="0"/>
+          <w:i w:val="0"/>
+        </w:rPr>
+        <w:t xml:space="preserve"> and the Combat Tracker's readout skip it by type. A party token dropped into a Combat survives a round with no card addressed to it, no readout under its row and no Support line for it on a member's Strike; nothing draws or counts its token, and no party token is meant to stand on any map.</w:t>
       </w:r>
     </w:p>
     <w:p>

--- a/Starwrought_Foundry_Features.docx
+++ b/Starwrought_Foundry_Features.docx
@@ -48,7 +48,7 @@
           <w:b/>
           <w:i w:val="0"/>
         </w:rPr>
-        <w:t>0.7.0</w:t>
+        <w:t>0.7.1</w:t>
       </w:r>
       <w:r>
         <w:rPr>
@@ -6437,7 +6437,178 @@
           <w:b w:val="0"/>
           <w:i w:val="0"/>
         </w:rPr>
-        <w:t xml:space="preserve"> charged before a Defense roll) only Cancel remains, and a reset closes again any Zone a revealed Posture had Exposed. Cancel keeps the attacker's spent actions: the declaration is the Maneuver. A closed prompt loses nothing: the card's button reopens it, and a reload rebuilds live attacks from the cards, the coordinator's private commitments from its own browser. Requests and replies travel the system's socket addressed to one user, so the server delivers them to that client alone, and the coordinator reads who is asking from the server's own stamp on the message, never from the payload; a state broadcast is only a wake-up, and every client takes the state itself from the card's flags, which only their author or a GM can write. With no GM connected the attacker's client coordinates and holds the GM controls, and an adversary target answers with its standing stance at once, since nobody can declare for it, as it does if the last GM leaves mid-defense. At such a table the attacker's own client is the one holding the defenders' commitments until the reveal, which asks the players to trust one another; the GM is the arbiter the design assumes. A card the GM authored cannot be written by a player, so such an attack waits, refusing requests, until a GM returns and adopts it; an adoption before the reveal resets the defense phase, because the private commitments went with the lost coordinator.</w:t>
+        <w:t xml:space="preserve"> charged before a Defense roll) only Cancel remains, and a reset closes again any Zone a revealed Posture had Exposed. Cancel keeps the attacker's spent actions: the declaration is the Maneuver. A closed prompt loses nothing: the card's button reopens it, and a reload rebuilds live attacks from the cards, the coordinator's private commitments from its own browser. Requests and replies travel the system's socket addressed to one user, so the server delivers them to that client alone, and the coordinator reads who is asking from the server's own stamp on the message, never from the payload; a state broadcast is only a wake-up, and every client takes the state itself from the card's flags, which only their author or a GM can write. The same socket carries, since 0.5.3, a player's damage Apply on a creature they cannot write, a die read again against a hidden Threshold and an Expose on a body the chooser cannot write (</w:t>
+      </w:r>
+      <w:r>
+        <w:rPr>
+          <w:rFonts w:ascii="Consolas" w:hAnsi="Consolas" w:cs="Consolas" w:eastAsia="Consolas"/>
+          <w:b w:val="0"/>
+          <w:i w:val="0"/>
+          <w:color w:val="1F2A4A"/>
+          <w:sz w:val="19"/>
+          <w:shd w:val="clear" w:color="auto" w:fill="EEF0F5"/>
+        </w:rPr>
+        <w:t>damage:*</w:t>
+      </w:r>
+      <w:r>
+        <w:rPr>
+          <w:rFonts w:ascii="Calibri" w:hAnsi="Calibri" w:cs="Calibri" w:eastAsia="Calibri"/>
+          <w:b w:val="0"/>
+          <w:i w:val="0"/>
+        </w:rPr>
+        <w:t xml:space="preserve">, </w:t>
+      </w:r>
+      <w:r>
+        <w:rPr>
+          <w:rFonts w:ascii="Consolas" w:hAnsi="Consolas" w:cs="Consolas" w:eastAsia="Consolas"/>
+          <w:b w:val="0"/>
+          <w:i w:val="0"/>
+          <w:color w:val="1F2A4A"/>
+          <w:sz w:val="19"/>
+          <w:shd w:val="clear" w:color="auto" w:fill="EEF0F5"/>
+        </w:rPr>
+        <w:t>reroll:*</w:t>
+      </w:r>
+      <w:r>
+        <w:rPr>
+          <w:rFonts w:ascii="Calibri" w:hAnsi="Calibri" w:cs="Calibri" w:eastAsia="Calibri"/>
+          <w:b w:val="0"/>
+          <w:i w:val="0"/>
+        </w:rPr>
+        <w:t xml:space="preserve"> and </w:t>
+      </w:r>
+      <w:r>
+        <w:rPr>
+          <w:rFonts w:ascii="Consolas" w:hAnsi="Consolas" w:cs="Consolas" w:eastAsia="Consolas"/>
+          <w:b w:val="0"/>
+          <w:i w:val="0"/>
+          <w:color w:val="1F2A4A"/>
+          <w:sz w:val="19"/>
+          <w:shd w:val="clear" w:color="auto" w:fill="EEF0F5"/>
+        </w:rPr>
+        <w:t>expose:*</w:t>
+      </w:r>
+      <w:r>
+        <w:rPr>
+          <w:rFonts w:ascii="Calibri" w:hAnsi="Calibri" w:cs="Calibri" w:eastAsia="Calibri"/>
+          <w:b w:val="0"/>
+          <w:i w:val="0"/>
+        </w:rPr>
+        <w:t xml:space="preserve">, handled in </w:t>
+      </w:r>
+      <w:r>
+        <w:rPr>
+          <w:rFonts w:ascii="Consolas" w:hAnsi="Consolas" w:cs="Consolas" w:eastAsia="Consolas"/>
+          <w:b w:val="0"/>
+          <w:i w:val="0"/>
+          <w:color w:val="1F2A4A"/>
+          <w:sz w:val="19"/>
+          <w:shd w:val="clear" w:color="auto" w:fill="EEF0F5"/>
+        </w:rPr>
+        <w:t>chat.mjs</w:t>
+      </w:r>
+      <w:r>
+        <w:rPr>
+          <w:rFonts w:ascii="Calibri" w:hAnsi="Calibri" w:cs="Calibri" w:eastAsia="Calibri"/>
+          <w:b w:val="0"/>
+          <w:i w:val="0"/>
+        </w:rPr>
+        <w:t xml:space="preserve"> by </w:t>
+      </w:r>
+      <w:r>
+        <w:rPr>
+          <w:rFonts w:ascii="Consolas" w:hAnsi="Consolas" w:cs="Consolas" w:eastAsia="Consolas"/>
+          <w:b w:val="0"/>
+          <w:i w:val="0"/>
+          <w:color w:val="1F2A4A"/>
+          <w:sz w:val="19"/>
+          <w:shd w:val="clear" w:color="auto" w:fill="EEF0F5"/>
+        </w:rPr>
+        <w:t>onChatSocket</w:t>
+      </w:r>
+      <w:r>
+        <w:rPr>
+          <w:rFonts w:ascii="Calibri" w:hAnsi="Calibri" w:cs="Calibri" w:eastAsia="Calibri"/>
+          <w:b w:val="0"/>
+          <w:i w:val="0"/>
+        </w:rPr>
+        <w:t>; see Chat) and, since 0.7.1, a party Take or Give (</w:t>
+      </w:r>
+      <w:r>
+        <w:rPr>
+          <w:rFonts w:ascii="Consolas" w:hAnsi="Consolas" w:cs="Consolas" w:eastAsia="Consolas"/>
+          <w:b w:val="0"/>
+          <w:i w:val="0"/>
+          <w:color w:val="1F2A4A"/>
+          <w:sz w:val="19"/>
+          <w:shd w:val="clear" w:color="auto" w:fill="EEF0F5"/>
+        </w:rPr>
+        <w:t>party:*</w:t>
+      </w:r>
+      <w:r>
+        <w:rPr>
+          <w:rFonts w:ascii="Calibri" w:hAnsi="Calibri" w:cs="Calibri" w:eastAsia="Calibri"/>
+          <w:b w:val="0"/>
+          <w:i w:val="0"/>
+        </w:rPr>
+        <w:t xml:space="preserve">, </w:t>
+      </w:r>
+      <w:r>
+        <w:rPr>
+          <w:rFonts w:ascii="Consolas" w:hAnsi="Consolas" w:cs="Consolas" w:eastAsia="Consolas"/>
+          <w:b w:val="0"/>
+          <w:i w:val="0"/>
+          <w:color w:val="1F2A4A"/>
+          <w:sz w:val="19"/>
+          <w:shd w:val="clear" w:color="auto" w:fill="EEF0F5"/>
+        </w:rPr>
+        <w:t>onPartySocket</w:t>
+      </w:r>
+      <w:r>
+        <w:rPr>
+          <w:rFonts w:ascii="Calibri" w:hAnsi="Calibri" w:cs="Calibri" w:eastAsia="Calibri"/>
+          <w:b w:val="0"/>
+          <w:i w:val="0"/>
+        </w:rPr>
+        <w:t xml:space="preserve"> in </w:t>
+      </w:r>
+      <w:r>
+        <w:rPr>
+          <w:rFonts w:ascii="Consolas" w:hAnsi="Consolas" w:cs="Consolas" w:eastAsia="Consolas"/>
+          <w:b w:val="0"/>
+          <w:i w:val="0"/>
+          <w:color w:val="1F2A4A"/>
+          <w:sz w:val="19"/>
+          <w:shd w:val="clear" w:color="auto" w:fill="EEF0F5"/>
+        </w:rPr>
+        <w:t>party-socket.mjs</w:t>
+      </w:r>
+      <w:r>
+        <w:rPr>
+          <w:rFonts w:ascii="Calibri" w:hAnsi="Calibri" w:cs="Calibri" w:eastAsia="Calibri"/>
+          <w:b w:val="0"/>
+          <w:i w:val="0"/>
+        </w:rPr>
+        <w:t xml:space="preserve">; see The party, under Sheets), each addressed to the active GM's client, which reads the asker from the server's stamp and answers the asker alone; the router in </w:t>
+      </w:r>
+      <w:r>
+        <w:rPr>
+          <w:rFonts w:ascii="Consolas" w:hAnsi="Consolas" w:cs="Consolas" w:eastAsia="Consolas"/>
+          <w:b w:val="0"/>
+          <w:i w:val="0"/>
+          <w:color w:val="1F2A4A"/>
+          <w:sz w:val="19"/>
+          <w:shd w:val="clear" w:color="auto" w:fill="EEF0F5"/>
+        </w:rPr>
+        <w:t>starwrought.mjs</w:t>
+      </w:r>
+      <w:r>
+        <w:rPr>
+          <w:rFonts w:ascii="Calibri" w:hAnsi="Calibri" w:cs="Calibri" w:eastAsia="Calibri"/>
+          <w:b w:val="0"/>
+          <w:i w:val="0"/>
+        </w:rPr>
+        <w:t xml:space="preserve"> sorts the three by the prefix of the message type. With no GM connected the attacker's client coordinates and holds the GM controls, and an adversary target answers with its standing stance at once, since nobody can declare for it, as it does if the last GM leaves mid-defense. At such a table the attacker's own client is the one holding the defenders' commitments until the reveal, which asks the players to trust one another; the GM is the arbiter the design assumes. A card the GM authored cannot be written by a player, so such an attack waits, refusing requests, until a GM returns and adopts it; an adoption before the reveal resets the defense phase, because the private commitments went with the lost coordinator.</w:t>
       </w:r>
     </w:p>
     <w:p>
@@ -7678,7 +7849,7 @@
           <w:b w:val="0"/>
           <w:i w:val="0"/>
         </w:rPr>
-        <w:t xml:space="preserve"> toggle (0.6.3) adds the shipping Constellations you have not opened as dimmed rows with a Flare control and nothing else, and remembers the choice per client (see Flares). Equipment lays armor out by Zone with the Zone's Wounds beside its Protection. Also Maneuvers, Effects and Biography.</w:t>
+        <w:t xml:space="preserve"> toggle (0.6.3) adds the shipping Constellations you have not opened as dimmed rows with a Flare control and nothing else, and remembers the choice per client (see Flares). Equipment lays armor out by Zone with the Zone's Wounds beside its Protection; a party's Item dragged onto the sheet moves from the party's loot rather than copying, the whole stack (0.7.1; ruling 98; see The party): the player's drag is a Take over the relay to the GM's client, the GM's the same move made locally. Also Maneuvers, Effects and Biography.</w:t>
       </w:r>
     </w:p>
     <w:p>
@@ -8382,7 +8553,7 @@
           <w:b w:val="0"/>
           <w:i w:val="0"/>
         </w:rPr>
-        <w:t xml:space="preserve">, phase 1; rulings 91 to 95), GM-owned and Observer by default so every player can open it. The sheet is the GM's console and the players' window at once: one template set that branches on who is looking and on which members they own, as the character sheet's header does. The party stores only its own bookkeeping (the members, the session, the last Milestone award for Take back, the GM's notes) and reads everything about its members live at render, never copying a number off a character. It never does a member's arithmetic: every rule effect it offers (a Flare, a Hero Point, a rest, a Milestone, a check, an Initiative) runs on the member's own Actor through a method that already exists and already posts its card, so the party adds buttons and a handful of cards, not a second rules engine. Its data model extends </w:t>
+        <w:t xml:space="preserve">, phase 1; rulings 91 to 95), GM-owned and Observer by default so every player can open it. The sheet is the GM's console and the players' window at once: one template set that branches on who is looking and on which members they own, as the character sheet's header does. The party stores only its own bookkeeping (the members, the session, the last Milestone award for Take back, the GM's notes, and since 0.7.1 the purse and the loot Items) and reads everything about its members live at render, never copying a number off a character. It never does a member's arithmetic: every rule effect it offers (a Flare, a Hero Point, a rest, a Milestone, a check, an Initiative) runs on the member's own Actor through a method that already exists and already posts its card, so the party adds buttons and a handful of cards, not a second rules engine. Its data model extends </w:t>
       </w:r>
       <w:r>
         <w:rPr>
@@ -8420,7 +8591,7 @@
           <w:b w:val="0"/>
           <w:i w:val="0"/>
         </w:rPr>
-        <w:t>, so it has no Zones, Wounds, Vigor, stance or actions; a party is never a combatant, and nothing draws or counts its token (section 7). Phase 1 is the party, the session, the awards and the Skills grid; loot and the purse, the road and Downtime are the plan's later phases and are not built.</w:t>
+        <w:t>, so it has no Zones, Wounds, Vigor, stance or actions; a party is never a combatant, and nothing draws or counts its token (section 7). Phase 1 (0.7.0) is the party, the session, the awards and the Skills grid; phase 2 (0.7.1; rulings 96 to 100) is the loot, the purse and Ask everyone; the road and Downtime are the plan's later phases and are not built.</w:t>
       </w:r>
     </w:p>
     <w:p>
@@ -8739,15 +8910,15 @@
           <w:b/>
           <w:i w:val="0"/>
         </w:rPr>
-        <w:t>What the player sees, and what the GM sees.</w:t>
-      </w:r>
-      <w:r>
-        <w:rPr>
-          <w:rFonts w:ascii="Calibri" w:hAnsi="Calibri" w:cs="Calibri" w:eastAsia="Calibri"/>
-          <w:b w:val="0"/>
-          <w:i w:val="0"/>
-        </w:rPr>
-        <w:t xml:space="preserve"> The GM sees everything and holds every party write: membership, Begin session, the awards and corrections, the night, the Milestone and Take back, the Flare plus, Remove, the Notes tab. A player sees the same roster and the same grid, Thresholds included (ruling 95; a world setting is one line if the table objects, and adversaries' Thresholds never appear on the party sheet), read-only but for three live things: portrait clicks on any member, the Flare chips on a character they own (a click puts one out through </w:t>
+        <w:t>Ask everyone</w:t>
+      </w:r>
+      <w:r>
+        <w:rPr>
+          <w:rFonts w:ascii="Calibri" w:hAnsi="Calibri" w:cs="Calibri" w:eastAsia="Calibri"/>
+          <w:b w:val="0"/>
+          <w:i w:val="0"/>
+        </w:rPr>
+        <w:t xml:space="preserve"> (0.7.1; plan, part 7; ruling 100). Each row header of the grid carries, for the GM, an Ask everyone control: a small dialog with an optional Threshold and a checkbox, "players see the Threshold", then one public card spoken by the party ("Everyone roll Awareness.") with a row per member and a Roll button on each. The button is live for that member's owner and for the GM, and for nobody else (the same render pass that hides other owners' buttons on every card hides these); it calls the member's own </w:t>
       </w:r>
       <w:r>
         <w:rPr>
@@ -8758,15 +8929,15 @@
           <w:sz w:val="19"/>
           <w:shd w:val="clear" w:color="auto" w:fill="EEF0F5"/>
         </w:rPr>
-        <w:t>toggleFlare</w:t>
-      </w:r>
-      <w:r>
-        <w:rPr>
-          <w:rFonts w:ascii="Calibri" w:hAnsi="Calibri" w:cs="Calibri" w:eastAsia="Calibri"/>
-          <w:b w:val="0"/>
-          <w:i w:val="0"/>
-        </w:rPr>
-        <w:t xml:space="preserve">, which posts its card), and the Spent control on their own Deferred badge; grid cells roll only for members they own, and a click on another member's cell does nothing. A player who owns no member sees the board and an empty-state line. Every action handler re-checks permission before writing (the GM for party writes; the actor's owner for a put-out Flare or a Spent), since ApplicationV2 actions fire regardless of editability, and every write to a character goes through the same </w:t>
+        <w:t>rollCheck</w:t>
+      </w:r>
+      <w:r>
+        <w:rPr>
+          <w:rFonts w:ascii="Calibri" w:hAnsi="Calibri" w:cs="Calibri" w:eastAsia="Calibri"/>
+          <w:b w:val="0"/>
+          <w:i w:val="0"/>
+        </w:rPr>
+        <w:t xml:space="preserve"> for a Skill or a Lore and </w:t>
       </w:r>
       <w:r>
         <w:rPr>
@@ -8777,15 +8948,15 @@
           <w:sz w:val="19"/>
           <w:shd w:val="clear" w:color="auto" w:fill="EEF0F5"/>
         </w:rPr>
-        <w:t>swAnnounced</w:t>
-      </w:r>
-      <w:r>
-        <w:rPr>
-          <w:rFonts w:ascii="Calibri" w:hAnsi="Calibri" w:cs="Calibri" w:eastAsia="Calibri"/>
-          <w:b w:val="0"/>
-          <w:i w:val="0"/>
-        </w:rPr>
-        <w:t xml:space="preserve"> path the rest card uses, so the Adjusted card never doubles a party card. Observer ownership means every player can read the document, the Notes tab included, from the console: it is a convenience, not a vault, and nothing secret belongs on the party.</w:t>
+        <w:t>rollDefense</w:t>
+      </w:r>
+      <w:r>
+        <w:rPr>
+          <w:rFonts w:ascii="Calibri" w:hAnsi="Calibri" w:cs="Calibri" w:eastAsia="Calibri"/>
+          <w:b w:val="0"/>
+          <w:i w:val="0"/>
+        </w:rPr>
+        <w:t xml:space="preserve"> for a Defense, so the card speaks as the member and can Flare, with the Threshold prefilled only when the card carries one. A Threshold the GM kept hidden is never in the DOM and never in a flag a player can read. Search and Investigate say the GM applies the roll to the Thresholds, so a blank Threshold is the normal case and the GM reads the totals off the cards.</w:t>
       </w:r>
     </w:p>
     <w:p>
@@ -8795,15 +8966,81 @@
           <w:b/>
           <w:i w:val="0"/>
         </w:rPr>
-        <w:t>The cards.</w:t>
-      </w:r>
-      <w:r>
-        <w:rPr>
-          <w:rFonts w:ascii="Calibri" w:hAnsi="Calibri" w:cs="Calibri" w:eastAsia="Calibri"/>
-          <w:b w:val="0"/>
-          <w:i w:val="0"/>
-        </w:rPr>
-        <w:t xml:space="preserve"> Spoken by the party: Begin session ("Session 12 begins. Every character starts with 1 Hero Point.", with a line per member whose count changed, "Wren: 3 to 1"); the Milestone award, one line per member ("Hrolda reaches Milestone 2 of 3: a Milestone Talent Point, to be spent now in a Flared Constellation: Melee, Athletics."; "Wren reaches Milestone 3 of 3: no Constellation is Flared, so the point is Deferred: spend it the instant one Flares (Deferred held: 1)."; "Kessa reaches the 4th Milestone: level 3. Vigor 36 to 45. A Comet: a Talent Point for any Constellation, Flared or not."); Take back; and the party's line after the night. Spoken by the member: a Hero Point awarded ("The GM awards Hrolda a Hero Point: carrying Toric out of the fire (2 of 3).") or corrected ("Hrolda's Hero Points corrected to 1."); a Deferred point Spent; each member's own rest card; and the Flare card </w:t>
+        <w:t>The loot</w:t>
+      </w:r>
+      <w:r>
+        <w:rPr>
+          <w:rFonts w:ascii="Calibri" w:hAnsi="Calibri" w:cs="Calibri" w:eastAsia="Calibri"/>
+          <w:b w:val="0"/>
+          <w:i w:val="0"/>
+        </w:rPr>
+        <w:t xml:space="preserve"> (0.7.1; plan, part 6; rulings 96 to 98). A party holds embedded Items of the four physical types alone, weapon, armor, shield and gear; a Talent, a Constellation, a chassis or a Maneuver dropped on it is refused at creation with a notice. The Loot tab lists them one to a row: image, name, quantity, the price string the Item carries, a type tag, and the controls that belong to whoever is looking. Items arrive by drop from the Equipment compendium, the Items sidebar or a character sheet (the GM's drop from a character copies, as Foundry does). For the GM the quantity is an input, </w:t>
+      </w:r>
+      <w:r>
+        <w:rPr>
+          <w:rFonts w:ascii="Calibri" w:hAnsi="Calibri" w:cs="Calibri" w:eastAsia="Calibri"/>
+          <w:b/>
+          <w:i w:val="0"/>
+        </w:rPr>
+        <w:t>Give to</w:t>
+      </w:r>
+      <w:r>
+        <w:rPr>
+          <w:rFonts w:ascii="Calibri" w:hAnsi="Calibri" w:cs="Calibri" w:eastAsia="Calibri"/>
+          <w:b w:val="0"/>
+          <w:i w:val="0"/>
+        </w:rPr>
+        <w:t xml:space="preserve"> opens a member picker and moves the Item onto that member, and </w:t>
+      </w:r>
+      <w:r>
+        <w:rPr>
+          <w:rFonts w:ascii="Calibri" w:hAnsi="Calibri" w:cs="Calibri" w:eastAsia="Calibri"/>
+          <w:b/>
+          <w:i w:val="0"/>
+        </w:rPr>
+        <w:t>Delete</w:t>
+      </w:r>
+      <w:r>
+        <w:rPr>
+          <w:rFonts w:ascii="Calibri" w:hAnsi="Calibri" w:cs="Calibri" w:eastAsia="Calibri"/>
+          <w:b w:val="0"/>
+          <w:i w:val="0"/>
+        </w:rPr>
+        <w:t xml:space="preserve"> removes it; the GM's own drops, edits and deletes post nothing. A player who owns a member sees the same rows with </w:t>
+      </w:r>
+      <w:r>
+        <w:rPr>
+          <w:rFonts w:ascii="Calibri" w:hAnsi="Calibri" w:cs="Calibri" w:eastAsia="Calibri"/>
+          <w:b/>
+          <w:i w:val="0"/>
+        </w:rPr>
+        <w:t>Take</w:t>
+      </w:r>
+      <w:r>
+        <w:rPr>
+          <w:rFonts w:ascii="Calibri" w:hAnsi="Calibri" w:cs="Calibri" w:eastAsia="Calibri"/>
+          <w:b w:val="0"/>
+          <w:i w:val="0"/>
+        </w:rPr>
+        <w:t xml:space="preserve"> on each, which asks which member when they own two and how many when the stack is above one; an empty tab says so. Carry state means nothing on a party, so it is ignored there, and an Item that reaches a character through Take or Give arrives carried, so drawing it is an Interact as the book prices it. The row prints the price the Item carries and nothing computes with it (section 7): the book has no shared loot and no party purse, so the tab moves Items and values nothing.</w:t>
+      </w:r>
+    </w:p>
+    <w:p>
+      <w:r>
+        <w:rPr>
+          <w:rFonts w:ascii="Calibri" w:hAnsi="Calibri" w:cs="Calibri" w:eastAsia="Calibri"/>
+          <w:b/>
+          <w:i w:val="0"/>
+        </w:rPr>
+        <w:t>Take and Give, over the relay</w:t>
+      </w:r>
+      <w:r>
+        <w:rPr>
+          <w:rFonts w:ascii="Calibri" w:hAnsi="Calibri" w:cs="Calibri" w:eastAsia="Calibri"/>
+          <w:b w:val="0"/>
+          <w:i w:val="0"/>
+        </w:rPr>
+        <w:t xml:space="preserve"> (ruling 97; the plan's risks 5 and 6). A Take is two writes a player cannot make alone, a create on their character and a decrement on a party they only Observe, so the whole move runs on the active GM's client, asked over the system socket as a player's damage Apply, a reroll against a hidden Threshold and an Expose on another's body are (see The attack flow, Who may do what). The asking client emits </w:t>
       </w:r>
       <w:r>
         <w:rPr>
@@ -8814,33 +9051,15 @@
           <w:sz w:val="19"/>
           <w:shd w:val="clear" w:color="auto" w:fill="EEF0F5"/>
         </w:rPr>
-        <w:t>toggleFlare</w:t>
-      </w:r>
-      <w:r>
-        <w:rPr>
-          <w:rFonts w:ascii="Calibri" w:hAnsi="Calibri" w:cs="Calibri" w:eastAsia="Calibri"/>
-          <w:b w:val="0"/>
-          <w:i w:val="0"/>
-        </w:rPr>
-        <w:t xml:space="preserve"> already posts, with "awarded by the GM" and the reason when the GM lit it from the roster. Membership, a Remove and the GM's notes post nothing.</w:t>
-      </w:r>
-    </w:p>
-    <w:p>
-      <w:r>
-        <w:rPr>
-          <w:rFonts w:ascii="Calibri" w:hAnsi="Calibri" w:cs="Calibri" w:eastAsia="Calibri"/>
-          <w:b/>
-          <w:i w:val="0"/>
-        </w:rPr>
-        <w:t>What re-renders it.</w:t>
-      </w:r>
-      <w:r>
-        <w:rPr>
-          <w:rFonts w:ascii="Calibri" w:hAnsi="Calibri" w:cs="Calibri" w:eastAsia="Calibri"/>
-          <w:b w:val="0"/>
-          <w:i w:val="0"/>
-        </w:rPr>
-        <w:t xml:space="preserve"> The sheet registers the member hooks once when it opens and lets them go when it closes: </w:t>
+        <w:t>party:take</w:t>
+      </w:r>
+      <w:r>
+        <w:rPr>
+          <w:rFonts w:ascii="Calibri" w:hAnsi="Calibri" w:cs="Calibri" w:eastAsia="Calibri"/>
+          <w:b w:val="0"/>
+          <w:i w:val="0"/>
+        </w:rPr>
+        <w:t xml:space="preserve"> or </w:t>
       </w:r>
       <w:r>
         <w:rPr>
@@ -8851,6 +9070,189 @@
           <w:sz w:val="19"/>
           <w:shd w:val="clear" w:color="auto" w:fill="EEF0F5"/>
         </w:rPr>
+        <w:t>party:give</w:t>
+      </w:r>
+      <w:r>
+        <w:rPr>
+          <w:rFonts w:ascii="Calibri" w:hAnsi="Calibri" w:cs="Calibri" w:eastAsia="Calibri"/>
+          <w:b w:val="0"/>
+          <w:i w:val="0"/>
+        </w:rPr>
+        <w:t xml:space="preserve"> with the party's uuid, the Item's id, the character's uuid and the count, addressed to the active GM alone, and says it was sent; the GM's own Take or Give runs the same code locally with no socket. The GM's client ignores a message not addressed to it, acts only for a sender the server stamped, re-reads the party, the Item and the character from their ids and trusts the payload for nothing but those ids and the count; checks that the asker owns the destination character for a Take or the source character for a Give, that the character is a member of that party, that the Item is physical and the count is in stock; creates on the destination first and decrements or deletes the source second, so a failure between the two leaves a duplicate and never a loss; posts the card; and answers done or refused (gone, not enough, not yours, no member, not physical) to the asker alone, as a notice. Requests are served in arrival order on the GM's client, so two players taking the last potion resolve as one Take and one refusal. With no GM connected the controls say so and write nothing (section 7). The drops go the same way (ruling 98): a party Item dragged onto a character sheet is a Take of the whole stack rather than Foundry's silent copy, whoever drags it, one of a player's own Items dragged onto the party sheet is a Give of the whole stack, and the Loot tab's Take button is where a count is asked; a player's drop from the compendium or the sidebar onto the party is the GM's alone and is refused with a notice.</w:t>
+      </w:r>
+    </w:p>
+    <w:p>
+      <w:r>
+        <w:rPr>
+          <w:rFonts w:ascii="Calibri" w:hAnsi="Calibri" w:cs="Calibri" w:eastAsia="Calibri"/>
+          <w:b/>
+          <w:i w:val="0"/>
+        </w:rPr>
+        <w:t>The purse</w:t>
+      </w:r>
+      <w:r>
+        <w:rPr>
+          <w:rFonts w:ascii="Calibri" w:hAnsi="Calibri" w:cs="Calibri" w:eastAsia="Calibri"/>
+          <w:b w:val="0"/>
+          <w:i w:val="0"/>
+        </w:rPr>
+        <w:t xml:space="preserve"> (ruling 99). </w:t>
+      </w:r>
+      <w:r>
+        <w:rPr>
+          <w:rFonts w:ascii="Consolas" w:hAnsi="Consolas" w:cs="Consolas" w:eastAsia="Consolas"/>
+          <w:b w:val="0"/>
+          <w:i w:val="0"/>
+          <w:color w:val="1F2A4A"/>
+          <w:sz w:val="19"/>
+          <w:shd w:val="clear" w:color="auto" w:fill="EEF0F5"/>
+        </w:rPr>
+        <w:t>system.currency</w:t>
+      </w:r>
+      <w:r>
+        <w:rPr>
+          <w:rFonts w:ascii="Calibri" w:hAnsi="Calibri" w:cs="Calibri" w:eastAsia="Calibri"/>
+          <w:b w:val="0"/>
+          <w:i w:val="0"/>
+        </w:rPr>
+        <w:t xml:space="preserve"> on the party, gp, sp and cp in the character's own shape: inputs for the GM, read-only numbers for a player. </w:t>
+      </w:r>
+      <w:r>
+        <w:rPr>
+          <w:rFonts w:ascii="Calibri" w:hAnsi="Calibri" w:cs="Calibri" w:eastAsia="Calibri"/>
+          <w:b/>
+          <w:i w:val="0"/>
+        </w:rPr>
+        <w:t>Split among the party</w:t>
+      </w:r>
+      <w:r>
+        <w:rPr>
+          <w:rFonts w:ascii="Calibri" w:hAnsi="Calibri" w:cs="Calibri" w:eastAsia="Calibri"/>
+          <w:b w:val="0"/>
+          <w:i w:val="0"/>
+        </w:rPr>
+        <w:t xml:space="preserve"> opens a dialog listing every member ticked, then turns the coin to copper, divides it equally among the ticked members in one batch write (announced, so no Adjusted card doubles it), writes the remainder back to the purse and posts one card spoken by the party listing each share and what stayed. There is no Contribute: the GM types coin in, and who gets what beyond an equal share is the table's.</w:t>
+      </w:r>
+    </w:p>
+    <w:p>
+      <w:r>
+        <w:rPr>
+          <w:rFonts w:ascii="Calibri" w:hAnsi="Calibri" w:cs="Calibri" w:eastAsia="Calibri"/>
+          <w:b/>
+          <w:i w:val="0"/>
+        </w:rPr>
+        <w:t>What the player sees, and what the GM sees.</w:t>
+      </w:r>
+      <w:r>
+        <w:rPr>
+          <w:rFonts w:ascii="Calibri" w:hAnsi="Calibri" w:cs="Calibri" w:eastAsia="Calibri"/>
+          <w:b w:val="0"/>
+          <w:i w:val="0"/>
+        </w:rPr>
+        <w:t xml:space="preserve"> The GM sees everything and holds every party write: membership, Begin session, the awards and corrections, the night, the Milestone and Take back, the Flare plus, Remove, the Notes tab, the loot's quantities, Give to and Delete, the purse and Split, Ask everyone. A player sees the same roster, the same grid and the same loot, Thresholds included (ruling 95; a world setting is one line if the table objects, and adversaries' Thresholds never appear on the party sheet), read-only but for a few live things: portrait clicks on any member, the Flare chips on a character they own (a click puts one out through </w:t>
+      </w:r>
+      <w:r>
+        <w:rPr>
+          <w:rFonts w:ascii="Consolas" w:hAnsi="Consolas" w:cs="Consolas" w:eastAsia="Consolas"/>
+          <w:b w:val="0"/>
+          <w:i w:val="0"/>
+          <w:color w:val="1F2A4A"/>
+          <w:sz w:val="19"/>
+          <w:shd w:val="clear" w:color="auto" w:fill="EEF0F5"/>
+        </w:rPr>
+        <w:t>toggleFlare</w:t>
+      </w:r>
+      <w:r>
+        <w:rPr>
+          <w:rFonts w:ascii="Calibri" w:hAnsi="Calibri" w:cs="Calibri" w:eastAsia="Calibri"/>
+          <w:b w:val="0"/>
+          <w:i w:val="0"/>
+        </w:rPr>
+        <w:t xml:space="preserve">, which posts its card), the Spent control on their own Deferred badge, Take on a loot row when they own a member, a drag of their own gear onto the party, and the Roll button with their member's name on an Ask everyone card; grid cells roll only for members they own, and a click on another member's cell does nothing. A player who owns no member sees the board and an empty-state line. Every action handler re-checks permission before writing (the GM for party writes; the actor's owner for a put-out Flare or a Spent; and the relay checks a Take or Give again on the GM's client), since ApplicationV2 actions fire regardless of editability, and every write to a character goes through the same </w:t>
+      </w:r>
+      <w:r>
+        <w:rPr>
+          <w:rFonts w:ascii="Consolas" w:hAnsi="Consolas" w:cs="Consolas" w:eastAsia="Consolas"/>
+          <w:b w:val="0"/>
+          <w:i w:val="0"/>
+          <w:color w:val="1F2A4A"/>
+          <w:sz w:val="19"/>
+          <w:shd w:val="clear" w:color="auto" w:fill="EEF0F5"/>
+        </w:rPr>
+        <w:t>swAnnounced</w:t>
+      </w:r>
+      <w:r>
+        <w:rPr>
+          <w:rFonts w:ascii="Calibri" w:hAnsi="Calibri" w:cs="Calibri" w:eastAsia="Calibri"/>
+          <w:b w:val="0"/>
+          <w:i w:val="0"/>
+        </w:rPr>
+        <w:t xml:space="preserve"> path the rest card uses, so the Adjusted card never doubles a party card. Observer ownership means every player can read the document, the Notes tab, the loot and the purse included, from the console: it is a convenience, not a vault, and nothing secret belongs on the party.</w:t>
+      </w:r>
+    </w:p>
+    <w:p>
+      <w:r>
+        <w:rPr>
+          <w:rFonts w:ascii="Calibri" w:hAnsi="Calibri" w:cs="Calibri" w:eastAsia="Calibri"/>
+          <w:b/>
+          <w:i w:val="0"/>
+        </w:rPr>
+        <w:t>The cards.</w:t>
+      </w:r>
+      <w:r>
+        <w:rPr>
+          <w:rFonts w:ascii="Calibri" w:hAnsi="Calibri" w:cs="Calibri" w:eastAsia="Calibri"/>
+          <w:b w:val="0"/>
+          <w:i w:val="0"/>
+        </w:rPr>
+        <w:t xml:space="preserve"> Spoken by the party: Begin session ("Session 12 begins. Every character starts with 1 Hero Point.", with a line per member whose count changed, "Wren: 3 to 1"); the Milestone award, one line per member ("Hrolda reaches Milestone 2 of 3: a Milestone Talent Point, to be spent now in a Flared Constellation: Melee, Athletics."; "Wren reaches Milestone 3 of 3: no Constellation is Flared, so the point is Deferred: spend it the instant one Flares (Deferred held: 1)."; "Kessa reaches the 4th Milestone: level 3. Vigor 36 to 45. A Comet: a Talent Point for any Constellation, Flared or not."); Take back; the party's line after the night; the Split card listing the shares and the remainder (0.7.1); and the Ask everyone card ("Everyone roll Awareness.") with its Roll buttons. Spoken by the member: a Hero Point awarded ("The GM awards Hrolda a Hero Point: carrying Toric out of the fire (2 of 3).") or corrected ("Hrolda's Hero Points corrected to 1."); a Deferred point Spent; each member's own rest card; the Flare card </w:t>
+      </w:r>
+      <w:r>
+        <w:rPr>
+          <w:rFonts w:ascii="Consolas" w:hAnsi="Consolas" w:cs="Consolas" w:eastAsia="Consolas"/>
+          <w:b w:val="0"/>
+          <w:i w:val="0"/>
+          <w:color w:val="1F2A4A"/>
+          <w:sz w:val="19"/>
+          <w:shd w:val="clear" w:color="auto" w:fill="EEF0F5"/>
+        </w:rPr>
+        <w:t>toggleFlare</w:t>
+      </w:r>
+      <w:r>
+        <w:rPr>
+          <w:rFonts w:ascii="Calibri" w:hAnsi="Calibri" w:cs="Calibri" w:eastAsia="Calibri"/>
+          <w:b w:val="0"/>
+          <w:i w:val="0"/>
+        </w:rPr>
+        <w:t xml:space="preserve"> already posts, with "awarded by the GM" and the reason when the GM lit it from the roster; and, since 0.7.1, under a title naming the direction ("From the party's loot", "To the party's loot"), a Take ("Hrolda takes Longsword."; "Wren takes 6 × Arrows (14 left)."), a Give ("Hrolda gives 3 × Torch.", the Item's name as it is) and the GM's Give to ("Toric is given a Dagger."). Membership, a Remove, the GM's notes, and the GM's own drops, edits and deletes on the loot post nothing.</w:t>
+      </w:r>
+    </w:p>
+    <w:p>
+      <w:r>
+        <w:rPr>
+          <w:rFonts w:ascii="Calibri" w:hAnsi="Calibri" w:cs="Calibri" w:eastAsia="Calibri"/>
+          <w:b/>
+          <w:i w:val="0"/>
+        </w:rPr>
+        <w:t>What re-renders it.</w:t>
+      </w:r>
+      <w:r>
+        <w:rPr>
+          <w:rFonts w:ascii="Calibri" w:hAnsi="Calibri" w:cs="Calibri" w:eastAsia="Calibri"/>
+          <w:b w:val="0"/>
+          <w:i w:val="0"/>
+        </w:rPr>
+        <w:t xml:space="preserve"> The sheet registers the member hooks once when it opens and lets them go when it closes: </w:t>
+      </w:r>
+      <w:r>
+        <w:rPr>
+          <w:rFonts w:ascii="Consolas" w:hAnsi="Consolas" w:cs="Consolas" w:eastAsia="Consolas"/>
+          <w:b w:val="0"/>
+          <w:i w:val="0"/>
+          <w:color w:val="1F2A4A"/>
+          <w:sz w:val="19"/>
+          <w:shd w:val="clear" w:color="auto" w:fill="EEF0F5"/>
+        </w:rPr>
         <w:t>updateActor</w:t>
       </w:r>
       <w:r>
@@ -8859,7 +9261,26 @@
           <w:b w:val="0"/>
           <w:i w:val="0"/>
         </w:rPr>
-        <w:t xml:space="preserve">; an Item created, changed or deleted on a member (a Talent, a Constellation, a helm donned); an Active Effect created, changed or deleted on a member (Fatigued and Frightened are effects). It re-renders on a timer of about 150 ms, never a requestAnimationFrame latch, and only when the changed document is a member or belongs to one, so six members and the attack flow running do not redraw the board on every pip. Nothing member-dependent is computed in the party's own </w:t>
+        <w:t xml:space="preserve">; an Item created, changed or deleted on a member (a Talent, a Constellation, a helm donned); an Active Effect created, changed or deleted on a member (Fatigued and Frightened are effects). It re-renders on a timer of about 150 ms, never a requestAnimationFrame latch, and only when the changed document is a member or belongs to one, so six members and the attack flow running do not redraw the board on every pip. Since 0.7.1 the party's own Item hooks and its own </w:t>
+      </w:r>
+      <w:r>
+        <w:rPr>
+          <w:rFonts w:ascii="Consolas" w:hAnsi="Consolas" w:cs="Consolas" w:eastAsia="Consolas"/>
+          <w:b w:val="0"/>
+          <w:i w:val="0"/>
+          <w:color w:val="1F2A4A"/>
+          <w:sz w:val="19"/>
+          <w:shd w:val="clear" w:color="auto" w:fill="EEF0F5"/>
+        </w:rPr>
+        <w:t>updateActor</w:t>
+      </w:r>
+      <w:r>
+        <w:rPr>
+          <w:rFonts w:ascii="Calibri" w:hAnsi="Calibri" w:cs="Calibri" w:eastAsia="Calibri"/>
+          <w:b w:val="0"/>
+          <w:i w:val="0"/>
+        </w:rPr>
+        <w:t xml:space="preserve"> (a Take served on the GM's client, a Give, the purse edited or Split) redraw the loot part on the same timer. Nothing member-dependent is computed in the party's own </w:t>
       </w:r>
       <w:r>
         <w:rPr>
@@ -9151,7 +9572,7 @@
           <w:b w:val="0"/>
           <w:i w:val="0"/>
         </w:rPr>
-        <w:t xml:space="preserve"> (0.7.0: Begin session, a Hero Point awarded or corrected, the Milestone award and Take back, the party's night, a Deferred Talent Point Spent; see The party, under Sheets); the </w:t>
+        <w:t xml:space="preserve"> (0.7.0: Begin session, a Hero Point awarded or corrected, the Milestone award and Take back, the party's night, a Deferred Talent Point Spent; 0.7.1: a Take from the loot, a Give to the party, the GM's Give to, the Split, and Ask everyone with a Roll button per member; see The party, under Sheets); the </w:t>
       </w:r>
       <w:r>
         <w:rPr>
@@ -10342,7 +10763,7 @@
           <w:b w:val="0"/>
           <w:i w:val="0"/>
         </w:rPr>
-        <w:t xml:space="preserve"> Actor has no Zones, Wounds, Vigor, stance or actions, and Support's ally count, </w:t>
+        <w:t xml:space="preserve"> Actor has no Zones, Wounds, Vigor, stance or actions, and Support's ally count (</w:t>
       </w:r>
       <w:r>
         <w:rPr>
@@ -10353,6 +10774,25 @@
           <w:sz w:val="19"/>
           <w:shd w:val="clear" w:color="auto" w:fill="EEF0F5"/>
         </w:rPr>
+        <w:t>supportFor</w:t>
+      </w:r>
+      <w:r>
+        <w:rPr>
+          <w:rFonts w:ascii="Calibri" w:hAnsi="Calibri" w:cs="Calibri" w:eastAsia="Calibri"/>
+          <w:b w:val="0"/>
+          <w:i w:val="0"/>
+        </w:rPr>
+        <w:t xml:space="preserve">), </w:t>
+      </w:r>
+      <w:r>
+        <w:rPr>
+          <w:rFonts w:ascii="Consolas" w:hAnsi="Consolas" w:cs="Consolas" w:eastAsia="Consolas"/>
+          <w:b w:val="0"/>
+          <w:i w:val="0"/>
+          <w:color w:val="1F2A4A"/>
+          <w:sz w:val="19"/>
+          <w:shd w:val="clear" w:color="auto" w:fill="EEF0F5"/>
+        </w:rPr>
         <w:t>actorsIn</w:t>
       </w:r>
       <w:r>
@@ -10361,7 +10801,68 @@
           <w:b w:val="0"/>
           <w:i w:val="0"/>
         </w:rPr>
-        <w:t xml:space="preserve"> and the Combat Tracker's readout skip it by type. A party token dropped into a Combat survives a round with no card addressed to it, no readout under its row and no Support line for it on a member's Strike; nothing draws or counts its token, and no party token is meant to stand on any map.</w:t>
+        <w:t xml:space="preserve">, </w:t>
+      </w:r>
+      <w:r>
+        <w:rPr>
+          <w:rFonts w:ascii="Consolas" w:hAnsi="Consolas" w:cs="Consolas" w:eastAsia="Consolas"/>
+          <w:b w:val="0"/>
+          <w:i w:val="0"/>
+          <w:color w:val="1F2A4A"/>
+          <w:sz w:val="19"/>
+          <w:shd w:val="clear" w:color="auto" w:fill="EEF0F5"/>
+        </w:rPr>
+        <w:t>canAct</w:t>
+      </w:r>
+      <w:r>
+        <w:rPr>
+          <w:rFonts w:ascii="Calibri" w:hAnsi="Calibri" w:cs="Calibri" w:eastAsia="Calibri"/>
+          <w:b w:val="0"/>
+          <w:i w:val="0"/>
+        </w:rPr>
+        <w:t>, the Combat Tracker's readout and the check engine skip or refuse it by type. A party token dropped into a Combat survives a round with no card addressed to it, no readout under its row and no Support line for it on a member's Strike; nothing draws or counts its token, and no party token is meant to stand on any map.</w:t>
+      </w:r>
+    </w:p>
+    <w:p>
+      <w:pPr>
+        <w:pStyle w:val="ListBullet"/>
+      </w:pPr>
+      <w:r>
+        <w:rPr>
+          <w:rFonts w:ascii="Calibri" w:hAnsi="Calibri" w:cs="Calibri" w:eastAsia="Calibri"/>
+          <w:b/>
+          <w:i w:val="0"/>
+        </w:rPr>
+        <w:t>Loot values nothing</w:t>
+      </w:r>
+      <w:r>
+        <w:rPr>
+          <w:rFonts w:ascii="Calibri" w:hAnsi="Calibri" w:cs="Calibri" w:eastAsia="Calibri"/>
+          <w:b w:val="0"/>
+          <w:i w:val="0"/>
+        </w:rPr>
+        <w:t xml:space="preserve"> (0.7.1; ruling 96). The party's Loot tab and purse move Items and coin and claim no rule authority: the book has no shared loot and no party purse (coin is per character, and the only price rule is Provision's half price). A row prints the price string the Item carries and nothing computes with it; there is no selling, no shop and no Contribute, and Split divides copper equally and leaves the remainder in the purse. Who may take what, beyond owning a member and the stock being there, is the table's.</w:t>
+      </w:r>
+    </w:p>
+    <w:p>
+      <w:pPr>
+        <w:pStyle w:val="ListBullet"/>
+      </w:pPr>
+      <w:r>
+        <w:rPr>
+          <w:rFonts w:ascii="Calibri" w:hAnsi="Calibri" w:cs="Calibri" w:eastAsia="Calibri"/>
+          <w:b/>
+          <w:i w:val="0"/>
+        </w:rPr>
+        <w:t>A party Take needs a GM connected</w:t>
+      </w:r>
+      <w:r>
+        <w:rPr>
+          <w:rFonts w:ascii="Calibri" w:hAnsi="Calibri" w:cs="Calibri" w:eastAsia="Calibri"/>
+          <w:b w:val="0"/>
+          <w:i w:val="0"/>
+        </w:rPr>
+        <w:t xml:space="preserve"> (0.7.1; ruling 97). A player's Take from the loot and Give to the party run on the active GM's client, as damage, rerolls and Expose do, because an Observer cannot write the party; with no GM connected the controls say so and nothing is written, and a party Item dragged onto a player's sheet is refused rather than copied. The GM's own moves never touch the socket.</w:t>
       </w:r>
     </w:p>
     <w:p>

--- a/Starwrought_Foundry_Features.docx
+++ b/Starwrought_Foundry_Features.docx
@@ -4917,7 +4917,83 @@
           <w:b w:val="0"/>
           <w:i w:val="0"/>
         </w:rPr>
-        <w:t>Awareness by default, with no level term and the helm's penalty inside it, or whatever you were actually doing: the "Roll Initiative by Activity" macro lets a player nominate the Constellation, and the roll swaps Awareness's two terms for the chosen Constellation's and keeps the rest. Adversaries do not roll; they carry an Initiative Threshold and the GM writes the order down.</w:t>
+        <w:t xml:space="preserve">Awareness by default, with no level term and the helm's penalty inside it, or whatever you were actually doing: the "Roll Initiative by Activity" macro lets a player nominate the Constellation, and the roll swaps Awareness's two terms for the chosen Constellation's and keeps the rest. Since 0.7.2 the party sheet's Begin the encounter writes the same thing for the whole party at once (see The party, under Sheets; ruling 105): every member Combatant carries two flags, </w:t>
+      </w:r>
+      <w:r>
+        <w:rPr>
+          <w:rFonts w:ascii="Consolas" w:hAnsi="Consolas" w:cs="Consolas" w:eastAsia="Consolas"/>
+          <w:b w:val="0"/>
+          <w:i w:val="0"/>
+          <w:color w:val="1F2A4A"/>
+          <w:sz w:val="19"/>
+          <w:shd w:val="clear" w:color="auto" w:fill="EEF0F5"/>
+        </w:rPr>
+        <w:t>initiativeConstellation</w:t>
+      </w:r>
+      <w:r>
+        <w:rPr>
+          <w:rFonts w:ascii="Calibri" w:hAnsi="Calibri" w:cs="Calibri" w:eastAsia="Calibri"/>
+          <w:b w:val="0"/>
+          <w:i w:val="0"/>
+        </w:rPr>
+        <w:t xml:space="preserve">, the Constellation the member's Exploration Activity names (Awareness when it names none; Stealth for Avoid Notice, Athletics for Hustle, Guile for Look Harmless, Investigate's own pick), and </w:t>
+      </w:r>
+      <w:r>
+        <w:rPr>
+          <w:rFonts w:ascii="Consolas" w:hAnsi="Consolas" w:cs="Consolas" w:eastAsia="Consolas"/>
+          <w:b w:val="0"/>
+          <w:i w:val="0"/>
+          <w:color w:val="1F2A4A"/>
+          <w:sz w:val="19"/>
+          <w:shd w:val="clear" w:color="auto" w:fill="EEF0F5"/>
+        </w:rPr>
+        <w:t>initiativeModifiers</w:t>
+      </w:r>
+      <w:r>
+        <w:rPr>
+          <w:rFonts w:ascii="Calibri" w:hAnsi="Calibri" w:cs="Calibri" w:eastAsia="Calibri"/>
+          <w:b w:val="0"/>
+          <w:i w:val="0"/>
+        </w:rPr>
+        <w:t xml:space="preserve">, a list of typed modifiers with one +1 Situation entry per Scout among the other members with a token on the scene ("Scout (Hrolda)"; a member the card names as having no token neither gives nor gets one), and every roll in the system reads both: the tracker's roll through </w:t>
+      </w:r>
+      <w:r>
+        <w:rPr>
+          <w:rFonts w:ascii="Consolas" w:hAnsi="Consolas" w:cs="Consolas" w:eastAsia="Consolas"/>
+          <w:b w:val="0"/>
+          <w:i w:val="0"/>
+          <w:color w:val="1F2A4A"/>
+          <w:sz w:val="19"/>
+          <w:shd w:val="clear" w:color="auto" w:fill="EEF0F5"/>
+        </w:rPr>
+        <w:t>SwCombatant._getInitiativeFormula</w:t>
+      </w:r>
+      <w:r>
+        <w:rPr>
+          <w:rFonts w:ascii="Calibri" w:hAnsi="Calibri" w:cs="Calibri" w:eastAsia="Calibri"/>
+          <w:b w:val="0"/>
+          <w:i w:val="0"/>
+        </w:rPr>
+        <w:t xml:space="preserve">, which since 0.7.2 asks the check engine for the very total the dialog would show (the flagged Constellation's terms, the sheet's Initiative adjustment, the helm, and the modifiers one per type at most, so two Scouts are +1 and not +2); the "Roll Initiative by Activity" macro, which replaces the Constellation with the one the player nominates and writes it back to the flag, the Scouts' modifiers still applying since it passes none of its own; </w:t>
+      </w:r>
+      <w:r>
+        <w:rPr>
+          <w:rFonts w:ascii="Consolas" w:hAnsi="Consolas" w:cs="Consolas" w:eastAsia="Consolas"/>
+          <w:b w:val="0"/>
+          <w:i w:val="0"/>
+          <w:color w:val="1F2A4A"/>
+          <w:sz w:val="19"/>
+          <w:shd w:val="clear" w:color="auto" w:fill="EEF0F5"/>
+        </w:rPr>
+        <w:t>rollInitiativeWithCheck</w:t>
+      </w:r>
+      <w:r>
+        <w:rPr>
+          <w:rFonts w:ascii="Calibri" w:hAnsi="Calibri" w:cs="Calibri" w:eastAsia="Calibri"/>
+          <w:b w:val="0"/>
+          <w:i w:val="0"/>
+        </w:rPr>
+        <w:t>, whose Constellation and modifiers default to the flags and whose card names the Constellation in its subtitle; the character sheet's Roll Initiative, which passed Awareness through 0.7.1 and would have overridden the flag; and the Skills grid's Initiative cell. A Combatant that has already rolled is never rewritten by a second Begin. Adversaries do not roll; they carry an Initiative Threshold and the GM writes the order down.</w:t>
       </w:r>
     </w:p>
     <w:p>
@@ -8553,7 +8629,7 @@
           <w:b w:val="0"/>
           <w:i w:val="0"/>
         </w:rPr>
-        <w:t xml:space="preserve">, phase 1; rulings 91 to 95), GM-owned and Observer by default so every player can open it. The sheet is the GM's console and the players' window at once: one template set that branches on who is looking and on which members they own, as the character sheet's header does. The party stores only its own bookkeeping (the members, the session, the last Milestone award for Take back, the GM's notes, and since 0.7.1 the purse and the loot Items) and reads everything about its members live at render, never copying a number off a character. It never does a member's arithmetic: every rule effect it offers (a Flare, a Hero Point, a rest, a Milestone, a check, an Initiative) runs on the member's own Actor through a method that already exists and already posts its card, so the party adds buttons and a handful of cards, not a second rules engine. Its data model extends </w:t>
+        <w:t xml:space="preserve">, phase 1; rulings 91 to 95), GM-owned and Observer by default so every player can open it. The sheet is the GM's console and the players' window at once: one template set that branches on who is looking and on which members they own, as the character sheet's header does. The party stores only its own bookkeeping (the members, the session, the last Milestone award for Take back, the GM's notes, since 0.7.1 the purse and the loot Items, and since 0.7.2 the terrain the party is crossing) and reads everything about its members live at render, never copying a number off a character. It never does a member's arithmetic: every rule effect it offers (a Flare, a Hero Point, a rest, a Milestone, a check, an Initiative) runs on the member's own Actor through a method that already exists and already posts its card, so the party adds buttons and a handful of cards, not a second rules engine. Its data model extends </w:t>
       </w:r>
       <w:r>
         <w:rPr>
@@ -8591,7 +8667,7 @@
           <w:b w:val="0"/>
           <w:i w:val="0"/>
         </w:rPr>
-        <w:t>, so it has no Zones, Wounds, Vigor, stance or actions; a party is never a combatant, and nothing draws or counts its token (section 7). Phase 1 (0.7.0) is the party, the session, the awards and the Skills grid; phase 2 (0.7.1; rulings 96 to 100) is the loot, the purse and Ask everyone; the road and Downtime are the plan's later phases and are not built.</w:t>
+        <w:t>, so it has no Zones, Wounds, Vigor, stance or actions; a party is never a combatant, and nothing draws or counts its token (section 7). Phase 1 (0.7.0) is the party, the session, the awards and the Skills grid; phase 2 (0.7.1; rulings 96 to 100) is the loot, the purse and Ask everyone; phase 3 (0.7.2; rulings 101 to 107) is the road: each member's Exploration Activity, the party's Travel Speed, the Fatigued gate, Say the plan, and Begin the encounter with Initiative by Activity; Downtime is the plan's last phase and is not built.</w:t>
       </w:r>
     </w:p>
     <w:p>
@@ -9141,15 +9217,15 @@
           <w:b/>
           <w:i w:val="0"/>
         </w:rPr>
-        <w:t>What the player sees, and what the GM sees.</w:t>
-      </w:r>
-      <w:r>
-        <w:rPr>
-          <w:rFonts w:ascii="Calibri" w:hAnsi="Calibri" w:cs="Calibri" w:eastAsia="Calibri"/>
-          <w:b w:val="0"/>
-          <w:i w:val="0"/>
-        </w:rPr>
-        <w:t xml:space="preserve"> The GM sees everything and holds every party write: membership, Begin session, the awards and corrections, the night, the Milestone and Take back, the Flare plus, Remove, the Notes tab, the loot's quantities, Give to and Delete, the purse and Split, Ask everyone. A player sees the same roster, the same grid and the same loot, Thresholds included (ruling 95; a world setting is one line if the table objects, and adversaries' Thresholds never appear on the party sheet), read-only but for a few live things: portrait clicks on any member, the Flare chips on a character they own (a click puts one out through </w:t>
+        <w:t>On the road</w:t>
+      </w:r>
+      <w:r>
+        <w:rPr>
+          <w:rFonts w:ascii="Calibri" w:hAnsi="Calibri" w:cs="Calibri" w:eastAsia="Calibri"/>
+          <w:b w:val="0"/>
+          <w:i w:val="0"/>
+        </w:rPr>
+        <w:t xml:space="preserve"> (0.7.2; plan, part 8; rulings 101, 102, 106 and 107). A third tab, after Skills and before Loot, open to players. Each member has an Exploration Activity, and the pick is the character's (ruling 106): </w:t>
       </w:r>
       <w:r>
         <w:rPr>
@@ -9160,15 +9236,15 @@
           <w:sz w:val="19"/>
           <w:shd w:val="clear" w:color="auto" w:fill="EEF0F5"/>
         </w:rPr>
-        <w:t>toggleFlare</w:t>
-      </w:r>
-      <w:r>
-        <w:rPr>
-          <w:rFonts w:ascii="Calibri" w:hAnsi="Calibri" w:cs="Calibri" w:eastAsia="Calibri"/>
-          <w:b w:val="0"/>
-          <w:i w:val="0"/>
-        </w:rPr>
-        <w:t xml:space="preserve">, which posts its card), the Spent control on their own Deferred badge, Take on a loot row when they own a member, a drag of their own gear onto the party, and the Roll button with their member's name on an Ask everyone card; grid cells roll only for members they own, and a click on another member's cell does nothing. A player who owns no member sees the board and an empty-state line. Every action handler re-checks permission before writing (the GM for party writes; the actor's owner for a put-out Flare or a Spent; and the relay checks a Take or Give again on the GM's client), since ApplicationV2 actions fire regardless of editability, and every write to a character goes through the same </w:t>
+        <w:t>system.exploration { activity, constellation }</w:t>
+      </w:r>
+      <w:r>
+        <w:rPr>
+          <w:rFonts w:ascii="Calibri" w:hAnsi="Calibri" w:cs="Calibri" w:eastAsia="Calibri"/>
+          <w:b w:val="0"/>
+          <w:i w:val="0"/>
+        </w:rPr>
+        <w:t xml:space="preserve"> on the character, the compendium id of an Activity in the Actions pack's Exploration Mode folder ("" is Travel, the default) and, for Investigate, the slug of the Lore or Skill chosen. It is written directly by the member's owner or the GM (an owner may write their own Actor, so unlike a Take it needs no relay and no GM connected), announced with </w:t>
       </w:r>
       <w:r>
         <w:rPr>
@@ -9187,25 +9263,7 @@
           <w:b w:val="0"/>
           <w:i w:val="0"/>
         </w:rPr>
-        <w:t xml:space="preserve"> path the rest card uses, so the Adjusted card never doubles a party card. Observer ownership means every player can read the document, the Notes tab, the loot and the purse included, from the console: it is a convenience, not a vault, and nothing secret belongs on the party.</w:t>
-      </w:r>
-    </w:p>
-    <w:p>
-      <w:r>
-        <w:rPr>
-          <w:rFonts w:ascii="Calibri" w:hAnsi="Calibri" w:cs="Calibri" w:eastAsia="Calibri"/>
-          <w:b/>
-          <w:i w:val="0"/>
-        </w:rPr>
-        <w:t>The cards.</w:t>
-      </w:r>
-      <w:r>
-        <w:rPr>
-          <w:rFonts w:ascii="Calibri" w:hAnsi="Calibri" w:cs="Calibri" w:eastAsia="Calibri"/>
-          <w:b w:val="0"/>
-          <w:i w:val="0"/>
-        </w:rPr>
-        <w:t xml:space="preserve"> Spoken by the party: Begin session ("Session 12 begins. Every character starts with 1 Hero Point.", with a line per member whose count changed, "Wren: 3 to 1"); the Milestone award, one line per member ("Hrolda reaches Milestone 2 of 3: a Milestone Talent Point, to be spent now in a Flared Constellation: Melee, Athletics."; "Wren reaches Milestone 3 of 3: no Constellation is Flared, so the point is Deferred: spend it the instant one Flares (Deferred held: 1)."; "Kessa reaches the 4th Milestone: level 3. Vigor 36 to 45. A Comet: a Talent Point for any Constellation, Flared or not."); Take back; the party's line after the night; the Split card listing the shares and the remainder (0.7.1); and the Ask everyone card ("Everyone roll Awareness.") with its Roll buttons. Spoken by the member: a Hero Point awarded ("The GM awards Hrolda a Hero Point: carrying Toric out of the fire (2 of 3).") or corrected ("Hrolda's Hero Points corrected to 1."); a Deferred point Spent; each member's own rest card; the Flare card </w:t>
+        <w:t xml:space="preserve"> so the Adjusted card never doubles it, and said in one line spoken by the member ("Wren's Activity is now Search (Half)."; "Toric Investigates with Lore (Warfare)."). The Activity Items themselves carry what each Activity does, written by the pipeline from two positional columns on the roster's </w:t>
       </w:r>
       <w:r>
         <w:rPr>
@@ -9216,33 +9274,15 @@
           <w:sz w:val="19"/>
           <w:shd w:val="clear" w:color="auto" w:fill="EEF0F5"/>
         </w:rPr>
-        <w:t>toggleFlare</w:t>
-      </w:r>
-      <w:r>
-        <w:rPr>
-          <w:rFonts w:ascii="Calibri" w:hAnsi="Calibri" w:cs="Calibri" w:eastAsia="Calibri"/>
-          <w:b w:val="0"/>
-          <w:i w:val="0"/>
-        </w:rPr>
-        <w:t xml:space="preserve"> already posts, with "awarded by the GM" and the reason when the GM lit it from the roster; and, since 0.7.1, under a title naming the direction ("From the party's loot", "To the party's loot"), a Take ("Hrolda takes Longsword."; "Wren takes 6 × Arrows (14 left)."), a Give ("Hrolda gives 3 × Torch.", the Item's name as it is) and the GM's Give to ("Toric is given a Dagger."). Membership, a Remove, the GM's notes, and the GM's own drops, edits and deletes on the loot post nothing.</w:t>
-      </w:r>
-    </w:p>
-    <w:p>
-      <w:r>
-        <w:rPr>
-          <w:rFonts w:ascii="Calibri" w:hAnsi="Calibri" w:cs="Calibri" w:eastAsia="Calibri"/>
-          <w:b/>
-          <w:i w:val="0"/>
-        </w:rPr>
-        <w:t>What re-renders it.</w:t>
-      </w:r>
-      <w:r>
-        <w:rPr>
-          <w:rFonts w:ascii="Calibri" w:hAnsi="Calibri" w:cs="Calibri" w:eastAsia="Calibri"/>
-          <w:b w:val="0"/>
-          <w:i w:val="0"/>
-        </w:rPr>
-        <w:t xml:space="preserve"> The sheet registers the member hooks once when it opens and lets them go when it closes: </w:t>
+        <w:t>explorationActions</w:t>
+      </w:r>
+      <w:r>
+        <w:rPr>
+          <w:rFonts w:ascii="Calibri" w:hAnsi="Calibri" w:cs="Calibri" w:eastAsia="Calibri"/>
+          <w:b w:val="0"/>
+          <w:i w:val="0"/>
+        </w:rPr>
+        <w:t xml:space="preserve"> rows (rulings 103 and 104): </w:t>
       </w:r>
       <w:r>
         <w:rPr>
@@ -9253,15 +9293,47 @@
           <w:sz w:val="19"/>
           <w:shd w:val="clear" w:color="auto" w:fill="EEF0F5"/>
         </w:rPr>
-        <w:t>updateActor</w:t>
-      </w:r>
-      <w:r>
-        <w:rPr>
-          <w:rFonts w:ascii="Calibri" w:hAnsi="Calibri" w:cs="Calibri" w:eastAsia="Calibri"/>
-          <w:b w:val="0"/>
-          <w:i w:val="0"/>
-        </w:rPr>
-        <w:t xml:space="preserve">; an Item created, changed or deleted on a member (a Talent, a Constellation, a helm donned); an Active Effect created, changed or deleted on a member (Fatigued and Frightened are effects). It re-renders on a timer of about 150 ms, never a requestAnimationFrame latch, and only when the changed document is a member or belongs to one, so six members and the attack flow running do not redraw the board on every pip. Since 0.7.1 the party's own Item hooks and its own </w:t>
+        <w:t>system.exploration { travel, check, initiative, effect }</w:t>
+      </w:r>
+      <w:r>
+        <w:rPr>
+          <w:rFonts w:ascii="Calibri" w:hAnsi="Calibri" w:cs="Calibri" w:eastAsia="Calibri"/>
+          <w:b w:val="0"/>
+          <w:i w:val="0"/>
+        </w:rPr>
+        <w:t xml:space="preserve">, the Travel word, the Constellation the Activity rolls now (Search: Awareness; Look Harmless: Guile; Avoid Notice: Stealth; Investigate: the member's own pick), the Constellation it rolls for Initiative (Awareness unless the row says otherwise: Hustle Athletics, Look Harmless Guile, Avoid Notice Stealth, Investigate the pick), and an effect tag for the two Activities that do something at the start of an encounter rather than roll (scout, defend), so the panel reads the Item and holds no table of its own, and a row Mike adds needs no code unless it does something new. Avoid Notice, which P342 names and the Example of Play rolls while Table 95 has no row for it, is the eighth row and ships in the pack, the web app and the compendium docx ahead of the book (ruling 103; the proposal adds the row to Table 95). One row per member: portrait, name, the Activity select (the folder's Items in folder order, cached per session as the Basic Maneuvers are; a world action Item of the same name and category replaces the printed one), the Travel word, the Initiative Constellation the pick implies, the Constellation select for Investigate (the member's opened Constellations plus their Lores), the warnings in small amber type, the Roll button when the Activity rolls now, and the member's Combatant state while a Combat holds them (the number once rolled; "ready: Stealth" when flagged and not yet rolled). </w:t>
+      </w:r>
+      <w:r>
+        <w:rPr>
+          <w:rFonts w:ascii="Calibri" w:hAnsi="Calibri" w:cs="Calibri" w:eastAsia="Calibri"/>
+          <w:b/>
+          <w:i w:val="0"/>
+        </w:rPr>
+        <w:t>The warnings</w:t>
+      </w:r>
+      <w:r>
+        <w:rPr>
+          <w:rFonts w:ascii="Calibri" w:hAnsi="Calibri" w:cs="Calibri" w:eastAsia="Calibri"/>
+          <w:b w:val="0"/>
+          <w:i w:val="0"/>
+        </w:rPr>
+        <w:t xml:space="preserve"> are read from live data and never enforced (ruling 107): Look Harmless with a held weapon whose reach is above 0, named, or worn armor whose Load totals more than 1, with the total (the Activity's Requirements); Investigate with no Constellation chosen; a Constellation left to the member's pick for Initiative with no pick made, which falls back to Awareness. </w:t>
+      </w:r>
+      <w:r>
+        <w:rPr>
+          <w:rFonts w:ascii="Calibri" w:hAnsi="Calibri" w:cs="Calibri" w:eastAsia="Calibri"/>
+          <w:b/>
+          <w:i w:val="0"/>
+        </w:rPr>
+        <w:t>The Roll button</w:t>
+      </w:r>
+      <w:r>
+        <w:rPr>
+          <w:rFonts w:ascii="Calibri" w:hAnsi="Calibri" w:cs="Calibri" w:eastAsia="Calibri"/>
+          <w:b w:val="0"/>
+          <w:i w:val="0"/>
+        </w:rPr>
+        <w:t xml:space="preserve"> (the member's owner or the GM) rolls the check-now Constellation as the member with no Threshold through the path Ask everyone uses, a Defense as the Defense check and a Skill as a check, so Search posts the ordinary card and the GM applies the total; Investigate opens the Relevant Check picker on the chosen Constellation (</w:t>
       </w:r>
       <w:r>
         <w:rPr>
@@ -9272,6 +9344,339 @@
           <w:sz w:val="19"/>
           <w:shd w:val="clear" w:color="auto" w:fill="EEF0F5"/>
         </w:rPr>
+        <w:t>rollRelevantCheck</w:t>
+      </w:r>
+      <w:r>
+        <w:rPr>
+          <w:rFonts w:ascii="Calibri" w:hAnsi="Calibri" w:cs="Calibri" w:eastAsia="Calibri"/>
+          <w:b w:val="0"/>
+          <w:i w:val="0"/>
+        </w:rPr>
+        <w:t xml:space="preserve"> takes a </w:t>
+      </w:r>
+      <w:r>
+        <w:rPr>
+          <w:rFonts w:ascii="Consolas" w:hAnsi="Consolas" w:cs="Consolas" w:eastAsia="Consolas"/>
+          <w:b w:val="0"/>
+          <w:i w:val="0"/>
+          <w:color w:val="1F2A4A"/>
+          <w:sz w:val="19"/>
+          <w:shd w:val="clear" w:color="auto" w:fill="EEF0F5"/>
+        </w:rPr>
+        <w:t>slug</w:t>
+      </w:r>
+      <w:r>
+        <w:rPr>
+          <w:rFonts w:ascii="Calibri" w:hAnsi="Calibri" w:cs="Calibri" w:eastAsia="Calibri"/>
+          <w:b w:val="0"/>
+          <w:i w:val="0"/>
+        </w:rPr>
+        <w:t xml:space="preserve"> to preselect since 0.7.2). A player's own rows are live and the others read-only; every control a player may use is an anchor rather than a form element, since DocumentSheetV2 disables form elements for an Observer. The GM gets working selects on every member.</w:t>
+      </w:r>
+    </w:p>
+    <w:p>
+      <w:r>
+        <w:rPr>
+          <w:rFonts w:ascii="Calibri" w:hAnsi="Calibri" w:cs="Calibri" w:eastAsia="Calibri"/>
+          <w:b/>
+          <w:i w:val="0"/>
+        </w:rPr>
+        <w:t>The party's Travel Speed</w:t>
+      </w:r>
+      <w:r>
+        <w:rPr>
+          <w:rFonts w:ascii="Calibri" w:hAnsi="Calibri" w:cs="Calibri" w:eastAsia="Calibri"/>
+          <w:b w:val="0"/>
+          <w:i w:val="0"/>
+        </w:rPr>
+        <w:t xml:space="preserve"> (ruling 102), the tab's top line, display only: each member's Speed (</w:t>
+      </w:r>
+      <w:r>
+        <w:rPr>
+          <w:rFonts w:ascii="Consolas" w:hAnsi="Consolas" w:cs="Consolas" w:eastAsia="Consolas"/>
+          <w:b w:val="0"/>
+          <w:i w:val="0"/>
+          <w:color w:val="1F2A4A"/>
+          <w:sz w:val="19"/>
+          <w:shd w:val="clear" w:color="auto" w:fill="EEF0F5"/>
+        </w:rPr>
+        <w:t>system.moveSpeed</w:t>
+      </w:r>
+      <w:r>
+        <w:rPr>
+          <w:rFonts w:ascii="Calibri" w:hAnsi="Calibri" w:cs="Calibri" w:eastAsia="Calibri"/>
+          <w:b w:val="0"/>
+          <w:i w:val="0"/>
+        </w:rPr>
+        <w:t>, so a Speed adjustment counts) times their Activity's multiplier (Full 1, Half ½, Double 2), the lowest of those times the terrain (normal 1, Difficult ½, Greater Difficult ⅓; PHB P343 to P344), through the book's three formulae (</w:t>
+      </w:r>
+      <w:r>
+        <w:rPr>
+          <w:rFonts w:ascii="Consolas" w:hAnsi="Consolas" w:cs="Consolas" w:eastAsia="Consolas"/>
+          <w:b w:val="0"/>
+          <w:i w:val="0"/>
+          <w:color w:val="1F2A4A"/>
+          <w:sz w:val="19"/>
+          <w:shd w:val="clear" w:color="auto" w:fill="EEF0F5"/>
+        </w:rPr>
+        <w:t>SW.TRAVEL</w:t>
+      </w:r>
+      <w:r>
+        <w:rPr>
+          <w:rFonts w:ascii="Calibri" w:hAnsi="Calibri" w:cs="Calibri" w:eastAsia="Calibri"/>
+          <w:b w:val="0"/>
+          <w:i w:val="0"/>
+        </w:rPr>
+        <w:t>: feet a minute × 40, rounded; miles an hour ÷ 2, floored as the character's own figure is; miles a day × 4, rounded). "120 feet a minute · 1 mile an hour · 12 miles a day", then "Wren sets the pace (Search, Half)" naming the pacesetter (the lowest effective Speed; the first on ties), the ten-minutes-per-location note while anyone Searches (P346), and the terrain, a select for the GM (</w:t>
+      </w:r>
+      <w:r>
+        <w:rPr>
+          <w:rFonts w:ascii="Consolas" w:hAnsi="Consolas" w:cs="Consolas" w:eastAsia="Consolas"/>
+          <w:b w:val="0"/>
+          <w:i w:val="0"/>
+          <w:color w:val="1F2A4A"/>
+          <w:sz w:val="19"/>
+          <w:shd w:val="clear" w:color="auto" w:fill="EEF0F5"/>
+        </w:rPr>
+        <w:t>system.travel.terrain</w:t>
+      </w:r>
+      <w:r>
+        <w:rPr>
+          <w:rFonts w:ascii="Calibri" w:hAnsi="Calibri" w:cs="Calibri" w:eastAsia="Calibri"/>
+          <w:b w:val="0"/>
+          <w:i w:val="0"/>
+        </w:rPr>
+        <w:t>, the party's one field for this phase) and a word for a player. Nothing moves a token at any pace (section 7), and a party with no members prints blanks and zeros.</w:t>
+      </w:r>
+    </w:p>
+    <w:p>
+      <w:r>
+        <w:rPr>
+          <w:rFonts w:ascii="Calibri" w:hAnsi="Calibri" w:cs="Calibri" w:eastAsia="Calibri"/>
+          <w:b/>
+          <w:i w:val="0"/>
+        </w:rPr>
+        <w:t>The Fatigued gate</w:t>
+      </w:r>
+      <w:r>
+        <w:rPr>
+          <w:rFonts w:ascii="Calibri" w:hAnsi="Calibri" w:cs="Calibri" w:eastAsia="Calibri"/>
+          <w:b w:val="0"/>
+          <w:i w:val="0"/>
+        </w:rPr>
+        <w:t xml:space="preserve"> (ruling 101). The book's Fatigued row says "can't use Exploration Mode Activities", which read literally stops the party once a fighter in plate is winded, so a Fatigued member Travels and does nothing else: while their Fatigued is above 0 their select is locked to Travel with the reason as its tooltip ("Hrolda is Fatigued 2 and can only Travel"), the speed line and the cards read them as Travelling, a pick of anything else is refused with a notice before it is written, and the stored pick is left as it was, so it comes back the moment the Fatigue ends (ten minutes' rest by the Fatigued card's button, or a night's rest; ruling 81). The proposal's sentence says so in the book.</w:t>
+      </w:r>
+    </w:p>
+    <w:p>
+      <w:r>
+        <w:rPr>
+          <w:rFonts w:ascii="Calibri" w:hAnsi="Calibri" w:cs="Calibri" w:eastAsia="Calibri"/>
+          <w:b/>
+          <w:i w:val="0"/>
+        </w:rPr>
+        <w:t>Say the plan</w:t>
+      </w:r>
+      <w:r>
+        <w:rPr>
+          <w:rFonts w:ascii="Calibri" w:hAnsi="Calibri" w:cs="Calibri" w:eastAsia="Calibri"/>
+          <w:b w:val="0"/>
+          <w:i w:val="0"/>
+        </w:rPr>
+        <w:t xml:space="preserve"> (GM only; the plan's risk 12). One public card spoken by the party: a line per member ("Wren: Search (Half); Initiative: Awareness"; "Toric: Investigate (Half), with Lore (Warfare); Initiative: Lore (Warfare)") with that member's warnings dim beneath, then the speed line ("The party moves at 120 feet a minute, 1 mile an hour, 12 miles a day over Difficult terrain: Wren sets the pace (Search, Half).") and the ten-minutes line while anyone Searches. No confirm. A pick posts one line and Say the plan is the record; should the one line prove too many, the pick goes quiet and this card stands alone.</w:t>
+      </w:r>
+    </w:p>
+    <w:p>
+      <w:r>
+        <w:rPr>
+          <w:rFonts w:ascii="Calibri" w:hAnsi="Calibri" w:cs="Calibri" w:eastAsia="Calibri"/>
+          <w:b/>
+          <w:i w:val="0"/>
+        </w:rPr>
+        <w:t>Begin the encounter</w:t>
+      </w:r>
+      <w:r>
+        <w:rPr>
+          <w:rFonts w:ascii="Calibri" w:hAnsi="Calibri" w:cs="Calibri" w:eastAsia="Calibri"/>
+          <w:b w:val="0"/>
+          <w:i w:val="0"/>
+        </w:rPr>
+        <w:t xml:space="preserve"> (0.7.2; plan, part 9; ruling 105). GM only, with a scene viewed (the button is dimmed with a tooltip otherwise). It finds an unstarted Combat on that scene or creates an active one, adds every member's tokens on the scene as Combatants (one per token, as the tracker does; a Combatant already there is reused; a member with no token is named in the card and skipped), and writes two flags on each member Combatant: </w:t>
+      </w:r>
+      <w:r>
+        <w:rPr>
+          <w:rFonts w:ascii="Consolas" w:hAnsi="Consolas" w:cs="Consolas" w:eastAsia="Consolas"/>
+          <w:b w:val="0"/>
+          <w:i w:val="0"/>
+          <w:color w:val="1F2A4A"/>
+          <w:sz w:val="19"/>
+          <w:shd w:val="clear" w:color="auto" w:fill="EEF0F5"/>
+        </w:rPr>
+        <w:t>initiativeConstellation</w:t>
+      </w:r>
+      <w:r>
+        <w:rPr>
+          <w:rFonts w:ascii="Calibri" w:hAnsi="Calibri" w:cs="Calibri" w:eastAsia="Calibri"/>
+          <w:b w:val="0"/>
+          <w:i w:val="0"/>
+        </w:rPr>
+        <w:t xml:space="preserve">, the Constellation the member's Activity names for Initiative (Awareness when it names none; Investigate's pick, or Awareness with a note when none is chosen), and </w:t>
+      </w:r>
+      <w:r>
+        <w:rPr>
+          <w:rFonts w:ascii="Consolas" w:hAnsi="Consolas" w:cs="Consolas" w:eastAsia="Consolas"/>
+          <w:b w:val="0"/>
+          <w:i w:val="0"/>
+          <w:color w:val="1F2A4A"/>
+          <w:sz w:val="19"/>
+          <w:shd w:val="clear" w:color="auto" w:fill="EEF0F5"/>
+        </w:rPr>
+        <w:t>initiativeModifiers</w:t>
+      </w:r>
+      <w:r>
+        <w:rPr>
+          <w:rFonts w:ascii="Calibri" w:hAnsi="Calibri" w:cs="Calibri" w:eastAsia="Calibri"/>
+          <w:b w:val="0"/>
+          <w:i w:val="0"/>
+        </w:rPr>
+        <w:t xml:space="preserve">, one +1 Situation entry per Scout among the other members present ("Scout (Hrolda)"; two Scouts give each other one and everyone else two of the same type, of which one applies, as the book's stacking rule says; a member with no token on the scene neither gives nor gets one, and an absent Defender's shield stays as it was). A Combatant that has already rolled is left alone, its flags not rewritten, and named. A Defender's held shield begins Raised: written with no action spent and no card of its own (the Raise a Shield card would print a cost), and lowered at the Defender's next Opportunity as any raised shield is. Then one public card spoken by the party: "The encounter begins.", a line per member ("Wren (Avoid Notice) rolls Stealth for Initiative, +1 Situation from Hrolda."), "Hrolda may Step </w:t>
+      </w:r>
+      <w:r>
+        <w:rPr>
+          <w:rFonts w:ascii="Segoe UI Symbol" w:hAnsi="Segoe UI Symbol" w:cs="Segoe UI Symbol" w:eastAsia="Segoe UI Symbol"/>
+          <w:b w:val="0"/>
+          <w:i w:val="0"/>
+          <w:color w:val="8A6A12"/>
+        </w:rPr>
+        <w:t>⓿</w:t>
+      </w:r>
+      <w:r>
+        <w:rPr>
+          <w:rFonts w:ascii="Calibri" w:hAnsi="Calibri" w:cs="Calibri" w:eastAsia="Calibri"/>
+          <w:b w:val="0"/>
+          <w:i w:val="0"/>
+        </w:rPr>
+        <w:t xml:space="preserve"> on rolling Initiative." for a Scout, for Look Harmless the GM's comparison line with the Activity's four degrees printed from the Item, to be applied by hand against each enemy's Awareness Threshold (adversary Thresholds never reach a player), and, in the card's notes, for an Investigator "Toric rolls for Investigate only if the encounter is related to it: the GM's call, before the die." Nothing rolls here: players roll their own Initiative from the tracker or the sheet, the GM rolls for the absent, and every roll reads the flags (see Initiative, under What the system works out for you).</w:t>
+      </w:r>
+    </w:p>
+    <w:p>
+      <w:r>
+        <w:rPr>
+          <w:rFonts w:ascii="Calibri" w:hAnsi="Calibri" w:cs="Calibri" w:eastAsia="Calibri"/>
+          <w:b/>
+          <w:i w:val="0"/>
+        </w:rPr>
+        <w:t>What the player sees, and what the GM sees.</w:t>
+      </w:r>
+      <w:r>
+        <w:rPr>
+          <w:rFonts w:ascii="Calibri" w:hAnsi="Calibri" w:cs="Calibri" w:eastAsia="Calibri"/>
+          <w:b w:val="0"/>
+          <w:i w:val="0"/>
+        </w:rPr>
+        <w:t xml:space="preserve"> The GM sees everything and holds every party write: membership, Begin session, the awards and corrections, the night, the Milestone and Take back, the Flare plus, Remove, the Notes tab, the loot's quantities, Give to and Delete, the purse and Split, Ask everyone, and since 0.7.2 the terrain, any member's Activity, Say the plan and Begin the encounter. A player sees the same roster, the same grid, the same loot and the same road, Thresholds included (ruling 95; a world setting is one line if the table objects, and adversaries' Thresholds never appear on the party sheet), read-only but for a few live things: portrait clicks on any member, the Flare chips on a character they own (a click puts one out through </w:t>
+      </w:r>
+      <w:r>
+        <w:rPr>
+          <w:rFonts w:ascii="Consolas" w:hAnsi="Consolas" w:cs="Consolas" w:eastAsia="Consolas"/>
+          <w:b w:val="0"/>
+          <w:i w:val="0"/>
+          <w:color w:val="1F2A4A"/>
+          <w:sz w:val="19"/>
+          <w:shd w:val="clear" w:color="auto" w:fill="EEF0F5"/>
+        </w:rPr>
+        <w:t>toggleFlare</w:t>
+      </w:r>
+      <w:r>
+        <w:rPr>
+          <w:rFonts w:ascii="Calibri" w:hAnsi="Calibri" w:cs="Calibri" w:eastAsia="Calibri"/>
+          <w:b w:val="0"/>
+          <w:i w:val="0"/>
+        </w:rPr>
+        <w:t xml:space="preserve">, which posts its card), the Spent control on their own Deferred badge, Take on a loot row when they own a member, a drag of their own gear onto the party, the Roll button with their member's name on an Ask everyone card, and on the On the road tab the Activity and Investigate Constellation of a member they own and that member's Activity Roll (ruling 106); grid cells roll only for members they own, and a click on another member's cell does nothing. A player who owns no member sees the board and an empty-state line. Every action handler re-checks permission before writing (the GM for party writes; the actor's owner for a put-out Flare, a Spent or an Activity pick; and the relay checks a Take or Give again on the GM's client), since ApplicationV2 actions fire regardless of editability, and every write to a character goes through the same </w:t>
+      </w:r>
+      <w:r>
+        <w:rPr>
+          <w:rFonts w:ascii="Consolas" w:hAnsi="Consolas" w:cs="Consolas" w:eastAsia="Consolas"/>
+          <w:b w:val="0"/>
+          <w:i w:val="0"/>
+          <w:color w:val="1F2A4A"/>
+          <w:sz w:val="19"/>
+          <w:shd w:val="clear" w:color="auto" w:fill="EEF0F5"/>
+        </w:rPr>
+        <w:t>swAnnounced</w:t>
+      </w:r>
+      <w:r>
+        <w:rPr>
+          <w:rFonts w:ascii="Calibri" w:hAnsi="Calibri" w:cs="Calibri" w:eastAsia="Calibri"/>
+          <w:b w:val="0"/>
+          <w:i w:val="0"/>
+        </w:rPr>
+        <w:t xml:space="preserve"> path the rest card uses, so the Adjusted card never doubles a party card. Observer ownership means every player can read the document, the Notes tab, the loot and the purse included, from the console: it is a convenience, not a vault, and nothing secret belongs on the party.</w:t>
+      </w:r>
+    </w:p>
+    <w:p>
+      <w:r>
+        <w:rPr>
+          <w:rFonts w:ascii="Calibri" w:hAnsi="Calibri" w:cs="Calibri" w:eastAsia="Calibri"/>
+          <w:b/>
+          <w:i w:val="0"/>
+        </w:rPr>
+        <w:t>The cards.</w:t>
+      </w:r>
+      <w:r>
+        <w:rPr>
+          <w:rFonts w:ascii="Calibri" w:hAnsi="Calibri" w:cs="Calibri" w:eastAsia="Calibri"/>
+          <w:b w:val="0"/>
+          <w:i w:val="0"/>
+        </w:rPr>
+        <w:t xml:space="preserve"> Spoken by the party: Begin session ("Session 12 begins. Every character starts with 1 Hero Point.", with a line per member whose count changed, "Wren: 3 to 1"); the Milestone award, one line per member ("Hrolda reaches Milestone 2 of 3: a Milestone Talent Point, to be spent now in a Flared Constellation: Melee, Athletics."; "Wren reaches Milestone 3 of 3: no Constellation is Flared, so the point is Deferred: spend it the instant one Flares (Deferred held: 1)."; "Kessa reaches the 4th Milestone: level 3. Vigor 36 to 45. A Comet: a Talent Point for any Constellation, Flared or not."); Take back; the party's line after the night; the Split card listing the shares and the remainder (0.7.1); the Ask everyone card ("Everyone roll Awareness.") with its Roll buttons; and, since 0.7.2, Say the plan (a line per member, the warnings, the speed line) and Begin the encounter ("The encounter begins.", who rolls what for Initiative and from whom the +1 comes, the Scout's Step, Look Harmless's degrees for the GM, Investigate's "if related", and who had no token or had already rolled). Spoken by the member: a Hero Point awarded ("The GM awards Hrolda a Hero Point: carrying Toric out of the fire (2 of 3).") or corrected ("Hrolda's Hero Points corrected to 1."); a Deferred point Spent; each member's own rest card; the Flare card </w:t>
+      </w:r>
+      <w:r>
+        <w:rPr>
+          <w:rFonts w:ascii="Consolas" w:hAnsi="Consolas" w:cs="Consolas" w:eastAsia="Consolas"/>
+          <w:b w:val="0"/>
+          <w:i w:val="0"/>
+          <w:color w:val="1F2A4A"/>
+          <w:sz w:val="19"/>
+          <w:shd w:val="clear" w:color="auto" w:fill="EEF0F5"/>
+        </w:rPr>
+        <w:t>toggleFlare</w:t>
+      </w:r>
+      <w:r>
+        <w:rPr>
+          <w:rFonts w:ascii="Calibri" w:hAnsi="Calibri" w:cs="Calibri" w:eastAsia="Calibri"/>
+          <w:b w:val="0"/>
+          <w:i w:val="0"/>
+        </w:rPr>
+        <w:t xml:space="preserve"> already posts, with "awarded by the GM" and the reason when the GM lit it from the roster; since 0.7.1, under a title naming the direction ("From the party's loot", "To the party's loot"), a Take ("Hrolda takes Longsword."; "Wren takes 6 × Arrows (14 left)."), a Give ("Hrolda gives 3 × Torch.", the Item's name as it is) and the GM's Give to ("Toric is given a Dagger."); and, since 0.7.2, an Activity pick ("Wren's Activity is now Search (Half)."; "Toric Investigates with Lore (Warfare).") and the ordinary check card an Activity's Roll posts, with no Threshold. Membership, a Remove, the GM's notes, the terrain, a Defender's shield raised by Begin the encounter, and the GM's own drops, edits and deletes on the loot post nothing.</w:t>
+      </w:r>
+    </w:p>
+    <w:p>
+      <w:r>
+        <w:rPr>
+          <w:rFonts w:ascii="Calibri" w:hAnsi="Calibri" w:cs="Calibri" w:eastAsia="Calibri"/>
+          <w:b/>
+          <w:i w:val="0"/>
+        </w:rPr>
+        <w:t>What re-renders it.</w:t>
+      </w:r>
+      <w:r>
+        <w:rPr>
+          <w:rFonts w:ascii="Calibri" w:hAnsi="Calibri" w:cs="Calibri" w:eastAsia="Calibri"/>
+          <w:b w:val="0"/>
+          <w:i w:val="0"/>
+        </w:rPr>
+        <w:t xml:space="preserve"> The sheet registers the member hooks once when it opens and lets them go when it closes: </w:t>
+      </w:r>
+      <w:r>
+        <w:rPr>
+          <w:rFonts w:ascii="Consolas" w:hAnsi="Consolas" w:cs="Consolas" w:eastAsia="Consolas"/>
+          <w:b w:val="0"/>
+          <w:i w:val="0"/>
+          <w:color w:val="1F2A4A"/>
+          <w:sz w:val="19"/>
+          <w:shd w:val="clear" w:color="auto" w:fill="EEF0F5"/>
+        </w:rPr>
         <w:t>updateActor</w:t>
       </w:r>
       <w:r>
@@ -9280,7 +9685,45 @@
           <w:b w:val="0"/>
           <w:i w:val="0"/>
         </w:rPr>
-        <w:t xml:space="preserve"> (a Take served on the GM's client, a Give, the purse edited or Split) redraw the loot part on the same timer. Nothing member-dependent is computed in the party's own </w:t>
+        <w:t xml:space="preserve">; an Item created, changed or deleted on a member (a Talent, a Constellation, a helm donned); an Active Effect created, changed or deleted on a member (Fatigued and Frightened are effects). It re-renders on a timer of about 150 ms, never a requestAnimationFrame latch, and only when the changed document is a member or belongs to one, so six members and the attack flow running do not redraw the board on every pip. Since 0.7.1 the party's own Item hooks and its own </w:t>
+      </w:r>
+      <w:r>
+        <w:rPr>
+          <w:rFonts w:ascii="Consolas" w:hAnsi="Consolas" w:cs="Consolas" w:eastAsia="Consolas"/>
+          <w:b w:val="0"/>
+          <w:i w:val="0"/>
+          <w:color w:val="1F2A4A"/>
+          <w:sz w:val="19"/>
+          <w:shd w:val="clear" w:color="auto" w:fill="EEF0F5"/>
+        </w:rPr>
+        <w:t>updateActor</w:t>
+      </w:r>
+      <w:r>
+        <w:rPr>
+          <w:rFonts w:ascii="Calibri" w:hAnsi="Calibri" w:cs="Calibri" w:eastAsia="Calibri"/>
+          <w:b w:val="0"/>
+          <w:i w:val="0"/>
+        </w:rPr>
+        <w:t xml:space="preserve"> (a Take served on the GM's client, a Give, the purse edited or Split) redraw the loot part on the same timer, and since 0.7.2 the road part redraws on the member hooks (a pick is an </w:t>
+      </w:r>
+      <w:r>
+        <w:rPr>
+          <w:rFonts w:ascii="Consolas" w:hAnsi="Consolas" w:cs="Consolas" w:eastAsia="Consolas"/>
+          <w:b w:val="0"/>
+          <w:i w:val="0"/>
+          <w:color w:val="1F2A4A"/>
+          <w:sz w:val="19"/>
+          <w:shd w:val="clear" w:color="auto" w:fill="EEF0F5"/>
+        </w:rPr>
+        <w:t>updateActor</w:t>
+      </w:r>
+      <w:r>
+        <w:rPr>
+          <w:rFonts w:ascii="Calibri" w:hAnsi="Calibri" w:cs="Calibri" w:eastAsia="Calibri"/>
+          <w:b w:val="0"/>
+          <w:i w:val="0"/>
+        </w:rPr>
+        <w:t xml:space="preserve"> on the member; Fatigued is an effect), on the party's own update (the terrain) and on the Combat hooks (a Combat or a Combatant created, changed or deleted), so a member's Initiative appears on their row as it is rolled. Nothing member-dependent is computed in the party's own </w:t>
       </w:r>
       <w:r>
         <w:rPr>
@@ -10862,7 +11305,45 @@
           <w:b w:val="0"/>
           <w:i w:val="0"/>
         </w:rPr>
-        <w:t xml:space="preserve"> (0.7.1; ruling 97). A player's Take from the loot and Give to the party run on the active GM's client, as damage, rerolls and Expose do, because an Observer cannot write the party; with no GM connected the controls say so and nothing is written, and a party Item dragged onto a player's sheet is refused rather than copied. The GM's own moves never touch the socket.</w:t>
+        <w:t xml:space="preserve"> (0.7.1; ruling 97). A player's Take from the loot and Give to the party run on the active GM's client, as damage, rerolls and Expose do, because an Observer cannot write the party; with no GM connected the controls say so and nothing is written, and a party Item dragged onto a player's sheet is refused rather than copied. The GM's own moves never touch the socket. An Activity pick (0.7.2) needs none: it is a write to the member's own Actor.</w:t>
+      </w:r>
+    </w:p>
+    <w:p>
+      <w:pPr>
+        <w:pStyle w:val="ListBullet"/>
+      </w:pPr>
+      <w:r>
+        <w:rPr>
+          <w:rFonts w:ascii="Calibri" w:hAnsi="Calibri" w:cs="Calibri" w:eastAsia="Calibri"/>
+          <w:b/>
+          <w:i w:val="0"/>
+        </w:rPr>
+        <w:t>The road is a line and a card, not movement</w:t>
+      </w:r>
+      <w:r>
+        <w:rPr>
+          <w:rFonts w:ascii="Calibri" w:hAnsi="Calibri" w:cs="Calibri" w:eastAsia="Calibri"/>
+          <w:b w:val="0"/>
+          <w:i w:val="0"/>
+        </w:rPr>
+        <w:t xml:space="preserve"> (0.7.2; rulings 101, 102, 105 and 107). The party's Travel Speed is display only and the terrain is a select and a word; nothing moves a token at any pace. The Fatigued gate locks a member's Activity to Travel and refuses a pick of anything else, and that is the whole of what the book's Fatigued row does here. Look Harmless's Requirements (a held weapon with Reach, worn Load above 1) are a warning, never a refusal, and its degrees are printed for the GM to compare by hand against each enemy's Awareness Threshold, since "each enemy you are Observed to" is a judgement about a line between two tokens; whether an Investigation was related to the encounter is the GM's call, made before the die; the Scout's Step </w:t>
+      </w:r>
+      <w:r>
+        <w:rPr>
+          <w:rFonts w:ascii="Segoe UI Symbol" w:hAnsi="Segoe UI Symbol" w:cs="Segoe UI Symbol" w:eastAsia="Segoe UI Symbol"/>
+          <w:b w:val="0"/>
+          <w:i w:val="0"/>
+          <w:color w:val="8A6A12"/>
+        </w:rPr>
+        <w:t>⓿</w:t>
+      </w:r>
+      <w:r>
+        <w:rPr>
+          <w:rFonts w:ascii="Calibri" w:hAnsi="Calibri" w:cs="Calibri" w:eastAsia="Calibri"/>
+          <w:b w:val="0"/>
+          <w:i w:val="0"/>
+        </w:rPr>
+        <w:t xml:space="preserve"> is announced, not taken. Begin the encounter rolls nothing: players roll their own Initiative, the GM rolls for the absent, and no adversary Threshold reaches a player. The book's sentences for all of this (the party's Travel Speed, the Fatigued row, Initiative when Activities differ, the Avoid Notice row) are a proposal for Mike to accept, not yet an edition.</w:t>
       </w:r>
     </w:p>
     <w:p>

--- a/Starwrought_Foundry_Features.docx
+++ b/Starwrought_Foundry_Features.docx
@@ -4993,7 +4993,64 @@
           <w:b w:val="0"/>
           <w:i w:val="0"/>
         </w:rPr>
-        <w:t>, whose Constellation and modifiers default to the flags and whose card names the Constellation in its subtitle; the character sheet's Roll Initiative, which passed Awareness through 0.7.1 and would have overridden the flag; and the Skills grid's Initiative cell. A Combatant that has already rolled is never rewritten by a second Begin. Adversaries do not roll; they carry an Initiative Threshold and the GM writes the order down.</w:t>
+        <w:t>, whose Constellation and modifiers default to the flags and whose card names the Constellation in its subtitle; the character sheet's Roll Initiative, which passed Awareness through 0.7.1 and would have overridden the flag; and the Skills grid's Initiative cell. A Combatant that has already rolled is never rewritten by a second Begin. Since 0.7.3 a roll the member already made on the road may be kept as the Initiative roll instead of rolled again (see The party, Keeping a road roll as Initiative; ruling 109): the kept Initiative is the roll's total plus the Initiative-only terms a check does not carry, which the check engine computes as the difference between its Initiative assembly for that Constellation (</w:t>
+      </w:r>
+      <w:r>
+        <w:rPr>
+          <w:rFonts w:ascii="Consolas" w:hAnsi="Consolas" w:cs="Consolas" w:eastAsia="Consolas"/>
+          <w:b w:val="0"/>
+          <w:i w:val="0"/>
+          <w:color w:val="1F2A4A"/>
+          <w:sz w:val="19"/>
+          <w:shd w:val="clear" w:color="auto" w:fill="EEF0F5"/>
+        </w:rPr>
+        <w:t>SwCheck.previewTotal</w:t>
+      </w:r>
+      <w:r>
+        <w:rPr>
+          <w:rFonts w:ascii="Calibri" w:hAnsi="Calibri" w:cs="Calibri" w:eastAsia="Calibri"/>
+          <w:b w:val="0"/>
+          <w:i w:val="0"/>
+        </w:rPr>
+        <w:t xml:space="preserve"> with </w:t>
+      </w:r>
+      <w:r>
+        <w:rPr>
+          <w:rFonts w:ascii="Consolas" w:hAnsi="Consolas" w:cs="Consolas" w:eastAsia="Consolas"/>
+          <w:b w:val="0"/>
+          <w:i w:val="0"/>
+          <w:color w:val="1F2A4A"/>
+          <w:sz w:val="19"/>
+          <w:shd w:val="clear" w:color="auto" w:fill="EEF0F5"/>
+        </w:rPr>
+        <w:t>kind: "initiative"</w:t>
+      </w:r>
+      <w:r>
+        <w:rPr>
+          <w:rFonts w:ascii="Calibri" w:hAnsi="Calibri" w:cs="Calibri" w:eastAsia="Calibri"/>
+          <w:b w:val="0"/>
+          <w:i w:val="0"/>
+        </w:rPr>
+        <w:t xml:space="preserve">, static and pure, so nothing is rolled and nothing is written to work it out) added to the natural die the check threw, with the Combatant's modifiers and the typed extras the check itself carried (the dialog's situational entry, kept on the record) resolved in one pass, so a +2 Situation for cover and a Scout's +1 Situation stack as every check does, highest only. Against the check's own total the difference is the helm's penalty where the check did not already carry it (an Awareness check does, so a Search's Awareness never carries the helm twice), the sheet's Initiative adjustment in place of its check adjustment, the Scouts' +1, and Load Strain coming off a Stealth check, since the engine's Initiative never takes it. A Stealth 17 rolled by an Open-helm wearer at −1 with a Scout present and no Load Strain is kept as 17 + 0; the card names the terms whenever the difference is not zero ("..., +1 for Initiative's own terms in place of the check's (the helm, the Scouts' bonus, the sheet's adjustment; Load Strain comes off, since Initiative never takes it): 18."). The value is written with </w:t>
+      </w:r>
+      <w:r>
+        <w:rPr>
+          <w:rFonts w:ascii="Consolas" w:hAnsi="Consolas" w:cs="Consolas" w:eastAsia="Consolas"/>
+          <w:b w:val="0"/>
+          <w:i w:val="0"/>
+          <w:color w:val="1F2A4A"/>
+          <w:sz w:val="19"/>
+          <w:shd w:val="clear" w:color="auto" w:fill="EEF0F5"/>
+        </w:rPr>
+        <w:t>combat.setInitiative</w:t>
+      </w:r>
+      <w:r>
+        <w:rPr>
+          <w:rFonts w:ascii="Calibri" w:hAnsi="Calibri" w:cs="Calibri" w:eastAsia="Calibri"/>
+          <w:b w:val="0"/>
+          <w:i w:val="0"/>
+        </w:rPr>
+        <w:t xml:space="preserve"> onto every unrolled Combatant of the member, so the tracker, the party row and the grid's cell read it as any rolled Initiative, and the Combatant has rolled as far as a second Begin is concerned. Adversaries do not roll; they carry an Initiative Threshold and the GM writes the order down.</w:t>
       </w:r>
     </w:p>
     <w:p>
@@ -8667,7 +8724,7 @@
           <w:b w:val="0"/>
           <w:i w:val="0"/>
         </w:rPr>
-        <w:t>, so it has no Zones, Wounds, Vigor, stance or actions; a party is never a combatant, and nothing draws or counts its token (section 7). Phase 1 (0.7.0) is the party, the session, the awards and the Skills grid; phase 2 (0.7.1; rulings 96 to 100) is the loot, the purse and Ask everyone; phase 3 (0.7.2; rulings 101 to 107) is the road: each member's Exploration Activity, the party's Travel Speed, the Fatigued gate, Say the plan, and Begin the encounter with Initiative by Activity; Downtime is the plan's last phase and is not built.</w:t>
+        <w:t>, so it has no Zones, Wounds, Vigor, stance or actions; a party is never a combatant, and nothing draws or counts its token (section 7). Phase 1 (0.7.0) is the party, the session, the awards and the Skills grid; phase 2 (0.7.1; rulings 96 to 100) is the loot, the purse and Ask everyone; phase 3 (0.7.2; rulings 101 to 107) is the road: each member's Exploration Activity, the party's Travel Speed, the Fatigued gate, Say the plan, and Begin the encounter with Initiative by Activity, and its second cut (0.7.3; rulings 108 to 110) remembers each member's road roll on their row and lets Begin the encounter keep it as the Initiative roll; Downtime is the plan's last phase and is not built.</w:t>
       </w:r>
     </w:p>
     <w:p>
@@ -9301,7 +9358,7 @@
           <w:b w:val="0"/>
           <w:i w:val="0"/>
         </w:rPr>
-        <w:t xml:space="preserve">, the Travel word, the Constellation the Activity rolls now (Search: Awareness; Look Harmless: Guile; Avoid Notice: Stealth; Investigate: the member's own pick), the Constellation it rolls for Initiative (Awareness unless the row says otherwise: Hustle Athletics, Look Harmless Guile, Avoid Notice Stealth, Investigate the pick), and an effect tag for the two Activities that do something at the start of an encounter rather than roll (scout, defend), so the panel reads the Item and holds no table of its own, and a row Mike adds needs no code unless it does something new. Avoid Notice, which P342 names and the Example of Play rolls while Table 95 has no row for it, is the eighth row and ships in the pack, the web app and the compendium docx ahead of the book (ruling 103; the proposal adds the row to Table 95). One row per member: portrait, name, the Activity select (the folder's Items in folder order, cached per session as the Basic Maneuvers are; a world action Item of the same name and category replaces the printed one), the Travel word, the Initiative Constellation the pick implies, the Constellation select for Investigate (the member's opened Constellations plus their Lores), the warnings in small amber type, the Roll button when the Activity rolls now, and the member's Combatant state while a Combat holds them (the number once rolled; "ready: Stealth" when flagged and not yet rolled). </w:t>
+        <w:t xml:space="preserve">, the Travel word, the Constellation the Activity rolls now (Search: Awareness; Look Harmless: Guile; Avoid Notice: Stealth; Investigate: the member's own pick), the Constellation it rolls for Initiative (Awareness unless the row says otherwise: Hustle Athletics, Look Harmless Guile, Avoid Notice Stealth, Investigate the pick), and an effect tag for the two Activities that do something at the start of an encounter rather than roll (scout, defend), so the panel reads the Item and holds no table of its own, and a row Mike adds needs no code unless it does something new. Avoid Notice, which P342 names and the Example of Play rolls while Table 95 has no row for it, is the eighth row and ships in the pack, the web app and the compendium docx ahead of the book (ruling 103; the proposal adds the row to Table 95). One row per member: portrait, name, the Activity select (the folder's Items in folder order, cached per session as the Basic Maneuvers are; a world action Item of the same name and category replaces the printed one), the Travel word, the Initiative Constellation the pick implies, the Constellation select for Investigate (the member's opened Constellations plus their Lores), the warnings in small amber type, the Roll button when the Activity rolls now, since 0.7.3 the member's remembered road roll as a chip ("Stealth 17"; below), and the member's Combatant state while a Combat holds them (the number once rolled; "ready: Stealth" when flagged and not yet rolled). </w:t>
       </w:r>
       <w:r>
         <w:rPr>
@@ -9381,15 +9438,15 @@
           <w:b/>
           <w:i w:val="0"/>
         </w:rPr>
-        <w:t>The party's Travel Speed</w:t>
-      </w:r>
-      <w:r>
-        <w:rPr>
-          <w:rFonts w:ascii="Calibri" w:hAnsi="Calibri" w:cs="Calibri" w:eastAsia="Calibri"/>
-          <w:b w:val="0"/>
-          <w:i w:val="0"/>
-        </w:rPr>
-        <w:t xml:space="preserve"> (ruling 102), the tab's top line, display only: each member's Speed (</w:t>
+        <w:t>The remembered roll</w:t>
+      </w:r>
+      <w:r>
+        <w:rPr>
+          <w:rFonts w:ascii="Calibri" w:hAnsi="Calibri" w:cs="Calibri" w:eastAsia="Calibri"/>
+          <w:b w:val="0"/>
+          <w:i w:val="0"/>
+        </w:rPr>
+        <w:t xml:space="preserve"> (0.7.3; rulings 108 and 110). When a member rolls the Constellation their Activity rolls now, from the row's Roll, an Ask everyone card, a Skills grid cell or their own sheet, the result is remembered on the character as </w:t>
       </w:r>
       <w:r>
         <w:rPr>
@@ -9400,15 +9457,15 @@
           <w:sz w:val="19"/>
           <w:shd w:val="clear" w:color="auto" w:fill="EEF0F5"/>
         </w:rPr>
-        <w:t>system.moveSpeed</w:t>
-      </w:r>
-      <w:r>
-        <w:rPr>
-          <w:rFonts w:ascii="Calibri" w:hAnsi="Calibri" w:cs="Calibri" w:eastAsia="Calibri"/>
-          <w:b w:val="0"/>
-          <w:i w:val="0"/>
-        </w:rPr>
-        <w:t>, so a Speed adjustment counts) times their Activity's multiplier (Full 1, Half ½, Double 2), the lowest of those times the terrain (normal 1, Difficult ½, Greater Difficult ⅓; PHB P343 to P344), through the book's three formulae (</w:t>
+        <w:t>system.exploration.roll { slug, total, natural, time }</w:t>
+      </w:r>
+      <w:r>
+        <w:rPr>
+          <w:rFonts w:ascii="Calibri" w:hAnsi="Calibri" w:cs="Calibri" w:eastAsia="Calibri"/>
+          <w:b w:val="0"/>
+          <w:i w:val="0"/>
+        </w:rPr>
+        <w:t xml:space="preserve"> and shown on their row as a chip after the Initiative tag: a die, the Constellation and the total ("Stealth 17"), with the natural die and when it was rolled on hover ("Wren rolled Stealth 17 (d20 12) 3 minutes ago; it stands as the Initiative roll when the encounter begins, unless the GM unticks it"; the time is "just now" under a minute, then "a minute ago" or "{n} minutes ago", "an hour ago" or "{n} hours ago", and "a day ago" or "{n} days ago"). The record is made on the roller's own client from the </w:t>
       </w:r>
       <w:r>
         <w:rPr>
@@ -9419,15 +9476,15 @@
           <w:sz w:val="19"/>
           <w:shd w:val="clear" w:color="auto" w:fill="EEF0F5"/>
         </w:rPr>
-        <w:t>SW.TRAVEL</w:t>
-      </w:r>
-      <w:r>
-        <w:rPr>
-          <w:rFonts w:ascii="Calibri" w:hAnsi="Calibri" w:cs="Calibri" w:eastAsia="Calibri"/>
-          <w:b w:val="0"/>
-          <w:i w:val="0"/>
-        </w:rPr>
-        <w:t>: feet a minute × 40, rounded; miles an hour ÷ 2, floored as the character's own figure is; miles a day × 4, rounded). "120 feet a minute · 1 mile an hour · 12 miles a day", then "Wren sets the pace (Search, Half)" naming the pacesetter (the lowest effective Speed; the first on ties), the ten-minutes-per-location note while anyone Searches (P346), and the terrain, a select for the GM (</w:t>
+        <w:t>starwrought.check</w:t>
+      </w:r>
+      <w:r>
+        <w:rPr>
+          <w:rFonts w:ascii="Calibri" w:hAnsi="Calibri" w:cs="Calibri" w:eastAsia="Calibri"/>
+          <w:b w:val="0"/>
+          <w:i w:val="0"/>
+        </w:rPr>
+        <w:t xml:space="preserve"> hook (</w:t>
       </w:r>
       <w:r>
         <w:rPr>
@@ -9438,69 +9495,15 @@
           <w:sz w:val="19"/>
           <w:shd w:val="clear" w:color="auto" w:fill="EEF0F5"/>
         </w:rPr>
-        <w:t>system.travel.terrain</w:t>
-      </w:r>
-      <w:r>
-        <w:rPr>
-          <w:rFonts w:ascii="Calibri" w:hAnsi="Calibri" w:cs="Calibri" w:eastAsia="Calibri"/>
-          <w:b w:val="0"/>
-          <w:i w:val="0"/>
-        </w:rPr>
-        <w:t>, the party's one field for this phase) and a word for a player. Nothing moves a token at any pace (section 7), and a party with no members prints blanks and zeros.</w:t>
-      </w:r>
-    </w:p>
-    <w:p>
-      <w:r>
-        <w:rPr>
-          <w:rFonts w:ascii="Calibri" w:hAnsi="Calibri" w:cs="Calibri" w:eastAsia="Calibri"/>
-          <w:b/>
-          <w:i w:val="0"/>
-        </w:rPr>
-        <w:t>The Fatigued gate</w:t>
-      </w:r>
-      <w:r>
-        <w:rPr>
-          <w:rFonts w:ascii="Calibri" w:hAnsi="Calibri" w:cs="Calibri" w:eastAsia="Calibri"/>
-          <w:b w:val="0"/>
-          <w:i w:val="0"/>
-        </w:rPr>
-        <w:t xml:space="preserve"> (ruling 101). The book's Fatigued row says "can't use Exploration Mode Activities", which read literally stops the party once a fighter in plate is winded, so a Fatigued member Travels and does nothing else: while their Fatigued is above 0 their select is locked to Travel with the reason as its tooltip ("Hrolda is Fatigued 2 and can only Travel"), the speed line and the cards read them as Travelling, a pick of anything else is refused with a notice before it is written, and the stored pick is left as it was, so it comes back the moment the Fatigue ends (ten minutes' rest by the Fatigued card's button, or a night's rest; ruling 81). The proposal's sentence says so in the book.</w:t>
-      </w:r>
-    </w:p>
-    <w:p>
-      <w:r>
-        <w:rPr>
-          <w:rFonts w:ascii="Calibri" w:hAnsi="Calibri" w:cs="Calibri" w:eastAsia="Calibri"/>
-          <w:b/>
-          <w:i w:val="0"/>
-        </w:rPr>
-        <w:t>Say the plan</w:t>
-      </w:r>
-      <w:r>
-        <w:rPr>
-          <w:rFonts w:ascii="Calibri" w:hAnsi="Calibri" w:cs="Calibri" w:eastAsia="Calibri"/>
-          <w:b w:val="0"/>
-          <w:i w:val="0"/>
-        </w:rPr>
-        <w:t xml:space="preserve"> (GM only; the plan's risk 12). One public card spoken by the party: a line per member ("Wren: Search (Half); Initiative: Awareness"; "Toric: Investigate (Half), with Lore (Warfare); Initiative: Lore (Warfare)") with that member's warnings dim beneath, then the speed line ("The party moves at 120 feet a minute, 1 mile an hour, 12 miles a day over Difficult terrain: Wren sets the pace (Search, Half).") and the ten-minutes line while anyone Searches. No confirm. A pick posts one line and Say the plan is the record; should the one line prove too many, the pick goes quiet and this card stands alone.</w:t>
-      </w:r>
-    </w:p>
-    <w:p>
-      <w:r>
-        <w:rPr>
-          <w:rFonts w:ascii="Calibri" w:hAnsi="Calibri" w:cs="Calibri" w:eastAsia="Calibri"/>
-          <w:b/>
-          <w:i w:val="0"/>
-        </w:rPr>
-        <w:t>Begin the encounter</w:t>
-      </w:r>
-      <w:r>
-        <w:rPr>
-          <w:rFonts w:ascii="Calibri" w:hAnsi="Calibri" w:cs="Calibri" w:eastAsia="Calibri"/>
-          <w:b w:val="0"/>
-          <w:i w:val="0"/>
-        </w:rPr>
-        <w:t xml:space="preserve"> (0.7.2; plan, part 9; ruling 105). GM only, with a scene viewed (the button is dimmed with a tooltip otherwise). It finds an unstarted Combat on that scene or creates an active one, adds every member's tokens on the scene as Combatants (one per token, as the tracker does; a Combatant already there is reused; a member with no token is named in the card and skipped), and writes two flags on each member Combatant: </w:t>
+        <w:t>rememberActivityRoll</w:t>
+      </w:r>
+      <w:r>
+        <w:rPr>
+          <w:rFonts w:ascii="Calibri" w:hAnsi="Calibri" w:cs="Calibri" w:eastAsia="Calibri"/>
+          <w:b w:val="0"/>
+          <w:i w:val="0"/>
+        </w:rPr>
+        <w:t xml:space="preserve"> in </w:t>
       </w:r>
       <w:r>
         <w:rPr>
@@ -9511,15 +9514,15 @@
           <w:sz w:val="19"/>
           <w:shd w:val="clear" w:color="auto" w:fill="EEF0F5"/>
         </w:rPr>
-        <w:t>initiativeConstellation</w:t>
-      </w:r>
-      <w:r>
-        <w:rPr>
-          <w:rFonts w:ascii="Calibri" w:hAnsi="Calibri" w:cs="Calibri" w:eastAsia="Calibri"/>
-          <w:b w:val="0"/>
-          <w:i w:val="0"/>
-        </w:rPr>
-        <w:t xml:space="preserve">, the Constellation the member's Activity names for Initiative (Awareness when it names none; Investigate's pick, or Awareness with a note when none is chosen), and </w:t>
+        <w:t>helpers/party.mjs</w:t>
+      </w:r>
+      <w:r>
+        <w:rPr>
+          <w:rFonts w:ascii="Calibri" w:hAnsi="Calibri" w:cs="Calibri" w:eastAsia="Calibri"/>
+          <w:b w:val="0"/>
+          <w:i w:val="0"/>
+        </w:rPr>
+        <w:t xml:space="preserve">, registered once at ready by </w:t>
       </w:r>
       <w:r>
         <w:rPr>
@@ -9530,50 +9533,15 @@
           <w:sz w:val="19"/>
           <w:shd w:val="clear" w:color="auto" w:fill="EEF0F5"/>
         </w:rPr>
-        <w:t>initiativeModifiers</w:t>
-      </w:r>
-      <w:r>
-        <w:rPr>
-          <w:rFonts w:ascii="Calibri" w:hAnsi="Calibri" w:cs="Calibri" w:eastAsia="Calibri"/>
-          <w:b w:val="0"/>
-          <w:i w:val="0"/>
-        </w:rPr>
-        <w:t xml:space="preserve">, one +1 Situation entry per Scout among the other members present ("Scout (Hrolda)"; two Scouts give each other one and everyone else two of the same type, of which one applies, as the book's stacking rule says; a member with no token on the scene neither gives nor gets one, and an absent Defender's shield stays as it was). A Combatant that has already rolled is left alone, its flags not rewritten, and named. A Defender's held shield begins Raised: written with no action spent and no card of its own (the Raise a Shield card would print a cost), and lowered at the Defender's next Opportunity as any raised shield is. Then one public card spoken by the party: "The encounter begins.", a line per member ("Wren (Avoid Notice) rolls Stealth for Initiative, +1 Situation from Hrolda."), "Hrolda may Step </w:t>
-      </w:r>
-      <w:r>
-        <w:rPr>
-          <w:rFonts w:ascii="Segoe UI Symbol" w:hAnsi="Segoe UI Symbol" w:cs="Segoe UI Symbol" w:eastAsia="Segoe UI Symbol"/>
-          <w:b w:val="0"/>
-          <w:i w:val="0"/>
-          <w:color w:val="8A6A12"/>
-        </w:rPr>
-        <w:t>⓿</w:t>
-      </w:r>
-      <w:r>
-        <w:rPr>
-          <w:rFonts w:ascii="Calibri" w:hAnsi="Calibri" w:cs="Calibri" w:eastAsia="Calibri"/>
-          <w:b w:val="0"/>
-          <w:i w:val="0"/>
-        </w:rPr>
-        <w:t xml:space="preserve"> on rolling Initiative." for a Scout, for Look Harmless the GM's comparison line with the Activity's four degrees printed from the Item, to be applied by hand against each enemy's Awareness Threshold (adversary Thresholds never reach a player), and, in the card's notes, for an Investigator "Toric rolls for Investigate only if the encounter is related to it: the GM's call, before the die." Nothing rolls here: players roll their own Initiative from the tracker or the sheet, the GM rolls for the absent, and every roll reads the flags (see Initiative, under What the system works out for you).</w:t>
-      </w:r>
-    </w:p>
-    <w:p>
-      <w:r>
-        <w:rPr>
-          <w:rFonts w:ascii="Calibri" w:hAnsi="Calibri" w:cs="Calibri" w:eastAsia="Calibri"/>
-          <w:b/>
-          <w:i w:val="0"/>
-        </w:rPr>
-        <w:t>What the player sees, and what the GM sees.</w:t>
-      </w:r>
-      <w:r>
-        <w:rPr>
-          <w:rFonts w:ascii="Calibri" w:hAnsi="Calibri" w:cs="Calibri" w:eastAsia="Calibri"/>
-          <w:b w:val="0"/>
-          <w:i w:val="0"/>
-        </w:rPr>
-        <w:t xml:space="preserve"> The GM sees everything and holds every party write: membership, Begin session, the awards and corrections, the night, the Milestone and Take back, the Flare plus, Remove, the Notes tab, the loot's quantities, Give to and Delete, the purse and Split, Ask everyone, and since 0.7.2 the terrain, any member's Activity, Say the plan and Begin the encounter. A player sees the same roster, the same grid, the same loot and the same road, Thresholds included (ruling 95; a world setting is one line if the table objects, and adversaries' Thresholds never appear on the party sheet), read-only but for a few live things: portrait clicks on any member, the Flare chips on a character they own (a click puts one out through </w:t>
+        <w:t>registerRoadHooks</w:t>
+      </w:r>
+      <w:r>
+        <w:rPr>
+          <w:rFonts w:ascii="Calibri" w:hAnsi="Calibri" w:cs="Calibri" w:eastAsia="Calibri"/>
+          <w:b w:val="0"/>
+          <w:i w:val="0"/>
+        </w:rPr>
+        <w:t>), and only for a public check: the result's kind must be "check", its Constellation the one the Activity rolls now (</w:t>
       </w:r>
       <w:r>
         <w:rPr>
@@ -9584,15 +9552,15 @@
           <w:sz w:val="19"/>
           <w:shd w:val="clear" w:color="auto" w:fill="EEF0F5"/>
         </w:rPr>
-        <w:t>toggleFlare</w:t>
-      </w:r>
-      <w:r>
-        <w:rPr>
-          <w:rFonts w:ascii="Calibri" w:hAnsi="Calibri" w:cs="Calibri" w:eastAsia="Calibri"/>
-          <w:b w:val="0"/>
-          <w:i w:val="0"/>
-        </w:rPr>
-        <w:t xml:space="preserve">, which posts its card), the Spent control on their own Deferred badge, Take on a loot row when they own a member, a drag of their own gear onto the party, the Roll button with their member's name on an Ask everyone card, and on the On the road tab the Activity and Investigate Constellation of a member they own and that member's Activity Roll (ruling 106); grid cells roll only for members they own, and a click on another member's cell does nothing. A player who owns no member sees the board and an empty-state line. Every action handler re-checks permission before writing (the GM for party writes; the actor's owner for a put-out Flare, a Spent or an Activity pick; and the relay checks a Take or Give again on the GM's client), since ApplicationV2 actions fire regardless of editability, and every write to a character goes through the same </w:t>
+        <w:t>activityCheckSlug</w:t>
+      </w:r>
+      <w:r>
+        <w:rPr>
+          <w:rFonts w:ascii="Calibri" w:hAnsi="Calibri" w:cs="Calibri" w:eastAsia="Calibri"/>
+          <w:b w:val="0"/>
+          <w:i w:val="0"/>
+        </w:rPr>
+        <w:t xml:space="preserve">: the Activity Item's check slug, or the member's own pick for Investigate), the roller a character the user owns, the total a number, and the card public (a blind or whispered roll is not remembered, since the chip is). An Initiative or an Attack roll is never remembered, nor a Defense rolled in answer to an Attack (the engine's kind "defense"), nor a check in another Constellation (Stealth while Searching gets no chip, because Search rolls Awareness); a Defense rolled for its own sake arrives as a check from every entry point, which is how a Search's Awareness is remembered from the sheet's Defenses block or the grid as well as from the row; and the attack flow's blind roller never reaches the hook. The write is announced, so no Adjusted card, and posts nothing of its own: the card the roll posted is the record of the die and the chip is a pointer to it (ruling 110), read by every client that can read the character, as the pick is. It stands until a newer roll in the same Constellation replaces it or the pick changes: </w:t>
       </w:r>
       <w:r>
         <w:rPr>
@@ -9603,15 +9571,15 @@
           <w:sz w:val="19"/>
           <w:shd w:val="clear" w:color="auto" w:fill="EEF0F5"/>
         </w:rPr>
-        <w:t>swAnnounced</w:t>
-      </w:r>
-      <w:r>
-        <w:rPr>
-          <w:rFonts w:ascii="Calibri" w:hAnsi="Calibri" w:cs="Calibri" w:eastAsia="Calibri"/>
-          <w:b w:val="0"/>
-          <w:i w:val="0"/>
-        </w:rPr>
-        <w:t xml:space="preserve"> path the rest card uses, so the Adjusted card never doubles a party card. Observer ownership means every player can read the document, the Notes tab, the loot and the purse included, from the console: it is a convenience, not a vault, and nothing secret belongs on the party.</w:t>
+        <w:t>setActivity</w:t>
+      </w:r>
+      <w:r>
+        <w:rPr>
+          <w:rFonts w:ascii="Calibri" w:hAnsi="Calibri" w:cs="Calibri" w:eastAsia="Calibri"/>
+          <w:b w:val="0"/>
+          <w:i w:val="0"/>
+        </w:rPr>
+        <w:t xml:space="preserve"> clears it in the same update, because a Search is not an Avoid Notice, and a roll whose Constellation is no longer the Activity's is stale and shown as nothing. The chip takes the Initiative tag's colour while the roll's Constellation is the one the Activity rolls for Initiative, which is when Begin the encounter can keep it (Keeping a road roll as Initiative, below), and is dimmed otherwise, with "Initiative rolls Awareness instead" on hover; with the eight shipping rows every Activity that rolls now rolls the same Constellation for Initiative, so the dim chip waits on a row whose two columns differ. Say the plan prints the roll at the end of the member's line (" Rolled Stealth 17 on the road."). Nothing computes with the record except a kept Initiative.</w:t>
       </w:r>
     </w:p>
     <w:p>
@@ -9621,15 +9589,15 @@
           <w:b/>
           <w:i w:val="0"/>
         </w:rPr>
-        <w:t>The cards.</w:t>
-      </w:r>
-      <w:r>
-        <w:rPr>
-          <w:rFonts w:ascii="Calibri" w:hAnsi="Calibri" w:cs="Calibri" w:eastAsia="Calibri"/>
-          <w:b w:val="0"/>
-          <w:i w:val="0"/>
-        </w:rPr>
-        <w:t xml:space="preserve"> Spoken by the party: Begin session ("Session 12 begins. Every character starts with 1 Hero Point.", with a line per member whose count changed, "Wren: 3 to 1"); the Milestone award, one line per member ("Hrolda reaches Milestone 2 of 3: a Milestone Talent Point, to be spent now in a Flared Constellation: Melee, Athletics."; "Wren reaches Milestone 3 of 3: no Constellation is Flared, so the point is Deferred: spend it the instant one Flares (Deferred held: 1)."; "Kessa reaches the 4th Milestone: level 3. Vigor 36 to 45. A Comet: a Talent Point for any Constellation, Flared or not."); Take back; the party's line after the night; the Split card listing the shares and the remainder (0.7.1); the Ask everyone card ("Everyone roll Awareness.") with its Roll buttons; and, since 0.7.2, Say the plan (a line per member, the warnings, the speed line) and Begin the encounter ("The encounter begins.", who rolls what for Initiative and from whom the +1 comes, the Scout's Step, Look Harmless's degrees for the GM, Investigate's "if related", and who had no token or had already rolled). Spoken by the member: a Hero Point awarded ("The GM awards Hrolda a Hero Point: carrying Toric out of the fire (2 of 3).") or corrected ("Hrolda's Hero Points corrected to 1."); a Deferred point Spent; each member's own rest card; the Flare card </w:t>
+        <w:t>The party's Travel Speed</w:t>
+      </w:r>
+      <w:r>
+        <w:rPr>
+          <w:rFonts w:ascii="Calibri" w:hAnsi="Calibri" w:cs="Calibri" w:eastAsia="Calibri"/>
+          <w:b w:val="0"/>
+          <w:i w:val="0"/>
+        </w:rPr>
+        <w:t xml:space="preserve"> (ruling 102), the tab's top line, display only: each member's Speed (</w:t>
       </w:r>
       <w:r>
         <w:rPr>
@@ -9640,33 +9608,15 @@
           <w:sz w:val="19"/>
           <w:shd w:val="clear" w:color="auto" w:fill="EEF0F5"/>
         </w:rPr>
-        <w:t>toggleFlare</w:t>
-      </w:r>
-      <w:r>
-        <w:rPr>
-          <w:rFonts w:ascii="Calibri" w:hAnsi="Calibri" w:cs="Calibri" w:eastAsia="Calibri"/>
-          <w:b w:val="0"/>
-          <w:i w:val="0"/>
-        </w:rPr>
-        <w:t xml:space="preserve"> already posts, with "awarded by the GM" and the reason when the GM lit it from the roster; since 0.7.1, under a title naming the direction ("From the party's loot", "To the party's loot"), a Take ("Hrolda takes Longsword."; "Wren takes 6 × Arrows (14 left)."), a Give ("Hrolda gives 3 × Torch.", the Item's name as it is) and the GM's Give to ("Toric is given a Dagger."); and, since 0.7.2, an Activity pick ("Wren's Activity is now Search (Half)."; "Toric Investigates with Lore (Warfare).") and the ordinary check card an Activity's Roll posts, with no Threshold. Membership, a Remove, the GM's notes, the terrain, a Defender's shield raised by Begin the encounter, and the GM's own drops, edits and deletes on the loot post nothing.</w:t>
-      </w:r>
-    </w:p>
-    <w:p>
-      <w:r>
-        <w:rPr>
-          <w:rFonts w:ascii="Calibri" w:hAnsi="Calibri" w:cs="Calibri" w:eastAsia="Calibri"/>
-          <w:b/>
-          <w:i w:val="0"/>
-        </w:rPr>
-        <w:t>What re-renders it.</w:t>
-      </w:r>
-      <w:r>
-        <w:rPr>
-          <w:rFonts w:ascii="Calibri" w:hAnsi="Calibri" w:cs="Calibri" w:eastAsia="Calibri"/>
-          <w:b w:val="0"/>
-          <w:i w:val="0"/>
-        </w:rPr>
-        <w:t xml:space="preserve"> The sheet registers the member hooks once when it opens and lets them go when it closes: </w:t>
+        <w:t>system.moveSpeed</w:t>
+      </w:r>
+      <w:r>
+        <w:rPr>
+          <w:rFonts w:ascii="Calibri" w:hAnsi="Calibri" w:cs="Calibri" w:eastAsia="Calibri"/>
+          <w:b w:val="0"/>
+          <w:i w:val="0"/>
+        </w:rPr>
+        <w:t>, so a Speed adjustment counts) times their Activity's multiplier (Full 1, Half ½, Double 2), the lowest of those times the terrain (normal 1, Difficult ½, Greater Difficult ⅓; PHB P343 to P344), through the book's three formulae (</w:t>
       </w:r>
       <w:r>
         <w:rPr>
@@ -9677,15 +9627,15 @@
           <w:sz w:val="19"/>
           <w:shd w:val="clear" w:color="auto" w:fill="EEF0F5"/>
         </w:rPr>
-        <w:t>updateActor</w:t>
-      </w:r>
-      <w:r>
-        <w:rPr>
-          <w:rFonts w:ascii="Calibri" w:hAnsi="Calibri" w:cs="Calibri" w:eastAsia="Calibri"/>
-          <w:b w:val="0"/>
-          <w:i w:val="0"/>
-        </w:rPr>
-        <w:t xml:space="preserve">; an Item created, changed or deleted on a member (a Talent, a Constellation, a helm donned); an Active Effect created, changed or deleted on a member (Fatigued and Frightened are effects). It re-renders on a timer of about 150 ms, never a requestAnimationFrame latch, and only when the changed document is a member or belongs to one, so six members and the attack flow running do not redraw the board on every pip. Since 0.7.1 the party's own Item hooks and its own </w:t>
+        <w:t>SW.TRAVEL</w:t>
+      </w:r>
+      <w:r>
+        <w:rPr>
+          <w:rFonts w:ascii="Calibri" w:hAnsi="Calibri" w:cs="Calibri" w:eastAsia="Calibri"/>
+          <w:b w:val="0"/>
+          <w:i w:val="0"/>
+        </w:rPr>
+        <w:t>: feet a minute × 40, rounded; miles an hour ÷ 2, floored as the character's own figure is; miles a day × 4, rounded). "120 feet a minute · 1 mile an hour · 12 miles a day", then "Wren sets the pace (Search, Half)" naming the pacesetter (the lowest effective Speed; the first on ties), the ten-minutes-per-location note while anyone Searches (P346), and the terrain, a select for the GM (</w:t>
       </w:r>
       <w:r>
         <w:rPr>
@@ -9696,15 +9646,69 @@
           <w:sz w:val="19"/>
           <w:shd w:val="clear" w:color="auto" w:fill="EEF0F5"/>
         </w:rPr>
-        <w:t>updateActor</w:t>
-      </w:r>
-      <w:r>
-        <w:rPr>
-          <w:rFonts w:ascii="Calibri" w:hAnsi="Calibri" w:cs="Calibri" w:eastAsia="Calibri"/>
-          <w:b w:val="0"/>
-          <w:i w:val="0"/>
-        </w:rPr>
-        <w:t xml:space="preserve"> (a Take served on the GM's client, a Give, the purse edited or Split) redraw the loot part on the same timer, and since 0.7.2 the road part redraws on the member hooks (a pick is an </w:t>
+        <w:t>system.travel.terrain</w:t>
+      </w:r>
+      <w:r>
+        <w:rPr>
+          <w:rFonts w:ascii="Calibri" w:hAnsi="Calibri" w:cs="Calibri" w:eastAsia="Calibri"/>
+          <w:b w:val="0"/>
+          <w:i w:val="0"/>
+        </w:rPr>
+        <w:t>, the party's one field for this phase) and a word for a player. Nothing moves a token at any pace (section 7), and a party with no members prints blanks and zeros.</w:t>
+      </w:r>
+    </w:p>
+    <w:p>
+      <w:r>
+        <w:rPr>
+          <w:rFonts w:ascii="Calibri" w:hAnsi="Calibri" w:cs="Calibri" w:eastAsia="Calibri"/>
+          <w:b/>
+          <w:i w:val="0"/>
+        </w:rPr>
+        <w:t>The Fatigued gate</w:t>
+      </w:r>
+      <w:r>
+        <w:rPr>
+          <w:rFonts w:ascii="Calibri" w:hAnsi="Calibri" w:cs="Calibri" w:eastAsia="Calibri"/>
+          <w:b w:val="0"/>
+          <w:i w:val="0"/>
+        </w:rPr>
+        <w:t xml:space="preserve"> (ruling 101). The book's Fatigued row says "can't use Exploration Mode Activities", which read literally stops the party once a fighter in plate is winded, so a Fatigued member Travels and does nothing else: while their Fatigued is above 0 their select is locked to Travel with the reason as its tooltip ("Hrolda is Fatigued 2 and can only Travel"), the speed line and the cards read them as Travelling, a pick of anything else is refused with a notice before it is written, and the stored pick is left as it was, so it comes back the moment the Fatigue ends (ten minutes' rest by the Fatigued card's button, or a night's rest; ruling 81). The proposal's sentence says so in the book.</w:t>
+      </w:r>
+    </w:p>
+    <w:p>
+      <w:r>
+        <w:rPr>
+          <w:rFonts w:ascii="Calibri" w:hAnsi="Calibri" w:cs="Calibri" w:eastAsia="Calibri"/>
+          <w:b/>
+          <w:i w:val="0"/>
+        </w:rPr>
+        <w:t>Say the plan</w:t>
+      </w:r>
+      <w:r>
+        <w:rPr>
+          <w:rFonts w:ascii="Calibri" w:hAnsi="Calibri" w:cs="Calibri" w:eastAsia="Calibri"/>
+          <w:b w:val="0"/>
+          <w:i w:val="0"/>
+        </w:rPr>
+        <w:t xml:space="preserve"> (GM only; the plan's risk 12). One public card spoken by the party: a line per member ("Wren: Search (Half); Initiative: Awareness"; "Toric: Investigate (Half), with Lore (Warfare); Initiative: Lore (Warfare)") with that member's warnings dim beneath, then the speed line ("The party moves at 120 feet a minute, 1 mile an hour, 12 miles a day over Difficult terrain: Wren sets the pace (Search, Half).") and the ten-minutes line while anyone Searches. Since 0.7.3 a member's line ends " Rolled Stealth 17 on the road." while a roll is remembered, and says nothing more when that roll is usable for Initiative, since the Begin dialog is where that is asked. No confirm. A pick posts one line and Say the plan is the record; should the one line prove too many, the pick goes quiet and this card stands alone.</w:t>
+      </w:r>
+    </w:p>
+    <w:p>
+      <w:r>
+        <w:rPr>
+          <w:rFonts w:ascii="Calibri" w:hAnsi="Calibri" w:cs="Calibri" w:eastAsia="Calibri"/>
+          <w:b/>
+          <w:i w:val="0"/>
+        </w:rPr>
+        <w:t>Begin the encounter</w:t>
+      </w:r>
+      <w:r>
+        <w:rPr>
+          <w:rFonts w:ascii="Calibri" w:hAnsi="Calibri" w:cs="Calibri" w:eastAsia="Calibri"/>
+          <w:b w:val="0"/>
+          <w:i w:val="0"/>
+        </w:rPr>
+        <w:t xml:space="preserve"> (0.7.2; plan, part 9; ruling 105). GM only, with a scene viewed (the button is dimmed with a tooltip otherwise). It finds an unstarted Combat on that scene or creates an active one, adds every member's tokens on the scene as Combatants (one per token, as the tracker does; a Combatant already there is reused; a member with no token is named in the card and skipped), and writes two flags on each member Combatant: </w:t>
       </w:r>
       <w:r>
         <w:rPr>
@@ -9715,6 +9719,228 @@
           <w:sz w:val="19"/>
           <w:shd w:val="clear" w:color="auto" w:fill="EEF0F5"/>
         </w:rPr>
+        <w:t>initiativeConstellation</w:t>
+      </w:r>
+      <w:r>
+        <w:rPr>
+          <w:rFonts w:ascii="Calibri" w:hAnsi="Calibri" w:cs="Calibri" w:eastAsia="Calibri"/>
+          <w:b w:val="0"/>
+          <w:i w:val="0"/>
+        </w:rPr>
+        <w:t xml:space="preserve">, the Constellation the member's Activity names for Initiative (Awareness when it names none; Investigate's pick, or Awareness with a note when none is chosen), and </w:t>
+      </w:r>
+      <w:r>
+        <w:rPr>
+          <w:rFonts w:ascii="Consolas" w:hAnsi="Consolas" w:cs="Consolas" w:eastAsia="Consolas"/>
+          <w:b w:val="0"/>
+          <w:i w:val="0"/>
+          <w:color w:val="1F2A4A"/>
+          <w:sz w:val="19"/>
+          <w:shd w:val="clear" w:color="auto" w:fill="EEF0F5"/>
+        </w:rPr>
+        <w:t>initiativeModifiers</w:t>
+      </w:r>
+      <w:r>
+        <w:rPr>
+          <w:rFonts w:ascii="Calibri" w:hAnsi="Calibri" w:cs="Calibri" w:eastAsia="Calibri"/>
+          <w:b w:val="0"/>
+          <w:i w:val="0"/>
+        </w:rPr>
+        <w:t xml:space="preserve">, one +1 Situation entry per Scout among the other members present ("Scout (Hrolda)"; two Scouts give each other one and everyone else two of the same type, of which one applies, as the book's stacking rule says; a member with no token on the scene neither gives nor gets one, and an absent Defender's shield stays as it was). A Combatant that has already rolled is left alone, its flags not rewritten, and named. A Defender's held shield begins Raised: written with no action spent and no card of its own (the Raise a Shield card would print a cost), and lowered at the Defender's next Opportunity as any raised shield is. Then one public card spoken by the party: "The encounter begins.", a line per member ("Wren (Avoid Notice) rolls Stealth for Initiative, +1 Situation from Hrolda."), "Hrolda may Step </w:t>
+      </w:r>
+      <w:r>
+        <w:rPr>
+          <w:rFonts w:ascii="Segoe UI Symbol" w:hAnsi="Segoe UI Symbol" w:cs="Segoe UI Symbol" w:eastAsia="Segoe UI Symbol"/>
+          <w:b w:val="0"/>
+          <w:i w:val="0"/>
+          <w:color w:val="8A6A12"/>
+        </w:rPr>
+        <w:t>⓿</w:t>
+      </w:r>
+      <w:r>
+        <w:rPr>
+          <w:rFonts w:ascii="Calibri" w:hAnsi="Calibri" w:cs="Calibri" w:eastAsia="Calibri"/>
+          <w:b w:val="0"/>
+          <w:i w:val="0"/>
+        </w:rPr>
+        <w:t xml:space="preserve"> on rolling Initiative." for a Scout, for Look Harmless the GM's comparison line with the Activity's four degrees printed from the Item, to be applied by hand against each enemy's Awareness Threshold (adversary Thresholds never reach a player), and, in the card's notes, for an Investigator "Toric rolls for Investigate only if the encounter is related to it: the GM's call, before the die." Nothing rolls here: players roll their own Initiative from the tracker or the sheet, the GM rolls for the absent, and every roll reads the flags (see Initiative, under What the system works out for you); since 0.7.3 a roll already made on the road may be kept instead (next).</w:t>
+      </w:r>
+    </w:p>
+    <w:p>
+      <w:r>
+        <w:rPr>
+          <w:rFonts w:ascii="Calibri" w:hAnsi="Calibri" w:cs="Calibri" w:eastAsia="Calibri"/>
+          <w:b/>
+          <w:i w:val="0"/>
+        </w:rPr>
+        <w:t>Keeping a road roll as Initiative</w:t>
+      </w:r>
+      <w:r>
+        <w:rPr>
+          <w:rFonts w:ascii="Calibri" w:hAnsi="Calibri" w:cs="Calibri" w:eastAsia="Calibri"/>
+          <w:b w:val="0"/>
+          <w:i w:val="0"/>
+        </w:rPr>
+        <w:t xml:space="preserve"> (0.7.3; ruling 109). The book says that when an encounter begins a character "can roll" their Activity's Constellation; a roll already made in that Constellation on the road is that roll, so Begin the encounter offers to keep it rather than have the die thrown twice. Before anything is written it gathers the present members (a token on the viewed scene) whose remembered roll is in the Constellation their Activity rolls for Initiative and whose Combatant on the scene's unstarted Combat, if there is one, has not rolled (</w:t>
+      </w:r>
+      <w:r>
+        <w:rPr>
+          <w:rFonts w:ascii="Consolas" w:hAnsi="Consolas" w:cs="Consolas" w:eastAsia="Consolas"/>
+          <w:b w:val="0"/>
+          <w:i w:val="0"/>
+          <w:color w:val="1F2A4A"/>
+          <w:sz w:val="19"/>
+          <w:shd w:val="clear" w:color="auto" w:fill="EEF0F5"/>
+        </w:rPr>
+        <w:t>keepableRolls</w:t>
+      </w:r>
+      <w:r>
+        <w:rPr>
+          <w:rFonts w:ascii="Calibri" w:hAnsi="Calibri" w:cs="Calibri" w:eastAsia="Calibri"/>
+          <w:b w:val="0"/>
+          <w:i w:val="0"/>
+        </w:rPr>
+        <w:t>; no Combat or no Combatant counts as not rolled); with none, Begin runs with no dialog, as before. Otherwise a dialog with an intro line and one checkbox per such member, ticked by default ("Keep Wren's Stealth 17 as Initiative"), and Begin and Cancel; Cancel writes nothing. The Combat, the Combatants and the two flags are then written exactly as before, and each kept member's unrolled Combatants have their Initiative set (</w:t>
+      </w:r>
+      <w:r>
+        <w:rPr>
+          <w:rFonts w:ascii="Consolas" w:hAnsi="Consolas" w:cs="Consolas" w:eastAsia="Consolas"/>
+          <w:b w:val="0"/>
+          <w:i w:val="0"/>
+          <w:color w:val="1F2A4A"/>
+          <w:sz w:val="19"/>
+          <w:shd w:val="clear" w:color="auto" w:fill="EEF0F5"/>
+        </w:rPr>
+        <w:t>combat.setInitiative</w:t>
+      </w:r>
+      <w:r>
+        <w:rPr>
+          <w:rFonts w:ascii="Calibri" w:hAnsi="Calibri" w:cs="Calibri" w:eastAsia="Calibri"/>
+          <w:b w:val="0"/>
+          <w:i w:val="0"/>
+        </w:rPr>
+        <w:t>) to the roll's total plus Initiative's own terms, the arithmetic under Initiative (section 2); the card's line for them replaces "rolls Stealth for Initiative" with "Wren keeps the Stealth 17 rolled on the road as Initiative." or, when the terms move it, "Wren keeps the Stealth 17 rolled on the road as Initiative, +1 for Initiative's own terms in place of the check's (the helm, the Scouts' bonus, the sheet's adjustment; Load Strain comes off, since Initiative never takes it): 18.", the Scout's Step and the Defender's shield lines following as they do. An unticked member rolls fresh from the tracker or the sheet as before; a kept member has rolled, so a second Begin names them and leaves them alone; the remembered roll stays on the character and its chip on the row. The GM decides per member, every time: the record is a convenience, and the box is the whole of the enforcement.</w:t>
+      </w:r>
+    </w:p>
+    <w:p>
+      <w:r>
+        <w:rPr>
+          <w:rFonts w:ascii="Calibri" w:hAnsi="Calibri" w:cs="Calibri" w:eastAsia="Calibri"/>
+          <w:b/>
+          <w:i w:val="0"/>
+        </w:rPr>
+        <w:t>What the player sees, and what the GM sees.</w:t>
+      </w:r>
+      <w:r>
+        <w:rPr>
+          <w:rFonts w:ascii="Calibri" w:hAnsi="Calibri" w:cs="Calibri" w:eastAsia="Calibri"/>
+          <w:b w:val="0"/>
+          <w:i w:val="0"/>
+        </w:rPr>
+        <w:t xml:space="preserve"> The GM sees everything and holds every party write: membership, Begin session, the awards and corrections, the night, the Milestone and Take back, the Flare plus, Remove, the Notes tab, the loot's quantities, Give to and Delete, the purse and Split, Ask everyone, and since 0.7.2 the terrain, any member's Activity, Say the plan and Begin the encounter. A player sees the same roster, the same grid, the same loot and the same road, Thresholds included (ruling 95; a world setting is one line if the table objects, and adversaries' Thresholds never appear on the party sheet), read-only but for a few live things: portrait clicks on any member, the Flare chips on a character they own (a click puts one out through </w:t>
+      </w:r>
+      <w:r>
+        <w:rPr>
+          <w:rFonts w:ascii="Consolas" w:hAnsi="Consolas" w:cs="Consolas" w:eastAsia="Consolas"/>
+          <w:b w:val="0"/>
+          <w:i w:val="0"/>
+          <w:color w:val="1F2A4A"/>
+          <w:sz w:val="19"/>
+          <w:shd w:val="clear" w:color="auto" w:fill="EEF0F5"/>
+        </w:rPr>
+        <w:t>toggleFlare</w:t>
+      </w:r>
+      <w:r>
+        <w:rPr>
+          <w:rFonts w:ascii="Calibri" w:hAnsi="Calibri" w:cs="Calibri" w:eastAsia="Calibri"/>
+          <w:b w:val="0"/>
+          <w:i w:val="0"/>
+        </w:rPr>
+        <w:t xml:space="preserve">, which posts its card), the Spent control on their own Deferred badge, Take on a loot row when they own a member, a drag of their own gear onto the party, the Roll button with their member's name on an Ask everyone card, and on the On the road tab the Activity and Investigate Constellation of a member they own and that member's Activity Roll (ruling 106; the remembered-roll chip on every row is read by all and pressed by nobody, since 0.7.3); grid cells roll only for members they own, and a click on another member's cell does nothing. A player who owns no member sees the board and an empty-state line. Every action handler re-checks permission before writing (the GM for party writes; the actor's owner for a put-out Flare, a Spent or an Activity pick; and the relay checks a Take or Give again on the GM's client), since ApplicationV2 actions fire regardless of editability, and every write to a character goes through the same </w:t>
+      </w:r>
+      <w:r>
+        <w:rPr>
+          <w:rFonts w:ascii="Consolas" w:hAnsi="Consolas" w:cs="Consolas" w:eastAsia="Consolas"/>
+          <w:b w:val="0"/>
+          <w:i w:val="0"/>
+          <w:color w:val="1F2A4A"/>
+          <w:sz w:val="19"/>
+          <w:shd w:val="clear" w:color="auto" w:fill="EEF0F5"/>
+        </w:rPr>
+        <w:t>swAnnounced</w:t>
+      </w:r>
+      <w:r>
+        <w:rPr>
+          <w:rFonts w:ascii="Calibri" w:hAnsi="Calibri" w:cs="Calibri" w:eastAsia="Calibri"/>
+          <w:b w:val="0"/>
+          <w:i w:val="0"/>
+        </w:rPr>
+        <w:t xml:space="preserve"> path the rest card uses, so the Adjusted card never doubles a party card. Observer ownership means every player can read the document, the Notes tab, the loot and the purse included, from the console: it is a convenience, not a vault, and nothing secret belongs on the party.</w:t>
+      </w:r>
+    </w:p>
+    <w:p>
+      <w:r>
+        <w:rPr>
+          <w:rFonts w:ascii="Calibri" w:hAnsi="Calibri" w:cs="Calibri" w:eastAsia="Calibri"/>
+          <w:b/>
+          <w:i w:val="0"/>
+        </w:rPr>
+        <w:t>The cards.</w:t>
+      </w:r>
+      <w:r>
+        <w:rPr>
+          <w:rFonts w:ascii="Calibri" w:hAnsi="Calibri" w:cs="Calibri" w:eastAsia="Calibri"/>
+          <w:b w:val="0"/>
+          <w:i w:val="0"/>
+        </w:rPr>
+        <w:t xml:space="preserve"> Spoken by the party: Begin session ("Session 12 begins. Every character starts with 1 Hero Point.", with a line per member whose count changed, "Wren: 3 to 1"); the Milestone award, one line per member ("Hrolda reaches Milestone 2 of 3: a Milestone Talent Point, to be spent now in a Flared Constellation: Melee, Athletics."; "Wren reaches Milestone 3 of 3: no Constellation is Flared, so the point is Deferred: spend it the instant one Flares (Deferred held: 1)."; "Kessa reaches the 4th Milestone: level 3. Vigor 36 to 45. A Comet: a Talent Point for any Constellation, Flared or not."); Take back; the party's line after the night; the Split card listing the shares and the remainder (0.7.1); the Ask everyone card ("Everyone roll Awareness.") with its Roll buttons; and, since 0.7.2, Say the plan (a line per member, with the remembered road roll since 0.7.3, the warnings, the speed line) and Begin the encounter ("The encounter begins.", who rolls what for Initiative and from whom the +1 comes, since 0.7.3 who keeps a road roll instead ("Wren keeps the Stealth 17 rolled on the road as Initiative.", with Initiative's own terms named when they move it), the Scout's Step, Look Harmless's degrees for the GM, Investigate's "if related", and who had no token or had already rolled). Spoken by the member: a Hero Point awarded ("The GM awards Hrolda a Hero Point: carrying Toric out of the fire (2 of 3).") or corrected ("Hrolda's Hero Points corrected to 1."); a Deferred point Spent; each member's own rest card; the Flare card </w:t>
+      </w:r>
+      <w:r>
+        <w:rPr>
+          <w:rFonts w:ascii="Consolas" w:hAnsi="Consolas" w:cs="Consolas" w:eastAsia="Consolas"/>
+          <w:b w:val="0"/>
+          <w:i w:val="0"/>
+          <w:color w:val="1F2A4A"/>
+          <w:sz w:val="19"/>
+          <w:shd w:val="clear" w:color="auto" w:fill="EEF0F5"/>
+        </w:rPr>
+        <w:t>toggleFlare</w:t>
+      </w:r>
+      <w:r>
+        <w:rPr>
+          <w:rFonts w:ascii="Calibri" w:hAnsi="Calibri" w:cs="Calibri" w:eastAsia="Calibri"/>
+          <w:b w:val="0"/>
+          <w:i w:val="0"/>
+        </w:rPr>
+        <w:t xml:space="preserve"> already posts, with "awarded by the GM" and the reason when the GM lit it from the roster; since 0.7.1, under a title naming the direction ("From the party's loot", "To the party's loot"), a Take ("Hrolda takes Longsword."; "Wren takes 6 × Arrows (14 left)."), a Give ("Hrolda gives 3 × Torch.", the Item's name as it is) and the GM's Give to ("Toric is given a Dagger."); and, since 0.7.2, an Activity pick ("Wren's Activity is now Search (Half)."; "Toric Investigates with Lore (Warfare).") and the ordinary check card an Activity's Roll posts, with no Threshold. Membership, a Remove, the GM's notes, the terrain, a Defender's shield raised by Begin the encounter, the remembered road roll (since 0.7.3; the check's own card is its record), and the GM's own drops, edits and deletes on the loot post nothing.</w:t>
+      </w:r>
+    </w:p>
+    <w:p>
+      <w:r>
+        <w:rPr>
+          <w:rFonts w:ascii="Calibri" w:hAnsi="Calibri" w:cs="Calibri" w:eastAsia="Calibri"/>
+          <w:b/>
+          <w:i w:val="0"/>
+        </w:rPr>
+        <w:t>What re-renders it.</w:t>
+      </w:r>
+      <w:r>
+        <w:rPr>
+          <w:rFonts w:ascii="Calibri" w:hAnsi="Calibri" w:cs="Calibri" w:eastAsia="Calibri"/>
+          <w:b w:val="0"/>
+          <w:i w:val="0"/>
+        </w:rPr>
+        <w:t xml:space="preserve"> The sheet registers the member hooks once when it opens and lets them go when it closes: </w:t>
+      </w:r>
+      <w:r>
+        <w:rPr>
+          <w:rFonts w:ascii="Consolas" w:hAnsi="Consolas" w:cs="Consolas" w:eastAsia="Consolas"/>
+          <w:b w:val="0"/>
+          <w:i w:val="0"/>
+          <w:color w:val="1F2A4A"/>
+          <w:sz w:val="19"/>
+          <w:shd w:val="clear" w:color="auto" w:fill="EEF0F5"/>
+        </w:rPr>
         <w:t>updateActor</w:t>
       </w:r>
       <w:r>
@@ -9723,7 +9949,64 @@
           <w:b w:val="0"/>
           <w:i w:val="0"/>
         </w:rPr>
-        <w:t xml:space="preserve"> on the member; Fatigued is an effect), on the party's own update (the terrain) and on the Combat hooks (a Combat or a Combatant created, changed or deleted), so a member's Initiative appears on their row as it is rolled. Nothing member-dependent is computed in the party's own </w:t>
+        <w:t xml:space="preserve">; an Item created, changed or deleted on a member (a Talent, a Constellation, a helm donned); an Active Effect created, changed or deleted on a member (Fatigued and Frightened are effects). It re-renders on a timer of about 150 ms, never a requestAnimationFrame latch, and only when the changed document is a member or belongs to one, so six members and the attack flow running do not redraw the board on every pip. Since 0.7.1 the party's own Item hooks and its own </w:t>
+      </w:r>
+      <w:r>
+        <w:rPr>
+          <w:rFonts w:ascii="Consolas" w:hAnsi="Consolas" w:cs="Consolas" w:eastAsia="Consolas"/>
+          <w:b w:val="0"/>
+          <w:i w:val="0"/>
+          <w:color w:val="1F2A4A"/>
+          <w:sz w:val="19"/>
+          <w:shd w:val="clear" w:color="auto" w:fill="EEF0F5"/>
+        </w:rPr>
+        <w:t>updateActor</w:t>
+      </w:r>
+      <w:r>
+        <w:rPr>
+          <w:rFonts w:ascii="Calibri" w:hAnsi="Calibri" w:cs="Calibri" w:eastAsia="Calibri"/>
+          <w:b w:val="0"/>
+          <w:i w:val="0"/>
+        </w:rPr>
+        <w:t xml:space="preserve"> (a Take served on the GM's client, a Give, the purse edited or Split) redraw the loot part on the same timer, and since 0.7.2 the road part redraws on the member hooks (a pick is an </w:t>
+      </w:r>
+      <w:r>
+        <w:rPr>
+          <w:rFonts w:ascii="Consolas" w:hAnsi="Consolas" w:cs="Consolas" w:eastAsia="Consolas"/>
+          <w:b w:val="0"/>
+          <w:i w:val="0"/>
+          <w:color w:val="1F2A4A"/>
+          <w:sz w:val="19"/>
+          <w:shd w:val="clear" w:color="auto" w:fill="EEF0F5"/>
+        </w:rPr>
+        <w:t>updateActor</w:t>
+      </w:r>
+      <w:r>
+        <w:rPr>
+          <w:rFonts w:ascii="Calibri" w:hAnsi="Calibri" w:cs="Calibri" w:eastAsia="Calibri"/>
+          <w:b w:val="0"/>
+          <w:i w:val="0"/>
+        </w:rPr>
+        <w:t xml:space="preserve"> on the member; Fatigued is an effect), on the party's own update (the terrain) and on the Combat hooks (a Combat or a Combatant created, changed or deleted), so a member's Initiative appears on their row as it is rolled (since 0.7.3 the remembered roll is one such </w:t>
+      </w:r>
+      <w:r>
+        <w:rPr>
+          <w:rFonts w:ascii="Consolas" w:hAnsi="Consolas" w:cs="Consolas" w:eastAsia="Consolas"/>
+          <w:b w:val="0"/>
+          <w:i w:val="0"/>
+          <w:color w:val="1F2A4A"/>
+          <w:sz w:val="19"/>
+          <w:shd w:val="clear" w:color="auto" w:fill="EEF0F5"/>
+        </w:rPr>
+        <w:t>updateActor</w:t>
+      </w:r>
+      <w:r>
+        <w:rPr>
+          <w:rFonts w:ascii="Calibri" w:hAnsi="Calibri" w:cs="Calibri" w:eastAsia="Calibri"/>
+          <w:b w:val="0"/>
+          <w:i w:val="0"/>
+        </w:rPr>
+        <w:t xml:space="preserve"> on the member, so the chip appears as the roll's card lands). Nothing member-dependent is computed in the party's own </w:t>
       </w:r>
       <w:r>
         <w:rPr>

--- a/Starwrought_Foundry_Features.docx
+++ b/Starwrought_Foundry_Features.docx
@@ -5031,7 +5031,7 @@
           <w:b w:val="0"/>
           <w:i w:val="0"/>
         </w:rPr>
-        <w:t xml:space="preserve">, static and pure, so nothing is rolled and nothing is written to work it out) added to the natural die the check threw, with the Combatant's modifiers and the typed extras the check itself carried (the dialog's situational entry, kept on the record) resolved in one pass, so a +2 Situation for cover and a Scout's +1 Situation stack as every check does, highest only. Against the check's own total the difference is the helm's penalty where the check did not already carry it (an Awareness check does, so a Search's Awareness never carries the helm twice), the sheet's Initiative adjustment in place of its check adjustment, the Scouts' +1, and Load Strain coming off a Stealth check, since the engine's Initiative never takes it. A Stealth 17 rolled by an Open-helm wearer at −1 with a Scout present and no Load Strain is kept as 17 + 0; the card names the terms whenever the difference is not zero ("..., +1 for Initiative's own terms in place of the check's (the helm, the Scouts' bonus, the sheet's adjustment; Load Strain comes off, since Initiative never takes it): 18."). The value is written with </w:t>
+        <w:t xml:space="preserve">, static and pure, so nothing is rolled and nothing is written to work it out) added to the natural die the check threw, with the Combatant's modifiers and the typed extras the check itself carried (the dialog's situational entry, kept on the record) resolved in one pass, so a +2 Situation for cover and a Scout's +1 Situation stack as every check does, highest only. Since 0.7.4 an Initiative rolled with a Constellation carries every modifier that Constellation's check does (ruling 111; Mike: "ALL active modifiers for any roll should be applied even if that roll is used for initiative"): the check adjustment, and Load Strain on a Stealth roll, which through 0.7.3 an Initiative never took. So against the check's own total the only difference is Initiative's own terms: the helm's penalty where the check did not already carry it (an Awareness check does, so a Search's Awareness never carries the helm twice), the sheet's Initiative adjustment, and the Scouts' +1. A Stealth 17 rolled by an Open-helm wearer at −1 with a Scout present is kept as 17 + 0, whatever their Load Strain; the card names the terms whenever the difference is not zero ("..., +1 for Initiative's own terms (the helm, the Scouts' bonus, the sheet's Initiative adjustment): 18."). The value is written with </w:t>
       </w:r>
       <w:r>
         <w:rPr>
@@ -9819,7 +9819,7 @@
           <w:b w:val="0"/>
           <w:i w:val="0"/>
         </w:rPr>
-        <w:t>) to the roll's total plus Initiative's own terms, the arithmetic under Initiative (section 2); the card's line for them replaces "rolls Stealth for Initiative" with "Wren keeps the Stealth 17 rolled on the road as Initiative." or, when the terms move it, "Wren keeps the Stealth 17 rolled on the road as Initiative, +1 for Initiative's own terms in place of the check's (the helm, the Scouts' bonus, the sheet's adjustment; Load Strain comes off, since Initiative never takes it): 18.", the Scout's Step and the Defender's shield lines following as they do. An unticked member rolls fresh from the tracker or the sheet as before; a kept member has rolled, so a second Begin names them and leaves them alone; the remembered roll stays on the character and its chip on the row. The GM decides per member, every time: the record is a convenience, and the box is the whole of the enforcement.</w:t>
+        <w:t>) to the roll's total plus Initiative's own terms, the arithmetic under Initiative (section 2); the card's line for them replaces "rolls Stealth for Initiative" with "Wren keeps the Stealth 17 rolled on the road as Initiative." or, when the terms move it, "Wren keeps the Stealth 17 rolled on the road as Initiative, +1 for Initiative's own terms (the helm, the Scouts' bonus, the sheet's Initiative adjustment): 18.", the Scout's Step and the Defender's shield lines following as they do. An unticked member rolls fresh from the tracker or the sheet as before; a kept member has rolled, so a second Begin names them and leaves them alone; the remembered roll stays on the character and its chip on the row. The GM decides per member, every time: the record is a convenience, and the box is the whole of the enforcement.</w:t>
       </w:r>
     </w:p>
     <w:p>

--- a/Starwrought_Foundry_Features.docx
+++ b/Starwrought_Foundry_Features.docx
@@ -4892,7 +4892,26 @@
           <w:b w:val="0"/>
           <w:i w:val="0"/>
         </w:rPr>
-        <w:t xml:space="preserve"> prints the reason on the lit card as its own line ("awarded by the GM: &lt;reason&gt;"), so a Flare the GM grants for something the dice never saw is said with its cause. While the character holds a Deferred Talent Point the lit card also carries "You hold a Deferred Talent Point: spend it here now." (ruling 94; see The party, under Sheets). The put-out card, and the silence on a Flare that was never lit, are unchanged.</w:t>
+        <w:t xml:space="preserve"> prints the reason on the lit card as its own line ("awarded by the GM: &lt;reason&gt;"), so a Flare the GM grants for something the dice never saw is said with its cause. While the character holds a Deferred Talent Point the lit card also carries "You hold a Deferred Talent Point: spend it here now." (ruling 94; see The party, under Sheets). The put-out card, and the silence on a Flare that was never lit, are unchanged. Since 0.7.5 the party sheet's Train opens the same picker with no reason field and lights the pick with </w:t>
+      </w:r>
+      <w:r>
+        <w:rPr>
+          <w:rFonts w:ascii="Consolas" w:hAnsi="Consolas" w:cs="Consolas" w:eastAsia="Consolas"/>
+          <w:b w:val="0"/>
+          <w:i w:val="0"/>
+          <w:color w:val="1F2A4A"/>
+          <w:sz w:val="19"/>
+          <w:shd w:val="clear" w:color="auto" w:fill="EEF0F5"/>
+        </w:rPr>
+        <w:t>toggleFlare(slug, true, { trained: true })</w:t>
+      </w:r>
+      <w:r>
+        <w:rPr>
+          <w:rFonts w:ascii="Calibri" w:hAnsi="Calibri" w:cs="Calibri" w:eastAsia="Calibri"/>
+          <w:b w:val="0"/>
+          <w:i w:val="0"/>
+        </w:rPr>
+        <w:t>, whose card says "Flared by seven days' training." in place of the award line (a reason and the training line both print when both are given; see The party, Downtime, under Sheets).</w:t>
       </w:r>
     </w:p>
     <w:p>
@@ -8724,7 +8743,7 @@
           <w:b w:val="0"/>
           <w:i w:val="0"/>
         </w:rPr>
-        <w:t>, so it has no Zones, Wounds, Vigor, stance or actions; a party is never a combatant, and nothing draws or counts its token (section 7). Phase 1 (0.7.0) is the party, the session, the awards and the Skills grid; phase 2 (0.7.1; rulings 96 to 100) is the loot, the purse and Ask everyone; phase 3 (0.7.2; rulings 101 to 107) is the road: each member's Exploration Activity, the party's Travel Speed, the Fatigued gate, Say the plan, and Begin the encounter with Initiative by Activity, and its second cut (0.7.3; rulings 108 to 110) remembers each member's road roll on their row and lets Begin the encounter keep it as the Initiative roll; Downtime is the plan's last phase and is not built.</w:t>
+        <w:t>, so it has no Zones, Wounds, Vigor, stance or actions; a party is never a combatant, and nothing draws or counts its token (section 7). Phase 1 (0.7.0) is the party, the session, the awards and the Skills grid; phase 2 (0.7.1; rulings 96 to 100) is the loot, the purse and Ask everyone; phase 3 (0.7.2; rulings 101 to 107) is the road: each member's Exploration Activity, the party's Travel Speed, the Fatigued gate, Say the plan, and Begin the encounter with Initiative by Activity, and its second cut (0.7.3; rulings 108 to 110) remembers each member's road roll on their row and lets Begin the encounter keep it as the Initiative roll; phase 4 (0.7.5; rulings 112 to 114) is Downtime, the plan's last: the days the GM gives, the three Downtime Activities printed from the pack, Train through the shared Flare picker, and the Retrain and Provision lines. The plan is built.</w:t>
       </w:r>
     </w:p>
     <w:p>
@@ -9829,15 +9848,31 @@
           <w:b/>
           <w:i w:val="0"/>
         </w:rPr>
-        <w:t>What the player sees, and what the GM sees.</w:t>
-      </w:r>
-      <w:r>
-        <w:rPr>
-          <w:rFonts w:ascii="Calibri" w:hAnsi="Calibri" w:cs="Calibri" w:eastAsia="Calibri"/>
-          <w:b w:val="0"/>
-          <w:i w:val="0"/>
-        </w:rPr>
-        <w:t xml:space="preserve"> The GM sees everything and holds every party write: membership, Begin session, the awards and corrections, the night, the Milestone and Take back, the Flare plus, Remove, the Notes tab, the loot's quantities, Give to and Delete, the purse and Split, Ask everyone, and since 0.7.2 the terrain, any member's Activity, Say the plan and Begin the encounter. A player sees the same roster, the same grid, the same loot and the same road, Thresholds included (ruling 95; a world setting is one line if the table objects, and adversaries' Thresholds never appear on the party sheet), read-only but for a few live things: portrait clicks on any member, the Flare chips on a character they own (a click puts one out through </w:t>
+        <w:t>Downtime</w:t>
+      </w:r>
+      <w:r>
+        <w:rPr>
+          <w:rFonts w:ascii="Calibri" w:hAnsi="Calibri" w:cs="Calibri" w:eastAsia="Calibri"/>
+          <w:b w:val="0"/>
+          <w:i w:val="0"/>
+        </w:rPr>
+        <w:t xml:space="preserve"> (0.7.5; plan, part 10; rulings 112 to 114). The foot of the On the road tab, under its own heading, open to players as the rest of the tab is. Downtime is a panel, not a mode: the book's Downtime is days the GM gives ("you have ten days", P348) and three Activities, and the panel prints both and runs nothing. </w:t>
+      </w:r>
+      <w:r>
+        <w:rPr>
+          <w:rFonts w:ascii="Calibri" w:hAnsi="Calibri" w:cs="Calibri" w:eastAsia="Calibri"/>
+          <w:b/>
+          <w:i w:val="0"/>
+        </w:rPr>
+        <w:t>The days</w:t>
+      </w:r>
+      <w:r>
+        <w:rPr>
+          <w:rFonts w:ascii="Calibri" w:hAnsi="Calibri" w:cs="Calibri" w:eastAsia="Calibri"/>
+          <w:b w:val="0"/>
+          <w:i w:val="0"/>
+        </w:rPr>
+        <w:t xml:space="preserve"> are </w:t>
       </w:r>
       <w:r>
         <w:rPr>
@@ -9848,15 +9883,31 @@
           <w:sz w:val="19"/>
           <w:shd w:val="clear" w:color="auto" w:fill="EEF0F5"/>
         </w:rPr>
-        <w:t>toggleFlare</w:t>
-      </w:r>
-      <w:r>
-        <w:rPr>
-          <w:rFonts w:ascii="Calibri" w:hAnsi="Calibri" w:cs="Calibri" w:eastAsia="Calibri"/>
-          <w:b w:val="0"/>
-          <w:i w:val="0"/>
-        </w:rPr>
-        <w:t xml:space="preserve">, which posts its card), the Spent control on their own Deferred badge, Take on a loot row when they own a member, a drag of their own gear onto the party, the Roll button with their member's name on an Ask everyone card, and on the On the road tab the Activity and Investigate Constellation of a member they own and that member's Activity Roll (ruling 106; the remembered-roll chip on every row is read by all and pressed by nobody, since 0.7.3); grid cells roll only for members they own, and a click on another member's cell does nothing. A player who owns no member sees the board and an empty-state line. Every action handler re-checks permission before writing (the GM for party writes; the actor's owner for a put-out Flare, a Spent or an Activity pick; and the relay checks a Take or Give again on the GM's client), since ApplicationV2 actions fire regardless of editability, and every write to a character goes through the same </w:t>
+        <w:t>system.downtime.days</w:t>
+      </w:r>
+      <w:r>
+        <w:rPr>
+          <w:rFonts w:ascii="Calibri" w:hAnsi="Calibri" w:cs="Calibri" w:eastAsia="Calibri"/>
+          <w:b w:val="0"/>
+          <w:i w:val="0"/>
+        </w:rPr>
+        <w:t xml:space="preserve"> on the party, an integer the GM types in the party form's own field and a player reads as a number, with the P348 hint beside it (the GM typically tells you how many you have before the world begins to move quickly again); nothing counts them down, spends them or refuses anything for want of them (section 7), and nothing is derived from them. </w:t>
+      </w:r>
+      <w:r>
+        <w:rPr>
+          <w:rFonts w:ascii="Calibri" w:hAnsi="Calibri" w:cs="Calibri" w:eastAsia="Calibri"/>
+          <w:b/>
+          <w:i w:val="0"/>
+        </w:rPr>
+        <w:t>The Activities</w:t>
+      </w:r>
+      <w:r>
+        <w:rPr>
+          <w:rFonts w:ascii="Calibri" w:hAnsi="Calibri" w:cs="Calibri" w:eastAsia="Calibri"/>
+          <w:b w:val="0"/>
+          <w:i w:val="0"/>
+        </w:rPr>
+        <w:t xml:space="preserve"> print from the Actions pack's Downtime Mode folder (</w:t>
       </w:r>
       <w:r>
         <w:rPr>
@@ -9867,33 +9918,15 @@
           <w:sz w:val="19"/>
           <w:shd w:val="clear" w:color="auto" w:fill="EEF0F5"/>
         </w:rPr>
-        <w:t>swAnnounced</w:t>
-      </w:r>
-      <w:r>
-        <w:rPr>
-          <w:rFonts w:ascii="Calibri" w:hAnsi="Calibri" w:cs="Calibri" w:eastAsia="Calibri"/>
-          <w:b w:val="0"/>
-          <w:i w:val="0"/>
-        </w:rPr>
-        <w:t xml:space="preserve"> path the rest card uses, so the Adjusted card never doubles a party card. Observer ownership means every player can read the document, the Notes tab, the loot and the purse included, from the console: it is a convenience, not a vault, and nothing secret belongs on the party.</w:t>
-      </w:r>
-    </w:p>
-    <w:p>
-      <w:r>
-        <w:rPr>
-          <w:rFonts w:ascii="Calibri" w:hAnsi="Calibri" w:cs="Calibri" w:eastAsia="Calibri"/>
-          <w:b/>
-          <w:i w:val="0"/>
-        </w:rPr>
-        <w:t>The cards.</w:t>
-      </w:r>
-      <w:r>
-        <w:rPr>
-          <w:rFonts w:ascii="Calibri" w:hAnsi="Calibri" w:cs="Calibri" w:eastAsia="Calibri"/>
-          <w:b w:val="0"/>
-          <w:i w:val="0"/>
-        </w:rPr>
-        <w:t xml:space="preserve"> Spoken by the party: Begin session ("Session 12 begins. Every character starts with 1 Hero Point.", with a line per member whose count changed, "Wren: 3 to 1"); the Milestone award, one line per member ("Hrolda reaches Milestone 2 of 3: a Milestone Talent Point, to be spent now in a Flared Constellation: Melee, Athletics."; "Wren reaches Milestone 3 of 3: no Constellation is Flared, so the point is Deferred: spend it the instant one Flares (Deferred held: 1)."; "Kessa reaches the 4th Milestone: level 3. Vigor 36 to 45. A Comet: a Talent Point for any Constellation, Flared or not."); Take back; the party's line after the night; the Split card listing the shares and the remainder (0.7.1); the Ask everyone card ("Everyone roll Awareness.") with its Roll buttons; and, since 0.7.2, Say the plan (a line per member, with the remembered road roll since 0.7.3, the warnings, the speed line) and Begin the encounter ("The encounter begins.", who rolls what for Initiative and from whom the +1 comes, since 0.7.3 who keeps a road roll instead ("Wren keeps the Stealth 17 rolled on the road as Initiative.", with Initiative's own terms named when they move it), the Scout's Step, Look Harmless's degrees for the GM, Investigate's "if related", and who had no token or had already rolled). Spoken by the member: a Hero Point awarded ("The GM awards Hrolda a Hero Point: carrying Toric out of the fire (2 of 3).") or corrected ("Hrolda's Hero Points corrected to 1."); a Deferred point Spent; each member's own rest card; the Flare card </w:t>
+        <w:t>downtimeActivities</w:t>
+      </w:r>
+      <w:r>
+        <w:rPr>
+          <w:rFonts w:ascii="Calibri" w:hAnsi="Calibri" w:cs="Calibri" w:eastAsia="Calibri"/>
+          <w:b w:val="0"/>
+          <w:i w:val="0"/>
+        </w:rPr>
+        <w:t xml:space="preserve"> in </w:t>
       </w:r>
       <w:r>
         <w:rPr>
@@ -9904,33 +9937,15 @@
           <w:sz w:val="19"/>
           <w:shd w:val="clear" w:color="auto" w:fill="EEF0F5"/>
         </w:rPr>
-        <w:t>toggleFlare</w:t>
-      </w:r>
-      <w:r>
-        <w:rPr>
-          <w:rFonts w:ascii="Calibri" w:hAnsi="Calibri" w:cs="Calibri" w:eastAsia="Calibri"/>
-          <w:b w:val="0"/>
-          <w:i w:val="0"/>
-        </w:rPr>
-        <w:t xml:space="preserve"> already posts, with "awarded by the GM" and the reason when the GM lit it from the roster; since 0.7.1, under a title naming the direction ("From the party's loot", "To the party's loot"), a Take ("Hrolda takes Longsword."; "Wren takes 6 × Arrows (14 left)."), a Give ("Hrolda gives 3 × Torch.", the Item's name as it is) and the GM's Give to ("Toric is given a Dagger."); and, since 0.7.2, an Activity pick ("Wren's Activity is now Search (Half)."; "Toric Investigates with Lore (Warfare).") and the ordinary check card an Activity's Roll posts, with no Threshold. Membership, a Remove, the GM's notes, the terrain, a Defender's shield raised by Begin the encounter, the remembered road roll (since 0.7.3; the check's own card is its record), and the GM's own drops, edits and deletes on the loot post nothing.</w:t>
-      </w:r>
-    </w:p>
-    <w:p>
-      <w:r>
-        <w:rPr>
-          <w:rFonts w:ascii="Calibri" w:hAnsi="Calibri" w:cs="Calibri" w:eastAsia="Calibri"/>
-          <w:b/>
-          <w:i w:val="0"/>
-        </w:rPr>
-        <w:t>What re-renders it.</w:t>
-      </w:r>
-      <w:r>
-        <w:rPr>
-          <w:rFonts w:ascii="Calibri" w:hAnsi="Calibri" w:cs="Calibri" w:eastAsia="Calibri"/>
-          <w:b w:val="0"/>
-          <w:i w:val="0"/>
-        </w:rPr>
-        <w:t xml:space="preserve"> The sheet registers the member hooks once when it opens and lets them go when it closes: </w:t>
+        <w:t>helpers/party.mjs</w:t>
+      </w:r>
+      <w:r>
+        <w:rPr>
+          <w:rFonts w:ascii="Calibri" w:hAnsi="Calibri" w:cs="Calibri" w:eastAsia="Calibri"/>
+          <w:b w:val="0"/>
+          <w:i w:val="0"/>
+        </w:rPr>
+        <w:t xml:space="preserve">, the category read off the Item; cached per session as the Exploration Activities are and forgotten with them when a world action Item changes; a world Item of the same name and category replaces the printed one), one row each with the Duration tag from the Item's Requirements and the Effect: Retrain (1 month), Train (7 days), Provision (1 day). The panel holds no table of its own, so a row Mike adds to the roster's </w:t>
       </w:r>
       <w:r>
         <w:rPr>
@@ -9941,15 +9956,31 @@
           <w:sz w:val="19"/>
           <w:shd w:val="clear" w:color="auto" w:fill="EEF0F5"/>
         </w:rPr>
-        <w:t>updateActor</w:t>
-      </w:r>
-      <w:r>
-        <w:rPr>
-          <w:rFonts w:ascii="Calibri" w:hAnsi="Calibri" w:cs="Calibri" w:eastAsia="Calibri"/>
-          <w:b w:val="0"/>
-          <w:i w:val="0"/>
-        </w:rPr>
-        <w:t xml:space="preserve">; an Item created, changed or deleted on a member (a Talent, a Constellation, a helm donned); an Active Effect created, changed or deleted on a member (Fatigued and Frightened are effects). It re-renders on a timer of about 150 ms, never a requestAnimationFrame latch, and only when the changed document is a member or belongs to one, so six members and the attack flow running do not redraw the board on every pip. Since 0.7.1 the party's own Item hooks and its own </w:t>
+        <w:t>downtimeActions</w:t>
+      </w:r>
+      <w:r>
+        <w:rPr>
+          <w:rFonts w:ascii="Calibri" w:hAnsi="Calibri" w:cs="Calibri" w:eastAsia="Calibri"/>
+          <w:b w:val="0"/>
+          <w:i w:val="0"/>
+        </w:rPr>
+        <w:t xml:space="preserve"> block appears with no code change, and an empty folder says so. </w:t>
+      </w:r>
+      <w:r>
+        <w:rPr>
+          <w:rFonts w:ascii="Calibri" w:hAnsi="Calibri" w:cs="Calibri" w:eastAsia="Calibri"/>
+          <w:b/>
+          <w:i w:val="0"/>
+        </w:rPr>
+        <w:t>Train</w:t>
+      </w:r>
+      <w:r>
+        <w:rPr>
+          <w:rFonts w:ascii="Calibri" w:hAnsi="Calibri" w:cs="Calibri" w:eastAsia="Calibri"/>
+          <w:b w:val="0"/>
+          <w:i w:val="0"/>
+        </w:rPr>
+        <w:t xml:space="preserve"> is the one control: under the Activities, one entry per member (portrait, name, Train), live for the member's owner and for the GM and offered to nobody else. It opens the shared Flare picker with no reason field (the reason is the training), and a pick lights that Constellation through the member's own </w:t>
       </w:r>
       <w:r>
         <w:rPr>
@@ -9960,15 +9991,15 @@
           <w:sz w:val="19"/>
           <w:shd w:val="clear" w:color="auto" w:fill="EEF0F5"/>
         </w:rPr>
-        <w:t>updateActor</w:t>
-      </w:r>
-      <w:r>
-        <w:rPr>
-          <w:rFonts w:ascii="Calibri" w:hAnsi="Calibri" w:cs="Calibri" w:eastAsia="Calibri"/>
-          <w:b w:val="0"/>
-          <w:i w:val="0"/>
-        </w:rPr>
-        <w:t xml:space="preserve"> (a Take served on the GM's client, a Give, the purse edited or Split) redraw the loot part on the same timer, and since 0.7.2 the road part redraws on the member hooks (a pick is an </w:t>
+        <w:t>toggleFlare</w:t>
+      </w:r>
+      <w:r>
+        <w:rPr>
+          <w:rFonts w:ascii="Calibri" w:hAnsi="Calibri" w:cs="Calibri" w:eastAsia="Calibri"/>
+          <w:b w:val="0"/>
+          <w:i w:val="0"/>
+        </w:rPr>
+        <w:t xml:space="preserve">, so the Flare card is posted as every Flare is, spoken by the member and public, its second line "Flared by seven days' training." in place of the GM's award line, the Deferred reminder following while the member holds a Deferred point; Cancel writes nothing. The character then records </w:t>
       </w:r>
       <w:r>
         <w:rPr>
@@ -9979,15 +10010,15 @@
           <w:sz w:val="19"/>
           <w:shd w:val="clear" w:color="auto" w:fill="EEF0F5"/>
         </w:rPr>
-        <w:t>updateActor</w:t>
-      </w:r>
-      <w:r>
-        <w:rPr>
-          <w:rFonts w:ascii="Calibri" w:hAnsi="Calibri" w:cs="Calibri" w:eastAsia="Calibri"/>
-          <w:b w:val="0"/>
-          <w:i w:val="0"/>
-        </w:rPr>
-        <w:t xml:space="preserve"> on the member; Fatigued is an effect), on the party's own update (the terrain) and on the Combat hooks (a Combat or a Combatant created, changed or deleted), so a member's Initiative appears on their row as it is rolled (since 0.7.3 the remembered roll is one such </w:t>
+        <w:t>flags.starwrought.trainedAt { level, milestone, time }</w:t>
+      </w:r>
+      <w:r>
+        <w:rPr>
+          <w:rFonts w:ascii="Calibri" w:hAnsi="Calibri" w:cs="Calibri" w:eastAsia="Calibri"/>
+          <w:b w:val="0"/>
+          <w:i w:val="0"/>
+        </w:rPr>
+        <w:t xml:space="preserve">, and while that equals the member's level and Milestone count exactly the Train control is amber with "Train already used since the last Milestone" on hover, and the card says so too when a second Train is taken anyway; it refuses nothing (decision 14: the system prevents nothing anywhere else, and a GM may rule an exception). The next Milestone award makes the record stale by comparison and nothing clears it; a flag never written reads as never trained. A Constellation already lit is not lit again (the write is skipped), but the training line is still said, with "&lt;name&gt; was already Flared; nothing on the sheet changes." beneath it, so a Train is never silent; that line reaches the critical card's Flare button and the roster's GM award too when they pick a Flared Constellation, where 0.7.4 posted a plain Flared card. The flag write is an </w:t>
       </w:r>
       <w:r>
         <w:rPr>
@@ -10006,7 +10037,229 @@
           <w:b w:val="0"/>
           <w:i w:val="0"/>
         </w:rPr>
-        <w:t xml:space="preserve"> on the member, so the chip appears as the roll's card lands). Nothing member-dependent is computed in the party's own </w:t>
+        <w:t xml:space="preserve"> on the member and the road part redraws on it, so the amber mark appears as the card lands. </w:t>
+      </w:r>
+      <w:r>
+        <w:rPr>
+          <w:rFonts w:ascii="Calibri" w:hAnsi="Calibri" w:cs="Calibri" w:eastAsia="Calibri"/>
+          <w:b/>
+          <w:i w:val="0"/>
+        </w:rPr>
+        <w:t>Retrain and Provision</w:t>
+      </w:r>
+      <w:r>
+        <w:rPr>
+          <w:rFonts w:ascii="Calibri" w:hAnsi="Calibri" w:cs="Calibri" w:eastAsia="Calibri"/>
+          <w:b w:val="0"/>
+          <w:i w:val="0"/>
+        </w:rPr>
+        <w:t xml:space="preserve"> carry one line each saying they are done by hand: Retrain's Talent Point is moved by dragging as today, with the restrictions the player's and the GM's to honour; Provision's buying and selling, the half price and the uncommon-goods check are the table's. The system adds no control for either (ruling 114). The book says Train may be used "only once between Milestones"; the system counts that for each character, which is what the downtime proposal asks the book to say (the plan's handbook item 11; see the 0.7.5 changelog entry).</w:t>
+      </w:r>
+    </w:p>
+    <w:p>
+      <w:r>
+        <w:rPr>
+          <w:rFonts w:ascii="Calibri" w:hAnsi="Calibri" w:cs="Calibri" w:eastAsia="Calibri"/>
+          <w:b/>
+          <w:i w:val="0"/>
+        </w:rPr>
+        <w:t>What the player sees, and what the GM sees.</w:t>
+      </w:r>
+      <w:r>
+        <w:rPr>
+          <w:rFonts w:ascii="Calibri" w:hAnsi="Calibri" w:cs="Calibri" w:eastAsia="Calibri"/>
+          <w:b w:val="0"/>
+          <w:i w:val="0"/>
+        </w:rPr>
+        <w:t xml:space="preserve"> The GM sees everything and holds every party write: membership, Begin session, the awards and corrections, the night, the Milestone and Take back, the Flare plus, Remove, the Notes tab, the loot's quantities, Give to and Delete, the purse and Split, Ask everyone, since 0.7.2 the terrain, any member's Activity, Say the plan and Begin the encounter, and since 0.7.5 the Downtime days and Train on any member. A player sees the same roster, the same grid, the same loot and the same road, Thresholds included (ruling 95; a world setting is one line if the table objects, and adversaries' Thresholds never appear on the party sheet), read-only but for a few live things: portrait clicks on any member, the Flare chips on a character they own (a click puts one out through </w:t>
+      </w:r>
+      <w:r>
+        <w:rPr>
+          <w:rFonts w:ascii="Consolas" w:hAnsi="Consolas" w:cs="Consolas" w:eastAsia="Consolas"/>
+          <w:b w:val="0"/>
+          <w:i w:val="0"/>
+          <w:color w:val="1F2A4A"/>
+          <w:sz w:val="19"/>
+          <w:shd w:val="clear" w:color="auto" w:fill="EEF0F5"/>
+        </w:rPr>
+        <w:t>toggleFlare</w:t>
+      </w:r>
+      <w:r>
+        <w:rPr>
+          <w:rFonts w:ascii="Calibri" w:hAnsi="Calibri" w:cs="Calibri" w:eastAsia="Calibri"/>
+          <w:b w:val="0"/>
+          <w:i w:val="0"/>
+        </w:rPr>
+        <w:t xml:space="preserve">, which posts its card), the Spent control on their own Deferred badge, Take on a loot row when they own a member, a drag of their own gear onto the party, the Roll button with their member's name on an Ask everyone card, and on the On the road tab the Activity and Investigate Constellation of a member they own and that member's Activity Roll (ruling 106; the remembered-roll chip on every row is read by all and pressed by nobody, since 0.7.3), and since 0.7.5 Train on a member they own, the Downtime days a number to them; grid cells roll only for members they own, and a click on another member's cell does nothing. A player who owns no member sees the board and an empty-state line. Every action handler re-checks permission before writing (the GM for party writes; the actor's owner for a put-out Flare, a Spent, an Activity pick or a Train; and the relay checks a Take or Give again on the GM's client), since ApplicationV2 actions fire regardless of editability, and every write to a character goes through the same </w:t>
+      </w:r>
+      <w:r>
+        <w:rPr>
+          <w:rFonts w:ascii="Consolas" w:hAnsi="Consolas" w:cs="Consolas" w:eastAsia="Consolas"/>
+          <w:b w:val="0"/>
+          <w:i w:val="0"/>
+          <w:color w:val="1F2A4A"/>
+          <w:sz w:val="19"/>
+          <w:shd w:val="clear" w:color="auto" w:fill="EEF0F5"/>
+        </w:rPr>
+        <w:t>swAnnounced</w:t>
+      </w:r>
+      <w:r>
+        <w:rPr>
+          <w:rFonts w:ascii="Calibri" w:hAnsi="Calibri" w:cs="Calibri" w:eastAsia="Calibri"/>
+          <w:b w:val="0"/>
+          <w:i w:val="0"/>
+        </w:rPr>
+        <w:t xml:space="preserve"> path the rest card uses, so the Adjusted card never doubles a party card. Observer ownership means every player can read the document, the Notes tab, the loot and the purse included, from the console: it is a convenience, not a vault, and nothing secret belongs on the party.</w:t>
+      </w:r>
+    </w:p>
+    <w:p>
+      <w:r>
+        <w:rPr>
+          <w:rFonts w:ascii="Calibri" w:hAnsi="Calibri" w:cs="Calibri" w:eastAsia="Calibri"/>
+          <w:b/>
+          <w:i w:val="0"/>
+        </w:rPr>
+        <w:t>The cards.</w:t>
+      </w:r>
+      <w:r>
+        <w:rPr>
+          <w:rFonts w:ascii="Calibri" w:hAnsi="Calibri" w:cs="Calibri" w:eastAsia="Calibri"/>
+          <w:b w:val="0"/>
+          <w:i w:val="0"/>
+        </w:rPr>
+        <w:t xml:space="preserve"> Spoken by the party: Begin session ("Session 12 begins. Every character starts with 1 Hero Point.", with a line per member whose count changed, "Wren: 3 to 1"); the Milestone award, one line per member ("Hrolda reaches Milestone 2 of 3: a Milestone Talent Point, to be spent now in a Flared Constellation: Melee, Athletics."; "Wren reaches Milestone 3 of 3: no Constellation is Flared, so the point is Deferred: spend it the instant one Flares (Deferred held: 1)."; "Kessa reaches the 4th Milestone: level 3. Vigor 36 to 45. A Comet: a Talent Point for any Constellation, Flared or not."); Take back; the party's line after the night; the Split card listing the shares and the remainder (0.7.1); the Ask everyone card ("Everyone roll Awareness.") with its Roll buttons; and, since 0.7.2, Say the plan (a line per member, with the remembered road roll since 0.7.3, the warnings, the speed line) and Begin the encounter ("The encounter begins.", who rolls what for Initiative and from whom the +1 comes, since 0.7.3 who keeps a road roll instead ("Wren keeps the Stealth 17 rolled on the road as Initiative.", with Initiative's own terms named when they move it), the Scout's Step, Look Harmless's degrees for the GM, Investigate's "if related", and who had no token or had already rolled). Spoken by the member: a Hero Point awarded ("The GM awards Hrolda a Hero Point: carrying Toric out of the fire (2 of 3).") or corrected ("Hrolda's Hero Points corrected to 1."); a Deferred point Spent; each member's own rest card; the Flare card </w:t>
+      </w:r>
+      <w:r>
+        <w:rPr>
+          <w:rFonts w:ascii="Consolas" w:hAnsi="Consolas" w:cs="Consolas" w:eastAsia="Consolas"/>
+          <w:b w:val="0"/>
+          <w:i w:val="0"/>
+          <w:color w:val="1F2A4A"/>
+          <w:sz w:val="19"/>
+          <w:shd w:val="clear" w:color="auto" w:fill="EEF0F5"/>
+        </w:rPr>
+        <w:t>toggleFlare</w:t>
+      </w:r>
+      <w:r>
+        <w:rPr>
+          <w:rFonts w:ascii="Calibri" w:hAnsi="Calibri" w:cs="Calibri" w:eastAsia="Calibri"/>
+          <w:b w:val="0"/>
+          <w:i w:val="0"/>
+        </w:rPr>
+        <w:t xml:space="preserve"> already posts, with "awarded by the GM" and the reason when the GM lit it from the roster, or, since 0.7.5, "Flared by seven days' training." when Train lit it, with the warning line when Train was already used since the last Milestone; since 0.7.1, under a title naming the direction ("From the party's loot", "To the party's loot"), a Take ("Hrolda takes Longsword."; "Wren takes 6 × Arrows (14 left)."), a Give ("Hrolda gives 3 × Torch.", the Item's name as it is) and the GM's Give to ("Toric is given a Dagger."); and, since 0.7.2, an Activity pick ("Wren's Activity is now Search (Half)."; "Toric Investigates with Lore (Warfare).") and the ordinary check card an Activity's Roll posts, with no Threshold. Membership, a Remove, the GM's notes, the terrain, a Defender's shield raised by Begin the encounter, the remembered road roll (since 0.7.3; the check's own card is its record), and the GM's own drops, edits and deletes on the loot post nothing.</w:t>
+      </w:r>
+    </w:p>
+    <w:p>
+      <w:r>
+        <w:rPr>
+          <w:rFonts w:ascii="Calibri" w:hAnsi="Calibri" w:cs="Calibri" w:eastAsia="Calibri"/>
+          <w:b/>
+          <w:i w:val="0"/>
+        </w:rPr>
+        <w:t>What re-renders it.</w:t>
+      </w:r>
+      <w:r>
+        <w:rPr>
+          <w:rFonts w:ascii="Calibri" w:hAnsi="Calibri" w:cs="Calibri" w:eastAsia="Calibri"/>
+          <w:b w:val="0"/>
+          <w:i w:val="0"/>
+        </w:rPr>
+        <w:t xml:space="preserve"> The sheet registers the member hooks once when it opens and lets them go when it closes: </w:t>
+      </w:r>
+      <w:r>
+        <w:rPr>
+          <w:rFonts w:ascii="Consolas" w:hAnsi="Consolas" w:cs="Consolas" w:eastAsia="Consolas"/>
+          <w:b w:val="0"/>
+          <w:i w:val="0"/>
+          <w:color w:val="1F2A4A"/>
+          <w:sz w:val="19"/>
+          <w:shd w:val="clear" w:color="auto" w:fill="EEF0F5"/>
+        </w:rPr>
+        <w:t>updateActor</w:t>
+      </w:r>
+      <w:r>
+        <w:rPr>
+          <w:rFonts w:ascii="Calibri" w:hAnsi="Calibri" w:cs="Calibri" w:eastAsia="Calibri"/>
+          <w:b w:val="0"/>
+          <w:i w:val="0"/>
+        </w:rPr>
+        <w:t xml:space="preserve">; an Item created, changed or deleted on a member (a Talent, a Constellation, a helm donned); an Active Effect created, changed or deleted on a member (Fatigued and Frightened are effects). It re-renders on a timer of about 150 ms, never a requestAnimationFrame latch, and only when the changed document is a member or belongs to one, so six members and the attack flow running do not redraw the board on every pip. Since 0.7.1 the party's own Item hooks and its own </w:t>
+      </w:r>
+      <w:r>
+        <w:rPr>
+          <w:rFonts w:ascii="Consolas" w:hAnsi="Consolas" w:cs="Consolas" w:eastAsia="Consolas"/>
+          <w:b w:val="0"/>
+          <w:i w:val="0"/>
+          <w:color w:val="1F2A4A"/>
+          <w:sz w:val="19"/>
+          <w:shd w:val="clear" w:color="auto" w:fill="EEF0F5"/>
+        </w:rPr>
+        <w:t>updateActor</w:t>
+      </w:r>
+      <w:r>
+        <w:rPr>
+          <w:rFonts w:ascii="Calibri" w:hAnsi="Calibri" w:cs="Calibri" w:eastAsia="Calibri"/>
+          <w:b w:val="0"/>
+          <w:i w:val="0"/>
+        </w:rPr>
+        <w:t xml:space="preserve"> (a Take served on the GM's client, a Give, the purse edited or Split) redraw the loot part on the same timer, and since 0.7.2 the road part redraws on the member hooks (a pick is an </w:t>
+      </w:r>
+      <w:r>
+        <w:rPr>
+          <w:rFonts w:ascii="Consolas" w:hAnsi="Consolas" w:cs="Consolas" w:eastAsia="Consolas"/>
+          <w:b w:val="0"/>
+          <w:i w:val="0"/>
+          <w:color w:val="1F2A4A"/>
+          <w:sz w:val="19"/>
+          <w:shd w:val="clear" w:color="auto" w:fill="EEF0F5"/>
+        </w:rPr>
+        <w:t>updateActor</w:t>
+      </w:r>
+      <w:r>
+        <w:rPr>
+          <w:rFonts w:ascii="Calibri" w:hAnsi="Calibri" w:cs="Calibri" w:eastAsia="Calibri"/>
+          <w:b w:val="0"/>
+          <w:i w:val="0"/>
+        </w:rPr>
+        <w:t xml:space="preserve"> on the member; Fatigued is an effect), on the party's own update (the terrain) and on the Combat hooks (a Combat or a Combatant created, changed or deleted), so a member's Initiative appears on their row as it is rolled (since 0.7.3 the remembered roll is one such </w:t>
+      </w:r>
+      <w:r>
+        <w:rPr>
+          <w:rFonts w:ascii="Consolas" w:hAnsi="Consolas" w:cs="Consolas" w:eastAsia="Consolas"/>
+          <w:b w:val="0"/>
+          <w:i w:val="0"/>
+          <w:color w:val="1F2A4A"/>
+          <w:sz w:val="19"/>
+          <w:shd w:val="clear" w:color="auto" w:fill="EEF0F5"/>
+        </w:rPr>
+        <w:t>updateActor</w:t>
+      </w:r>
+      <w:r>
+        <w:rPr>
+          <w:rFonts w:ascii="Calibri" w:hAnsi="Calibri" w:cs="Calibri" w:eastAsia="Calibri"/>
+          <w:b w:val="0"/>
+          <w:i w:val="0"/>
+        </w:rPr>
+        <w:t xml:space="preserve"> on the member, so the chip appears as the roll's card lands, and since 0.7.5 a Train's </w:t>
+      </w:r>
+      <w:r>
+        <w:rPr>
+          <w:rFonts w:ascii="Consolas" w:hAnsi="Consolas" w:cs="Consolas" w:eastAsia="Consolas"/>
+          <w:b w:val="0"/>
+          <w:i w:val="0"/>
+          <w:color w:val="1F2A4A"/>
+          <w:sz w:val="19"/>
+          <w:shd w:val="clear" w:color="auto" w:fill="EEF0F5"/>
+        </w:rPr>
+        <w:t>trainedAt</w:t>
+      </w:r>
+      <w:r>
+        <w:rPr>
+          <w:rFonts w:ascii="Calibri" w:hAnsi="Calibri" w:cs="Calibri" w:eastAsia="Calibri"/>
+          <w:b w:val="0"/>
+          <w:i w:val="0"/>
+        </w:rPr>
+        <w:t xml:space="preserve"> flag is another, so the amber mark appears as the Flare card lands). Nothing member-dependent is computed in the party's own </w:t>
       </w:r>
       <w:r>
         <w:rPr>
@@ -10282,7 +10535,7 @@
           <w:b w:val="0"/>
           <w:i w:val="0"/>
         </w:rPr>
-        <w:t xml:space="preserve"> card, lit or put out, from a critical's card or from the sheet (0.6.3), with the GM's reason when it was awarded from the party sheet (0.7.0); the </w:t>
+        <w:t xml:space="preserve"> card, lit or put out, from a critical's card or from the sheet (0.6.3), with the GM's reason when it was awarded from the party sheet (0.7.0) or "Flared by seven days' training." when the party sheet's Train lit it (0.7.5); the </w:t>
       </w:r>
       <w:r>
         <w:rPr>
@@ -11627,6 +11880,27 @@
           <w:i w:val="0"/>
         </w:rPr>
         <w:t xml:space="preserve"> is announced, not taken. Begin the encounter rolls nothing: players roll their own Initiative, the GM rolls for the absent, and no adversary Threshold reaches a player. The book's sentences for all of this (the party's Travel Speed, the Fatigued row, Initiative when Activities differ, the Avoid Notice row) are a proposal for Mike to accept, not yet an edition.</w:t>
+      </w:r>
+    </w:p>
+    <w:p>
+      <w:pPr>
+        <w:pStyle w:val="ListBullet"/>
+      </w:pPr>
+      <w:r>
+        <w:rPr>
+          <w:rFonts w:ascii="Calibri" w:hAnsi="Calibri" w:cs="Calibri" w:eastAsia="Calibri"/>
+          <w:b/>
+          <w:i w:val="0"/>
+        </w:rPr>
+        <w:t>Downtime is a panel, not a mode</w:t>
+      </w:r>
+      <w:r>
+        <w:rPr>
+          <w:rFonts w:ascii="Calibri" w:hAnsi="Calibri" w:cs="Calibri" w:eastAsia="Calibri"/>
+          <w:b w:val="0"/>
+          <w:i w:val="0"/>
+        </w:rPr>
+        <w:t xml:space="preserve"> (0.7.5; rulings 112 to 114). The party's days are an integer the GM types, and nothing counts them down, spends them or refuses anything for want of them: no clock, no calendar, no per-member day counters. The three Activities are printed from the pack with their Duration and Effect. Train lights a Flare through the shared picker and warns, in amber, in the tooltip and on the card, when it was already used since the last Milestone, and refuses nothing (decision 14: a GM may rule an exception); there is no "already Flared this session" warning, which would need a history the system does not keep. Retrain moves no Talent (the drag is the move, and the restrictions are the player's and the GM's) and Provision buys and sells nothing (the loot values nothing, and the uncommon-goods Threshold is the GM's); each says so in a line. The book's "only once between Milestones" is counted for each character, which the downtime proposal asks the book to say and no edition yet does.</w:t>
       </w:r>
     </w:p>
     <w:p>

--- a/Starwrought_Foundry_Features.docx
+++ b/Starwrought_Foundry_Features.docx
@@ -48,7 +48,7 @@
           <w:b/>
           <w:i w:val="0"/>
         </w:rPr>
-        <w:t>0.7.1</w:t>
+        <w:t>0.8.0</w:t>
       </w:r>
       <w:r>
         <w:rPr>
@@ -200,7 +200,27 @@
           <w:i w:val="0"/>
           <w:sz w:val="20"/>
         </w:rPr>
-        <w:t>, and refuses to stamp a new version until this file and the changelog both name it.</w:t>
+        <w:t xml:space="preserve">, and refuses to stamp a new version until this file and the changelog both name it. Since 0.8.0 the content loop, </w:t>
+      </w:r>
+      <w:r>
+        <w:rPr>
+          <w:rFonts w:ascii="Consolas" w:hAnsi="Consolas" w:cs="Consolas" w:eastAsia="Consolas"/>
+          <w:b w:val="0"/>
+          <w:i w:val="0"/>
+          <w:color w:val="1F2A4A"/>
+          <w:sz w:val="19"/>
+          <w:shd w:val="clear" w:color="auto" w:fill="EEF0F5"/>
+        </w:rPr>
+        <w:t>node assets/build_all.mjs --content</w:t>
+      </w:r>
+      <w:r>
+        <w:rPr>
+          <w:rFonts w:ascii="Calibri" w:hAnsi="Calibri" w:cs="Calibri" w:eastAsia="Calibri"/>
+          <w:b w:val="0"/>
+          <w:i w:val="0"/>
+          <w:sz w:val="20"/>
+        </w:rPr>
+        <w:t>, reports that drift as a warning and goes on, because adding a Talent to a sheet is not a handbook sync (ruling 115; section 7).</w:t>
       </w:r>
     </w:p>
     <w:p>
@@ -4579,7 +4599,7 @@
           <w:b w:val="0"/>
           <w:i w:val="0"/>
         </w:rPr>
-        <w:t xml:space="preserve"> block carries that sentence, and nothing in the system acts on it (see section 7).</w:t>
+        <w:t xml:space="preserve"> block carries that sentence, and nothing in the system acts on it (see section 8).</w:t>
       </w:r>
     </w:p>
     <w:p>
@@ -8743,7 +8763,7 @@
           <w:b w:val="0"/>
           <w:i w:val="0"/>
         </w:rPr>
-        <w:t>, so it has no Zones, Wounds, Vigor, stance or actions; a party is never a combatant, and nothing draws or counts its token (section 7). Phase 1 (0.7.0) is the party, the session, the awards and the Skills grid; phase 2 (0.7.1; rulings 96 to 100) is the loot, the purse and Ask everyone; phase 3 (0.7.2; rulings 101 to 107) is the road: each member's Exploration Activity, the party's Travel Speed, the Fatigued gate, Say the plan, and Begin the encounter with Initiative by Activity, and its second cut (0.7.3; rulings 108 to 110) remembers each member's road roll on their row and lets Begin the encounter keep it as the Initiative roll; phase 4 (0.7.5; rulings 112 to 114) is Downtime, the plan's last: the days the GM gives, the three Downtime Activities printed from the pack, Train through the shared Flare picker, and the Retrain and Provision lines. The plan is built.</w:t>
+        <w:t>, so it has no Zones, Wounds, Vigor, stance or actions; a party is never a combatant, and nothing draws or counts its token (section 8). Phase 1 (0.7.0) is the party, the session, the awards and the Skills grid; phase 2 (0.7.1; rulings 96 to 100) is the loot, the purse and Ask everyone; phase 3 (0.7.2; rulings 101 to 107) is the road: each member's Exploration Activity, the party's Travel Speed, the Fatigued gate, Say the plan, and Begin the encounter with Initiative by Activity, and its second cut (0.7.3; rulings 108 to 110) remembers each member's road roll on their row and lets Begin the encounter keep it as the Initiative roll; phase 4 (0.7.5; rulings 112 to 114) is Downtime, the plan's last: the days the GM gives, the three Downtime Activities printed from the pack, Train through the shared Flare picker, and the Retrain and Provision lines. The plan is built.</w:t>
       </w:r>
     </w:p>
     <w:p>
@@ -8814,7 +8834,7 @@
           <w:b w:val="0"/>
           <w:i w:val="0"/>
         </w:rPr>
-        <w:t xml:space="preserve"> on every member in turn, each posting its own rest card exactly as the sheet's Rest button does, then one party line; the confirm names the members whose worn Torso piece lacks Comfort, and the armor rule itself stays the table's (section 7).</w:t>
+        <w:t xml:space="preserve"> on every member in turn, each posting its own rest card exactly as the sheet's Rest button does, then one party line; the confirm names the members whose worn Torso piece lacks Comfort, and the armor rule itself stays the table's (section 8).</w:t>
       </w:r>
     </w:p>
     <w:p>
@@ -9174,7 +9194,7 @@
           <w:b w:val="0"/>
           <w:i w:val="0"/>
         </w:rPr>
-        <w:t xml:space="preserve"> on each, which asks which member when they own two and how many when the stack is above one; an empty tab says so. Carry state means nothing on a party, so it is ignored there, and an Item that reaches a character through Take or Give arrives carried, so drawing it is an Interact as the book prices it. The row prints the price the Item carries and nothing computes with it (section 7): the book has no shared loot and no party purse, so the tab moves Items and values nothing.</w:t>
+        <w:t xml:space="preserve"> on each, which asks which member when they own two and how many when the stack is above one; an empty tab says so. Carry state means nothing on a party, so it is ignored there, and an Item that reaches a character through Take or Give arrives carried, so drawing it is an Interact as the book prices it. The row prints the price the Item carries and nothing computes with it (section 8): the book has no shared loot and no party purse, so the tab moves Items and values nothing.</w:t>
       </w:r>
     </w:p>
     <w:p>
@@ -9230,7 +9250,7 @@
           <w:b w:val="0"/>
           <w:i w:val="0"/>
         </w:rPr>
-        <w:t xml:space="preserve"> with the party's uuid, the Item's id, the character's uuid and the count, addressed to the active GM alone, and says it was sent; the GM's own Take or Give runs the same code locally with no socket. The GM's client ignores a message not addressed to it, acts only for a sender the server stamped, re-reads the party, the Item and the character from their ids and trusts the payload for nothing but those ids and the count; checks that the asker owns the destination character for a Take or the source character for a Give, that the character is a member of that party, that the Item is physical and the count is in stock; creates on the destination first and decrements or deletes the source second, so a failure between the two leaves a duplicate and never a loss; posts the card; and answers done or refused (gone, not enough, not yours, no member, not physical) to the asker alone, as a notice. Requests are served in arrival order on the GM's client, so two players taking the last potion resolve as one Take and one refusal. With no GM connected the controls say so and write nothing (section 7). The drops go the same way (ruling 98): a party Item dragged onto a character sheet is a Take of the whole stack rather than Foundry's silent copy, whoever drags it, one of a player's own Items dragged onto the party sheet is a Give of the whole stack, and the Loot tab's Take button is where a count is asked; a player's drop from the compendium or the sidebar onto the party is the GM's alone and is refused with a notice.</w:t>
+        <w:t xml:space="preserve"> with the party's uuid, the Item's id, the character's uuid and the count, addressed to the active GM alone, and says it was sent; the GM's own Take or Give runs the same code locally with no socket. The GM's client ignores a message not addressed to it, acts only for a sender the server stamped, re-reads the party, the Item and the character from their ids and trusts the payload for nothing but those ids and the count; checks that the asker owns the destination character for a Take or the source character for a Give, that the character is a member of that party, that the Item is physical and the count is in stock; creates on the destination first and decrements or deletes the source second, so a failure between the two leaves a duplicate and never a loss; posts the card; and answers done or refused (gone, not enough, not yours, no member, not physical) to the asker alone, as a notice. Requests are served in arrival order on the GM's client, so two players taking the last potion resolve as one Take and one refusal. With no GM connected the controls say so and write nothing (section 8). The drops go the same way (ruling 98): a party Item dragged onto a character sheet is a Take of the whole stack rather than Foundry's silent copy, whoever drags it, one of a player's own Items dragged onto the party sheet is a Give of the whole stack, and the Loot tab's Take button is where a count is asked; a player's drop from the compendium or the sidebar onto the party is the GM's alone and is refused with a notice.</w:t>
       </w:r>
     </w:p>
     <w:p>
@@ -9673,7 +9693,7 @@
           <w:b w:val="0"/>
           <w:i w:val="0"/>
         </w:rPr>
-        <w:t>, the party's one field for this phase) and a word for a player. Nothing moves a token at any pace (section 7), and a party with no members prints blanks and zeros.</w:t>
+        <w:t>, the party's one field for this phase) and a word for a player. Nothing moves a token at any pace (section 8), and a party with no members prints blanks and zeros.</w:t>
       </w:r>
     </w:p>
     <w:p>
@@ -9891,7 +9911,7 @@
           <w:b w:val="0"/>
           <w:i w:val="0"/>
         </w:rPr>
-        <w:t xml:space="preserve"> on the party, an integer the GM types in the party form's own field and a player reads as a number, with the P348 hint beside it (the GM typically tells you how many you have before the world begins to move quickly again); nothing counts them down, spends them or refuses anything for want of them (section 7), and nothing is derived from them. </w:t>
+        <w:t xml:space="preserve"> on the party, an integer the GM types in the party form's own field and a player reads as a number, with the P348 hint beside it (the GM typically tells you how many you have before the world begins to move quickly again); nothing counts them down, spends them or refuses anything for want of them (section 8), and nothing is derived from them. </w:t>
       </w:r>
       <w:r>
         <w:rPr>
@@ -11592,6 +11612,62 @@
           <w:b/>
           <w:i w:val="0"/>
         </w:rPr>
+        <w:t>Sync content</w:t>
+      </w:r>
+      <w:r>
+        <w:rPr>
+          <w:rFonts w:ascii="Calibri" w:hAnsi="Calibri" w:cs="Calibri" w:eastAsia="Calibri"/>
+          <w:b w:val="0"/>
+          <w:i w:val="0"/>
+        </w:rPr>
+        <w:t xml:space="preserve"> (0.8.0) is a menu under the system's settings rather than a setting: GM only, it opens the tool section 7 describes. Behind it two hidden world settings, </w:t>
+      </w:r>
+      <w:r>
+        <w:rPr>
+          <w:rFonts w:ascii="Consolas" w:hAnsi="Consolas" w:cs="Consolas" w:eastAsia="Consolas"/>
+          <w:b w:val="0"/>
+          <w:i w:val="0"/>
+          <w:color w:val="1F2A4A"/>
+          <w:sz w:val="19"/>
+          <w:shd w:val="clear" w:color="auto" w:fill="EEF0F5"/>
+        </w:rPr>
+        <w:t>contentBuild</w:t>
+      </w:r>
+      <w:r>
+        <w:rPr>
+          <w:rFonts w:ascii="Calibri" w:hAnsi="Calibri" w:cs="Calibri" w:eastAsia="Calibri"/>
+          <w:b w:val="0"/>
+          <w:i w:val="0"/>
+        </w:rPr>
+        <w:t xml:space="preserve"> and </w:t>
+      </w:r>
+      <w:r>
+        <w:rPr>
+          <w:rFonts w:ascii="Consolas" w:hAnsi="Consolas" w:cs="Consolas" w:eastAsia="Consolas"/>
+          <w:b w:val="0"/>
+          <w:i w:val="0"/>
+          <w:color w:val="1F2A4A"/>
+          <w:sz w:val="19"/>
+          <w:shd w:val="clear" w:color="auto" w:fill="EEF0F5"/>
+        </w:rPr>
+        <w:t>contentStamp</w:t>
+      </w:r>
+      <w:r>
+        <w:rPr>
+          <w:rFonts w:ascii="Calibri" w:hAnsi="Calibri" w:cs="Calibri" w:eastAsia="Calibri"/>
+          <w:b w:val="0"/>
+          <w:i w:val="0"/>
+        </w:rPr>
+        <w:t>, hold the build hash and the build time the world last synced to; they have no entry in Configure Settings, and the offer at load compares the first with the index on disk.</w:t>
+      </w:r>
+    </w:p>
+    <w:p>
+      <w:r>
+        <w:rPr>
+          <w:rFonts w:ascii="Calibri" w:hAnsi="Calibri" w:cs="Calibri" w:eastAsia="Calibri"/>
+          <w:b/>
+          <w:i w:val="0"/>
+        </w:rPr>
         <w:t>A stale-copy warning.</w:t>
       </w:r>
       <w:r>
@@ -11620,7 +11696,607 @@
           <w:color w:val="1F2A4A"/>
           <w:sz w:val="32"/>
         </w:rPr>
-        <w:t>7. What it deliberately does not do</w:t>
+        <w:t>7. Keeping the content in step: the content loop</w:t>
+      </w:r>
+    </w:p>
+    <w:p>
+      <w:r>
+        <w:rPr>
+          <w:rFonts w:ascii="Calibri" w:hAnsi="Calibri" w:cs="Calibri" w:eastAsia="Calibri"/>
+          <w:b/>
+          <w:i w:val="0"/>
+        </w:rPr>
+        <w:t>One command, two outputs, no restart</w:t>
+      </w:r>
+      <w:r>
+        <w:rPr>
+          <w:rFonts w:ascii="Calibri" w:hAnsi="Calibri" w:cs="Calibri" w:eastAsia="Calibri"/>
+          <w:b w:val="0"/>
+          <w:i w:val="0"/>
+        </w:rPr>
+        <w:t xml:space="preserve"> (0.8.0; rulings 115 to 117). The spreadsheets in </w:t>
+      </w:r>
+      <w:r>
+        <w:rPr>
+          <w:rFonts w:ascii="Consolas" w:hAnsi="Consolas" w:cs="Consolas" w:eastAsia="Consolas"/>
+          <w:b w:val="0"/>
+          <w:i w:val="0"/>
+          <w:color w:val="1F2A4A"/>
+          <w:sz w:val="19"/>
+          <w:shd w:val="clear" w:color="auto" w:fill="EEF0F5"/>
+        </w:rPr>
+        <w:t>data/*.xlsx</w:t>
+      </w:r>
+      <w:r>
+        <w:rPr>
+          <w:rFonts w:ascii="Calibri" w:hAnsi="Calibri" w:cs="Calibri" w:eastAsia="Calibri"/>
+          <w:b w:val="0"/>
+          <w:i w:val="0"/>
+        </w:rPr>
+        <w:t xml:space="preserve"> are the content, and the web app and the Foundry compendia are two readers of it. Through 0.7.5 getting a new row into Foundry meant stopping the server, running the pipeline, starting it again and relaunching the world, because the LevelDB compile fails while Foundry holds the packs open. Since 0.8.0 the loop is: edit a sheet, run one command, reload the web app, and in the open world take the sync.</w:t>
+      </w:r>
+    </w:p>
+    <w:p>
+      <w:r>
+        <w:rPr>
+          <w:rFonts w:ascii="Calibri" w:hAnsi="Calibri" w:cs="Calibri" w:eastAsia="Calibri"/>
+          <w:b/>
+          <w:i w:val="0"/>
+        </w:rPr>
+        <w:t>The command.</w:t>
+      </w:r>
+      <w:r>
+        <w:rPr>
+          <w:rFonts w:ascii="Calibri" w:hAnsi="Calibri" w:cs="Calibri" w:eastAsia="Calibri"/>
+          <w:b w:val="0"/>
+          <w:i w:val="0"/>
+        </w:rPr>
+        <w:t xml:space="preserve"> </w:t>
+      </w:r>
+      <w:r>
+        <w:rPr>
+          <w:rFonts w:ascii="Consolas" w:hAnsi="Consolas" w:cs="Consolas" w:eastAsia="Consolas"/>
+          <w:b w:val="0"/>
+          <w:i w:val="0"/>
+          <w:color w:val="1F2A4A"/>
+          <w:sz w:val="19"/>
+          <w:shd w:val="clear" w:color="auto" w:fill="EEF0F5"/>
+        </w:rPr>
+        <w:t>node assets/build_all.mjs --content</w:t>
+      </w:r>
+      <w:r>
+        <w:rPr>
+          <w:rFonts w:ascii="Calibri" w:hAnsi="Calibri" w:cs="Calibri" w:eastAsia="Calibri"/>
+          <w:b w:val="0"/>
+          <w:i w:val="0"/>
+        </w:rPr>
+        <w:t xml:space="preserve"> from the project root, or a double-click on </w:t>
+      </w:r>
+      <w:r>
+        <w:rPr>
+          <w:rFonts w:ascii="Consolas" w:hAnsi="Consolas" w:cs="Consolas" w:eastAsia="Consolas"/>
+          <w:b w:val="0"/>
+          <w:i w:val="0"/>
+          <w:color w:val="1F2A4A"/>
+          <w:sz w:val="19"/>
+          <w:shd w:val="clear" w:color="auto" w:fill="EEF0F5"/>
+        </w:rPr>
+        <w:t>sync_content.cmd</w:t>
+      </w:r>
+      <w:r>
+        <w:rPr>
+          <w:rFonts w:ascii="Calibri" w:hAnsi="Calibri" w:cs="Calibri" w:eastAsia="Calibri"/>
+          <w:b w:val="0"/>
+          <w:i w:val="0"/>
+        </w:rPr>
+        <w:t xml:space="preserve"> beside it (the same command in a window that pauses so it can be read). It converts the spreadsheets, rebuilds the web app and the Constellation viewer, renders only the plates whose Constellation changed or is new (a sidecar of tree hashes beside the plates says which), writes the Foundry pack sources under </w:t>
+      </w:r>
+      <w:r>
+        <w:rPr>
+          <w:rFonts w:ascii="Consolas" w:hAnsi="Consolas" w:cs="Consolas" w:eastAsia="Consolas"/>
+          <w:b w:val="0"/>
+          <w:i w:val="0"/>
+          <w:color w:val="1F2A4A"/>
+          <w:sz w:val="19"/>
+          <w:shd w:val="clear" w:color="auto" w:fill="EEF0F5"/>
+        </w:rPr>
+        <w:t>packs/_source/</w:t>
+      </w:r>
+      <w:r>
+        <w:rPr>
+          <w:rFonts w:ascii="Calibri" w:hAnsi="Calibri" w:cs="Calibri" w:eastAsia="Calibri"/>
+          <w:b w:val="0"/>
+          <w:i w:val="0"/>
+        </w:rPr>
+        <w:t xml:space="preserve"> with a content hash on every document and an index of them all, and runs the style check. It skips the character sheets, the Constellation Compendium docx and the features docx, which are release outputs, and it never compiles the compendia. The handbook drift check still runs, as a warning: adding a Talent to a sheet is not a handbook sync, so the run says the handbook on the shelf is newer and exits 0 all the same, where the full pipeline exits 1 (ruling 115). A failing step still fails the run.</w:t>
+      </w:r>
+    </w:p>
+    <w:p>
+      <w:r>
+        <w:rPr>
+          <w:rFonts w:ascii="Calibri" w:hAnsi="Calibri" w:cs="Calibri" w:eastAsia="Calibri"/>
+          <w:b/>
+          <w:i w:val="0"/>
+        </w:rPr>
+        <w:t>The hash and the index.</w:t>
+      </w:r>
+      <w:r>
+        <w:rPr>
+          <w:rFonts w:ascii="Calibri" w:hAnsi="Calibri" w:cs="Calibri" w:eastAsia="Calibri"/>
+          <w:b w:val="0"/>
+          <w:i w:val="0"/>
+        </w:rPr>
+        <w:t xml:space="preserve"> Every document the build writes carries </w:t>
+      </w:r>
+      <w:r>
+        <w:rPr>
+          <w:rFonts w:ascii="Consolas" w:hAnsi="Consolas" w:cs="Consolas" w:eastAsia="Consolas"/>
+          <w:b w:val="0"/>
+          <w:i w:val="0"/>
+          <w:color w:val="1F2A4A"/>
+          <w:sz w:val="19"/>
+          <w:shd w:val="clear" w:color="auto" w:fill="EEF0F5"/>
+        </w:rPr>
+        <w:t>flags.starwrought.contentHash</w:t>
+      </w:r>
+      <w:r>
+        <w:rPr>
+          <w:rFonts w:ascii="Calibri" w:hAnsi="Calibri" w:cs="Calibri" w:eastAsia="Calibri"/>
+          <w:b w:val="0"/>
+          <w:i w:val="0"/>
+        </w:rPr>
+        <w:t xml:space="preserve">, a short SHA-1 of its canonical content (name, type, image, system data, folder and sort for an Item; name, type, parent, sorting, sort and colour for a Folder; keys sorted, so the hash is the same however the build assembled the fields). </w:t>
+      </w:r>
+      <w:r>
+        <w:rPr>
+          <w:rFonts w:ascii="Consolas" w:hAnsi="Consolas" w:cs="Consolas" w:eastAsia="Consolas"/>
+          <w:b w:val="0"/>
+          <w:i w:val="0"/>
+          <w:color w:val="1F2A4A"/>
+          <w:sz w:val="19"/>
+          <w:shd w:val="clear" w:color="auto" w:fill="EEF0F5"/>
+        </w:rPr>
+        <w:t>packs/_source/index.json</w:t>
+      </w:r>
+      <w:r>
+        <w:rPr>
+          <w:rFonts w:ascii="Calibri" w:hAnsi="Calibri" w:cs="Calibri" w:eastAsia="Calibri"/>
+          <w:b w:val="0"/>
+          <w:i w:val="0"/>
+        </w:rPr>
+        <w:t xml:space="preserve"> lists every pack's documents and folders with their id, name, type, source file and hash, carries the time of the build as </w:t>
+      </w:r>
+      <w:r>
+        <w:rPr>
+          <w:rFonts w:ascii="Consolas" w:hAnsi="Consolas" w:cs="Consolas" w:eastAsia="Consolas"/>
+          <w:b w:val="0"/>
+          <w:i w:val="0"/>
+          <w:color w:val="1F2A4A"/>
+          <w:sz w:val="19"/>
+          <w:shd w:val="clear" w:color="auto" w:fill="EEF0F5"/>
+        </w:rPr>
+        <w:t>stamp</w:t>
+      </w:r>
+      <w:r>
+        <w:rPr>
+          <w:rFonts w:ascii="Calibri" w:hAnsi="Calibri" w:cs="Calibri" w:eastAsia="Calibri"/>
+          <w:b w:val="0"/>
+          <w:i w:val="0"/>
+        </w:rPr>
+        <w:t xml:space="preserve">, and carries a </w:t>
+      </w:r>
+      <w:r>
+        <w:rPr>
+          <w:rFonts w:ascii="Consolas" w:hAnsi="Consolas" w:cs="Consolas" w:eastAsia="Consolas"/>
+          <w:b w:val="0"/>
+          <w:i w:val="0"/>
+          <w:color w:val="1F2A4A"/>
+          <w:sz w:val="19"/>
+          <w:shd w:val="clear" w:color="auto" w:fill="EEF0F5"/>
+        </w:rPr>
+        <w:t>build</w:t>
+      </w:r>
+      <w:r>
+        <w:rPr>
+          <w:rFonts w:ascii="Calibri" w:hAnsi="Calibri" w:cs="Calibri" w:eastAsia="Calibri"/>
+          <w:b w:val="0"/>
+          <w:i w:val="0"/>
+        </w:rPr>
+        <w:t xml:space="preserve"> hash over every document hash in id order, which changes only when content does. Document ids are what they always were, a hash of the pack and the key, so a document keeps its UUID on every sheet across every rebuild. Foundry serves the index and the sources as static files under </w:t>
+      </w:r>
+      <w:r>
+        <w:rPr>
+          <w:rFonts w:ascii="Consolas" w:hAnsi="Consolas" w:cs="Consolas" w:eastAsia="Consolas"/>
+          <w:b w:val="0"/>
+          <w:i w:val="0"/>
+          <w:color w:val="1F2A4A"/>
+          <w:sz w:val="19"/>
+          <w:shd w:val="clear" w:color="auto" w:fill="EEF0F5"/>
+        </w:rPr>
+        <w:t>systems/starwrought/</w:t>
+      </w:r>
+      <w:r>
+        <w:rPr>
+          <w:rFonts w:ascii="Calibri" w:hAnsi="Calibri" w:cs="Calibri" w:eastAsia="Calibri"/>
+          <w:b w:val="0"/>
+          <w:i w:val="0"/>
+        </w:rPr>
+        <w:t>.</w:t>
+      </w:r>
+    </w:p>
+    <w:p>
+      <w:r>
+        <w:rPr>
+          <w:rFonts w:ascii="Calibri" w:hAnsi="Calibri" w:cs="Calibri" w:eastAsia="Calibri"/>
+          <w:b/>
+          <w:i w:val="0"/>
+        </w:rPr>
+        <w:t>Sync content.</w:t>
+      </w:r>
+      <w:r>
+        <w:rPr>
+          <w:rFonts w:ascii="Calibri" w:hAnsi="Calibri" w:cs="Calibri" w:eastAsia="Calibri"/>
+          <w:b w:val="0"/>
+          <w:i w:val="0"/>
+        </w:rPr>
+        <w:t xml:space="preserve"> In the open world the GM opens it from Settings &gt; STARWROUGHT &gt; Sync content (or </w:t>
+      </w:r>
+      <w:r>
+        <w:rPr>
+          <w:rFonts w:ascii="Consolas" w:hAnsi="Consolas" w:cs="Consolas" w:eastAsia="Consolas"/>
+          <w:b w:val="0"/>
+          <w:i w:val="0"/>
+          <w:color w:val="1F2A4A"/>
+          <w:sz w:val="19"/>
+          <w:shd w:val="clear" w:color="auto" w:fill="EEF0F5"/>
+        </w:rPr>
+        <w:t>game.starwrought.syncContent()</w:t>
+      </w:r>
+      <w:r>
+        <w:rPr>
+          <w:rFonts w:ascii="Calibri" w:hAnsi="Calibri" w:cs="Calibri" w:eastAsia="Calibri"/>
+          <w:b w:val="0"/>
+          <w:i w:val="0"/>
+        </w:rPr>
+        <w:t xml:space="preserve"> in a macro), and is offered it at load whenever the index on disk was built from a different </w:t>
+      </w:r>
+      <w:r>
+        <w:rPr>
+          <w:rFonts w:ascii="Consolas" w:hAnsi="Consolas" w:cs="Consolas" w:eastAsia="Consolas"/>
+          <w:b w:val="0"/>
+          <w:i w:val="0"/>
+          <w:color w:val="1F2A4A"/>
+          <w:sz w:val="19"/>
+          <w:shd w:val="clear" w:color="auto" w:fill="EEF0F5"/>
+        </w:rPr>
+        <w:t>build</w:t>
+      </w:r>
+      <w:r>
+        <w:rPr>
+          <w:rFonts w:ascii="Calibri" w:hAnsi="Calibri" w:cs="Calibri" w:eastAsia="Calibri"/>
+          <w:b w:val="0"/>
+          <w:i w:val="0"/>
+        </w:rPr>
+        <w:t xml:space="preserve"> than the one the world last synced: "The content on disk was rebuilt {when} and differs from this world's compendia: {n} to create, {m} to update, {k} to delete. Open Sync content?" No does nothing and asks again next time; a world whose compendia already match the sources (a fresh install, say) is recorded silently and never asked. The tool reads the index, diffs it against the compendia by document id and content hash, and shows </w:t>
+      </w:r>
+      <w:r>
+        <w:rPr>
+          <w:rFonts w:ascii="Calibri" w:hAnsi="Calibri" w:cs="Calibri" w:eastAsia="Calibri"/>
+          <w:b/>
+          <w:i w:val="0"/>
+        </w:rPr>
+        <w:t>the plan</w:t>
+      </w:r>
+      <w:r>
+        <w:rPr>
+          <w:rFonts w:ascii="Calibri" w:hAnsi="Calibri" w:cs="Calibri" w:eastAsia="Calibri"/>
+          <w:b w:val="0"/>
+          <w:i w:val="0"/>
+        </w:rPr>
+        <w:t xml:space="preserve"> before it touches anything (ruling 116): per pack, what would be created (an id the pack lacks), updated (an id whose stored hash differs from the index's, or has none: a pack compiled before 0.8.0 carries no hashes, so the first plan after upgrading lists every document as an update, and applying it writes the current source over each and stamps the hash) and deleted (an id the sources no longer carry), every entry by name, in three collapsible lists, with folders handled the same way and a pack the world lacks listed as skipped. The header gives the build's time, the time the world last synced and the build's short hash; an empty plan says "Nothing to sync: the compendia match the sources built {when}." Sync applies it: each pack is unlocked for the moment of the write and locked again (inside a try/finally, so a pack is never left open), folders are created and updated first and deleted last, created documents keep the ids the sources chose, updates replace the stored document rather than merging into it so a key the source dropped does not linger, the world records the build and stamp it synced, the Constellation registry, the chassis index, the Basic Maneuvers and the party's Activity lists are reloaded without a reload of the page, every open sheet re-renders, and one GM-whispered card carries the counts so there is a record. A document the GM wrote into one of the system's packs by hand is stale by this rule and will be listed for deletion; a GM's own content belongs in the world, and the plan says so.</w:t>
+      </w:r>
+    </w:p>
+    <w:p>
+      <w:r>
+        <w:rPr>
+          <w:rFonts w:ascii="Calibri" w:hAnsi="Calibri" w:cs="Calibri" w:eastAsia="Calibri"/>
+          <w:b/>
+          <w:i w:val="0"/>
+        </w:rPr>
+        <w:t>Refreshing the characters' copies</w:t>
+      </w:r>
+      <w:r>
+        <w:rPr>
+          <w:rFonts w:ascii="Calibri" w:hAnsi="Calibri" w:cs="Calibri" w:eastAsia="Calibri"/>
+          <w:b w:val="0"/>
+          <w:i w:val="0"/>
+        </w:rPr>
+        <w:t xml:space="preserve"> (ruling 117). A Talent on a sheet is a copy of its compendium document, made when it was dragged, and a sync of the pack does not reach it. The plan offers to, with a checkbox ("N copies on M characters would be refreshed"; ticked by default once the world has synced before, unticked on its very first sync, when no copy carries a hash and every one counts; disabled when there are none): for every world Actor, character, adversary and party alike, every owned Item whose source resolves (by the compendium source the copy recorded when it was dragged, else by type and name in the index) and whose stored content hash is not the index's, or has none, takes the source's name, image and system data, except what is the character's own: </w:t>
+      </w:r>
+      <w:r>
+        <w:rPr>
+          <w:rFonts w:ascii="Consolas" w:hAnsi="Consolas" w:cs="Consolas" w:eastAsia="Consolas"/>
+          <w:b w:val="0"/>
+          <w:i w:val="0"/>
+          <w:color w:val="1F2A4A"/>
+          <w:sz w:val="19"/>
+          <w:shd w:val="clear" w:color="auto" w:fill="EEF0F5"/>
+        </w:rPr>
+        <w:t>quantity</w:t>
+      </w:r>
+      <w:r>
+        <w:rPr>
+          <w:rFonts w:ascii="Calibri" w:hAnsi="Calibri" w:cs="Calibri" w:eastAsia="Calibri"/>
+          <w:b w:val="0"/>
+          <w:i w:val="0"/>
+        </w:rPr>
+        <w:t xml:space="preserve">, the carry </w:t>
+      </w:r>
+      <w:r>
+        <w:rPr>
+          <w:rFonts w:ascii="Consolas" w:hAnsi="Consolas" w:cs="Consolas" w:eastAsia="Consolas"/>
+          <w:b w:val="0"/>
+          <w:i w:val="0"/>
+          <w:color w:val="1F2A4A"/>
+          <w:sz w:val="19"/>
+          <w:shd w:val="clear" w:color="auto" w:fill="EEF0F5"/>
+        </w:rPr>
+        <w:t>state</w:t>
+      </w:r>
+      <w:r>
+        <w:rPr>
+          <w:rFonts w:ascii="Calibri" w:hAnsi="Calibri" w:cs="Calibri" w:eastAsia="Calibri"/>
+          <w:b w:val="0"/>
+          <w:i w:val="0"/>
+        </w:rPr>
+        <w:t xml:space="preserve">, a shield's </w:t>
+      </w:r>
+      <w:r>
+        <w:rPr>
+          <w:rFonts w:ascii="Consolas" w:hAnsi="Consolas" w:cs="Consolas" w:eastAsia="Consolas"/>
+          <w:b w:val="0"/>
+          <w:i w:val="0"/>
+          <w:color w:val="1F2A4A"/>
+          <w:sz w:val="19"/>
+          <w:shd w:val="clear" w:color="auto" w:fill="EEF0F5"/>
+        </w:rPr>
+        <w:t>raised</w:t>
+      </w:r>
+      <w:r>
+        <w:rPr>
+          <w:rFonts w:ascii="Calibri" w:hAnsi="Calibri" w:cs="Calibri" w:eastAsia="Calibri"/>
+          <w:b w:val="0"/>
+          <w:i w:val="0"/>
+        </w:rPr>
+        <w:t xml:space="preserve">, a Talent's </w:t>
+      </w:r>
+      <w:r>
+        <w:rPr>
+          <w:rFonts w:ascii="Consolas" w:hAnsi="Consolas" w:cs="Consolas" w:eastAsia="Consolas"/>
+          <w:b w:val="0"/>
+          <w:i w:val="0"/>
+          <w:color w:val="1F2A4A"/>
+          <w:sz w:val="19"/>
+          <w:shd w:val="clear" w:color="auto" w:fill="EEF0F5"/>
+        </w:rPr>
+        <w:t>choice.value</w:t>
+      </w:r>
+      <w:r>
+        <w:rPr>
+          <w:rFonts w:ascii="Calibri" w:hAnsi="Calibri" w:cs="Calibri" w:eastAsia="Calibri"/>
+          <w:b w:val="0"/>
+          <w:i w:val="0"/>
+        </w:rPr>
+        <w:t>, a weapon's Combat Style (</w:t>
+      </w:r>
+      <w:r>
+        <w:rPr>
+          <w:rFonts w:ascii="Consolas" w:hAnsi="Consolas" w:cs="Consolas" w:eastAsia="Consolas"/>
+          <w:b w:val="0"/>
+          <w:i w:val="0"/>
+          <w:color w:val="1F2A4A"/>
+          <w:sz w:val="19"/>
+          <w:shd w:val="clear" w:color="auto" w:fill="EEF0F5"/>
+        </w:rPr>
+        <w:t>style</w:t>
+      </w:r>
+      <w:r>
+        <w:rPr>
+          <w:rFonts w:ascii="Calibri" w:hAnsi="Calibri" w:cs="Calibri" w:eastAsia="Calibri"/>
+          <w:b w:val="0"/>
+          <w:i w:val="0"/>
+        </w:rPr>
+        <w:t xml:space="preserve">), </w:t>
+      </w:r>
+      <w:r>
+        <w:rPr>
+          <w:rFonts w:ascii="Consolas" w:hAnsi="Consolas" w:cs="Consolas" w:eastAsia="Consolas"/>
+          <w:b w:val="0"/>
+          <w:i w:val="0"/>
+          <w:color w:val="1F2A4A"/>
+          <w:sz w:val="19"/>
+          <w:shd w:val="clear" w:color="auto" w:fill="EEF0F5"/>
+        </w:rPr>
+        <w:t>twoHands</w:t>
+      </w:r>
+      <w:r>
+        <w:rPr>
+          <w:rFonts w:ascii="Calibri" w:hAnsi="Calibri" w:cs="Calibri" w:eastAsia="Calibri"/>
+          <w:b w:val="0"/>
+          <w:i w:val="0"/>
+        </w:rPr>
+        <w:t xml:space="preserve"> and </w:t>
+      </w:r>
+      <w:r>
+        <w:rPr>
+          <w:rFonts w:ascii="Consolas" w:hAnsi="Consolas" w:cs="Consolas" w:eastAsia="Consolas"/>
+          <w:b w:val="0"/>
+          <w:i w:val="0"/>
+          <w:color w:val="1F2A4A"/>
+          <w:sz w:val="19"/>
+          <w:shd w:val="clear" w:color="auto" w:fill="EEF0F5"/>
+        </w:rPr>
+        <w:t>versatileActive</w:t>
+      </w:r>
+      <w:r>
+        <w:rPr>
+          <w:rFonts w:ascii="Calibri" w:hAnsi="Calibri" w:cs="Calibri" w:eastAsia="Calibri"/>
+          <w:b w:val="0"/>
+          <w:i w:val="0"/>
+        </w:rPr>
+        <w:t xml:space="preserve">, an action's adversary </w:t>
+      </w:r>
+      <w:r>
+        <w:rPr>
+          <w:rFonts w:ascii="Consolas" w:hAnsi="Consolas" w:cs="Consolas" w:eastAsia="Consolas"/>
+          <w:b w:val="0"/>
+          <w:i w:val="0"/>
+          <w:color w:val="1F2A4A"/>
+          <w:sz w:val="19"/>
+          <w:shd w:val="clear" w:color="auto" w:fill="EEF0F5"/>
+        </w:rPr>
+        <w:t>attack</w:t>
+      </w:r>
+      <w:r>
+        <w:rPr>
+          <w:rFonts w:ascii="Calibri" w:hAnsi="Calibri" w:cs="Calibri" w:eastAsia="Calibri"/>
+          <w:b w:val="0"/>
+          <w:i w:val="0"/>
+        </w:rPr>
+        <w:t xml:space="preserve"> block, a consumable's </w:t>
+      </w:r>
+      <w:r>
+        <w:rPr>
+          <w:rFonts w:ascii="Consolas" w:hAnsi="Consolas" w:cs="Consolas" w:eastAsia="Consolas"/>
+          <w:b w:val="0"/>
+          <w:i w:val="0"/>
+          <w:color w:val="1F2A4A"/>
+          <w:sz w:val="19"/>
+          <w:shd w:val="clear" w:color="auto" w:fill="EEF0F5"/>
+        </w:rPr>
+        <w:t>uses</w:t>
+      </w:r>
+      <w:r>
+        <w:rPr>
+          <w:rFonts w:ascii="Calibri" w:hAnsi="Calibri" w:cs="Calibri" w:eastAsia="Calibri"/>
+          <w:b w:val="0"/>
+          <w:i w:val="0"/>
+        </w:rPr>
+        <w:t xml:space="preserve">, and a Lore instance's placement (the Constellation a Lore Talent was cloned into, the slug and name of a Lore (X) Constellation Item). Anything else edited by hand on the copy is lost to the refresh, which is why the box is the GM's. The copies line can stand on an otherwise empty plan, since level compendia say nothing about the copies. The copy keeps its </w:t>
+      </w:r>
+      <w:r>
+        <w:rPr>
+          <w:rFonts w:ascii="Consolas" w:hAnsi="Consolas" w:cs="Consolas" w:eastAsia="Consolas"/>
+          <w:b w:val="0"/>
+          <w:i w:val="0"/>
+          <w:color w:val="1F2A4A"/>
+          <w:sz w:val="19"/>
+          <w:shd w:val="clear" w:color="auto" w:fill="EEF0F5"/>
+        </w:rPr>
+        <w:t>_id</w:t>
+      </w:r>
+      <w:r>
+        <w:rPr>
+          <w:rFonts w:ascii="Calibri" w:hAnsi="Calibri" w:cs="Calibri" w:eastAsia="Calibri"/>
+          <w:b w:val="0"/>
+          <w:i w:val="0"/>
+        </w:rPr>
+        <w:t>, so nothing on the sheet re-links, the write raises no Adjusted card, unlinked token actors are skipped, and the result counts per Actor and names them. A copy whose source cannot be found, or whose recorded source is another compendium's, is left alone.</w:t>
+      </w:r>
+    </w:p>
+    <w:p>
+      <w:r>
+        <w:rPr>
+          <w:rFonts w:ascii="Calibri" w:hAnsi="Calibri" w:cs="Calibri" w:eastAsia="Calibri"/>
+          <w:b/>
+          <w:i w:val="0"/>
+        </w:rPr>
+        <w:t>What the compiled packs are now.</w:t>
+      </w:r>
+      <w:r>
+        <w:rPr>
+          <w:rFonts w:ascii="Calibri" w:hAnsi="Calibri" w:cs="Calibri" w:eastAsia="Calibri"/>
+          <w:b w:val="0"/>
+          <w:i w:val="0"/>
+        </w:rPr>
+        <w:t xml:space="preserve"> The LevelDB databases under </w:t>
+      </w:r>
+      <w:r>
+        <w:rPr>
+          <w:rFonts w:ascii="Consolas" w:hAnsi="Consolas" w:cs="Consolas" w:eastAsia="Consolas"/>
+          <w:b w:val="0"/>
+          <w:i w:val="0"/>
+          <w:color w:val="1F2A4A"/>
+          <w:sz w:val="19"/>
+          <w:shd w:val="clear" w:color="auto" w:fill="EEF0F5"/>
+        </w:rPr>
+        <w:t>packs/&lt;pack&gt;/</w:t>
+      </w:r>
+      <w:r>
+        <w:rPr>
+          <w:rFonts w:ascii="Calibri" w:hAnsi="Calibri" w:cs="Calibri" w:eastAsia="Calibri"/>
+          <w:b w:val="0"/>
+          <w:i w:val="0"/>
+        </w:rPr>
+        <w:t xml:space="preserve"> are a release artifact (ruling 115): what a fresh install reads before its first sync, compiled from </w:t>
+      </w:r>
+      <w:r>
+        <w:rPr>
+          <w:rFonts w:ascii="Consolas" w:hAnsi="Consolas" w:cs="Consolas" w:eastAsia="Consolas"/>
+          <w:b w:val="0"/>
+          <w:i w:val="0"/>
+          <w:color w:val="1F2A4A"/>
+          <w:sz w:val="19"/>
+          <w:shd w:val="clear" w:color="auto" w:fill="EEF0F5"/>
+        </w:rPr>
+        <w:t>packs/_source/</w:t>
+      </w:r>
+      <w:r>
+        <w:rPr>
+          <w:rFonts w:ascii="Calibri" w:hAnsi="Calibri" w:cs="Calibri" w:eastAsia="Calibri"/>
+          <w:b w:val="0"/>
+          <w:i w:val="0"/>
+        </w:rPr>
+        <w:t xml:space="preserve"> by the full </w:t>
+      </w:r>
+      <w:r>
+        <w:rPr>
+          <w:rFonts w:ascii="Consolas" w:hAnsi="Consolas" w:cs="Consolas" w:eastAsia="Consolas"/>
+          <w:b w:val="0"/>
+          <w:i w:val="0"/>
+          <w:color w:val="1F2A4A"/>
+          <w:sz w:val="19"/>
+          <w:shd w:val="clear" w:color="auto" w:fill="EEF0F5"/>
+        </w:rPr>
+        <w:t>node assets/build_all.mjs</w:t>
+      </w:r>
+      <w:r>
+        <w:rPr>
+          <w:rFonts w:ascii="Calibri" w:hAnsi="Calibri" w:cs="Calibri" w:eastAsia="Calibri"/>
+          <w:b w:val="0"/>
+          <w:i w:val="0"/>
+        </w:rPr>
+        <w:t xml:space="preserve"> with Foundry closed and by the release workflow on a fresh checkout. The content loop never compiles them; Sync content brings the running world's compendia up to the sources instead, through Foundry's own document API, so what is on disk after a sync is what Foundry wrote, as it is after any session. They are not in git, as before; the sources and the index are.</w:t>
+      </w:r>
+    </w:p>
+    <w:p>
+      <w:r>
+        <w:br w:type="page"/>
+      </w:r>
+    </w:p>
+    <w:p>
+      <w:pPr>
+        <w:pStyle w:val="Heading2"/>
+      </w:pPr>
+      <w:r>
+        <w:rPr>
+          <w:rFonts w:ascii="Georgia" w:hAnsi="Georgia" w:cs="Georgia" w:eastAsia="Georgia"/>
+          <w:b/>
+          <w:i w:val="0"/>
+          <w:color w:val="1F2A4A"/>
+          <w:sz w:val="32"/>
+        </w:rPr>
+        <w:t>8. What it deliberately does not do</w:t>
       </w:r>
     </w:p>
     <w:p>
@@ -11901,6 +12577,46 @@
           <w:i w:val="0"/>
         </w:rPr>
         <w:t xml:space="preserve"> (0.7.5; rulings 112 to 114). The party's days are an integer the GM types, and nothing counts them down, spends them or refuses anything for want of them: no clock, no calendar, no per-member day counters. The three Activities are printed from the pack with their Duration and Effect. Train lights a Flare through the shared picker and warns, in amber, in the tooltip and on the card, when it was already used since the last Milestone, and refuses nothing (decision 14: a GM may rule an exception); there is no "already Flared this session" warning, which would need a history the system does not keep. Retrain moves no Talent (the drag is the move, and the restrictions are the player's and the GM's) and Provision buys and sells nothing (the loot values nothing, and the uncommon-goods Threshold is the GM's); each says so in a line. The book's "only once between Milestones" is counted for each character, which the downtime proposal asks the book to say and no edition yet does.</w:t>
+      </w:r>
+    </w:p>
+    <w:p>
+      <w:pPr>
+        <w:pStyle w:val="ListBullet"/>
+      </w:pPr>
+      <w:r>
+        <w:rPr>
+          <w:rFonts w:ascii="Calibri" w:hAnsi="Calibri" w:cs="Calibri" w:eastAsia="Calibri"/>
+          <w:b/>
+          <w:i w:val="0"/>
+        </w:rPr>
+        <w:t>The content loop compiles nothing and polices nothing</w:t>
+      </w:r>
+      <w:r>
+        <w:rPr>
+          <w:rFonts w:ascii="Calibri" w:hAnsi="Calibri" w:cs="Calibri" w:eastAsia="Calibri"/>
+          <w:b w:val="0"/>
+          <w:i w:val="0"/>
+        </w:rPr>
+        <w:t xml:space="preserve"> (0.8.0; rulings 115 to 117). </w:t>
+      </w:r>
+      <w:r>
+        <w:rPr>
+          <w:rFonts w:ascii="Consolas" w:hAnsi="Consolas" w:cs="Consolas" w:eastAsia="Consolas"/>
+          <w:b w:val="0"/>
+          <w:i w:val="0"/>
+          <w:color w:val="1F2A4A"/>
+          <w:sz w:val="19"/>
+          <w:shd w:val="clear" w:color="auto" w:fill="EEF0F5"/>
+        </w:rPr>
+        <w:t>--content</w:t>
+      </w:r>
+      <w:r>
+        <w:rPr>
+          <w:rFonts w:ascii="Calibri" w:hAnsi="Calibri" w:cs="Calibri" w:eastAsia="Calibri"/>
+          <w:b w:val="0"/>
+          <w:i w:val="0"/>
+        </w:rPr>
+        <w:t xml:space="preserve"> writes the pack sources and the index and leaves the LevelDB packs on disk as the last full pipeline run left them; Sync content writes the open world's system compendia from the sources and nothing else: it never touches a world compendium of the GM's own, a stale system document is deleted by name only after the plan has shown it, and a GM's content belongs in the world. The copies refresh is a checkbox, and a copy whose source cannot be found is left alone. Nothing in the loop acts on a Talent's Effect or the Automation column: the automation framework is the next part of the build.</w:t>
       </w:r>
     </w:p>
     <w:p>

--- a/Starwrought_Foundry_Features.docx
+++ b/Starwrought_Foundry_Features.docx
@@ -48,7 +48,7 @@
           <w:b/>
           <w:i w:val="0"/>
         </w:rPr>
-        <w:t>0.8.0</w:t>
+        <w:t>0.9.0</w:t>
       </w:r>
       <w:r>
         <w:rPr>
@@ -220,7 +220,7 @@
           <w:i w:val="0"/>
           <w:sz w:val="20"/>
         </w:rPr>
-        <w:t>, reports that drift as a warning and goes on, because adding a Talent to a sheet is not a handbook sync (ruling 115; section 7).</w:t>
+        <w:t>, reports that drift as a warning and goes on, because adding a Talent to a sheet is not a handbook sync (ruling 115; section 8).</w:t>
       </w:r>
     </w:p>
     <w:p>
@@ -4599,7 +4599,7 @@
           <w:b w:val="0"/>
           <w:i w:val="0"/>
         </w:rPr>
-        <w:t xml:space="preserve"> block carries that sentence, and nothing in the system acts on it (see section 8).</w:t>
+        <w:t xml:space="preserve"> block carries that sentence, and nothing in the system acts on it (see section 9).</w:t>
       </w:r>
     </w:p>
     <w:p>
@@ -8223,7 +8223,7 @@
           <w:b w:val="0"/>
           <w:i w:val="0"/>
         </w:rPr>
-        <w:t xml:space="preserve"> (the rules), Prerequisites, Requirements, a Trigger, its cost range, the Reaction trait with its own cost, and </w:t>
+        <w:t xml:space="preserve"> (the rules), Prerequisites, Requirements, a Trigger, its cost range, the Reaction trait with its own cost, and its </w:t>
       </w:r>
       <w:r>
         <w:rPr>
@@ -8239,7 +8239,7 @@
           <w:b w:val="0"/>
           <w:i w:val="0"/>
         </w:rPr>
-        <w:t xml:space="preserve"> notes, which are the author's instructions from the spreadsheet's Automation column. Nothing acts on those notes yet. They are shown on the Item sheet so the intent travels with the Maneuver until it is implemented.</w:t>
+        <w:t xml:space="preserve"> cell, which since 0.9.0 is one rule per line in the framework's grammar rather than notes (section 7): the Item sheet shows the text and, under it, what the system read from each line, and nothing acts on a rule yet, since no rule kind exists. The intent still travels with the Maneuver; the framework is what will read it, one kind at a time.</w:t>
       </w:r>
     </w:p>
     <w:p>
@@ -8501,7 +8501,23 @@
           <w:b w:val="0"/>
           <w:i w:val="0"/>
         </w:rPr>
-        <w:t xml:space="preserve"> (range in feet, who it concerns, Visible by default), editable by the GM on the Details tab.</w:t>
+        <w:t xml:space="preserve"> (range in feet, who it concerns, Visible by default), editable by the GM on the Details tab. A Talent, Maneuver or Constellation carries its </w:t>
+      </w:r>
+      <w:r>
+        <w:rPr>
+          <w:rFonts w:ascii="Calibri" w:hAnsi="Calibri" w:cs="Calibri" w:eastAsia="Calibri"/>
+          <w:b/>
+          <w:i w:val="0"/>
+        </w:rPr>
+        <w:t>Automation</w:t>
+      </w:r>
+      <w:r>
+        <w:rPr>
+          <w:rFonts w:ascii="Calibri" w:hAnsi="Calibri" w:cs="Calibri" w:eastAsia="Calibri"/>
+          <w:b w:val="0"/>
+          <w:i w:val="0"/>
+        </w:rPr>
+        <w:t xml:space="preserve"> panel (0.9.0; section 7): the cell's text, editable by the GM, and an As read list of what the framework made of each line, which with no rule kinds defined says so and lists nothing.</w:t>
       </w:r>
     </w:p>
     <w:p>
@@ -8763,7 +8779,7 @@
           <w:b w:val="0"/>
           <w:i w:val="0"/>
         </w:rPr>
-        <w:t>, so it has no Zones, Wounds, Vigor, stance or actions; a party is never a combatant, and nothing draws or counts its token (section 8). Phase 1 (0.7.0) is the party, the session, the awards and the Skills grid; phase 2 (0.7.1; rulings 96 to 100) is the loot, the purse and Ask everyone; phase 3 (0.7.2; rulings 101 to 107) is the road: each member's Exploration Activity, the party's Travel Speed, the Fatigued gate, Say the plan, and Begin the encounter with Initiative by Activity, and its second cut (0.7.3; rulings 108 to 110) remembers each member's road roll on their row and lets Begin the encounter keep it as the Initiative roll; phase 4 (0.7.5; rulings 112 to 114) is Downtime, the plan's last: the days the GM gives, the three Downtime Activities printed from the pack, Train through the shared Flare picker, and the Retrain and Provision lines. The plan is built.</w:t>
+        <w:t>, so it has no Zones, Wounds, Vigor, stance or actions; a party is never a combatant, and nothing draws or counts its token (section 9). Phase 1 (0.7.0) is the party, the session, the awards and the Skills grid; phase 2 (0.7.1; rulings 96 to 100) is the loot, the purse and Ask everyone; phase 3 (0.7.2; rulings 101 to 107) is the road: each member's Exploration Activity, the party's Travel Speed, the Fatigued gate, Say the plan, and Begin the encounter with Initiative by Activity, and its second cut (0.7.3; rulings 108 to 110) remembers each member's road roll on their row and lets Begin the encounter keep it as the Initiative roll; phase 4 (0.7.5; rulings 112 to 114) is Downtime, the plan's last: the days the GM gives, the three Downtime Activities printed from the pack, Train through the shared Flare picker, and the Retrain and Provision lines. The plan is built.</w:t>
       </w:r>
     </w:p>
     <w:p>
@@ -8834,7 +8850,7 @@
           <w:b w:val="0"/>
           <w:i w:val="0"/>
         </w:rPr>
-        <w:t xml:space="preserve"> on every member in turn, each posting its own rest card exactly as the sheet's Rest button does, then one party line; the confirm names the members whose worn Torso piece lacks Comfort, and the armor rule itself stays the table's (section 8).</w:t>
+        <w:t xml:space="preserve"> on every member in turn, each posting its own rest card exactly as the sheet's Rest button does, then one party line; the confirm names the members whose worn Torso piece lacks Comfort, and the armor rule itself stays the table's (section 9).</w:t>
       </w:r>
     </w:p>
     <w:p>
@@ -9194,7 +9210,7 @@
           <w:b w:val="0"/>
           <w:i w:val="0"/>
         </w:rPr>
-        <w:t xml:space="preserve"> on each, which asks which member when they own two and how many when the stack is above one; an empty tab says so. Carry state means nothing on a party, so it is ignored there, and an Item that reaches a character through Take or Give arrives carried, so drawing it is an Interact as the book prices it. The row prints the price the Item carries and nothing computes with it (section 8): the book has no shared loot and no party purse, so the tab moves Items and values nothing.</w:t>
+        <w:t xml:space="preserve"> on each, which asks which member when they own two and how many when the stack is above one; an empty tab says so. Carry state means nothing on a party, so it is ignored there, and an Item that reaches a character through Take or Give arrives carried, so drawing it is an Interact as the book prices it. The row prints the price the Item carries and nothing computes with it (section 9): the book has no shared loot and no party purse, so the tab moves Items and values nothing.</w:t>
       </w:r>
     </w:p>
     <w:p>
@@ -9250,7 +9266,7 @@
           <w:b w:val="0"/>
           <w:i w:val="0"/>
         </w:rPr>
-        <w:t xml:space="preserve"> with the party's uuid, the Item's id, the character's uuid and the count, addressed to the active GM alone, and says it was sent; the GM's own Take or Give runs the same code locally with no socket. The GM's client ignores a message not addressed to it, acts only for a sender the server stamped, re-reads the party, the Item and the character from their ids and trusts the payload for nothing but those ids and the count; checks that the asker owns the destination character for a Take or the source character for a Give, that the character is a member of that party, that the Item is physical and the count is in stock; creates on the destination first and decrements or deletes the source second, so a failure between the two leaves a duplicate and never a loss; posts the card; and answers done or refused (gone, not enough, not yours, no member, not physical) to the asker alone, as a notice. Requests are served in arrival order on the GM's client, so two players taking the last potion resolve as one Take and one refusal. With no GM connected the controls say so and write nothing (section 8). The drops go the same way (ruling 98): a party Item dragged onto a character sheet is a Take of the whole stack rather than Foundry's silent copy, whoever drags it, one of a player's own Items dragged onto the party sheet is a Give of the whole stack, and the Loot tab's Take button is where a count is asked; a player's drop from the compendium or the sidebar onto the party is the GM's alone and is refused with a notice.</w:t>
+        <w:t xml:space="preserve"> with the party's uuid, the Item's id, the character's uuid and the count, addressed to the active GM alone, and says it was sent; the GM's own Take or Give runs the same code locally with no socket. The GM's client ignores a message not addressed to it, acts only for a sender the server stamped, re-reads the party, the Item and the character from their ids and trusts the payload for nothing but those ids and the count; checks that the asker owns the destination character for a Take or the source character for a Give, that the character is a member of that party, that the Item is physical and the count is in stock; creates on the destination first and decrements or deletes the source second, so a failure between the two leaves a duplicate and never a loss; posts the card; and answers done or refused (gone, not enough, not yours, no member, not physical) to the asker alone, as a notice. Requests are served in arrival order on the GM's client, so two players taking the last potion resolve as one Take and one refusal. With no GM connected the controls say so and write nothing (section 9). The drops go the same way (ruling 98): a party Item dragged onto a character sheet is a Take of the whole stack rather than Foundry's silent copy, whoever drags it, one of a player's own Items dragged onto the party sheet is a Give of the whole stack, and the Loot tab's Take button is where a count is asked; a player's drop from the compendium or the sidebar onto the party is the GM's alone and is refused with a notice.</w:t>
       </w:r>
     </w:p>
     <w:p>
@@ -9693,7 +9709,7 @@
           <w:b w:val="0"/>
           <w:i w:val="0"/>
         </w:rPr>
-        <w:t>, the party's one field for this phase) and a word for a player. Nothing moves a token at any pace (section 8), and a party with no members prints blanks and zeros.</w:t>
+        <w:t>, the party's one field for this phase) and a word for a player. Nothing moves a token at any pace (section 9), and a party with no members prints blanks and zeros.</w:t>
       </w:r>
     </w:p>
     <w:p>
@@ -9911,7 +9927,7 @@
           <w:b w:val="0"/>
           <w:i w:val="0"/>
         </w:rPr>
-        <w:t xml:space="preserve"> on the party, an integer the GM types in the party form's own field and a player reads as a number, with the P348 hint beside it (the GM typically tells you how many you have before the world begins to move quickly again); nothing counts them down, spends them or refuses anything for want of them (section 8), and nothing is derived from them. </w:t>
+        <w:t xml:space="preserve"> on the party, an integer the GM types in the party form's own field and a player reads as a number, with the P348 hint beside it (the GM typically tells you how many you have before the world begins to move quickly again); nothing counts them down, spends them or refuses anything for want of them (section 9), and nothing is derived from them. </w:t>
       </w:r>
       <w:r>
         <w:rPr>
@@ -11620,7 +11636,7 @@
           <w:b w:val="0"/>
           <w:i w:val="0"/>
         </w:rPr>
-        <w:t xml:space="preserve"> (0.8.0) is a menu under the system's settings rather than a setting: GM only, it opens the tool section 7 describes. Behind it two hidden world settings, </w:t>
+        <w:t xml:space="preserve"> (0.8.0) is a menu under the system's settings rather than a setting: GM only, it opens the tool section 8 describes. Behind it two hidden world settings, </w:t>
       </w:r>
       <w:r>
         <w:rPr>
@@ -11696,7 +11712,7 @@
           <w:color w:val="1F2A4A"/>
           <w:sz w:val="32"/>
         </w:rPr>
-        <w:t>7. Keeping the content in step: the content loop</w:t>
+        <w:t>7. Automation: the framework</w:t>
       </w:r>
     </w:p>
     <w:p>
@@ -11706,15 +11722,15 @@
           <w:b/>
           <w:i w:val="0"/>
         </w:rPr>
-        <w:t>One command, two outputs, no restart</w:t>
-      </w:r>
-      <w:r>
-        <w:rPr>
-          <w:rFonts w:ascii="Calibri" w:hAnsi="Calibri" w:cs="Calibri" w:eastAsia="Calibri"/>
-          <w:b w:val="0"/>
-          <w:i w:val="0"/>
-        </w:rPr>
-        <w:t xml:space="preserve"> (0.8.0; rulings 115 to 117). The spreadsheets in </w:t>
+        <w:t>What it is, and what it is not</w:t>
+      </w:r>
+      <w:r>
+        <w:rPr>
+          <w:rFonts w:ascii="Calibri" w:hAnsi="Calibri" w:cs="Calibri" w:eastAsia="Calibri"/>
+          <w:b w:val="0"/>
+          <w:i w:val="0"/>
+        </w:rPr>
+        <w:t xml:space="preserve"> (0.9.0; rulings 118 to 120). Since 0.9.0 every Talent sheet in </w:t>
       </w:r>
       <w:r>
         <w:rPr>
@@ -11733,25 +11749,39 @@
           <w:b w:val="0"/>
           <w:i w:val="0"/>
         </w:rPr>
-        <w:t xml:space="preserve"> are the content, and the web app and the Foundry compendia are two readers of it. Through 0.7.5 getting a new row into Foundry meant stopping the server, running the pipeline, starting it again and relaunching the world, because the LevelDB compile fails while Foundry holds the packs open. Since 0.8.0 the loop is: edit a sheet, run one command, reload the web app, and in the open world take the sync.</w:t>
-      </w:r>
-    </w:p>
-    <w:p>
+        <w:t xml:space="preserve"> may carry an </w:t>
+      </w:r>
       <w:r>
         <w:rPr>
           <w:rFonts w:ascii="Calibri" w:hAnsi="Calibri" w:cs="Calibri" w:eastAsia="Calibri"/>
           <w:b/>
           <w:i w:val="0"/>
         </w:rPr>
-        <w:t>The command.</w:t>
-      </w:r>
-      <w:r>
-        <w:rPr>
-          <w:rFonts w:ascii="Calibri" w:hAnsi="Calibri" w:cs="Calibri" w:eastAsia="Calibri"/>
-          <w:b w:val="0"/>
-          <w:i w:val="0"/>
-        </w:rPr>
-        <w:t xml:space="preserve"> </w:t>
+        <w:t>Automation</w:t>
+      </w:r>
+      <w:r>
+        <w:rPr>
+          <w:rFonts w:ascii="Calibri" w:hAnsi="Calibri" w:cs="Calibri" w:eastAsia="Calibri"/>
+          <w:b w:val="0"/>
+          <w:i w:val="0"/>
+        </w:rPr>
+        <w:t xml:space="preserve"> column, as the action sheets already did, and the system has a framework for reading it. </w:t>
+      </w:r>
+      <w:r>
+        <w:rPr>
+          <w:rFonts w:ascii="Calibri" w:hAnsi="Calibri" w:cs="Calibri" w:eastAsia="Calibri"/>
+          <w:b/>
+          <w:i w:val="0"/>
+        </w:rPr>
+        <w:t>The framework does nothing in play yet.</w:t>
+      </w:r>
+      <w:r>
+        <w:rPr>
+          <w:rFonts w:ascii="Calibri" w:hAnsi="Calibri" w:cs="Calibri" w:eastAsia="Calibri"/>
+          <w:b w:val="0"/>
+          <w:i w:val="0"/>
+        </w:rPr>
+        <w:t xml:space="preserve"> It parses the column, stores what it read on the Item, indexes it on the Actor and shows it on the Item sheet, and that is the whole of it: no roll, no Strike, no damage, no condition, no movement and no aura reads a rule, because no rule kind exists. Mike's instruction (2026-10-03): "do NOT survey the talents yet or build ANY of the automation hooks. just build the framework. we will build automation syntax hooks one at a time." Kinds are added one at a time with Mike, each with its engine hook, its test, its line in </w:t>
       </w:r>
       <w:r>
         <w:rPr>
@@ -11762,15 +11792,15 @@
           <w:sz w:val="19"/>
           <w:shd w:val="clear" w:color="auto" w:fill="EEF0F5"/>
         </w:rPr>
-        <w:t>node assets/build_all.mjs --content</w:t>
-      </w:r>
-      <w:r>
-        <w:rPr>
-          <w:rFonts w:ascii="Calibri" w:hAnsi="Calibri" w:cs="Calibri" w:eastAsia="Calibri"/>
-          <w:b w:val="0"/>
-          <w:i w:val="0"/>
-        </w:rPr>
-        <w:t xml:space="preserve"> from the project root, or a double-click on </w:t>
+        <w:t>data/README.txt</w:t>
+      </w:r>
+      <w:r>
+        <w:rPr>
+          <w:rFonts w:ascii="Calibri" w:hAnsi="Calibri" w:cs="Calibri" w:eastAsia="Calibri"/>
+          <w:b w:val="0"/>
+          <w:i w:val="0"/>
+        </w:rPr>
+        <w:t xml:space="preserve"> and its docs; the first will be an aura, for Torchbearer Human's 15 feet, and it will serve every aura in the book without more code. Until then a Talent's Effect is prose the sheet displays (section 9), and the design record is </w:t>
       </w:r>
       <w:r>
         <w:rPr>
@@ -11781,15 +11811,33 @@
           <w:sz w:val="19"/>
           <w:shd w:val="clear" w:color="auto" w:fill="EEF0F5"/>
         </w:rPr>
-        <w:t>sync_content.cmd</w:t>
-      </w:r>
-      <w:r>
-        <w:rPr>
-          <w:rFonts w:ascii="Calibri" w:hAnsi="Calibri" w:cs="Calibri" w:eastAsia="Calibri"/>
-          <w:b w:val="0"/>
-          <w:i w:val="0"/>
-        </w:rPr>
-        <w:t xml:space="preserve"> beside it (the same command in a window that pauses so it can be read). It converts the spreadsheets, rebuilds the web app and the Constellation viewer, renders only the plates whose Constellation changed or is new (a sidecar of tree hashes beside the plates says which), writes the Foundry pack sources under </w:t>
+        <w:t>automation-plan.md</w:t>
+      </w:r>
+      <w:r>
+        <w:rPr>
+          <w:rFonts w:ascii="Calibri" w:hAnsi="Calibri" w:cs="Calibri" w:eastAsia="Calibri"/>
+          <w:b w:val="0"/>
+          <w:i w:val="0"/>
+        </w:rPr>
+        <w:t xml:space="preserve"> in the project root.</w:t>
+      </w:r>
+    </w:p>
+    <w:p>
+      <w:r>
+        <w:rPr>
+          <w:rFonts w:ascii="Calibri" w:hAnsi="Calibri" w:cs="Calibri" w:eastAsia="Calibri"/>
+          <w:b/>
+          <w:i w:val="0"/>
+        </w:rPr>
+        <w:t>The cell.</w:t>
+      </w:r>
+      <w:r>
+        <w:rPr>
+          <w:rFonts w:ascii="Calibri" w:hAnsi="Calibri" w:cs="Calibri" w:eastAsia="Calibri"/>
+          <w:b w:val="0"/>
+          <w:i w:val="0"/>
+        </w:rPr>
+        <w:t xml:space="preserve"> One rule per line, </w:t>
       </w:r>
       <w:r>
         <w:rPr>
@@ -11800,33 +11848,15 @@
           <w:sz w:val="19"/>
           <w:shd w:val="clear" w:color="auto" w:fill="EEF0F5"/>
         </w:rPr>
-        <w:t>packs/_source/</w:t>
-      </w:r>
-      <w:r>
-        <w:rPr>
-          <w:rFonts w:ascii="Calibri" w:hAnsi="Calibri" w:cs="Calibri" w:eastAsia="Calibri"/>
-          <w:b w:val="0"/>
-          <w:i w:val="0"/>
-        </w:rPr>
-        <w:t xml:space="preserve"> with a content hash on every document and an index of them all, and runs the style check. It skips the character sheets, the Constellation Compendium docx and the features docx, which are release outputs, and it never compiles the compendia. The handbook drift check still runs, as a warning: adding a Talent to a sheet is not a handbook sync, so the run says the handbook on the shelf is newer and exits 0 all the same, where the full pipeline exits 1 (ruling 115). A failing step still fails the run.</w:t>
-      </w:r>
-    </w:p>
-    <w:p>
-      <w:r>
-        <w:rPr>
-          <w:rFonts w:ascii="Calibri" w:hAnsi="Calibri" w:cs="Calibri" w:eastAsia="Calibri"/>
-          <w:b/>
-          <w:i w:val="0"/>
-        </w:rPr>
-        <w:t>The hash and the index.</w:t>
-      </w:r>
-      <w:r>
-        <w:rPr>
-          <w:rFonts w:ascii="Calibri" w:hAnsi="Calibri" w:cs="Calibri" w:eastAsia="Calibri"/>
-          <w:b w:val="0"/>
-          <w:i w:val="0"/>
-        </w:rPr>
-        <w:t xml:space="preserve"> Every document the build writes carries </w:t>
+        <w:t>kind: arguments</w:t>
+      </w:r>
+      <w:r>
+        <w:rPr>
+          <w:rFonts w:ascii="Calibri" w:hAnsi="Calibri" w:cs="Calibri" w:eastAsia="Calibri"/>
+          <w:b w:val="0"/>
+          <w:i w:val="0"/>
+        </w:rPr>
+        <w:t xml:space="preserve"> (the colon optional when there are no arguments), blank lines ignored, a line beginning with </w:t>
       </w:r>
       <w:r>
         <w:rPr>
@@ -11837,15 +11867,33 @@
           <w:sz w:val="19"/>
           <w:shd w:val="clear" w:color="auto" w:fill="EEF0F5"/>
         </w:rPr>
-        <w:t>flags.starwrought.contentHash</w:t>
-      </w:r>
-      <w:r>
-        <w:rPr>
-          <w:rFonts w:ascii="Calibri" w:hAnsi="Calibri" w:cs="Calibri" w:eastAsia="Calibri"/>
-          <w:b w:val="0"/>
-          <w:i w:val="0"/>
-        </w:rPr>
-        <w:t xml:space="preserve">, a short SHA-1 of its canonical content (name, type, image, system data, folder and sort for an Item; name, type, parent, sorting, sort and colour for a Folder; keys sorted, so the hash is the same however the build assembled the fields). </w:t>
+        <w:t>#</w:t>
+      </w:r>
+      <w:r>
+        <w:rPr>
+          <w:rFonts w:ascii="Calibri" w:hAnsi="Calibri" w:cs="Calibri" w:eastAsia="Calibri"/>
+          <w:b w:val="0"/>
+          <w:i w:val="0"/>
+        </w:rPr>
+        <w:t xml:space="preserve"> a comment. The kind word is the word before the colon, and the arguments are the kind's own to define and check. With no kinds defined, the only cell that builds is a blank one or one of comments; any other line is "unknown rule kind", and the build says so by name.</w:t>
+      </w:r>
+    </w:p>
+    <w:p>
+      <w:r>
+        <w:rPr>
+          <w:rFonts w:ascii="Calibri" w:hAnsi="Calibri" w:cs="Calibri" w:eastAsia="Calibri"/>
+          <w:b/>
+          <w:i w:val="0"/>
+        </w:rPr>
+        <w:t>The build</w:t>
+      </w:r>
+      <w:r>
+        <w:rPr>
+          <w:rFonts w:ascii="Calibri" w:hAnsi="Calibri" w:cs="Calibri" w:eastAsia="Calibri"/>
+          <w:b w:val="0"/>
+          <w:i w:val="0"/>
+        </w:rPr>
+        <w:t xml:space="preserve"> (ruling 118). </w:t>
       </w:r>
       <w:r>
         <w:rPr>
@@ -11856,15 +11904,15 @@
           <w:sz w:val="19"/>
           <w:shd w:val="clear" w:color="auto" w:fill="EEF0F5"/>
         </w:rPr>
-        <w:t>packs/_source/index.json</w:t>
-      </w:r>
-      <w:r>
-        <w:rPr>
-          <w:rFonts w:ascii="Calibri" w:hAnsi="Calibri" w:cs="Calibri" w:eastAsia="Calibri"/>
-          <w:b w:val="0"/>
-          <w:i w:val="0"/>
-        </w:rPr>
-        <w:t xml:space="preserve"> lists every pack's documents and folders with their id, name, type, source file and hash, carries the time of the build as </w:t>
+        <w:t>build_foundry.mjs</w:t>
+      </w:r>
+      <w:r>
+        <w:rPr>
+          <w:rFonts w:ascii="Calibri" w:hAnsi="Calibri" w:cs="Calibri" w:eastAsia="Calibri"/>
+          <w:b w:val="0"/>
+          <w:i w:val="0"/>
+        </w:rPr>
+        <w:t xml:space="preserve"> parses every Talent's and every Maneuver's cell with the system's own grammar module (</w:t>
       </w:r>
       <w:r>
         <w:rPr>
@@ -11875,15 +11923,15 @@
           <w:sz w:val="19"/>
           <w:shd w:val="clear" w:color="auto" w:fill="EEF0F5"/>
         </w:rPr>
-        <w:t>stamp</w:t>
-      </w:r>
-      <w:r>
-        <w:rPr>
-          <w:rFonts w:ascii="Calibri" w:hAnsi="Calibri" w:cs="Calibri" w:eastAsia="Calibri"/>
-          <w:b w:val="0"/>
-          <w:i w:val="0"/>
-        </w:rPr>
-        <w:t xml:space="preserve">, and carries a </w:t>
+        <w:t>module/rules/grammar.mjs</w:t>
+      </w:r>
+      <w:r>
+        <w:rPr>
+          <w:rFonts w:ascii="Calibri" w:hAnsi="Calibri" w:cs="Calibri" w:eastAsia="Calibri"/>
+          <w:b w:val="0"/>
+          <w:i w:val="0"/>
+        </w:rPr>
+        <w:t xml:space="preserve">, pure enough for Node to import, so the build and the client read a cell identically; ruling 120). A line it does not know fails the build with </w:t>
       </w:r>
       <w:r>
         <w:rPr>
@@ -11894,15 +11942,15 @@
           <w:sz w:val="19"/>
           <w:shd w:val="clear" w:color="auto" w:fill="EEF0F5"/>
         </w:rPr>
-        <w:t>build</w:t>
-      </w:r>
-      <w:r>
-        <w:rPr>
-          <w:rFonts w:ascii="Calibri" w:hAnsi="Calibri" w:cs="Calibri" w:eastAsia="Calibri"/>
-          <w:b w:val="0"/>
-          <w:i w:val="0"/>
-        </w:rPr>
-        <w:t xml:space="preserve"> hash over every document hash in id order, which changes only when content does. Document ids are what they always were, a hash of the pack and the key, so a document keeps its UUID on every sheet across every rebuild. Foundry serves the index and the sources as static files under </w:t>
+        <w:t>automation: &lt;Constellation&gt; / &lt;Talent&gt;, line &lt;n&gt;: &lt;message&gt; ("&lt;text&gt;")</w:t>
+      </w:r>
+      <w:r>
+        <w:rPr>
+          <w:rFonts w:ascii="Calibri" w:hAnsi="Calibri" w:cs="Calibri" w:eastAsia="Calibri"/>
+          <w:b w:val="0"/>
+          <w:i w:val="0"/>
+        </w:rPr>
+        <w:t xml:space="preserve">, so </w:t>
       </w:r>
       <w:r>
         <w:rPr>
@@ -11913,33 +11961,15 @@
           <w:sz w:val="19"/>
           <w:shd w:val="clear" w:color="auto" w:fill="EEF0F5"/>
         </w:rPr>
-        <w:t>systems/starwrought/</w:t>
-      </w:r>
-      <w:r>
-        <w:rPr>
-          <w:rFonts w:ascii="Calibri" w:hAnsi="Calibri" w:cs="Calibri" w:eastAsia="Calibri"/>
-          <w:b w:val="0"/>
-          <w:i w:val="0"/>
-        </w:rPr>
-        <w:t>.</w:t>
-      </w:r>
-    </w:p>
-    <w:p>
-      <w:r>
-        <w:rPr>
-          <w:rFonts w:ascii="Calibri" w:hAnsi="Calibri" w:cs="Calibri" w:eastAsia="Calibri"/>
-          <w:b/>
-          <w:i w:val="0"/>
-        </w:rPr>
-        <w:t>Sync content.</w:t>
-      </w:r>
-      <w:r>
-        <w:rPr>
-          <w:rFonts w:ascii="Calibri" w:hAnsi="Calibri" w:cs="Calibri" w:eastAsia="Calibri"/>
-          <w:b w:val="0"/>
-          <w:i w:val="0"/>
-        </w:rPr>
-        <w:t xml:space="preserve"> In the open world the GM opens it from Settings &gt; STARWROUGHT &gt; Sync content (or </w:t>
+        <w:t>sync_content.cmd</w:t>
+      </w:r>
+      <w:r>
+        <w:rPr>
+          <w:rFonts w:ascii="Calibri" w:hAnsi="Calibri" w:cs="Calibri" w:eastAsia="Calibri"/>
+          <w:b w:val="0"/>
+          <w:i w:val="0"/>
+        </w:rPr>
+        <w:t xml:space="preserve"> stops naming the cell before the sources are written, exactly as a bad Aura cell stops the converter. A clean cell writes </w:t>
       </w:r>
       <w:r>
         <w:rPr>
@@ -11950,15 +11980,15 @@
           <w:sz w:val="19"/>
           <w:shd w:val="clear" w:color="auto" w:fill="EEF0F5"/>
         </w:rPr>
-        <w:t>game.starwrought.syncContent()</w:t>
-      </w:r>
-      <w:r>
-        <w:rPr>
-          <w:rFonts w:ascii="Calibri" w:hAnsi="Calibri" w:cs="Calibri" w:eastAsia="Calibri"/>
-          <w:b w:val="0"/>
-          <w:i w:val="0"/>
-        </w:rPr>
-        <w:t xml:space="preserve"> in a macro), and is offered it at load whenever the index on disk was built from a different </w:t>
+        <w:t>system.automation</w:t>
+      </w:r>
+      <w:r>
+        <w:rPr>
+          <w:rFonts w:ascii="Calibri" w:hAnsi="Calibri" w:cs="Calibri" w:eastAsia="Calibri"/>
+          <w:b w:val="0"/>
+          <w:i w:val="0"/>
+        </w:rPr>
+        <w:t xml:space="preserve"> (the text) and </w:t>
       </w:r>
       <w:r>
         <w:rPr>
@@ -11969,31 +11999,15 @@
           <w:sz w:val="19"/>
           <w:shd w:val="clear" w:color="auto" w:fill="EEF0F5"/>
         </w:rPr>
-        <w:t>build</w:t>
-      </w:r>
-      <w:r>
-        <w:rPr>
-          <w:rFonts w:ascii="Calibri" w:hAnsi="Calibri" w:cs="Calibri" w:eastAsia="Calibri"/>
-          <w:b w:val="0"/>
-          <w:i w:val="0"/>
-        </w:rPr>
-        <w:t xml:space="preserve"> than the one the world last synced: "The content on disk was rebuilt {when} and differs from this world's compendia: {n} to create, {m} to update, {k} to delete. Open Sync content?" No does nothing and asks again next time; a world whose compendia already match the sources (a fresh install, say) is recorded silently and never asked. The tool reads the index, diffs it against the compendia by document id and content hash, and shows </w:t>
-      </w:r>
-      <w:r>
-        <w:rPr>
-          <w:rFonts w:ascii="Calibri" w:hAnsi="Calibri" w:cs="Calibri" w:eastAsia="Calibri"/>
-          <w:b/>
-          <w:i w:val="0"/>
-        </w:rPr>
-        <w:t>the plan</w:t>
-      </w:r>
-      <w:r>
-        <w:rPr>
-          <w:rFonts w:ascii="Calibri" w:hAnsi="Calibri" w:cs="Calibri" w:eastAsia="Calibri"/>
-          <w:b w:val="0"/>
-          <w:i w:val="0"/>
-        </w:rPr>
-        <w:t xml:space="preserve"> before it touches anything (ruling 116): per pack, what would be created (an id the pack lacks), updated (an id whose stored hash differs from the index's, or has none: a pack compiled before 0.8.0 carries no hashes, so the first plan after upgrading lists every document as an update, and applying it writes the current source over each and stamps the hash) and deleted (an id the sources no longer carry), every entry by name, in three collapsible lists, with folders handled the same way and a pack the world lacks listed as skipped. The header gives the build's time, the time the world last synced and the build's short hash; an empty plan says "Nothing to sync: the compendia match the sources built {when}." Sync applies it: each pack is unlocked for the moment of the write and locked again (inside a try/finally, so a pack is never left open), folders are created and updated first and deleted last, created documents keep the ids the sources chose, updates replace the stored document rather than merging into it so a key the source dropped does not linger, the world records the build and stamp it synced, the Constellation registry, the chassis index, the Basic Maneuvers and the party's Activity lists are reloaded without a reload of the page, every open sheet re-renders, and one GM-whispered card carries the counts so there is a record. A document the GM wrote into one of the system's packs by hand is stale by this rule and will be listed for deletion; a GM's own content belongs in the world, and the plan says so.</w:t>
+        <w:t>system.rules</w:t>
+      </w:r>
+      <w:r>
+        <w:rPr>
+          <w:rFonts w:ascii="Calibri" w:hAnsi="Calibri" w:cs="Calibri" w:eastAsia="Calibri"/>
+          <w:b w:val="0"/>
+          <w:i w:val="0"/>
+        </w:rPr>
+        <w:t xml:space="preserve"> (the parsed rules) on the document; the run's summary counts them, and today reads "automation: no rules (no rule kinds are defined yet)". The content hash covers the rules, so a changed cell reaches an open world through Sync content as any field does, and the copies refresh overwrites an owned copy's rules from the source, since the cell is the author (ruling 120).</w:t>
       </w:r>
     </w:p>
     <w:p>
@@ -12003,15 +12017,49 @@
           <w:b/>
           <w:i w:val="0"/>
         </w:rPr>
-        <w:t>Refreshing the characters' copies</w:t>
-      </w:r>
-      <w:r>
-        <w:rPr>
-          <w:rFonts w:ascii="Calibri" w:hAnsi="Calibri" w:cs="Calibri" w:eastAsia="Calibri"/>
-          <w:b w:val="0"/>
-          <w:i w:val="0"/>
-        </w:rPr>
-        <w:t xml:space="preserve"> (ruling 117). A Talent on a sheet is a copy of its compendium document, made when it was dragged, and a sync of the pack does not reach it. The plan offers to, with a checkbox ("N copies on M characters would be refreshed"; ticked by default once the world has synced before, unticked on its very first sync, when no copy carries a hash and every one counts; disabled when there are none): for every world Actor, character, adversary and party alike, every owned Item whose source resolves (by the compendium source the copy recorded when it was dragged, else by type and name in the index) and whose stored content hash is not the index's, or has none, takes the source's name, image and system data, except what is the character's own: </w:t>
+        <w:t>The Item sheet.</w:t>
+      </w:r>
+      <w:r>
+        <w:rPr>
+          <w:rFonts w:ascii="Calibri" w:hAnsi="Calibri" w:cs="Calibri" w:eastAsia="Calibri"/>
+          <w:b w:val="0"/>
+          <w:i w:val="0"/>
+        </w:rPr>
+        <w:t xml:space="preserve"> The Automation panel on a Talent, a Maneuver and a Constellation shows the textarea and, under it, </w:t>
+      </w:r>
+      <w:r>
+        <w:rPr>
+          <w:rFonts w:ascii="Calibri" w:hAnsi="Calibri" w:cs="Calibri" w:eastAsia="Calibri"/>
+          <w:b/>
+          <w:i w:val="0"/>
+        </w:rPr>
+        <w:t>As read</w:t>
+      </w:r>
+      <w:r>
+        <w:rPr>
+          <w:rFonts w:ascii="Calibri" w:hAnsi="Calibri" w:cs="Calibri" w:eastAsia="Calibri"/>
+          <w:b w:val="0"/>
+          <w:i w:val="0"/>
+        </w:rPr>
+        <w:t>: one row per rule with its kind word in a tag and the kind's one-line summary, or a red row with the message for a line that did not parse or a kind the system does not know. With nothing stored it says "No rules (the framework has no rule kinds yet; they are added one at a time)". A GM who edits the textarea on a world Item or an owned copy sees the text save and the list mark each line: the Item parses on update and stores the error entries beside the rules, and never refuses the edit (ruling 118). The text is the GM's to type; what the system makes of it is shown, not enforced.</w:t>
+      </w:r>
+    </w:p>
+    <w:p>
+      <w:r>
+        <w:rPr>
+          <w:rFonts w:ascii="Calibri" w:hAnsi="Calibri" w:cs="Calibri" w:eastAsia="Calibri"/>
+          <w:b/>
+          <w:i w:val="0"/>
+        </w:rPr>
+        <w:t>The Actor.</w:t>
+      </w:r>
+      <w:r>
+        <w:rPr>
+          <w:rFonts w:ascii="Calibri" w:hAnsi="Calibri" w:cs="Calibri" w:eastAsia="Calibri"/>
+          <w:b w:val="0"/>
+          <w:i w:val="0"/>
+        </w:rPr>
+        <w:t xml:space="preserve"> At prepare, a character or adversary collects every owned Talent's, Maneuver's and Constellation's rules into </w:t>
       </w:r>
       <w:r>
         <w:rPr>
@@ -12022,15 +12070,15 @@
           <w:sz w:val="19"/>
           <w:shd w:val="clear" w:color="auto" w:fill="EEF0F5"/>
         </w:rPr>
-        <w:t>quantity</w:t>
-      </w:r>
-      <w:r>
-        <w:rPr>
-          <w:rFonts w:ascii="Calibri" w:hAnsi="Calibri" w:cs="Calibri" w:eastAsia="Calibri"/>
-          <w:b w:val="0"/>
-          <w:i w:val="0"/>
-        </w:rPr>
-        <w:t xml:space="preserve">, the carry </w:t>
+        <w:t>system.rules { all, byKind, unknown }</w:t>
+      </w:r>
+      <w:r>
+        <w:rPr>
+          <w:rFonts w:ascii="Calibri" w:hAnsi="Calibri" w:cs="Calibri" w:eastAsia="Calibri"/>
+          <w:b w:val="0"/>
+          <w:i w:val="0"/>
+        </w:rPr>
+        <w:t xml:space="preserve">, and </w:t>
       </w:r>
       <w:r>
         <w:rPr>
@@ -12041,15 +12089,15 @@
           <w:sz w:val="19"/>
           <w:shd w:val="clear" w:color="auto" w:fill="EEF0F5"/>
         </w:rPr>
-        <w:t>state</w:t>
-      </w:r>
-      <w:r>
-        <w:rPr>
-          <w:rFonts w:ascii="Calibri" w:hAnsi="Calibri" w:cs="Calibri" w:eastAsia="Calibri"/>
-          <w:b w:val="0"/>
-          <w:i w:val="0"/>
-        </w:rPr>
-        <w:t xml:space="preserve">, a shield's </w:t>
+        <w:t>actor.rulesOfKind("aura")</w:t>
+      </w:r>
+      <w:r>
+        <w:rPr>
+          <w:rFonts w:ascii="Calibri" w:hAnsi="Calibri" w:cs="Calibri" w:eastAsia="Calibri"/>
+          <w:b w:val="0"/>
+          <w:i w:val="0"/>
+        </w:rPr>
+        <w:t xml:space="preserve"> answers from the index without walking the Items. Today every list is empty, a line of an unknown kind lands in </w:t>
       </w:r>
       <w:r>
         <w:rPr>
@@ -12060,15 +12108,15 @@
           <w:sz w:val="19"/>
           <w:shd w:val="clear" w:color="auto" w:fill="EEF0F5"/>
         </w:rPr>
-        <w:t>raised</w:t>
-      </w:r>
-      <w:r>
-        <w:rPr>
-          <w:rFonts w:ascii="Calibri" w:hAnsi="Calibri" w:cs="Calibri" w:eastAsia="Calibri"/>
-          <w:b w:val="0"/>
-          <w:i w:val="0"/>
-        </w:rPr>
-        <w:t xml:space="preserve">, a Talent's </w:t>
+        <w:t>unknown</w:t>
+      </w:r>
+      <w:r>
+        <w:rPr>
+          <w:rFonts w:ascii="Calibri" w:hAnsi="Calibri" w:cs="Calibri" w:eastAsia="Calibri"/>
+          <w:b w:val="0"/>
+          <w:i w:val="0"/>
+        </w:rPr>
+        <w:t xml:space="preserve">, and the call returns </w:t>
       </w:r>
       <w:r>
         <w:rPr>
@@ -12079,15 +12127,33 @@
           <w:sz w:val="19"/>
           <w:shd w:val="clear" w:color="auto" w:fill="EEF0F5"/>
         </w:rPr>
-        <w:t>choice.value</w:t>
-      </w:r>
-      <w:r>
-        <w:rPr>
-          <w:rFonts w:ascii="Calibri" w:hAnsi="Calibri" w:cs="Calibri" w:eastAsia="Calibri"/>
-          <w:b w:val="0"/>
-          <w:i w:val="0"/>
-        </w:rPr>
-        <w:t>, a weapon's Combat Style (</w:t>
+        <w:t>[]</w:t>
+      </w:r>
+      <w:r>
+        <w:rPr>
+          <w:rFonts w:ascii="Calibri" w:hAnsi="Calibri" w:cs="Calibri" w:eastAsia="Calibri"/>
+          <w:b w:val="0"/>
+          <w:i w:val="0"/>
+        </w:rPr>
+        <w:t>; this is where a kind's engine hook will look when there is one.</w:t>
+      </w:r>
+    </w:p>
+    <w:p>
+      <w:r>
+        <w:rPr>
+          <w:rFonts w:ascii="Calibri" w:hAnsi="Calibri" w:cs="Calibri" w:eastAsia="Calibri"/>
+          <w:b/>
+          <w:i w:val="0"/>
+        </w:rPr>
+        <w:t>Kinds are plug-ins</w:t>
+      </w:r>
+      <w:r>
+        <w:rPr>
+          <w:rFonts w:ascii="Calibri" w:hAnsi="Calibri" w:cs="Calibri" w:eastAsia="Calibri"/>
+          <w:b w:val="0"/>
+          <w:i w:val="0"/>
+        </w:rPr>
+        <w:t xml:space="preserve"> (ruling 119). A kind is one file in </w:t>
       </w:r>
       <w:r>
         <w:rPr>
@@ -12098,15 +12164,15 @@
           <w:sz w:val="19"/>
           <w:shd w:val="clear" w:color="auto" w:fill="EEF0F5"/>
         </w:rPr>
-        <w:t>style</w:t>
-      </w:r>
-      <w:r>
-        <w:rPr>
-          <w:rFonts w:ascii="Calibri" w:hAnsi="Calibri" w:cs="Calibri" w:eastAsia="Calibri"/>
-          <w:b w:val="0"/>
-          <w:i w:val="0"/>
-        </w:rPr>
-        <w:t xml:space="preserve">), </w:t>
+        <w:t>module/rules/kinds/</w:t>
+      </w:r>
+      <w:r>
+        <w:rPr>
+          <w:rFonts w:ascii="Calibri" w:hAnsi="Calibri" w:cs="Calibri" w:eastAsia="Calibri"/>
+          <w:b w:val="0"/>
+          <w:i w:val="0"/>
+        </w:rPr>
+        <w:t xml:space="preserve"> with one contract: its word, its aliases, </w:t>
       </w:r>
       <w:r>
         <w:rPr>
@@ -12117,15 +12183,15 @@
           <w:sz w:val="19"/>
           <w:shd w:val="clear" w:color="auto" w:fill="EEF0F5"/>
         </w:rPr>
-        <w:t>twoHands</w:t>
-      </w:r>
-      <w:r>
-        <w:rPr>
-          <w:rFonts w:ascii="Calibri" w:hAnsi="Calibri" w:cs="Calibri" w:eastAsia="Calibri"/>
-          <w:b w:val="0"/>
-          <w:i w:val="0"/>
-        </w:rPr>
-        <w:t xml:space="preserve"> and </w:t>
+        <w:t>parse</w:t>
+      </w:r>
+      <w:r>
+        <w:rPr>
+          <w:rFonts w:ascii="Calibri" w:hAnsi="Calibri" w:cs="Calibri" w:eastAsia="Calibri"/>
+          <w:b w:val="0"/>
+          <w:i w:val="0"/>
+        </w:rPr>
+        <w:t xml:space="preserve"> (its argument syntax and validation, with a message a game designer can act on), </w:t>
       </w:r>
       <w:r>
         <w:rPr>
@@ -12136,15 +12202,15 @@
           <w:sz w:val="19"/>
           <w:shd w:val="clear" w:color="auto" w:fill="EEF0F5"/>
         </w:rPr>
-        <w:t>versatileActive</w:t>
-      </w:r>
-      <w:r>
-        <w:rPr>
-          <w:rFonts w:ascii="Calibri" w:hAnsi="Calibri" w:cs="Calibri" w:eastAsia="Calibri"/>
-          <w:b w:val="0"/>
-          <w:i w:val="0"/>
-        </w:rPr>
-        <w:t xml:space="preserve">, an action's adversary </w:t>
+        <w:t>summary</w:t>
+      </w:r>
+      <w:r>
+        <w:rPr>
+          <w:rFonts w:ascii="Calibri" w:hAnsi="Calibri" w:cs="Calibri" w:eastAsia="Calibri"/>
+          <w:b w:val="0"/>
+          <w:i w:val="0"/>
+        </w:rPr>
+        <w:t xml:space="preserve"> (its line for the sheet) and </w:t>
       </w:r>
       <w:r>
         <w:rPr>
@@ -12155,15 +12221,15 @@
           <w:sz w:val="19"/>
           <w:shd w:val="clear" w:color="auto" w:fill="EEF0F5"/>
         </w:rPr>
-        <w:t>attack</w:t>
-      </w:r>
-      <w:r>
-        <w:rPr>
-          <w:rFonts w:ascii="Calibri" w:hAnsi="Calibri" w:cs="Calibri" w:eastAsia="Calibri"/>
-          <w:b w:val="0"/>
-          <w:i w:val="0"/>
-        </w:rPr>
-        <w:t xml:space="preserve"> block, a consumable's </w:t>
+        <w:t>hooks</w:t>
+      </w:r>
+      <w:r>
+        <w:rPr>
+          <w:rFonts w:ascii="Calibri" w:hAnsi="Calibri" w:cs="Calibri" w:eastAsia="Calibri"/>
+          <w:b w:val="0"/>
+          <w:i w:val="0"/>
+        </w:rPr>
+        <w:t xml:space="preserve"> (the engine points it speaks at, defined with the kind and not before), registered in </w:t>
       </w:r>
       <w:r>
         <w:rPr>
@@ -12174,15 +12240,15 @@
           <w:sz w:val="19"/>
           <w:shd w:val="clear" w:color="auto" w:fill="EEF0F5"/>
         </w:rPr>
-        <w:t>uses</w:t>
-      </w:r>
-      <w:r>
-        <w:rPr>
-          <w:rFonts w:ascii="Calibri" w:hAnsi="Calibri" w:cs="Calibri" w:eastAsia="Calibri"/>
-          <w:b w:val="0"/>
-          <w:i w:val="0"/>
-        </w:rPr>
-        <w:t xml:space="preserve">, and a Lore instance's placement (the Constellation a Lore Talent was cloned into, the slug and name of a Lore (X) Constellation Item). Anything else edited by hand on the copy is lost to the refresh, which is why the box is the GM's. The copies line can stand on an otherwise empty plan, since level compendia say nothing about the copies. The copy keeps its </w:t>
+        <w:t>module/rules/kinds/index.mjs</w:t>
+      </w:r>
+      <w:r>
+        <w:rPr>
+          <w:rFonts w:ascii="Calibri" w:hAnsi="Calibri" w:cs="Calibri" w:eastAsia="Calibri"/>
+          <w:b w:val="0"/>
+          <w:i w:val="0"/>
+        </w:rPr>
+        <w:t xml:space="preserve">, which today registers nothing and says in a comment which kind comes first. </w:t>
       </w:r>
       <w:r>
         <w:rPr>
@@ -12193,33 +12259,15 @@
           <w:sz w:val="19"/>
           <w:shd w:val="clear" w:color="auto" w:fill="EEF0F5"/>
         </w:rPr>
-        <w:t>_id</w:t>
-      </w:r>
-      <w:r>
-        <w:rPr>
-          <w:rFonts w:ascii="Calibri" w:hAnsi="Calibri" w:cs="Calibri" w:eastAsia="Calibri"/>
-          <w:b w:val="0"/>
-          <w:i w:val="0"/>
-        </w:rPr>
-        <w:t>, so nothing on the sheet re-links, the write raises no Adjusted card, unlinked token actors are skipped, and the result counts per Actor and names them. A copy whose source cannot be found, or whose recorded source is another compendium's, is left alone.</w:t>
-      </w:r>
-    </w:p>
-    <w:p>
-      <w:r>
-        <w:rPr>
-          <w:rFonts w:ascii="Calibri" w:hAnsi="Calibri" w:cs="Calibri" w:eastAsia="Calibri"/>
-          <w:b/>
-          <w:i w:val="0"/>
-        </w:rPr>
-        <w:t>What the compiled packs are now.</w:t>
-      </w:r>
-      <w:r>
-        <w:rPr>
-          <w:rFonts w:ascii="Calibri" w:hAnsi="Calibri" w:cs="Calibri" w:eastAsia="Calibri"/>
-          <w:b w:val="0"/>
-          <w:i w:val="0"/>
-        </w:rPr>
-        <w:t xml:space="preserve"> The LevelDB databases under </w:t>
+        <w:t>module/rules/README.md</w:t>
+      </w:r>
+      <w:r>
+        <w:rPr>
+          <w:rFonts w:ascii="Calibri" w:hAnsi="Calibri" w:cs="Calibri" w:eastAsia="Calibri"/>
+          <w:b w:val="0"/>
+          <w:i w:val="0"/>
+        </w:rPr>
+        <w:t xml:space="preserve"> is the recipe for adding one, and </w:t>
       </w:r>
       <w:r>
         <w:rPr>
@@ -12230,15 +12278,15 @@
           <w:sz w:val="19"/>
           <w:shd w:val="clear" w:color="auto" w:fill="EEF0F5"/>
         </w:rPr>
-        <w:t>packs/&lt;pack&gt;/</w:t>
-      </w:r>
-      <w:r>
-        <w:rPr>
-          <w:rFonts w:ascii="Calibri" w:hAnsi="Calibri" w:cs="Calibri" w:eastAsia="Calibri"/>
-          <w:b w:val="0"/>
-          <w:i w:val="0"/>
-        </w:rPr>
-        <w:t xml:space="preserve"> are a release artifact (ruling 115): what a fresh install reads before its first sync, compiled from </w:t>
+        <w:t>assets/test_rules.mjs</w:t>
+      </w:r>
+      <w:r>
+        <w:rPr>
+          <w:rFonts w:ascii="Calibri" w:hAnsi="Calibri" w:cs="Calibri" w:eastAsia="Calibri"/>
+          <w:b w:val="0"/>
+          <w:i w:val="0"/>
+        </w:rPr>
+        <w:t xml:space="preserve"> is the framework's self-test, run by every step-running mode (</w:t>
       </w:r>
       <w:r>
         <w:rPr>
@@ -12249,15 +12297,15 @@
           <w:sz w:val="19"/>
           <w:shd w:val="clear" w:color="auto" w:fill="EEF0F5"/>
         </w:rPr>
-        <w:t>packs/_source/</w:t>
-      </w:r>
-      <w:r>
-        <w:rPr>
-          <w:rFonts w:ascii="Calibri" w:hAnsi="Calibri" w:cs="Calibri" w:eastAsia="Calibri"/>
-          <w:b w:val="0"/>
-          <w:i w:val="0"/>
-        </w:rPr>
-        <w:t xml:space="preserve"> by the full </w:t>
+        <w:t>--check</w:t>
+      </w:r>
+      <w:r>
+        <w:rPr>
+          <w:rFonts w:ascii="Calibri" w:hAnsi="Calibri" w:cs="Calibri" w:eastAsia="Calibri"/>
+          <w:b w:val="0"/>
+          <w:i w:val="0"/>
+        </w:rPr>
+        <w:t xml:space="preserve"> builds nothing) of </w:t>
       </w:r>
       <w:r>
         <w:rPr>
@@ -12268,15 +12316,15 @@
           <w:sz w:val="19"/>
           <w:shd w:val="clear" w:color="auto" w:fill="EEF0F5"/>
         </w:rPr>
-        <w:t>node assets/build_all.mjs</w:t>
-      </w:r>
-      <w:r>
-        <w:rPr>
-          <w:rFonts w:ascii="Calibri" w:hAnsi="Calibri" w:cs="Calibri" w:eastAsia="Calibri"/>
-          <w:b w:val="0"/>
-          <w:i w:val="0"/>
-        </w:rPr>
-        <w:t xml:space="preserve"> with Foundry closed and by the release workflow on a fresh checkout. The content loop never compiles them; Sync content brings the running world's compendia up to the sources instead, through Foundry's own document API, so what is on disk after a sync is what Foundry wrote, as it is after any session. They are not in git, as before; the sources and the index are.</w:t>
+        <w:t>build_all.mjs</w:t>
+      </w:r>
+      <w:r>
+        <w:rPr>
+          <w:rFonts w:ascii="Calibri" w:hAnsi="Calibri" w:cs="Calibri" w:eastAsia="Calibri"/>
+          <w:b w:val="0"/>
+          <w:i w:val="0"/>
+        </w:rPr>
+        <w:t xml:space="preserve"> before the Foundry build.</w:t>
       </w:r>
     </w:p>
     <w:p>
@@ -12296,7 +12344,607 @@
           <w:color w:val="1F2A4A"/>
           <w:sz w:val="32"/>
         </w:rPr>
-        <w:t>8. What it deliberately does not do</w:t>
+        <w:t>8. Keeping the content in step: the content loop</w:t>
+      </w:r>
+    </w:p>
+    <w:p>
+      <w:r>
+        <w:rPr>
+          <w:rFonts w:ascii="Calibri" w:hAnsi="Calibri" w:cs="Calibri" w:eastAsia="Calibri"/>
+          <w:b/>
+          <w:i w:val="0"/>
+        </w:rPr>
+        <w:t>One command, two outputs, no restart</w:t>
+      </w:r>
+      <w:r>
+        <w:rPr>
+          <w:rFonts w:ascii="Calibri" w:hAnsi="Calibri" w:cs="Calibri" w:eastAsia="Calibri"/>
+          <w:b w:val="0"/>
+          <w:i w:val="0"/>
+        </w:rPr>
+        <w:t xml:space="preserve"> (0.8.0; rulings 115 to 117). The spreadsheets in </w:t>
+      </w:r>
+      <w:r>
+        <w:rPr>
+          <w:rFonts w:ascii="Consolas" w:hAnsi="Consolas" w:cs="Consolas" w:eastAsia="Consolas"/>
+          <w:b w:val="0"/>
+          <w:i w:val="0"/>
+          <w:color w:val="1F2A4A"/>
+          <w:sz w:val="19"/>
+          <w:shd w:val="clear" w:color="auto" w:fill="EEF0F5"/>
+        </w:rPr>
+        <w:t>data/*.xlsx</w:t>
+      </w:r>
+      <w:r>
+        <w:rPr>
+          <w:rFonts w:ascii="Calibri" w:hAnsi="Calibri" w:cs="Calibri" w:eastAsia="Calibri"/>
+          <w:b w:val="0"/>
+          <w:i w:val="0"/>
+        </w:rPr>
+        <w:t xml:space="preserve"> are the content, and the web app and the Foundry compendia are two readers of it. Through 0.7.5 getting a new row into Foundry meant stopping the server, running the pipeline, starting it again and relaunching the world, because the LevelDB compile fails while Foundry holds the packs open. Since 0.8.0 the loop is: edit a sheet, run one command, reload the web app, and in the open world take the sync.</w:t>
+      </w:r>
+    </w:p>
+    <w:p>
+      <w:r>
+        <w:rPr>
+          <w:rFonts w:ascii="Calibri" w:hAnsi="Calibri" w:cs="Calibri" w:eastAsia="Calibri"/>
+          <w:b/>
+          <w:i w:val="0"/>
+        </w:rPr>
+        <w:t>The command.</w:t>
+      </w:r>
+      <w:r>
+        <w:rPr>
+          <w:rFonts w:ascii="Calibri" w:hAnsi="Calibri" w:cs="Calibri" w:eastAsia="Calibri"/>
+          <w:b w:val="0"/>
+          <w:i w:val="0"/>
+        </w:rPr>
+        <w:t xml:space="preserve"> </w:t>
+      </w:r>
+      <w:r>
+        <w:rPr>
+          <w:rFonts w:ascii="Consolas" w:hAnsi="Consolas" w:cs="Consolas" w:eastAsia="Consolas"/>
+          <w:b w:val="0"/>
+          <w:i w:val="0"/>
+          <w:color w:val="1F2A4A"/>
+          <w:sz w:val="19"/>
+          <w:shd w:val="clear" w:color="auto" w:fill="EEF0F5"/>
+        </w:rPr>
+        <w:t>node assets/build_all.mjs --content</w:t>
+      </w:r>
+      <w:r>
+        <w:rPr>
+          <w:rFonts w:ascii="Calibri" w:hAnsi="Calibri" w:cs="Calibri" w:eastAsia="Calibri"/>
+          <w:b w:val="0"/>
+          <w:i w:val="0"/>
+        </w:rPr>
+        <w:t xml:space="preserve"> from the project root, or a double-click on </w:t>
+      </w:r>
+      <w:r>
+        <w:rPr>
+          <w:rFonts w:ascii="Consolas" w:hAnsi="Consolas" w:cs="Consolas" w:eastAsia="Consolas"/>
+          <w:b w:val="0"/>
+          <w:i w:val="0"/>
+          <w:color w:val="1F2A4A"/>
+          <w:sz w:val="19"/>
+          <w:shd w:val="clear" w:color="auto" w:fill="EEF0F5"/>
+        </w:rPr>
+        <w:t>sync_content.cmd</w:t>
+      </w:r>
+      <w:r>
+        <w:rPr>
+          <w:rFonts w:ascii="Calibri" w:hAnsi="Calibri" w:cs="Calibri" w:eastAsia="Calibri"/>
+          <w:b w:val="0"/>
+          <w:i w:val="0"/>
+        </w:rPr>
+        <w:t xml:space="preserve"> beside it (the same command in a window that pauses so it can be read). It converts the spreadsheets, rebuilds the web app and the Constellation viewer, renders only the plates whose Constellation changed or is new (a sidecar of tree hashes beside the plates says which), writes the Foundry pack sources under </w:t>
+      </w:r>
+      <w:r>
+        <w:rPr>
+          <w:rFonts w:ascii="Consolas" w:hAnsi="Consolas" w:cs="Consolas" w:eastAsia="Consolas"/>
+          <w:b w:val="0"/>
+          <w:i w:val="0"/>
+          <w:color w:val="1F2A4A"/>
+          <w:sz w:val="19"/>
+          <w:shd w:val="clear" w:color="auto" w:fill="EEF0F5"/>
+        </w:rPr>
+        <w:t>packs/_source/</w:t>
+      </w:r>
+      <w:r>
+        <w:rPr>
+          <w:rFonts w:ascii="Calibri" w:hAnsi="Calibri" w:cs="Calibri" w:eastAsia="Calibri"/>
+          <w:b w:val="0"/>
+          <w:i w:val="0"/>
+        </w:rPr>
+        <w:t xml:space="preserve"> with a content hash on every document and an index of them all, and runs the style check. It skips the character sheets, the Constellation Compendium docx and the features docx, which are release outputs, and it never compiles the compendia. The handbook drift check still runs, as a warning: adding a Talent to a sheet is not a handbook sync, so the run says the handbook on the shelf is newer and exits 0 all the same, where the full pipeline exits 1 (ruling 115). A failing step still fails the run.</w:t>
+      </w:r>
+    </w:p>
+    <w:p>
+      <w:r>
+        <w:rPr>
+          <w:rFonts w:ascii="Calibri" w:hAnsi="Calibri" w:cs="Calibri" w:eastAsia="Calibri"/>
+          <w:b/>
+          <w:i w:val="0"/>
+        </w:rPr>
+        <w:t>The hash and the index.</w:t>
+      </w:r>
+      <w:r>
+        <w:rPr>
+          <w:rFonts w:ascii="Calibri" w:hAnsi="Calibri" w:cs="Calibri" w:eastAsia="Calibri"/>
+          <w:b w:val="0"/>
+          <w:i w:val="0"/>
+        </w:rPr>
+        <w:t xml:space="preserve"> Every document the build writes carries </w:t>
+      </w:r>
+      <w:r>
+        <w:rPr>
+          <w:rFonts w:ascii="Consolas" w:hAnsi="Consolas" w:cs="Consolas" w:eastAsia="Consolas"/>
+          <w:b w:val="0"/>
+          <w:i w:val="0"/>
+          <w:color w:val="1F2A4A"/>
+          <w:sz w:val="19"/>
+          <w:shd w:val="clear" w:color="auto" w:fill="EEF0F5"/>
+        </w:rPr>
+        <w:t>flags.starwrought.contentHash</w:t>
+      </w:r>
+      <w:r>
+        <w:rPr>
+          <w:rFonts w:ascii="Calibri" w:hAnsi="Calibri" w:cs="Calibri" w:eastAsia="Calibri"/>
+          <w:b w:val="0"/>
+          <w:i w:val="0"/>
+        </w:rPr>
+        <w:t xml:space="preserve">, a short SHA-1 of its canonical content (name, type, image, system data, folder and sort for an Item; name, type, parent, sorting, sort and colour for a Folder; keys sorted, so the hash is the same however the build assembled the fields). </w:t>
+      </w:r>
+      <w:r>
+        <w:rPr>
+          <w:rFonts w:ascii="Consolas" w:hAnsi="Consolas" w:cs="Consolas" w:eastAsia="Consolas"/>
+          <w:b w:val="0"/>
+          <w:i w:val="0"/>
+          <w:color w:val="1F2A4A"/>
+          <w:sz w:val="19"/>
+          <w:shd w:val="clear" w:color="auto" w:fill="EEF0F5"/>
+        </w:rPr>
+        <w:t>packs/_source/index.json</w:t>
+      </w:r>
+      <w:r>
+        <w:rPr>
+          <w:rFonts w:ascii="Calibri" w:hAnsi="Calibri" w:cs="Calibri" w:eastAsia="Calibri"/>
+          <w:b w:val="0"/>
+          <w:i w:val="0"/>
+        </w:rPr>
+        <w:t xml:space="preserve"> lists every pack's documents and folders with their id, name, type, source file and hash, carries the time of the build as </w:t>
+      </w:r>
+      <w:r>
+        <w:rPr>
+          <w:rFonts w:ascii="Consolas" w:hAnsi="Consolas" w:cs="Consolas" w:eastAsia="Consolas"/>
+          <w:b w:val="0"/>
+          <w:i w:val="0"/>
+          <w:color w:val="1F2A4A"/>
+          <w:sz w:val="19"/>
+          <w:shd w:val="clear" w:color="auto" w:fill="EEF0F5"/>
+        </w:rPr>
+        <w:t>stamp</w:t>
+      </w:r>
+      <w:r>
+        <w:rPr>
+          <w:rFonts w:ascii="Calibri" w:hAnsi="Calibri" w:cs="Calibri" w:eastAsia="Calibri"/>
+          <w:b w:val="0"/>
+          <w:i w:val="0"/>
+        </w:rPr>
+        <w:t xml:space="preserve">, and carries a </w:t>
+      </w:r>
+      <w:r>
+        <w:rPr>
+          <w:rFonts w:ascii="Consolas" w:hAnsi="Consolas" w:cs="Consolas" w:eastAsia="Consolas"/>
+          <w:b w:val="0"/>
+          <w:i w:val="0"/>
+          <w:color w:val="1F2A4A"/>
+          <w:sz w:val="19"/>
+          <w:shd w:val="clear" w:color="auto" w:fill="EEF0F5"/>
+        </w:rPr>
+        <w:t>build</w:t>
+      </w:r>
+      <w:r>
+        <w:rPr>
+          <w:rFonts w:ascii="Calibri" w:hAnsi="Calibri" w:cs="Calibri" w:eastAsia="Calibri"/>
+          <w:b w:val="0"/>
+          <w:i w:val="0"/>
+        </w:rPr>
+        <w:t xml:space="preserve"> hash over every document hash in id order, which changes only when content does. Document ids are what they always were, a hash of the pack and the key, so a document keeps its UUID on every sheet across every rebuild. Foundry serves the index and the sources as static files under </w:t>
+      </w:r>
+      <w:r>
+        <w:rPr>
+          <w:rFonts w:ascii="Consolas" w:hAnsi="Consolas" w:cs="Consolas" w:eastAsia="Consolas"/>
+          <w:b w:val="0"/>
+          <w:i w:val="0"/>
+          <w:color w:val="1F2A4A"/>
+          <w:sz w:val="19"/>
+          <w:shd w:val="clear" w:color="auto" w:fill="EEF0F5"/>
+        </w:rPr>
+        <w:t>systems/starwrought/</w:t>
+      </w:r>
+      <w:r>
+        <w:rPr>
+          <w:rFonts w:ascii="Calibri" w:hAnsi="Calibri" w:cs="Calibri" w:eastAsia="Calibri"/>
+          <w:b w:val="0"/>
+          <w:i w:val="0"/>
+        </w:rPr>
+        <w:t>.</w:t>
+      </w:r>
+    </w:p>
+    <w:p>
+      <w:r>
+        <w:rPr>
+          <w:rFonts w:ascii="Calibri" w:hAnsi="Calibri" w:cs="Calibri" w:eastAsia="Calibri"/>
+          <w:b/>
+          <w:i w:val="0"/>
+        </w:rPr>
+        <w:t>Sync content.</w:t>
+      </w:r>
+      <w:r>
+        <w:rPr>
+          <w:rFonts w:ascii="Calibri" w:hAnsi="Calibri" w:cs="Calibri" w:eastAsia="Calibri"/>
+          <w:b w:val="0"/>
+          <w:i w:val="0"/>
+        </w:rPr>
+        <w:t xml:space="preserve"> In the open world the GM opens it from Settings &gt; STARWROUGHT &gt; Sync content (or </w:t>
+      </w:r>
+      <w:r>
+        <w:rPr>
+          <w:rFonts w:ascii="Consolas" w:hAnsi="Consolas" w:cs="Consolas" w:eastAsia="Consolas"/>
+          <w:b w:val="0"/>
+          <w:i w:val="0"/>
+          <w:color w:val="1F2A4A"/>
+          <w:sz w:val="19"/>
+          <w:shd w:val="clear" w:color="auto" w:fill="EEF0F5"/>
+        </w:rPr>
+        <w:t>game.starwrought.syncContent()</w:t>
+      </w:r>
+      <w:r>
+        <w:rPr>
+          <w:rFonts w:ascii="Calibri" w:hAnsi="Calibri" w:cs="Calibri" w:eastAsia="Calibri"/>
+          <w:b w:val="0"/>
+          <w:i w:val="0"/>
+        </w:rPr>
+        <w:t xml:space="preserve"> in a macro), and is offered it at load whenever the index on disk was built from a different </w:t>
+      </w:r>
+      <w:r>
+        <w:rPr>
+          <w:rFonts w:ascii="Consolas" w:hAnsi="Consolas" w:cs="Consolas" w:eastAsia="Consolas"/>
+          <w:b w:val="0"/>
+          <w:i w:val="0"/>
+          <w:color w:val="1F2A4A"/>
+          <w:sz w:val="19"/>
+          <w:shd w:val="clear" w:color="auto" w:fill="EEF0F5"/>
+        </w:rPr>
+        <w:t>build</w:t>
+      </w:r>
+      <w:r>
+        <w:rPr>
+          <w:rFonts w:ascii="Calibri" w:hAnsi="Calibri" w:cs="Calibri" w:eastAsia="Calibri"/>
+          <w:b w:val="0"/>
+          <w:i w:val="0"/>
+        </w:rPr>
+        <w:t xml:space="preserve"> than the one the world last synced: "The content on disk was rebuilt {when} and differs from this world's compendia: {n} to create, {m} to update, {k} to delete. Open Sync content?" No does nothing and asks again next time; a world whose compendia already match the sources (a fresh install, say) is recorded silently and never asked. The tool reads the index, diffs it against the compendia by document id and content hash, and shows </w:t>
+      </w:r>
+      <w:r>
+        <w:rPr>
+          <w:rFonts w:ascii="Calibri" w:hAnsi="Calibri" w:cs="Calibri" w:eastAsia="Calibri"/>
+          <w:b/>
+          <w:i w:val="0"/>
+        </w:rPr>
+        <w:t>the plan</w:t>
+      </w:r>
+      <w:r>
+        <w:rPr>
+          <w:rFonts w:ascii="Calibri" w:hAnsi="Calibri" w:cs="Calibri" w:eastAsia="Calibri"/>
+          <w:b w:val="0"/>
+          <w:i w:val="0"/>
+        </w:rPr>
+        <w:t xml:space="preserve"> before it touches anything (ruling 116): per pack, what would be created (an id the pack lacks), updated (an id whose stored hash differs from the index's, or has none: a pack compiled before 0.8.0 carries no hashes, so the first plan after upgrading lists every document as an update, and applying it writes the current source over each and stamps the hash) and deleted (an id the sources no longer carry), every entry by name, in three collapsible lists, with folders handled the same way and a pack the world lacks listed as skipped. The header gives the build's time, the time the world last synced and the build's short hash; an empty plan says "Nothing to sync: the compendia match the sources built {when}." Sync applies it: each pack is unlocked for the moment of the write and locked again (inside a try/finally, so a pack is never left open), folders are created and updated first and deleted last, created documents keep the ids the sources chose, updates replace the stored document rather than merging into it so a key the source dropped does not linger, the world records the build and stamp it synced, the Constellation registry, the chassis index, the Basic Maneuvers and the party's Activity lists are reloaded without a reload of the page, every open sheet re-renders, and one GM-whispered card carries the counts so there is a record. A document the GM wrote into one of the system's packs by hand is stale by this rule and will be listed for deletion; a GM's own content belongs in the world, and the plan says so.</w:t>
+      </w:r>
+    </w:p>
+    <w:p>
+      <w:r>
+        <w:rPr>
+          <w:rFonts w:ascii="Calibri" w:hAnsi="Calibri" w:cs="Calibri" w:eastAsia="Calibri"/>
+          <w:b/>
+          <w:i w:val="0"/>
+        </w:rPr>
+        <w:t>Refreshing the characters' copies</w:t>
+      </w:r>
+      <w:r>
+        <w:rPr>
+          <w:rFonts w:ascii="Calibri" w:hAnsi="Calibri" w:cs="Calibri" w:eastAsia="Calibri"/>
+          <w:b w:val="0"/>
+          <w:i w:val="0"/>
+        </w:rPr>
+        <w:t xml:space="preserve"> (ruling 117). A Talent on a sheet is a copy of its compendium document, made when it was dragged, and a sync of the pack does not reach it. The plan offers to, with a checkbox ("N copies on M characters would be refreshed"; ticked by default once the world has synced before, unticked on its very first sync, when no copy carries a hash and every one counts; disabled when there are none): for every world Actor, character, adversary and party alike, every owned Item whose source resolves (by the compendium source the copy recorded when it was dragged, else by type and name in the index) and whose stored content hash is not the index's, or has none, takes the source's name, image and system data, except what is the character's own: </w:t>
+      </w:r>
+      <w:r>
+        <w:rPr>
+          <w:rFonts w:ascii="Consolas" w:hAnsi="Consolas" w:cs="Consolas" w:eastAsia="Consolas"/>
+          <w:b w:val="0"/>
+          <w:i w:val="0"/>
+          <w:color w:val="1F2A4A"/>
+          <w:sz w:val="19"/>
+          <w:shd w:val="clear" w:color="auto" w:fill="EEF0F5"/>
+        </w:rPr>
+        <w:t>quantity</w:t>
+      </w:r>
+      <w:r>
+        <w:rPr>
+          <w:rFonts w:ascii="Calibri" w:hAnsi="Calibri" w:cs="Calibri" w:eastAsia="Calibri"/>
+          <w:b w:val="0"/>
+          <w:i w:val="0"/>
+        </w:rPr>
+        <w:t xml:space="preserve">, the carry </w:t>
+      </w:r>
+      <w:r>
+        <w:rPr>
+          <w:rFonts w:ascii="Consolas" w:hAnsi="Consolas" w:cs="Consolas" w:eastAsia="Consolas"/>
+          <w:b w:val="0"/>
+          <w:i w:val="0"/>
+          <w:color w:val="1F2A4A"/>
+          <w:sz w:val="19"/>
+          <w:shd w:val="clear" w:color="auto" w:fill="EEF0F5"/>
+        </w:rPr>
+        <w:t>state</w:t>
+      </w:r>
+      <w:r>
+        <w:rPr>
+          <w:rFonts w:ascii="Calibri" w:hAnsi="Calibri" w:cs="Calibri" w:eastAsia="Calibri"/>
+          <w:b w:val="0"/>
+          <w:i w:val="0"/>
+        </w:rPr>
+        <w:t xml:space="preserve">, a shield's </w:t>
+      </w:r>
+      <w:r>
+        <w:rPr>
+          <w:rFonts w:ascii="Consolas" w:hAnsi="Consolas" w:cs="Consolas" w:eastAsia="Consolas"/>
+          <w:b w:val="0"/>
+          <w:i w:val="0"/>
+          <w:color w:val="1F2A4A"/>
+          <w:sz w:val="19"/>
+          <w:shd w:val="clear" w:color="auto" w:fill="EEF0F5"/>
+        </w:rPr>
+        <w:t>raised</w:t>
+      </w:r>
+      <w:r>
+        <w:rPr>
+          <w:rFonts w:ascii="Calibri" w:hAnsi="Calibri" w:cs="Calibri" w:eastAsia="Calibri"/>
+          <w:b w:val="0"/>
+          <w:i w:val="0"/>
+        </w:rPr>
+        <w:t xml:space="preserve">, a Talent's </w:t>
+      </w:r>
+      <w:r>
+        <w:rPr>
+          <w:rFonts w:ascii="Consolas" w:hAnsi="Consolas" w:cs="Consolas" w:eastAsia="Consolas"/>
+          <w:b w:val="0"/>
+          <w:i w:val="0"/>
+          <w:color w:val="1F2A4A"/>
+          <w:sz w:val="19"/>
+          <w:shd w:val="clear" w:color="auto" w:fill="EEF0F5"/>
+        </w:rPr>
+        <w:t>choice.value</w:t>
+      </w:r>
+      <w:r>
+        <w:rPr>
+          <w:rFonts w:ascii="Calibri" w:hAnsi="Calibri" w:cs="Calibri" w:eastAsia="Calibri"/>
+          <w:b w:val="0"/>
+          <w:i w:val="0"/>
+        </w:rPr>
+        <w:t>, a weapon's Combat Style (</w:t>
+      </w:r>
+      <w:r>
+        <w:rPr>
+          <w:rFonts w:ascii="Consolas" w:hAnsi="Consolas" w:cs="Consolas" w:eastAsia="Consolas"/>
+          <w:b w:val="0"/>
+          <w:i w:val="0"/>
+          <w:color w:val="1F2A4A"/>
+          <w:sz w:val="19"/>
+          <w:shd w:val="clear" w:color="auto" w:fill="EEF0F5"/>
+        </w:rPr>
+        <w:t>style</w:t>
+      </w:r>
+      <w:r>
+        <w:rPr>
+          <w:rFonts w:ascii="Calibri" w:hAnsi="Calibri" w:cs="Calibri" w:eastAsia="Calibri"/>
+          <w:b w:val="0"/>
+          <w:i w:val="0"/>
+        </w:rPr>
+        <w:t xml:space="preserve">), </w:t>
+      </w:r>
+      <w:r>
+        <w:rPr>
+          <w:rFonts w:ascii="Consolas" w:hAnsi="Consolas" w:cs="Consolas" w:eastAsia="Consolas"/>
+          <w:b w:val="0"/>
+          <w:i w:val="0"/>
+          <w:color w:val="1F2A4A"/>
+          <w:sz w:val="19"/>
+          <w:shd w:val="clear" w:color="auto" w:fill="EEF0F5"/>
+        </w:rPr>
+        <w:t>twoHands</w:t>
+      </w:r>
+      <w:r>
+        <w:rPr>
+          <w:rFonts w:ascii="Calibri" w:hAnsi="Calibri" w:cs="Calibri" w:eastAsia="Calibri"/>
+          <w:b w:val="0"/>
+          <w:i w:val="0"/>
+        </w:rPr>
+        <w:t xml:space="preserve"> and </w:t>
+      </w:r>
+      <w:r>
+        <w:rPr>
+          <w:rFonts w:ascii="Consolas" w:hAnsi="Consolas" w:cs="Consolas" w:eastAsia="Consolas"/>
+          <w:b w:val="0"/>
+          <w:i w:val="0"/>
+          <w:color w:val="1F2A4A"/>
+          <w:sz w:val="19"/>
+          <w:shd w:val="clear" w:color="auto" w:fill="EEF0F5"/>
+        </w:rPr>
+        <w:t>versatileActive</w:t>
+      </w:r>
+      <w:r>
+        <w:rPr>
+          <w:rFonts w:ascii="Calibri" w:hAnsi="Calibri" w:cs="Calibri" w:eastAsia="Calibri"/>
+          <w:b w:val="0"/>
+          <w:i w:val="0"/>
+        </w:rPr>
+        <w:t xml:space="preserve">, an action's adversary </w:t>
+      </w:r>
+      <w:r>
+        <w:rPr>
+          <w:rFonts w:ascii="Consolas" w:hAnsi="Consolas" w:cs="Consolas" w:eastAsia="Consolas"/>
+          <w:b w:val="0"/>
+          <w:i w:val="0"/>
+          <w:color w:val="1F2A4A"/>
+          <w:sz w:val="19"/>
+          <w:shd w:val="clear" w:color="auto" w:fill="EEF0F5"/>
+        </w:rPr>
+        <w:t>attack</w:t>
+      </w:r>
+      <w:r>
+        <w:rPr>
+          <w:rFonts w:ascii="Calibri" w:hAnsi="Calibri" w:cs="Calibri" w:eastAsia="Calibri"/>
+          <w:b w:val="0"/>
+          <w:i w:val="0"/>
+        </w:rPr>
+        <w:t xml:space="preserve"> block, a consumable's </w:t>
+      </w:r>
+      <w:r>
+        <w:rPr>
+          <w:rFonts w:ascii="Consolas" w:hAnsi="Consolas" w:cs="Consolas" w:eastAsia="Consolas"/>
+          <w:b w:val="0"/>
+          <w:i w:val="0"/>
+          <w:color w:val="1F2A4A"/>
+          <w:sz w:val="19"/>
+          <w:shd w:val="clear" w:color="auto" w:fill="EEF0F5"/>
+        </w:rPr>
+        <w:t>uses</w:t>
+      </w:r>
+      <w:r>
+        <w:rPr>
+          <w:rFonts w:ascii="Calibri" w:hAnsi="Calibri" w:cs="Calibri" w:eastAsia="Calibri"/>
+          <w:b w:val="0"/>
+          <w:i w:val="0"/>
+        </w:rPr>
+        <w:t xml:space="preserve">, and a Lore instance's placement (the Constellation a Lore Talent was cloned into, the slug and name of a Lore (X) Constellation Item). Anything else edited by hand on the copy is lost to the refresh, which is why the box is the GM's. The copies line can stand on an otherwise empty plan, since level compendia say nothing about the copies. The copy keeps its </w:t>
+      </w:r>
+      <w:r>
+        <w:rPr>
+          <w:rFonts w:ascii="Consolas" w:hAnsi="Consolas" w:cs="Consolas" w:eastAsia="Consolas"/>
+          <w:b w:val="0"/>
+          <w:i w:val="0"/>
+          <w:color w:val="1F2A4A"/>
+          <w:sz w:val="19"/>
+          <w:shd w:val="clear" w:color="auto" w:fill="EEF0F5"/>
+        </w:rPr>
+        <w:t>_id</w:t>
+      </w:r>
+      <w:r>
+        <w:rPr>
+          <w:rFonts w:ascii="Calibri" w:hAnsi="Calibri" w:cs="Calibri" w:eastAsia="Calibri"/>
+          <w:b w:val="0"/>
+          <w:i w:val="0"/>
+        </w:rPr>
+        <w:t>, so nothing on the sheet re-links, the write raises no Adjusted card, unlinked token actors are skipped, and the result counts per Actor and names them. A copy whose source cannot be found, or whose recorded source is another compendium's, is left alone.</w:t>
+      </w:r>
+    </w:p>
+    <w:p>
+      <w:r>
+        <w:rPr>
+          <w:rFonts w:ascii="Calibri" w:hAnsi="Calibri" w:cs="Calibri" w:eastAsia="Calibri"/>
+          <w:b/>
+          <w:i w:val="0"/>
+        </w:rPr>
+        <w:t>What the compiled packs are now.</w:t>
+      </w:r>
+      <w:r>
+        <w:rPr>
+          <w:rFonts w:ascii="Calibri" w:hAnsi="Calibri" w:cs="Calibri" w:eastAsia="Calibri"/>
+          <w:b w:val="0"/>
+          <w:i w:val="0"/>
+        </w:rPr>
+        <w:t xml:space="preserve"> The LevelDB databases under </w:t>
+      </w:r>
+      <w:r>
+        <w:rPr>
+          <w:rFonts w:ascii="Consolas" w:hAnsi="Consolas" w:cs="Consolas" w:eastAsia="Consolas"/>
+          <w:b w:val="0"/>
+          <w:i w:val="0"/>
+          <w:color w:val="1F2A4A"/>
+          <w:sz w:val="19"/>
+          <w:shd w:val="clear" w:color="auto" w:fill="EEF0F5"/>
+        </w:rPr>
+        <w:t>packs/&lt;pack&gt;/</w:t>
+      </w:r>
+      <w:r>
+        <w:rPr>
+          <w:rFonts w:ascii="Calibri" w:hAnsi="Calibri" w:cs="Calibri" w:eastAsia="Calibri"/>
+          <w:b w:val="0"/>
+          <w:i w:val="0"/>
+        </w:rPr>
+        <w:t xml:space="preserve"> are a release artifact (ruling 115): what a fresh install reads before its first sync, compiled from </w:t>
+      </w:r>
+      <w:r>
+        <w:rPr>
+          <w:rFonts w:ascii="Consolas" w:hAnsi="Consolas" w:cs="Consolas" w:eastAsia="Consolas"/>
+          <w:b w:val="0"/>
+          <w:i w:val="0"/>
+          <w:color w:val="1F2A4A"/>
+          <w:sz w:val="19"/>
+          <w:shd w:val="clear" w:color="auto" w:fill="EEF0F5"/>
+        </w:rPr>
+        <w:t>packs/_source/</w:t>
+      </w:r>
+      <w:r>
+        <w:rPr>
+          <w:rFonts w:ascii="Calibri" w:hAnsi="Calibri" w:cs="Calibri" w:eastAsia="Calibri"/>
+          <w:b w:val="0"/>
+          <w:i w:val="0"/>
+        </w:rPr>
+        <w:t xml:space="preserve"> by the full </w:t>
+      </w:r>
+      <w:r>
+        <w:rPr>
+          <w:rFonts w:ascii="Consolas" w:hAnsi="Consolas" w:cs="Consolas" w:eastAsia="Consolas"/>
+          <w:b w:val="0"/>
+          <w:i w:val="0"/>
+          <w:color w:val="1F2A4A"/>
+          <w:sz w:val="19"/>
+          <w:shd w:val="clear" w:color="auto" w:fill="EEF0F5"/>
+        </w:rPr>
+        <w:t>node assets/build_all.mjs</w:t>
+      </w:r>
+      <w:r>
+        <w:rPr>
+          <w:rFonts w:ascii="Calibri" w:hAnsi="Calibri" w:cs="Calibri" w:eastAsia="Calibri"/>
+          <w:b w:val="0"/>
+          <w:i w:val="0"/>
+        </w:rPr>
+        <w:t xml:space="preserve"> with Foundry closed and by the release workflow on a fresh checkout. The content loop never compiles them; Sync content brings the running world's compendia up to the sources instead, through Foundry's own document API, so what is on disk after a sync is what Foundry wrote, as it is after any session. They are not in git, as before; the sources and the index are.</w:t>
+      </w:r>
+    </w:p>
+    <w:p>
+      <w:r>
+        <w:br w:type="page"/>
+      </w:r>
+    </w:p>
+    <w:p>
+      <w:pPr>
+        <w:pStyle w:val="Heading2"/>
+      </w:pPr>
+      <w:r>
+        <w:rPr>
+          <w:rFonts w:ascii="Georgia" w:hAnsi="Georgia" w:cs="Georgia" w:eastAsia="Georgia"/>
+          <w:b/>
+          <w:i w:val="0"/>
+          <w:color w:val="1F2A4A"/>
+          <w:sz w:val="32"/>
+        </w:rPr>
+        <w:t>9. What it deliberately does not do</w:t>
       </w:r>
     </w:p>
     <w:p>
@@ -12616,7 +13264,7 @@
           <w:b w:val="0"/>
           <w:i w:val="0"/>
         </w:rPr>
-        <w:t xml:space="preserve"> writes the pack sources and the index and leaves the LevelDB packs on disk as the last full pipeline run left them; Sync content writes the open world's system compendia from the sources and nothing else: it never touches a world compendium of the GM's own, a stale system document is deleted by name only after the plan has shown it, and a GM's content belongs in the world. The copies refresh is a checkbox, and a copy whose source cannot be found is left alone. Nothing in the loop acts on a Talent's Effect or the Automation column: the automation framework is the next part of the build.</w:t>
+        <w:t xml:space="preserve"> writes the pack sources and the index and leaves the LevelDB packs on disk as the last full pipeline run left them; Sync content writes the open world's system compendia from the sources and nothing else: it never touches a world compendium of the GM's own, a stale system document is deleted by name only after the plan has shown it, and a GM's content belongs in the world. The copies refresh is a checkbox, and a copy whose source cannot be found is left alone. Since 0.9.0 the loop parses the Automation column and stops on a line it does not know; nothing acts on a Talent's Effect or on a parsed rule, because no rule kind exists yet (section 7).</w:t>
       </w:r>
     </w:p>
     <w:p>
@@ -12629,15 +13277,15 @@
           <w:b/>
           <w:i w:val="0"/>
         </w:rPr>
-        <w:t>"Expose a plausible Zone" is a picker, not a rule the engine resolves.</w:t>
-      </w:r>
-      <w:r>
-        <w:rPr>
-          <w:rFonts w:ascii="Calibri" w:hAnsi="Calibri" w:cs="Calibri" w:eastAsia="Calibri"/>
-          <w:b w:val="0"/>
-          <w:i w:val="0"/>
-        </w:rPr>
-        <w:t xml:space="preserve"> GM judgement inside a formula cannot be automated, so the card offers the attacker a Zone picker on the Results the book names and the GM can veto on the card.</w:t>
+        <w:t>The automation framework does nothing in play</w:t>
+      </w:r>
+      <w:r>
+        <w:rPr>
+          <w:rFonts w:ascii="Calibri" w:hAnsi="Calibri" w:cs="Calibri" w:eastAsia="Calibri"/>
+          <w:b w:val="0"/>
+          <w:i w:val="0"/>
+        </w:rPr>
+        <w:t xml:space="preserve"> (0.9.0; rulings 118 to 120). It parses the Automation column, stores the rules on the Item, indexes them on the Actor and shows them on the Item sheet, and no roll, Strike, damage step, condition, movement or aura reads one, because the registry of rule kinds is empty by Mike's instruction ("do NOT survey the talents yet or build ANY of the automation hooks. just build the framework. we will build automation syntax hooks one at a time"). Every rule line in a cell is "unknown rule kind" today and stops the build by name; the same line on a world Item saves and is marked, never refused. Kinds are added one at a time with Mike, each with its hook, its test, its README line and its docs; the first is the aura, for Torchbearer. Nothing generates code from a cell: the cell is data, and the engine is the only code.</w:t>
       </w:r>
     </w:p>
     <w:p>
@@ -12650,15 +13298,15 @@
           <w:b/>
           <w:i w:val="0"/>
         </w:rPr>
-        <w:t>Bind writes on a partner you do not own need the owner's click.</w:t>
-      </w:r>
-      <w:r>
-        <w:rPr>
-          <w:rFonts w:ascii="Calibri" w:hAnsi="Calibri" w:cs="Calibri" w:eastAsia="Calibri"/>
-          <w:b w:val="0"/>
-          <w:i w:val="0"/>
-        </w:rPr>
-        <w:t xml:space="preserve"> Form Bind, Take Control and the Zone a Controller opens on the partner are written on both actors only when one client owns both; otherwise the card says the other side is for its owner to set.</w:t>
+        <w:t>"Expose a plausible Zone" is a picker, not a rule the engine resolves.</w:t>
+      </w:r>
+      <w:r>
+        <w:rPr>
+          <w:rFonts w:ascii="Calibri" w:hAnsi="Calibri" w:cs="Calibri" w:eastAsia="Calibri"/>
+          <w:b w:val="0"/>
+          <w:i w:val="0"/>
+        </w:rPr>
+        <w:t xml:space="preserve"> GM judgement inside a formula cannot be automated, so the card offers the attacker a Zone picker on the Results the book names and the GM can veto on the card.</w:t>
       </w:r>
     </w:p>
     <w:p>
@@ -12671,15 +13319,15 @@
           <w:b/>
           <w:i w:val="0"/>
         </w:rPr>
-        <w:t>A Prepared Rush is charged at once.</w:t>
-      </w:r>
-      <w:r>
-        <w:rPr>
-          <w:rFonts w:ascii="Calibri" w:hAnsi="Calibri" w:cs="Calibri" w:eastAsia="Calibri"/>
-          <w:b w:val="0"/>
-          <w:i w:val="0"/>
-        </w:rPr>
-        <w:t xml:space="preserve"> A drag is a move already made, so a Rush-length drag pays its three actions on the drop and the telegraphing the Prepared trait implies is left to the table.</w:t>
+        <w:t>Bind writes on a partner you do not own need the owner's click.</w:t>
+      </w:r>
+      <w:r>
+        <w:rPr>
+          <w:rFonts w:ascii="Calibri" w:hAnsi="Calibri" w:cs="Calibri" w:eastAsia="Calibri"/>
+          <w:b w:val="0"/>
+          <w:i w:val="0"/>
+        </w:rPr>
+        <w:t xml:space="preserve"> Form Bind, Take Control and the Zone a Controller opens on the partner are written on both actors only when one client owns both; otherwise the card says the other side is for its owner to set.</w:t>
       </w:r>
     </w:p>
     <w:p>
@@ -12692,15 +13340,15 @@
           <w:b/>
           <w:i w:val="0"/>
         </w:rPr>
-        <w:t>Persistent Damage is a reminder.</w:t>
-      </w:r>
-      <w:r>
-        <w:rPr>
-          <w:rFonts w:ascii="Calibri" w:hAnsi="Calibri" w:cs="Calibri" w:eastAsia="Calibri"/>
-          <w:b w:val="0"/>
-          <w:i w:val="0"/>
-        </w:rPr>
-        <w:t xml:space="preserve"> The end-of-round card rolls it, but the amount is applied on the sheet by hand: the damage pipeline is built around a Zone and its Protection, and Persistent Damage has neither.</w:t>
+        <w:t>A Prepared Rush is charged at once.</w:t>
+      </w:r>
+      <w:r>
+        <w:rPr>
+          <w:rFonts w:ascii="Calibri" w:hAnsi="Calibri" w:cs="Calibri" w:eastAsia="Calibri"/>
+          <w:b w:val="0"/>
+          <w:i w:val="0"/>
+        </w:rPr>
+        <w:t xml:space="preserve"> A drag is a move already made, so a Rush-length drag pays its three actions on the drop and the telegraphing the Prepared trait implies is left to the table.</w:t>
       </w:r>
     </w:p>
     <w:p>
@@ -12713,15 +13361,15 @@
           <w:b/>
           <w:i w:val="0"/>
         </w:rPr>
-        <w:t>A treated Wound is removed rather than bound.</w:t>
-      </w:r>
-      <w:r>
-        <w:rPr>
-          <w:rFonts w:ascii="Calibri" w:hAnsi="Calibri" w:cs="Calibri" w:eastAsia="Calibri"/>
-          <w:b w:val="0"/>
-          <w:i w:val="0"/>
-        </w:rPr>
-        <w:t xml:space="preserve"> The book keeps a bound Wound on the count for a week; the system takes it off the Zone on a successful Treat and says so on the card.</w:t>
+        <w:t>Persistent Damage is a reminder.</w:t>
+      </w:r>
+      <w:r>
+        <w:rPr>
+          <w:rFonts w:ascii="Calibri" w:hAnsi="Calibri" w:cs="Calibri" w:eastAsia="Calibri"/>
+          <w:b w:val="0"/>
+          <w:i w:val="0"/>
+        </w:rPr>
+        <w:t xml:space="preserve"> The end-of-round card rolls it, but the amount is applied on the sheet by hand: the damage pipeline is built around a Zone and its Protection, and Persistent Damage has neither.</w:t>
       </w:r>
     </w:p>
     <w:p>
@@ -12734,15 +13382,15 @@
           <w:b/>
           <w:i w:val="0"/>
         </w:rPr>
-        <w:t>Ten minutes of rest is a button, not a clock.</w:t>
-      </w:r>
-      <w:r>
-        <w:rPr>
-          <w:rFonts w:ascii="Calibri" w:hAnsi="Calibri" w:cs="Calibri" w:eastAsia="Calibri"/>
-          <w:b w:val="0"/>
-          <w:i w:val="0"/>
-        </w:rPr>
-        <w:t xml:space="preserve"> The book's Fatigued N "ends after ten minutes of rest". The system has no clock for the rest and no longer guesses at one (through 0.6.1 it cleared Fatigued when the Combat was deleted), so the Fatigued card offers the owner or the GM a Ten minutes' rest button, a night's rest clears it, and whether ten minutes passed between one scene and the next is the table's to say.</w:t>
+        <w:t>A treated Wound is removed rather than bound.</w:t>
+      </w:r>
+      <w:r>
+        <w:rPr>
+          <w:rFonts w:ascii="Calibri" w:hAnsi="Calibri" w:cs="Calibri" w:eastAsia="Calibri"/>
+          <w:b w:val="0"/>
+          <w:i w:val="0"/>
+        </w:rPr>
+        <w:t xml:space="preserve"> The book keeps a bound Wound on the count for a week; the system takes it off the Zone on a successful Treat and says so on the card.</w:t>
       </w:r>
     </w:p>
     <w:p>
@@ -12755,15 +13403,15 @@
           <w:b/>
           <w:i w:val="0"/>
         </w:rPr>
-        <w:t>Sleeping in armor without Comfort does not set Fatigued 1.</w:t>
-      </w:r>
-      <w:r>
-        <w:rPr>
-          <w:rFonts w:ascii="Calibri" w:hAnsi="Calibri" w:cs="Calibri" w:eastAsia="Calibri"/>
-          <w:b w:val="0"/>
-          <w:i w:val="0"/>
-        </w:rPr>
-        <w:t xml:space="preserve"> The book's Comfort row (PHB v4.14): "You can sleep in it without increasing your Fatigued value by 1." The rest card restores Vigor, clears Fatigued and does nothing else; that rule is the table's to apply.</w:t>
+        <w:t>Ten minutes of rest is a button, not a clock.</w:t>
+      </w:r>
+      <w:r>
+        <w:rPr>
+          <w:rFonts w:ascii="Calibri" w:hAnsi="Calibri" w:cs="Calibri" w:eastAsia="Calibri"/>
+          <w:b w:val="0"/>
+          <w:i w:val="0"/>
+        </w:rPr>
+        <w:t xml:space="preserve"> The book's Fatigued N "ends after ten minutes of rest". The system has no clock for the rest and no longer guesses at one (through 0.6.1 it cleared Fatigued when the Combat was deleted), so the Fatigued card offers the owner or the GM a Ten minutes' rest button, a night's rest clears it, and whether ten minutes passed between one scene and the next is the table's to say.</w:t>
       </w:r>
     </w:p>
     <w:p>
@@ -12776,15 +13424,15 @@
           <w:b/>
           <w:i w:val="0"/>
         </w:rPr>
-        <w:t>"Climb or Swim" is asked, not detected.</w:t>
-      </w:r>
-      <w:r>
-        <w:rPr>
-          <w:rFonts w:ascii="Calibri" w:hAnsi="Calibri" w:cs="Calibri" w:eastAsia="Calibri"/>
-          <w:b w:val="0"/>
-          <w:i w:val="0"/>
-        </w:rPr>
-        <w:t xml:space="preserve"> Load Strain lands on an Athletics check only when the player ticks the dialog's toggle, because the system cannot tell a Climb from a grapple.</w:t>
+        <w:t>Sleeping in armor without Comfort does not set Fatigued 1.</w:t>
+      </w:r>
+      <w:r>
+        <w:rPr>
+          <w:rFonts w:ascii="Calibri" w:hAnsi="Calibri" w:cs="Calibri" w:eastAsia="Calibri"/>
+          <w:b w:val="0"/>
+          <w:i w:val="0"/>
+        </w:rPr>
+        <w:t xml:space="preserve"> The book's Comfort row (PHB v4.14): "You can sleep in it without increasing your Fatigued value by 1." The rest card restores Vigor, clears Fatigued and does nothing else; that rule is the table's to apply.</w:t>
       </w:r>
     </w:p>
     <w:p>
@@ -12797,15 +13445,15 @@
           <w:b/>
           <w:i w:val="0"/>
         </w:rPr>
-        <w:t>Zone critical effects other than the Torso's are announced, not tracked.</w:t>
-      </w:r>
-      <w:r>
-        <w:rPr>
-          <w:rFonts w:ascii="Calibri" w:hAnsi="Calibri" w:cs="Calibri" w:eastAsia="Calibri"/>
-          <w:b w:val="0"/>
-          <w:i w:val="0"/>
-        </w:rPr>
-        <w:t xml:space="preserve"> A Critical Hit on the Torso sets Off-Guard; the Arms, Legs and Head effects until Recenter are printed for the table. The Wound versions of the same effects are applied to the numbers.</w:t>
+        <w:t>"Climb or Swim" is asked, not detected.</w:t>
+      </w:r>
+      <w:r>
+        <w:rPr>
+          <w:rFonts w:ascii="Calibri" w:hAnsi="Calibri" w:cs="Calibri" w:eastAsia="Calibri"/>
+          <w:b w:val="0"/>
+          <w:i w:val="0"/>
+        </w:rPr>
+        <w:t xml:space="preserve"> Load Strain lands on an Athletics check only when the player ticks the dialog's toggle, because the system cannot tell a Climb from a grapple.</w:t>
       </w:r>
     </w:p>
     <w:p>
@@ -12818,15 +13466,15 @@
           <w:b/>
           <w:i w:val="0"/>
         </w:rPr>
-        <w:t>Guard's unavailability, and the shield rule for ranged Blows, are the table's.</w:t>
-      </w:r>
-      <w:r>
-        <w:rPr>
-          <w:rFonts w:ascii="Calibri" w:hAnsi="Calibri" w:cs="Calibri" w:eastAsia="Calibri"/>
-          <w:b w:val="0"/>
-          <w:i w:val="0"/>
-        </w:rPr>
-        <w:t xml:space="preserve"> The sheet cannot see whether you were aware of the attack or had a hand free.</w:t>
+        <w:t>Zone critical effects other than the Torso's are announced, not tracked.</w:t>
+      </w:r>
+      <w:r>
+        <w:rPr>
+          <w:rFonts w:ascii="Calibri" w:hAnsi="Calibri" w:cs="Calibri" w:eastAsia="Calibri"/>
+          <w:b w:val="0"/>
+          <w:i w:val="0"/>
+        </w:rPr>
+        <w:t xml:space="preserve"> A Critical Hit on the Torso sets Off-Guard; the Arms, Legs and Head effects until Recenter are printed for the table. The Wound versions of the same effects are applied to the numbers.</w:t>
       </w:r>
     </w:p>
     <w:p>
@@ -12839,15 +13487,15 @@
           <w:b/>
           <w:i w:val="0"/>
         </w:rPr>
-        <w:t>Support counts tokens, not fiction.</w:t>
-      </w:r>
-      <w:r>
-        <w:rPr>
-          <w:rFonts w:ascii="Calibri" w:hAnsi="Calibri" w:cs="Calibri" w:eastAsia="Calibri"/>
-          <w:b w:val="0"/>
-          <w:i w:val="0"/>
-        </w:rPr>
-        <w:t xml:space="preserve"> An ally is a token of your disposition within its Total Reach of the target; whether it is actually threatening is the GM's to say.</w:t>
+        <w:t>Guard's unavailability, and the shield rule for ranged Blows, are the table's.</w:t>
+      </w:r>
+      <w:r>
+        <w:rPr>
+          <w:rFonts w:ascii="Calibri" w:hAnsi="Calibri" w:cs="Calibri" w:eastAsia="Calibri"/>
+          <w:b w:val="0"/>
+          <w:i w:val="0"/>
+        </w:rPr>
+        <w:t xml:space="preserve"> The sheet cannot see whether you were aware of the attack or had a hand free.</w:t>
       </w:r>
     </w:p>
     <w:p>
@@ -12860,15 +13508,15 @@
           <w:b/>
           <w:i w:val="0"/>
         </w:rPr>
-        <w:t>The Intercept card fires when the drag lands</w:t>
-      </w:r>
-      <w:r>
-        <w:rPr>
-          <w:rFonts w:ascii="Calibri" w:hAnsi="Calibri" w:cs="Calibri" w:eastAsia="Calibri"/>
-          <w:b w:val="0"/>
-          <w:i w:val="0"/>
-        </w:rPr>
-        <w:t>, not before the movement, and never blocks it. Whether the Quick Strike lands before the last step is the table's call.</w:t>
+        <w:t>Support counts tokens, not fiction.</w:t>
+      </w:r>
+      <w:r>
+        <w:rPr>
+          <w:rFonts w:ascii="Calibri" w:hAnsi="Calibri" w:cs="Calibri" w:eastAsia="Calibri"/>
+          <w:b w:val="0"/>
+          <w:i w:val="0"/>
+        </w:rPr>
+        <w:t xml:space="preserve"> An ally is a token of your disposition within its Total Reach of the target; whether it is actually threatening is the GM's to say.</w:t>
       </w:r>
     </w:p>
     <w:p>
@@ -12881,15 +13529,15 @@
           <w:b/>
           <w:i w:val="0"/>
         </w:rPr>
-        <w:t>Cover, Concealment and detection are reference, not automation.</w:t>
-      </w:r>
-      <w:r>
-        <w:rPr>
-          <w:rFonts w:ascii="Calibri" w:hAnsi="Calibri" w:cs="Calibri" w:eastAsia="Calibri"/>
-          <w:b w:val="0"/>
-          <w:i w:val="0"/>
-        </w:rPr>
-        <w:t xml:space="preserve"> They need a judgement about a line between two tokens, which is the standing risk the working agreement names.</w:t>
+        <w:t>The Intercept card fires when the drag lands</w:t>
+      </w:r>
+      <w:r>
+        <w:rPr>
+          <w:rFonts w:ascii="Calibri" w:hAnsi="Calibri" w:cs="Calibri" w:eastAsia="Calibri"/>
+          <w:b w:val="0"/>
+          <w:i w:val="0"/>
+        </w:rPr>
+        <w:t>, not before the movement, and never blocks it. Whether the Quick Strike lands before the last step is the table's call.</w:t>
       </w:r>
     </w:p>
     <w:p>
@@ -12902,15 +13550,15 @@
           <w:b/>
           <w:i w:val="0"/>
         </w:rPr>
-        <w:t>Levelling is manual.</w:t>
-      </w:r>
-      <w:r>
-        <w:rPr>
-          <w:rFonts w:ascii="Calibri" w:hAnsi="Calibri" w:cs="Calibri" w:eastAsia="Calibri"/>
-          <w:b w:val="0"/>
-          <w:i w:val="0"/>
-        </w:rPr>
-        <w:t xml:space="preserve"> Change the level field; everything recomputes. There is no level-up wizard yet.</w:t>
+        <w:t>Cover, Concealment and detection are reference, not automation.</w:t>
+      </w:r>
+      <w:r>
+        <w:rPr>
+          <w:rFonts w:ascii="Calibri" w:hAnsi="Calibri" w:cs="Calibri" w:eastAsia="Calibri"/>
+          <w:b w:val="0"/>
+          <w:i w:val="0"/>
+        </w:rPr>
+        <w:t xml:space="preserve"> They need a judgement about a line between two tokens, which is the standing risk the working agreement names.</w:t>
       </w:r>
     </w:p>
     <w:p>
@@ -12923,6 +13571,27 @@
           <w:b/>
           <w:i w:val="0"/>
         </w:rPr>
+        <w:t>Levelling is manual.</w:t>
+      </w:r>
+      <w:r>
+        <w:rPr>
+          <w:rFonts w:ascii="Calibri" w:hAnsi="Calibri" w:cs="Calibri" w:eastAsia="Calibri"/>
+          <w:b w:val="0"/>
+          <w:i w:val="0"/>
+        </w:rPr>
+        <w:t xml:space="preserve"> Change the level field; everything recomputes. There is no level-up wizard yet.</w:t>
+      </w:r>
+    </w:p>
+    <w:p>
+      <w:pPr>
+        <w:pStyle w:val="ListBullet"/>
+      </w:pPr>
+      <w:r>
+        <w:rPr>
+          <w:rFonts w:ascii="Calibri" w:hAnsi="Calibri" w:cs="Calibri" w:eastAsia="Calibri"/>
+          <w:b/>
+          <w:i w:val="0"/>
+        </w:rPr>
         <w:t>Talent effects are prose the sheet displays</w:t>
       </w:r>
       <w:r>
@@ -12931,7 +13600,7 @@
           <w:b w:val="0"/>
           <w:i w:val="0"/>
         </w:rPr>
-        <w:t>, not rules the system acts on. That is the next piece of work, and it will be authored in the spreadsheets rather than in code.</w:t>
+        <w:t>, not rules the system acts on. The framework that will read them shipped in 0.9.0 (section 7) with no rule kinds, so it changes nothing in play; the rules will be authored in the spreadsheets' Automation column, one kind at a time with Mike, never as code written per Talent.</w:t>
       </w:r>
     </w:p>
     <w:p>
